--- a/downloads/teacher/ai-6-week-25.docx
+++ b/downloads/teacher/ai-6-week-25.docx
@@ -1974,6 +1974,396 @@
         <w:t>For the Grounded Learning Service, retain an annotated trace and the changed-case result. Name the contract or evidence that makes the deciding step valid, so another team can review it.</w:t>
       </w:r>
     </w:p>
+    <w:p>
+      <w:pPr>
+        <w:pStyle w:val="Heading1"/>
+      </w:pPr>
+      <w:r>
+        <w:t>07. Prepare, teach and assess</w:t>
+      </w:r>
+    </w:p>
+    <w:p>
+      <w:r>
+        <w:t>Teaching target: Explain the mechanism and terminology of monitoring quality drift</w:t>
+      </w:r>
+    </w:p>
+    <w:p>
+      <w:r>
+        <w:t>Prepare the labelled worked-case picture, the matching workbook, fictional input cards and a place for individual responses. Check a local Python 3 environment before class; have a paper-trace version ready.</w:t>
+      </w:r>
+    </w:p>
+    <w:tbl>
+      <w:tblPr>
+        <w:tblStyle w:val="LightShading-Accent1"/>
+        <w:tblW w:type="auto" w:w="0"/>
+        <w:tblLook w:firstColumn="1" w:firstRow="1" w:lastColumn="0" w:lastRow="0" w:noHBand="0" w:noVBand="1" w:val="04A0"/>
+      </w:tblPr>
+      <w:tblGrid>
+        <w:gridCol w:w="3408"/>
+        <w:gridCol w:w="3408"/>
+        <w:gridCol w:w="3408"/>
+      </w:tblGrid>
+      <w:tr>
+        <w:trPr>
+          <w:tblHeader/>
+        </w:trPr>
+        <w:tc>
+          <w:tcPr>
+            <w:tcW w:type="dxa" w:w="3408"/>
+          </w:tcPr>
+          <w:p>
+            <w:r>
+              <w:t>Session</w:t>
+            </w:r>
+          </w:p>
+        </w:tc>
+        <w:tc>
+          <w:tcPr>
+            <w:tcW w:type="dxa" w:w="3408"/>
+          </w:tcPr>
+          <w:p>
+            <w:r>
+              <w:t>Plan</w:t>
+            </w:r>
+          </w:p>
+        </w:tc>
+        <w:tc>
+          <w:tcPr>
+            <w:tcW w:type="dxa" w:w="3408"/>
+          </w:tcPr>
+          <w:p>
+            <w:r>
+              <w:t>Resources</w:t>
+            </w:r>
+          </w:p>
+        </w:tc>
+      </w:tr>
+      <w:tr>
+        <w:tc>
+          <w:tcPr>
+            <w:tcW w:type="dxa" w:w="3408"/>
+          </w:tcPr>
+          <w:p>
+            <w:r>
+              <w:t>Session 1 · Understand · 45 min</w:t>
+            </w:r>
+          </w:p>
+        </w:tc>
+        <w:tc>
+          <w:tcPr>
+            <w:tcW w:type="dxa" w:w="3408"/>
+          </w:tcPr>
+          <w:p>
+            <w:r>
+              <w:t>0–7: recall and prerequisite; 7–15: inspect the concrete case and predict; 15–30: teacher models the worked trace; 30–40: learners explain a step using the text and visual; 40–45: check the core idea.</w:t>
+            </w:r>
+          </w:p>
+        </w:tc>
+        <w:tc>
+          <w:tcPr>
+            <w:tcW w:type="dxa" w:w="3408"/>
+          </w:tcPr>
+          <w:p>
+            <w:r>
+              <w:t>Sections 1–6; record the brief recall in the workbook.</w:t>
+            </w:r>
+          </w:p>
+        </w:tc>
+      </w:tr>
+      <w:tr>
+        <w:tc>
+          <w:tcPr>
+            <w:tcW w:type="dxa" w:w="3408"/>
+          </w:tcPr>
+          <w:p>
+            <w:r>
+              <w:t>Session 2 · Practise · 45 min</w:t>
+            </w:r>
+          </w:p>
+        </w:tc>
+        <w:tc>
+          <w:tcPr>
+            <w:tcW w:type="dxa" w:w="3408"/>
+          </w:tcPr>
+          <w:p>
+            <w:r>
+              <w:t>0–5: retrieve the procedure; 5–15: W2 completion practice; 15–23: explain and check with a partner; 23–30: each learner answers the misconception check; 30–40: targeted reteaching or a harder variation; 40–45: prepare the investigation.</w:t>
+            </w:r>
+          </w:p>
+        </w:tc>
+        <w:tc>
+          <w:tcPr>
+            <w:tcW w:type="dxa" w:w="3408"/>
+          </w:tcPr>
+          <w:p>
+            <w:r>
+              <w:t>Sections 7–10; use the matching workbook W2 and misconception check.</w:t>
+            </w:r>
+          </w:p>
+        </w:tc>
+      </w:tr>
+      <w:tr>
+        <w:tc>
+          <w:tcPr>
+            <w:tcW w:type="dxa" w:w="3408"/>
+          </w:tcPr>
+          <w:p>
+            <w:r>
+              <w:t>Session 3 · Investigate and transfer · 45 min</w:t>
+            </w:r>
+          </w:p>
+        </w:tc>
+        <w:tc>
+          <w:tcPr>
+            <w:tcW w:type="dxa" w:w="3408"/>
+          </w:tcPr>
+          <w:p>
+            <w:r>
+              <w:t>0–5: retrieve the decision rule; 5–20: investigate or trace; 20–30: start the independent case; 30–38: connect the project; 38–43: act on feedback; 43–45: plan the return check.</w:t>
+            </w:r>
+          </w:p>
+        </w:tc>
+        <w:tc>
+          <w:tcPr>
+            <w:tcW w:type="dxa" w:w="3408"/>
+          </w:tcPr>
+          <w:p>
+            <w:r>
+              <w:t>Sections 9 and 11–14. Give extra time to finish the full task set; use Section 15 when the week includes a coding lab.</w:t>
+            </w:r>
+          </w:p>
+        </w:tc>
+      </w:tr>
+    </w:tbl>
+    <w:p>
+      <w:r>
+        <w:t>Before class, solve the supported practice: Reference window passes18/20; new window14/20. Show the intermediate steps and give the conclusion with its scope.</w:t>
+      </w:r>
+    </w:p>
+    <w:p>
+      <w:r>
+        <w:t>Reasoned practice answer: Teacher explanation: 90% versus70%, drop20 percentage points; new window breaches80%. Check case mix, data versions and logs before asserting model drift as the cause.</w:t>
+      </w:r>
+    </w:p>
+    <w:p>
+      <w:r>
+        <w:t>Check every learner before discussion: Use the worked case for Monitoring quality drift. Proposed explanation: “The worked result establishes every future case”. Decide whether this explanation is supported. Point to the step or supplied fact that decides; explain your repair if needed.</w:t>
+      </w:r>
+    </w:p>
+    <w:p>
+      <w:r>
+        <w:t>Misconception repair: An alert identifies a condition for investigation, not a complete causal explanation.</w:t>
+      </w:r>
+    </w:p>
+    <w:p>
+      <w:r>
+        <w:t>Support: read the exact case aloud, enlarge the labelled picture, supply input cards and model only the first deciding step. Accept a spoken explanation or drawing; retain the reasoning goal.</w:t>
+      </w:r>
+    </w:p>
+    <w:p>
+      <w:r>
+        <w:t>Extension: Week B has no ambiguous questions. Require a prediction and a reason before comparing. Expected result: That slice is unmeasured, not perfectly correct. Reason: No observations means no rate can be calculated for it.</w:t>
+      </w:r>
+    </w:p>
+    <w:p>
+      <w:r>
+        <w:t>Independent assessment: withhold the reserved answer until the learner has attempted the new case. Record support separately from correctness.</w:t>
+      </w:r>
+    </w:p>
+    <w:tbl>
+      <w:tblPr>
+        <w:tblStyle w:val="LightShading-Accent1"/>
+        <w:tblW w:type="auto" w:w="0"/>
+        <w:tblLook w:firstColumn="1" w:firstRow="1" w:lastColumn="0" w:lastRow="0" w:noHBand="0" w:noVBand="1" w:val="04A0"/>
+      </w:tblPr>
+      <w:tblGrid>
+        <w:gridCol w:w="2556"/>
+        <w:gridCol w:w="2556"/>
+        <w:gridCol w:w="2556"/>
+        <w:gridCol w:w="2556"/>
+      </w:tblGrid>
+      <w:tr>
+        <w:trPr>
+          <w:tblHeader/>
+        </w:trPr>
+        <w:tc>
+          <w:tcPr>
+            <w:tcW w:type="dxa" w:w="2556"/>
+          </w:tcPr>
+          <w:p>
+            <w:r>
+              <w:t>Criterion</w:t>
+            </w:r>
+          </w:p>
+        </w:tc>
+        <w:tc>
+          <w:tcPr>
+            <w:tcW w:type="dxa" w:w="2556"/>
+          </w:tcPr>
+          <w:p>
+            <w:r>
+              <w:t>Not yet</w:t>
+            </w:r>
+          </w:p>
+        </w:tc>
+        <w:tc>
+          <w:tcPr>
+            <w:tcW w:type="dxa" w:w="2556"/>
+          </w:tcPr>
+          <w:p>
+            <w:r>
+              <w:t>With support</w:t>
+            </w:r>
+          </w:p>
+        </w:tc>
+        <w:tc>
+          <w:tcPr>
+            <w:tcW w:type="dxa" w:w="2556"/>
+          </w:tcPr>
+          <w:p>
+            <w:r>
+              <w:t>Independent</w:t>
+            </w:r>
+          </w:p>
+        </w:tc>
+      </w:tr>
+      <w:tr>
+        <w:tc>
+          <w:tcPr>
+            <w:tcW w:type="dxa" w:w="2556"/>
+          </w:tcPr>
+          <w:p>
+            <w:r>
+              <w:t>Explanation</w:t>
+            </w:r>
+          </w:p>
+        </w:tc>
+        <w:tc>
+          <w:tcPr>
+            <w:tcW w:type="dxa" w:w="2556"/>
+          </w:tcPr>
+          <w:p>
+            <w:r>
+              <w:t>Names an answer without a deciding fact</w:t>
+            </w:r>
+          </w:p>
+        </w:tc>
+        <w:tc>
+          <w:tcPr>
+            <w:tcW w:type="dxa" w:w="2556"/>
+          </w:tcPr>
+          <w:p>
+            <w:r>
+              <w:t>Uses a hint to link fact and decision</w:t>
+            </w:r>
+          </w:p>
+        </w:tc>
+        <w:tc>
+          <w:tcPr>
+            <w:tcW w:type="dxa" w:w="2556"/>
+          </w:tcPr>
+          <w:p>
+            <w:r>
+              <w:t>Explains the deciding fact in own words</w:t>
+            </w:r>
+          </w:p>
+        </w:tc>
+      </w:tr>
+      <w:tr>
+        <w:tc>
+          <w:tcPr>
+            <w:tcW w:type="dxa" w:w="2556"/>
+          </w:tcPr>
+          <w:p>
+            <w:r>
+              <w:t>Trace or test</w:t>
+            </w:r>
+          </w:p>
+        </w:tc>
+        <w:tc>
+          <w:tcPr>
+            <w:tcW w:type="dxa" w:w="2556"/>
+          </w:tcPr>
+          <w:p>
+            <w:r>
+              <w:t>Cannot connect input and result</w:t>
+            </w:r>
+          </w:p>
+        </w:tc>
+        <w:tc>
+          <w:tcPr>
+            <w:tcW w:type="dxa" w:w="2556"/>
+          </w:tcPr>
+          <w:p>
+            <w:r>
+              <w:t>Completes steps with prompts</w:t>
+            </w:r>
+          </w:p>
+        </w:tc>
+        <w:tc>
+          <w:tcPr>
+            <w:tcW w:type="dxa" w:w="2556"/>
+          </w:tcPr>
+          <w:p>
+            <w:r>
+              <w:t>Traces or tests a changed case accurately</w:t>
+            </w:r>
+          </w:p>
+        </w:tc>
+      </w:tr>
+      <w:tr>
+        <w:tc>
+          <w:tcPr>
+            <w:tcW w:type="dxa" w:w="2556"/>
+          </w:tcPr>
+          <w:p>
+            <w:r>
+              <w:t>Limits and revision</w:t>
+            </w:r>
+          </w:p>
+        </w:tc>
+        <w:tc>
+          <w:tcPr>
+            <w:tcW w:type="dxa" w:w="2556"/>
+          </w:tcPr>
+          <w:p>
+            <w:r>
+              <w:t>Claims more than evidence supports</w:t>
+            </w:r>
+          </w:p>
+        </w:tc>
+        <w:tc>
+          <w:tcPr>
+            <w:tcW w:type="dxa" w:w="2556"/>
+          </w:tcPr>
+          <w:p>
+            <w:r>
+              <w:t>Names a limit after a prompt</w:t>
+            </w:r>
+          </w:p>
+        </w:tc>
+        <w:tc>
+          <w:tcPr>
+            <w:tcW w:type="dxa" w:w="2556"/>
+          </w:tcPr>
+          <w:p>
+            <w:r>
+              <w:t>States a defensible limit and useful next test</w:t>
+            </w:r>
+          </w:p>
+        </w:tc>
+      </w:tr>
+    </w:tbl>
+    <w:p>
+      <w:r>
+        <w:t>Project checkpoint: Prepare the demonstration. Gather reproducible instructions, evidence, access checks and remaining limitations.</w:t>
+      </w:r>
+    </w:p>
+    <w:p>
+      <w:r>
+        <w:t>Use the weekly teacher answer for topic-specific reasoning. A saved progress tick is an activity record; judge mastery from the learner’s explanation and evidence.</w:t>
+      </w:r>
+    </w:p>
     <w:sectPr>
       <w:pgSz w:w="12240" w:h="15840"/>
       <w:pgMar w:top="936" w:right="1008" w:bottom="936" w:left="1008" w:header="720" w:footer="720" w:gutter="0"/>

--- a/downloads/teacher/ai-6-week-25.docx
+++ b/downloads/teacher/ai-6-week-25.docx
@@ -2364,6 +2364,39 @@
         <w:t>Use the weekly teacher answer for topic-specific reasoning. A saved progress tick is an activity record; judge mastery from the learner’s explanation and evidence.</w:t>
       </w:r>
     </w:p>
+    <w:p>
+      <w:pPr>
+        <w:pStyle w:val="Heading1"/>
+      </w:pPr>
+      <w:r>
+        <w:t>08. Use feedback, labs and repair paths</w:t>
+      </w:r>
+    </w:p>
+    <w:p>
+      <w:r>
+        <w:t>Use the two formative questions as supported practice, not as independent mastery scores. Discuss the deciding evidence rather than accepting a guessed selection.</w:t>
+      </w:r>
+    </w:p>
+    <w:p>
+      <w:r>
+        <w:t>The feedback comes from the reviewed public worked case. Do not reveal the separately reserved independent teacher answer until the learner has attempted that case.</w:t>
+      </w:r>
+    </w:p>
+    <w:p>
+      <w:r>
+        <w:t>Ask students to predict before running code. Preserve errors and actual outputs; collect a changed test and an explanation. The branch-boundary and indexing lessons deliberately include failure cases.</w:t>
+      </w:r>
+    </w:p>
+    <w:p>
+      <w:r>
+        <w:t>Use the earlier worked-explanation links to address a specific missing building block, then return to the current question. Adapt this suggestion after observing the learner; it is not an automatic diagnosis.</w:t>
+      </w:r>
+    </w:p>
+    <w:p>
+      <w:r>
+        <w:t>Collect the completed-work portfolio as evidence. Record support separately from correctness, and assess explanation, trace/test and limitations. Progress ticks and quiz selections alone do not establish mastery.</w:t>
+      </w:r>
+    </w:p>
     <w:sectPr>
       <w:pgSz w:w="12240" w:h="15840"/>
       <w:pgMar w:top="936" w:right="1008" w:bottom="936" w:left="1008" w:header="720" w:footer="720" w:gutter="0"/>

--- a/downloads/teacher/ai-6-week-25.docx
+++ b/downloads/teacher/ai-6-week-25.docx
@@ -29,16 +29,45 @@
       </w:r>
     </w:p>
     <w:p>
-      <w:pPr>
-        <w:pStyle w:val="Heading3"/>
-      </w:pPr>
-      <w:r>
-        <w:t>Teach the learning cycle</w:t>
+      <w:r>
+        <w:t>Prepare Monitoring quality drift: check the target, prerequisites, resources and adaptable teaching schedule.</w:t>
       </w:r>
     </w:p>
     <w:p>
-      <w:r>
-        <w:t>Primary target: Explain the mechanism and terminology of monitoring quality drift</w:t>
+      <w:pPr>
+        <w:pStyle w:val="Heading3"/>
+      </w:pPr>
+      <w:r>
+        <w:t>Teach the learning cycle</w:t>
+      </w:r>
+    </w:p>
+    <w:p>
+      <w:pPr>
+        <w:spacing w:line="336" w:lineRule="auto" w:after="180"/>
+      </w:pPr>
+      <w:r>
+        <w:rPr>
+          <w:b w:val="0"/>
+        </w:rPr>
+        <w:t xml:space="preserve">Primary target: Explain the </w:t>
+      </w:r>
+      <w:r>
+        <w:rPr>
+          <w:b/>
+        </w:rPr>
+        <w:t>mechanism</w:t>
+      </w:r>
+      <w:r>
+        <w:rPr>
+          <w:b w:val="0"/>
+        </w:rPr>
+        <w:t xml:space="preserve"> and terminology of monitoring quality </w:t>
+      </w:r>
+      <w:r>
+        <w:rPr>
+          <w:b/>
+        </w:rPr>
+        <w:t>drift</w:t>
       </w:r>
     </w:p>
     <w:tbl>
@@ -185,16 +214,37 @@
       </w:tr>
     </w:tbl>
     <w:p>
-      <w:r>
-        <w:t>This is a starting allocation of 135 minutes, not a validated duration. Preserve all named topics. Schedule extra time for connected examples, the full investigation, independent cases and project building. Repeated copies of a case share one recorded attempt; they are not new evidence.</w:t>
+      <w:pPr>
+        <w:spacing w:line="336" w:lineRule="auto" w:after="180"/>
+      </w:pPr>
+      <w:r>
+        <w:rPr>
+          <w:b w:val="0"/>
+        </w:rPr>
+        <w:t>This is a starting allocation of 135 minutes, not a validated duration. Preserve all named topics. Schedule extra time for connected examples, the full investigation, independent cases and project building.</w:t>
       </w:r>
     </w:p>
     <w:p>
       <w:pPr>
-        <w:pStyle w:val="Heading3"/>
-      </w:pPr>
-      <w:r>
-        <w:t>Retrieval answer guidance</w:t>
+        <w:spacing w:line="336" w:lineRule="auto" w:after="180"/>
+      </w:pPr>
+      <w:r>
+        <w:rPr>
+          <w:b w:val="0"/>
+        </w:rPr>
+        <w:t xml:space="preserve">Repeated copies of a case share one recorded attempt; they are not new </w:t>
+      </w:r>
+      <w:r>
+        <w:rPr>
+          <w:b/>
+        </w:rPr>
+        <w:t>evidence</w:t>
+      </w:r>
+      <w:r>
+        <w:rPr>
+          <w:b w:val="0"/>
+        </w:rPr>
+        <w:t>.</w:t>
       </w:r>
     </w:p>
     <w:p>
@@ -202,132 +252,351 @@
         <w:pStyle w:val="Heading3"/>
       </w:pPr>
       <w:r>
-        <w:t>Release and rollback</w:t>
+        <w:t>Retrieval answer guidance</w:t>
       </w:r>
     </w:p>
     <w:p>
-      <w:r>
-        <w:t>Without opening the old lesson, explain one key idea from Release and rollback. Give an example and a mistake that the idea helps you avoid.</w:t>
+      <w:pPr>
+        <w:pStyle w:val="Heading3"/>
+      </w:pPr>
+      <w:r>
+        <w:t>Release and rollback</w:t>
       </w:r>
     </w:p>
     <w:p>
-      <w:r>
-        <w:t>Look for: Explain the mechanism and terminology of release and rollback</w:t>
+      <w:pPr>
+        <w:spacing w:line="336" w:lineRule="auto" w:after="180"/>
+      </w:pPr>
+      <w:r>
+        <w:rPr>
+          <w:b w:val="0"/>
+        </w:rPr>
+        <w:t>Without opening the old lesson, explain one key idea from Release and rollback. Give an example and a mistake that the idea helps you avoid.</w:t>
       </w:r>
     </w:p>
     <w:p>
-      <w:r>
-        <w:t>Reference example, not the only acceptable wording: Teacher explanation: Release records bind code, configuration, data schema and evaluation evidence. Rollback requires compatibility with the current stored data. Version v2 writes schema2. Version v1 reads only schema1. A rollback to v1 after v2 writes data cannot safely proceed without migration or a compatible reader.</w:t>
+      <w:pPr>
+        <w:spacing w:line="336" w:lineRule="auto" w:after="180"/>
+      </w:pPr>
+      <w:r>
+        <w:rPr>
+          <w:b w:val="0"/>
+        </w:rPr>
+        <w:t xml:space="preserve">Look for: Explain the </w:t>
+      </w:r>
+      <w:r>
+        <w:rPr>
+          <w:b/>
+        </w:rPr>
+        <w:t>mechanism</w:t>
+      </w:r>
+      <w:r>
+        <w:rPr>
+          <w:b w:val="0"/>
+        </w:rPr>
+        <w:t xml:space="preserve"> and terminology of release and rollback</w:t>
       </w:r>
     </w:p>
     <w:p>
       <w:pPr>
-        <w:pStyle w:val="Heading3"/>
-      </w:pPr>
-      <w:r>
-        <w:t>Queues and asynchronous work</w:t>
+        <w:spacing w:line="336" w:lineRule="auto" w:after="180"/>
+      </w:pPr>
+      <w:r>
+        <w:rPr>
+          <w:b w:val="0"/>
+        </w:rPr>
+        <w:t xml:space="preserve">Reference example, not the only acceptable wording: Teacher explanation: Release records bind code, configuration, data schema and evaluation </w:t>
+      </w:r>
+      <w:r>
+        <w:rPr>
+          <w:b/>
+        </w:rPr>
+        <w:t>evidence</w:t>
+      </w:r>
+      <w:r>
+        <w:rPr>
+          <w:b w:val="0"/>
+        </w:rPr>
+        <w:t>. Rollback requires compatibility with the current stored data.</w:t>
       </w:r>
     </w:p>
     <w:p>
-      <w:r>
-        <w:t>Without opening the old lesson, explain one key idea from Queues and asynchronous work. Give an example and a mistake that the idea helps you avoid.</w:t>
+      <w:pPr>
+        <w:spacing w:line="336" w:lineRule="auto" w:after="180"/>
+      </w:pPr>
+      <w:r>
+        <w:rPr>
+          <w:b w:val="0"/>
+        </w:rPr>
+        <w:t>Version v2 writes schema2. Version v1 reads only schema1. A rollback to v1 after v2 writes data cannot safely proceed without migration or a compatible reader.</w:t>
       </w:r>
     </w:p>
     <w:p>
-      <w:r>
-        <w:t>Look for: Explain the mechanism and terminology of queues and asynchronous work</w:t>
+      <w:pPr>
+        <w:pStyle w:val="Heading3"/>
+      </w:pPr>
+      <w:r>
+        <w:t>Queues and asynchronous work</w:t>
       </w:r>
     </w:p>
     <w:p>
-      <w:r>
-        <w:t>Reference example, not the only acceptable wording: Teacher explanation: Queues separate acceptance from completion. Work may be redelivered, so consumers must preserve operation IDs and deduplicate committed effects. A queued job is pending, running, completed or failed. Acknowledge only after the declared durable completion step. A repeated completed ID returns its prior result; unknown status needs reconciliation.</w:t>
+      <w:pPr>
+        <w:spacing w:line="336" w:lineRule="auto" w:after="180"/>
+      </w:pPr>
+      <w:r>
+        <w:rPr>
+          <w:b w:val="0"/>
+        </w:rPr>
+        <w:t>Without opening the old lesson, explain one key idea from Queues and asynchronous work. Give an example and a mistake that the idea helps you avoid.</w:t>
       </w:r>
     </w:p>
     <w:p>
       <w:pPr>
-        <w:pStyle w:val="Heading3"/>
-      </w:pPr>
-      <w:r>
-        <w:t>Sandboxing and resource limits</w:t>
+        <w:spacing w:line="336" w:lineRule="auto" w:after="180"/>
+      </w:pPr>
+      <w:r>
+        <w:rPr>
+          <w:b w:val="0"/>
+        </w:rPr>
+        <w:t xml:space="preserve">Look for: Explain the </w:t>
+      </w:r>
+      <w:r>
+        <w:rPr>
+          <w:b/>
+        </w:rPr>
+        <w:t>mechanism</w:t>
+      </w:r>
+      <w:r>
+        <w:rPr>
+          <w:b w:val="0"/>
+        </w:rPr>
+        <w:t xml:space="preserve"> and terminology of queues and asynchronous work</w:t>
       </w:r>
     </w:p>
     <w:p>
-      <w:r>
-        <w:t>Without opening the old lesson, explain one key idea from Sandboxing and resource limits. Give an example and a mistake that the idea helps you avoid.</w:t>
+      <w:pPr>
+        <w:spacing w:line="336" w:lineRule="auto" w:after="180"/>
+      </w:pPr>
+      <w:r>
+        <w:rPr>
+          <w:b w:val="0"/>
+        </w:rPr>
+        <w:t>Reference example, not the only acceptable wording: Teacher explanation: Queues separate acceptance from completion. Work may be redelivered, so consumers must preserve operation IDs and deduplicate committed effects.</w:t>
       </w:r>
     </w:p>
     <w:p>
-      <w:r>
-        <w:t>Look for: Explain the mechanism and terminology of sandboxing and resource limits</w:t>
+      <w:pPr>
+        <w:spacing w:line="336" w:lineRule="auto" w:after="180"/>
+      </w:pPr>
+      <w:r>
+        <w:rPr>
+          <w:b w:val="0"/>
+        </w:rPr>
+        <w:t>A queued job is pending, running, completed or failed. Acknowledge only after the declared durable completion step. A repeated completed ID returns its prior result; unknown status needs reconciliation.</w:t>
       </w:r>
     </w:p>
     <w:p>
-      <w:r>
-        <w:t>Reference example, not the only acceptable wording: Teacher explanation: Sandboxing and quotas constrain what a process may access or consume. They reduce possible operations but do not verify every result. The fictional job may read its fixture directory, write its output directory, use no network and run for at most 2 seconds with at most 10 queued tasks. Reject excess work before starting it.</w:t>
+      <w:pPr>
+        <w:pStyle w:val="Heading3"/>
+      </w:pPr>
+      <w:r>
+        <w:t>Sandboxing and resource limits</w:t>
       </w:r>
     </w:p>
     <w:p>
-      <w:r>
-        <w:t>Two 45-minute sessions. Monitoring compares current outcomes with a declared reference and sampling protocol. A change in observed quality may reflect case mix or instrumentation. Use the supplied constructed scenarios to make the mechanism inspectable. Collect W4 before sharing solutions. Students should name intermediate evidence and limitations; classroom pacing and learning effectiveness remain unvalidated.</w:t>
+      <w:pPr>
+        <w:spacing w:line="336" w:lineRule="auto" w:after="180"/>
+      </w:pPr>
+      <w:r>
+        <w:rPr>
+          <w:b w:val="0"/>
+        </w:rPr>
+        <w:t>Without opening the old lesson, explain one key idea from Sandboxing and resource limits. Give an example and a mistake that the idea helps you avoid.</w:t>
       </w:r>
     </w:p>
     <w:p>
       <w:pPr>
-        <w:pStyle w:val="Heading3"/>
-      </w:pPr>
-      <w:r>
-        <w:t>Outcomes</w:t>
+        <w:spacing w:line="336" w:lineRule="auto" w:after="180"/>
+      </w:pPr>
+      <w:r>
+        <w:rPr>
+          <w:b w:val="0"/>
+        </w:rPr>
+        <w:t xml:space="preserve">Look for: Explain the </w:t>
+      </w:r>
+      <w:r>
+        <w:rPr>
+          <w:b/>
+        </w:rPr>
+        <w:t>mechanism</w:t>
+      </w:r>
+      <w:r>
+        <w:rPr>
+          <w:b w:val="0"/>
+        </w:rPr>
+        <w:t xml:space="preserve"> and terminology of sandboxing and resource limits</w:t>
       </w:r>
     </w:p>
     <w:p>
-      <w:r>
-        <w:t>Explain the mechanism and terminology of monitoring quality drift</w:t>
+      <w:pPr>
+        <w:spacing w:line="336" w:lineRule="auto" w:after="180"/>
+      </w:pPr>
+      <w:r>
+        <w:rPr>
+          <w:b w:val="0"/>
+        </w:rPr>
+        <w:t xml:space="preserve">Reference example, not the only acceptable wording: Teacher explanation: Sandboxing and quotas constrain what a </w:t>
+      </w:r>
+      <w:r>
+        <w:rPr>
+          <w:b/>
+        </w:rPr>
+        <w:t>process</w:t>
+      </w:r>
+      <w:r>
+        <w:rPr>
+          <w:b w:val="0"/>
+        </w:rPr>
+        <w:t xml:space="preserve"> may access or consume. They reduce possible operations but do not verify every result.</w:t>
       </w:r>
     </w:p>
     <w:p>
-      <w:r>
-        <w:t>Apply the stated procedure to a new case with a traceable result</w:t>
+      <w:pPr>
+        <w:spacing w:line="336" w:lineRule="auto" w:after="180"/>
+      </w:pPr>
+      <w:r>
+        <w:rPr>
+          <w:b w:val="0"/>
+        </w:rPr>
+        <w:t xml:space="preserve">The fictional job may read its fixture directory, write its </w:t>
+      </w:r>
+      <w:r>
+        <w:rPr>
+          <w:b/>
+        </w:rPr>
+        <w:t>output</w:t>
+      </w:r>
+      <w:r>
+        <w:rPr>
+          <w:b w:val="0"/>
+        </w:rPr>
+        <w:t xml:space="preserve"> directory, use no network and run for at most 2 seconds with at most 10 queued tasks. Reject excess work before starting it.</w:t>
       </w:r>
     </w:p>
     <w:p>
-      <w:r>
-        <w:t>Identify an assumption or limitation and design a revealing follow-up</w:t>
+      <w:pPr>
+        <w:spacing w:line="336" w:lineRule="auto" w:after="180"/>
+      </w:pPr>
+      <w:r>
+        <w:rPr>
+          <w:b w:val="0"/>
+        </w:rPr>
+        <w:t>Two 45-minute sessions. Monitoring compares current outcomes with a declared reference and sampling protocol. A change in observed quality may reflect case mix or instrumentation.</w:t>
       </w:r>
     </w:p>
     <w:p>
       <w:pPr>
-        <w:pStyle w:val="Heading3"/>
-      </w:pPr>
-      <w:r>
-        <w:t>Preparation</w:t>
+        <w:spacing w:line="336" w:lineRule="auto" w:after="180"/>
+      </w:pPr>
+      <w:r>
+        <w:rPr>
+          <w:b w:val="0"/>
+        </w:rPr>
+        <w:t xml:space="preserve">Use the supplied constructed scenarios to make the </w:t>
+      </w:r>
+      <w:r>
+        <w:rPr>
+          <w:b/>
+        </w:rPr>
+        <w:t>mechanism</w:t>
+      </w:r>
+      <w:r>
+        <w:rPr>
+          <w:b w:val="0"/>
+        </w:rPr>
+        <w:t xml:space="preserve"> inspectable. Collect W4 before sharing solutions.</w:t>
       </w:r>
     </w:p>
     <w:p>
-      <w:r>
-        <w:t>Lesson and workbook; paper and pencil</w:t>
+      <w:pPr>
+        <w:spacing w:line="336" w:lineRule="auto" w:after="180"/>
+      </w:pPr>
+      <w:r>
+        <w:rPr>
+          <w:b w:val="0"/>
+        </w:rPr>
+        <w:t xml:space="preserve">Students should name intermediate </w:t>
+      </w:r>
+      <w:r>
+        <w:rPr>
+          <w:b/>
+        </w:rPr>
+        <w:t>evidence</w:t>
+      </w:r>
+      <w:r>
+        <w:rPr>
+          <w:b w:val="0"/>
+        </w:rPr>
+        <w:t xml:space="preserve"> and limitations; classroom pacing and learning effectiveness remain unvalidated.</w:t>
       </w:r>
     </w:p>
     <w:p>
-      <w:r>
-        <w:t>Calculator and optional local Python 3 for arithmetic; no live API or private data</w:t>
+      <w:pPr>
+        <w:pStyle w:val="Heading3"/>
+      </w:pPr>
+      <w:r>
+        <w:t>Outcomes</w:t>
       </w:r>
     </w:p>
     <w:p>
-      <w:r>
-        <w:t>Prepare the fresh retry separately and withhold its solution until after collection</w:t>
+      <w:pPr>
+        <w:spacing w:line="336" w:lineRule="auto" w:after="180"/>
+      </w:pPr>
+      <w:r>
+        <w:rPr>
+          <w:b w:val="0"/>
+        </w:rPr>
+        <w:t xml:space="preserve">Explain the </w:t>
+      </w:r>
+      <w:r>
+        <w:rPr>
+          <w:b/>
+        </w:rPr>
+        <w:t>mechanism</w:t>
+      </w:r>
+      <w:r>
+        <w:rPr>
+          <w:b w:val="0"/>
+        </w:rPr>
+        <w:t xml:space="preserve"> and terminology of monitoring quality </w:t>
+      </w:r>
+      <w:r>
+        <w:rPr>
+          <w:b/>
+        </w:rPr>
+        <w:t>drift</w:t>
       </w:r>
     </w:p>
     <w:p>
       <w:pPr>
-        <w:pStyle w:val="Heading3"/>
-      </w:pPr>
-      <w:r>
-        <w:t>Prerequisite answer</w:t>
+        <w:spacing w:line="336" w:lineRule="auto" w:after="180"/>
+      </w:pPr>
+      <w:r>
+        <w:rPr>
+          <w:b w:val="0"/>
+        </w:rPr>
+        <w:t>Apply the stated procedure to a new case with a traceable result</w:t>
       </w:r>
     </w:p>
     <w:p>
-      <w:r>
-        <w:t>A result depends on the inputs, procedure and conditions that produced it. Preserve data roles and distinguish observed outcomes from predictions or unmeasured conditions. If the prior concept cannot be explained, use a short retrieval activity before this chapter.</w:t>
+      <w:pPr>
+        <w:spacing w:line="336" w:lineRule="auto" w:after="180"/>
+      </w:pPr>
+      <w:r>
+        <w:rPr>
+          <w:b w:val="0"/>
+        </w:rPr>
+        <w:t>Identify an assumption or limitation and design a revealing follow-up</w:t>
       </w:r>
     </w:p>
     <w:p>
@@ -335,45 +604,267 @@
         <w:pStyle w:val="Heading3"/>
       </w:pPr>
       <w:r>
-        <w:t>End goal for the pictorial case</w:t>
+        <w:t>Preparation</w:t>
       </w:r>
     </w:p>
     <w:p>
-      <w:r>
-        <w:t>Explain monitoring quality drift using the deciding step in this fictional service.</w:t>
+      <w:pPr>
+        <w:spacing w:line="336" w:lineRule="auto" w:after="180"/>
+      </w:pPr>
+      <w:r>
+        <w:rPr>
+          <w:b w:val="0"/>
+        </w:rPr>
+        <w:t>Lesson and workbook; paper and pencil</w:t>
       </w:r>
     </w:p>
     <w:p>
-      <w:r>
-        <w:t>This added worked case illustrates the week’s main idea. Retain all original and connected topics; schedule its practice within the teaching cycle.</w:t>
+      <w:pPr>
+        <w:spacing w:line="336" w:lineRule="auto" w:after="180"/>
+      </w:pPr>
+      <w:r>
+        <w:rPr>
+          <w:b w:val="0"/>
+        </w:rPr>
+        <w:t>Calculator and optional local Python 3 for arithmetic; no live API or private data</w:t>
       </w:r>
     </w:p>
     <w:p>
       <w:pPr>
-        <w:pStyle w:val="Heading1"/>
-      </w:pPr>
-      <w:r>
-        <w:t>02. Explain and model the mechanism</w:t>
+        <w:spacing w:line="336" w:lineRule="auto" w:after="180"/>
+      </w:pPr>
+      <w:r>
+        <w:rPr>
+          <w:b w:val="0"/>
+        </w:rPr>
+        <w:t>Prepare the fresh retry separately and withhold its solution until after collection</w:t>
       </w:r>
     </w:p>
     <w:p>
-      <w:r>
-        <w:t>Monitoring compares current outcomes with a declared reference and sampling protocol. A change in observed quality may reflect case mix or instrumentation.</w:t>
+      <w:pPr>
+        <w:pStyle w:val="Heading3"/>
+      </w:pPr>
+      <w:r>
+        <w:t>Prerequisite answer</w:t>
       </w:r>
     </w:p>
     <w:p>
-      <w:r>
-        <w:t>Begin by writing the question the procedure is intended to answer. Identify the information already supplied, the information it will produce and the information still missing. These are constructed classroom examples; they do not require live accounts, private records or an external service. Do not treat a plausible explanation as a measured outcome.</w:t>
+      <w:pPr>
+        <w:spacing w:line="336" w:lineRule="auto" w:after="180"/>
+      </w:pPr>
+      <w:r>
+        <w:rPr>
+          <w:b w:val="0"/>
+        </w:rPr>
+        <w:t xml:space="preserve">A result depends on the </w:t>
+      </w:r>
+      <w:r>
+        <w:rPr>
+          <w:b/>
+        </w:rPr>
+        <w:t>input</w:t>
+      </w:r>
+      <w:r>
+        <w:rPr>
+          <w:b w:val="0"/>
+        </w:rPr>
+        <w:t xml:space="preserve">s, procedure and conditions that produced it. Preserve data roles and distinguish observed outcomes from </w:t>
+      </w:r>
+      <w:r>
+        <w:rPr>
+          <w:b/>
+        </w:rPr>
+        <w:t>prediction</w:t>
+      </w:r>
+      <w:r>
+        <w:rPr>
+          <w:b w:val="0"/>
+        </w:rPr>
+        <w:t>s or unmeasured conditions.</w:t>
       </w:r>
     </w:p>
     <w:p>
-      <w:r>
-        <w:t>For each window report eligible counts, passes, missing outcomes and condition mix. Alert when success falls below the toy80% threshold; investigate before attributing cause.</w:t>
+      <w:pPr>
+        <w:spacing w:line="336" w:lineRule="auto" w:after="180"/>
+      </w:pPr>
+      <w:r>
+        <w:rPr>
+          <w:b w:val="0"/>
+        </w:rPr>
+        <w:t>If the prior concept cannot be explained, use a short retrieval activity before this chapter.</w:t>
       </w:r>
     </w:p>
     <w:p>
-      <w:r>
-        <w:t>Before applying the procedure, write its units, denominator or decision boundary where relevant. A partner should be able to repeat each step using the same inputs. If a required input is absent or violates the stated contract, record that condition explicitly instead of quietly replacing it with a convenient value.</w:t>
+      <w:pPr>
+        <w:pStyle w:val="Heading3"/>
+      </w:pPr>
+      <w:r>
+        <w:t>End goal for the pictorial case</w:t>
+      </w:r>
+    </w:p>
+    <w:p>
+      <w:pPr>
+        <w:spacing w:line="336" w:lineRule="auto" w:after="180"/>
+      </w:pPr>
+      <w:r>
+        <w:rPr>
+          <w:b w:val="0"/>
+        </w:rPr>
+        <w:t xml:space="preserve">Explain monitoring quality </w:t>
+      </w:r>
+      <w:r>
+        <w:rPr>
+          <w:b/>
+        </w:rPr>
+        <w:t>drift</w:t>
+      </w:r>
+      <w:r>
+        <w:rPr>
+          <w:b w:val="0"/>
+        </w:rPr>
+        <w:t xml:space="preserve"> using the deciding step in this fictional service.</w:t>
+      </w:r>
+    </w:p>
+    <w:p>
+      <w:pPr>
+        <w:spacing w:line="336" w:lineRule="auto" w:after="180"/>
+      </w:pPr>
+      <w:r>
+        <w:rPr>
+          <w:b w:val="0"/>
+        </w:rPr>
+        <w:t>This added worked case illustrates the week’s main idea. Retain all original and connected topics; schedule its practice within the teaching cycle.</w:t>
+      </w:r>
+    </w:p>
+    <w:p>
+      <w:pPr>
+        <w:pStyle w:val="Heading1"/>
+      </w:pPr>
+      <w:r>
+        <w:t>02. Explain and model the mechanism</w:t>
+      </w:r>
+    </w:p>
+    <w:p>
+      <w:r>
+        <w:t>Model Monitoring quality drift using the supplied case, labelled mechanism and reasoning. Make the scope of each conclusion explicit.</w:t>
+      </w:r>
+    </w:p>
+    <w:p>
+      <w:pPr>
+        <w:spacing w:line="336" w:lineRule="auto" w:after="180"/>
+      </w:pPr>
+      <w:r>
+        <w:rPr>
+          <w:b w:val="0"/>
+        </w:rPr>
+        <w:t>Monitoring compares current outcomes with a declared reference and sampling protocol. A change in observed quality may reflect case mix or instrumentation.</w:t>
+      </w:r>
+    </w:p>
+    <w:p>
+      <w:pPr>
+        <w:pStyle w:val="Heading3"/>
+      </w:pPr>
+      <w:r>
+        <w:t>Explain Monitoring quality drift · 1</w:t>
+      </w:r>
+    </w:p>
+    <w:p>
+      <w:pPr>
+        <w:spacing w:line="336" w:lineRule="auto" w:after="180"/>
+      </w:pPr>
+      <w:r>
+        <w:rPr>
+          <w:b w:val="0"/>
+        </w:rPr>
+        <w:t>Begin by writing the question the procedure is intended to answer. Identify the information already supplied, the information it will produce and the information still missing.</w:t>
+      </w:r>
+    </w:p>
+    <w:p>
+      <w:pPr>
+        <w:spacing w:line="336" w:lineRule="auto" w:after="180"/>
+      </w:pPr>
+      <w:r>
+        <w:rPr>
+          <w:b w:val="0"/>
+        </w:rPr>
+        <w:t>These are constructed classroom examples; they do not require live accounts, private records or an external service. Do not treat a plausible explanation as a measured outcome.</w:t>
+      </w:r>
+    </w:p>
+    <w:p>
+      <w:pPr>
+        <w:spacing w:line="336" w:lineRule="auto" w:after="180"/>
+      </w:pPr>
+      <w:r>
+        <w:rPr>
+          <w:b w:val="0"/>
+        </w:rPr>
+        <w:t>For each window report eligible counts, passes, missing outcomes and condition mix. Alert when success falls below the toy</w:t>
+      </w:r>
+      <w:r>
+        <w:rPr>
+          <w:b/>
+        </w:rPr>
+        <w:t>80%</w:t>
+      </w:r>
+      <w:r>
+        <w:rPr>
+          <w:b w:val="0"/>
+        </w:rPr>
+        <w:t xml:space="preserve"> threshold; investigate before attributing cause.</w:t>
+      </w:r>
+    </w:p>
+    <w:p>
+      <w:pPr>
+        <w:pStyle w:val="Heading3"/>
+      </w:pPr>
+      <w:r>
+        <w:t>Explain Monitoring quality drift · 2</w:t>
+      </w:r>
+    </w:p>
+    <w:p>
+      <w:pPr>
+        <w:spacing w:line="336" w:lineRule="auto" w:after="180"/>
+      </w:pPr>
+      <w:r>
+        <w:rPr>
+          <w:b w:val="0"/>
+        </w:rPr>
+        <w:t xml:space="preserve">Before applying the procedure, write its units, denominator or decision boundary where relevant. A partner should be able to repeat each step using the same </w:t>
+      </w:r>
+      <w:r>
+        <w:rPr>
+          <w:b/>
+        </w:rPr>
+        <w:t>input</w:t>
+      </w:r>
+      <w:r>
+        <w:rPr>
+          <w:b w:val="0"/>
+        </w:rPr>
+        <w:t>s.</w:t>
+      </w:r>
+    </w:p>
+    <w:p>
+      <w:pPr>
+        <w:spacing w:line="336" w:lineRule="auto" w:after="180"/>
+      </w:pPr>
+      <w:r>
+        <w:rPr>
+          <w:b w:val="0"/>
+        </w:rPr>
+        <w:t xml:space="preserve">If a required </w:t>
+      </w:r>
+      <w:r>
+        <w:rPr>
+          <w:b/>
+        </w:rPr>
+        <w:t>input</w:t>
+      </w:r>
+      <w:r>
+        <w:rPr>
+          <w:b w:val="0"/>
+        </w:rPr>
+        <w:t xml:space="preserve"> is absent or violates the stated contract, record that condition explicitly instead of quietly replacing it with a convenient value.</w:t>
       </w:r>
     </w:p>
     <w:tbl>
@@ -571,36 +1062,270 @@
       </w:r>
     </w:p>
     <w:p>
-      <w:r>
-        <w:t>Guided: 90% versus70%, drop20 percentage points; new window breaches80%. Check case mix, data versions and logs before asserting model drift as the cause. Qualification: An alert identifies a condition for investigation, not a complete causal explanation. Exit: accept a concrete variation with its predicted outcome and a stated condition that would challenge the mechanism; reject a claim resting on unmeasured evidence.</w:t>
+      <w:pPr>
+        <w:pStyle w:val="Heading3"/>
+      </w:pPr>
+      <w:r>
+        <w:t>Explain Monitoring quality drift · 3</w:t>
       </w:r>
     </w:p>
     <w:p>
       <w:pPr>
-        <w:pStyle w:val="Heading3"/>
-      </w:pPr>
-      <w:r>
-        <w:t>Model the reasoning aloud</w:t>
+        <w:spacing w:line="336" w:lineRule="auto" w:after="180"/>
+      </w:pPr>
+      <w:r>
+        <w:rPr>
+          <w:b w:val="0"/>
+        </w:rPr>
+        <w:t>Guided: 90% versus</w:t>
+      </w:r>
+      <w:r>
+        <w:rPr>
+          <w:b/>
+        </w:rPr>
+        <w:t>70%</w:t>
+      </w:r>
+      <w:r>
+        <w:rPr>
+          <w:b w:val="0"/>
+        </w:rPr>
+        <w:t>, drop20 percentage points; new window breaches</w:t>
+      </w:r>
+      <w:r>
+        <w:rPr>
+          <w:b/>
+        </w:rPr>
+        <w:t>80%</w:t>
+      </w:r>
+      <w:r>
+        <w:rPr>
+          <w:b w:val="0"/>
+        </w:rPr>
+        <w:t xml:space="preserve">. Check case mix, data versions and logs before asserting model </w:t>
+      </w:r>
+      <w:r>
+        <w:rPr>
+          <w:b/>
+        </w:rPr>
+        <w:t>drift</w:t>
+      </w:r>
+      <w:r>
+        <w:rPr>
+          <w:b w:val="0"/>
+        </w:rPr>
+        <w:t xml:space="preserve"> as the cause.</w:t>
       </w:r>
     </w:p>
     <w:p>
-      <w:r>
-        <w:t>Use the complete worked example below before asking learners to complete W2. Reveal a small part, invite a prediction, then explain the deciding step. These teacher notes contain solutions; do not reveal the independent case answer during modelling.</w:t>
+      <w:pPr>
+        <w:spacing w:line="336" w:lineRule="auto" w:after="180"/>
+      </w:pPr>
+      <w:r>
+        <w:rPr>
+          <w:b w:val="0"/>
+        </w:rPr>
+        <w:t>Qualification: An alert identifies a condition for investigation, not a complete causal explanation.</w:t>
       </w:r>
     </w:p>
     <w:p>
-      <w:r>
-        <w:t>Reference window passes18/20; new window14/20.</w:t>
+      <w:pPr>
+        <w:spacing w:line="336" w:lineRule="auto" w:after="180"/>
+      </w:pPr>
+      <w:r>
+        <w:rPr>
+          <w:b w:val="0"/>
+        </w:rPr>
+        <w:t xml:space="preserve">Exit: accept a concrete variation with its predicted outcome and a stated condition that would challenge the </w:t>
+      </w:r>
+      <w:r>
+        <w:rPr>
+          <w:b/>
+        </w:rPr>
+        <w:t>mechanism</w:t>
+      </w:r>
+      <w:r>
+        <w:rPr>
+          <w:b w:val="0"/>
+        </w:rPr>
+        <w:t xml:space="preserve">; reject a claim resting on unmeasured </w:t>
+      </w:r>
+      <w:r>
+        <w:rPr>
+          <w:b/>
+        </w:rPr>
+        <w:t>evidence</w:t>
+      </w:r>
+      <w:r>
+        <w:rPr>
+          <w:b w:val="0"/>
+        </w:rPr>
+        <w:t>.</w:t>
       </w:r>
     </w:p>
     <w:p>
-      <w:r>
-        <w:t>90% versus70%, drop20 percentage points; new window breaches80%. Check case mix, data versions and logs before asserting model drift as the cause.</w:t>
+      <w:pPr>
+        <w:pStyle w:val="Heading3"/>
+      </w:pPr>
+      <w:r>
+        <w:t>Model the reasoning aloud</w:t>
       </w:r>
     </w:p>
     <w:p>
-      <w:r>
-        <w:t>Compare the intermediate evidence with the final statement. Explain why each number or decision follows from the stated inputs. The conclusion belongs to this scenario and procedure; changing the inputs, evaluation population or authority can change what it establishes. Retain the raw record so a later revision can be compared honestly.</w:t>
+      <w:pPr>
+        <w:spacing w:line="336" w:lineRule="auto" w:after="180"/>
+      </w:pPr>
+      <w:r>
+        <w:rPr>
+          <w:b w:val="0"/>
+        </w:rPr>
+        <w:t xml:space="preserve">Use the complete worked example below before asking learners to complete W2. Reveal a small part, invite a </w:t>
+      </w:r>
+      <w:r>
+        <w:rPr>
+          <w:b/>
+        </w:rPr>
+        <w:t>prediction</w:t>
+      </w:r>
+      <w:r>
+        <w:rPr>
+          <w:b w:val="0"/>
+        </w:rPr>
+        <w:t>, then explain the deciding step.</w:t>
+      </w:r>
+    </w:p>
+    <w:p>
+      <w:pPr>
+        <w:spacing w:line="336" w:lineRule="auto" w:after="180"/>
+      </w:pPr>
+      <w:r>
+        <w:rPr>
+          <w:b w:val="0"/>
+        </w:rPr>
+        <w:t>These teacher notes contain solutions; do not reveal the independent case answer during modelling.</w:t>
+      </w:r>
+    </w:p>
+    <w:p>
+      <w:pPr>
+        <w:spacing w:line="336" w:lineRule="auto" w:after="180"/>
+      </w:pPr>
+      <w:r>
+        <w:rPr>
+          <w:b w:val="0"/>
+        </w:rPr>
+        <w:t>Reference window passes18/20; new window14/20.</w:t>
+      </w:r>
+    </w:p>
+    <w:p>
+      <w:pPr>
+        <w:spacing w:line="336" w:lineRule="auto" w:after="180"/>
+      </w:pPr>
+      <w:r>
+        <w:rPr>
+          <w:b w:val="0"/>
+        </w:rPr>
+        <w:t>90% versus</w:t>
+      </w:r>
+      <w:r>
+        <w:rPr>
+          <w:b/>
+        </w:rPr>
+        <w:t>70%</w:t>
+      </w:r>
+      <w:r>
+        <w:rPr>
+          <w:b w:val="0"/>
+        </w:rPr>
+        <w:t>, drop20 percentage points; new window breaches</w:t>
+      </w:r>
+      <w:r>
+        <w:rPr>
+          <w:b/>
+        </w:rPr>
+        <w:t>80%</w:t>
+      </w:r>
+      <w:r>
+        <w:rPr>
+          <w:b w:val="0"/>
+        </w:rPr>
+        <w:t xml:space="preserve">. Check case mix, data versions and logs before asserting model </w:t>
+      </w:r>
+      <w:r>
+        <w:rPr>
+          <w:b/>
+        </w:rPr>
+        <w:t>drift</w:t>
+      </w:r>
+      <w:r>
+        <w:rPr>
+          <w:b w:val="0"/>
+        </w:rPr>
+        <w:t xml:space="preserve"> as the cause.</w:t>
+      </w:r>
+    </w:p>
+    <w:p>
+      <w:pPr>
+        <w:pStyle w:val="Heading3"/>
+      </w:pPr>
+      <w:r>
+        <w:t>Model the reasoning aloud · 4</w:t>
+      </w:r>
+    </w:p>
+    <w:p>
+      <w:pPr>
+        <w:spacing w:line="336" w:lineRule="auto" w:after="180"/>
+      </w:pPr>
+      <w:r>
+        <w:rPr>
+          <w:b w:val="0"/>
+        </w:rPr>
+        <w:t xml:space="preserve">Compare the intermediate </w:t>
+      </w:r>
+      <w:r>
+        <w:rPr>
+          <w:b/>
+        </w:rPr>
+        <w:t>evidence</w:t>
+      </w:r>
+      <w:r>
+        <w:rPr>
+          <w:b w:val="0"/>
+        </w:rPr>
+        <w:t xml:space="preserve"> with the final statement. Explain why each number or decision follows from the stated </w:t>
+      </w:r>
+      <w:r>
+        <w:rPr>
+          <w:b/>
+        </w:rPr>
+        <w:t>input</w:t>
+      </w:r>
+      <w:r>
+        <w:rPr>
+          <w:b w:val="0"/>
+        </w:rPr>
+        <w:t>s.</w:t>
+      </w:r>
+    </w:p>
+    <w:p>
+      <w:pPr>
+        <w:spacing w:line="336" w:lineRule="auto" w:after="180"/>
+      </w:pPr>
+      <w:r>
+        <w:rPr>
+          <w:b w:val="0"/>
+        </w:rPr>
+        <w:t xml:space="preserve">The conclusion belongs to this scenario and procedure; changing the </w:t>
+      </w:r>
+      <w:r>
+        <w:rPr>
+          <w:b/>
+        </w:rPr>
+        <w:t>input</w:t>
+      </w:r>
+      <w:r>
+        <w:rPr>
+          <w:b w:val="0"/>
+        </w:rPr>
+        <w:t>s, evaluation population or authority can change what it establishes. Retain the raw record so a later revision can be compared honestly.</w:t>
       </w:r>
     </w:p>
     <w:tbl>
@@ -706,7 +1431,13 @@
       </w:tr>
     </w:tbl>
     <w:p>
-      <w:r>
+      <w:pPr>
+        <w:spacing w:line="336" w:lineRule="auto" w:after="180"/>
+      </w:pPr>
+      <w:r>
+        <w:rPr>
+          <w:b w:val="0"/>
+        </w:rPr>
         <w:t>Use the diagram and verbal explanation together. Ask learners to match a sentence to a specific visual step; do not assign learners fixed visual or auditory learning styles.</w:t>
       </w:r>
     </w:p>
@@ -719,7 +1450,13 @@
       </w:r>
     </w:p>
     <w:p>
-      <w:r>
+      <w:pPr>
+        <w:spacing w:line="336" w:lineRule="auto" w:after="180"/>
+      </w:pPr>
+      <w:r>
+        <w:rPr>
+          <w:b w:val="0"/>
+        </w:rPr>
         <w:t>Monitor separate question slices. A service uses the same rubric on clear and ambiguous questions in two recorded weeks.</w:t>
       </w:r>
     </w:p>
@@ -732,7 +1469,22 @@
       </w:r>
     </w:p>
     <w:p>
-      <w:r>
+      <w:pPr>
+        <w:pStyle w:val="Heading3"/>
+      </w:pPr>
+      <w:r>
+        <w:t>Supplied facts</w:t>
+      </w:r>
+    </w:p>
+    <w:p>
+      <w:pPr>
+        <w:spacing w:line="336" w:lineRule="auto" w:after="180"/>
+        <w:shd w:fill="F1F6FC"/>
+      </w:pPr>
+      <w:r>
+        <w:rPr>
+          <w:b w:val="0"/>
+        </w:rPr>
         <w:t>A: clear 18/20, ambiguous 8/10. B: clear 19/20, ambiguous 4/10.</w:t>
       </w:r>
     </w:p>
@@ -932,21 +1684,31 @@
       </w:r>
     </w:p>
     <w:p>
-      <w:r>
-        <w:t>Slice monitoring exposes changes hidden by common easy questions. Retain each denominator and compare the measurement conditions.</w:t>
+      <w:pPr>
+        <w:pStyle w:val="Heading3"/>
+      </w:pPr>
+      <w:r>
+        <w:t>Why the result follows</w:t>
       </w:r>
     </w:p>
     <w:p>
       <w:pPr>
-        <w:pStyle w:val="Heading3"/>
-      </w:pPr>
-      <w:r>
-        <w:t>What this example does not establish</w:t>
+        <w:spacing w:line="336" w:lineRule="auto" w:after="180"/>
+        <w:shd w:fill="F1F6FC"/>
+      </w:pPr>
+      <w:r>
+        <w:rPr>
+          <w:b w:val="0"/>
+        </w:rPr>
+        <w:t>Slice monitoring exposes changes hidden by common easy questions. Retain each denominator and compare the measurement conditions.</w:t>
       </w:r>
     </w:p>
     <w:p>
-      <w:r>
-        <w:t>Small samples do not establish a stable trend or cause; retain uncertainty and compare conditions.</w:t>
+      <w:pPr>
+        <w:pStyle w:val="Heading3"/>
+      </w:pPr>
+      <w:r>
+        <w:t>What this example does not establish</w:t>
       </w:r>
     </w:p>
     <w:p>
@@ -954,43 +1716,180 @@
         <w:pStyle w:val="Heading3"/>
       </w:pPr>
       <w:r>
-        <w:t>Change one thing in the pictured case</w:t>
+        <w:t>Keep the stated limit</w:t>
       </w:r>
     </w:p>
     <w:p>
-      <w:r>
-        <w:t>Change: Week B has no ambiguous questions.</w:t>
+      <w:pPr>
+        <w:spacing w:line="336" w:lineRule="auto" w:after="180"/>
+        <w:shd w:fill="FFF5E6"/>
+      </w:pPr>
+      <w:r>
+        <w:rPr>
+          <w:b w:val="0"/>
+        </w:rPr>
+        <w:t>Small samples do not establish a stable trend or cause; retain uncertainty and compare conditions.</w:t>
       </w:r>
     </w:p>
     <w:p>
-      <w:r>
-        <w:t>Prediction: That slice is unmeasured, not perfectly correct.</w:t>
+      <w:pPr>
+        <w:pStyle w:val="Heading3"/>
+      </w:pPr>
+      <w:r>
+        <w:t>Change one thing in the pictured case</w:t>
       </w:r>
     </w:p>
     <w:p>
-      <w:r>
-        <w:t>Reason: No observations means no rate can be calculated for it.</w:t>
+      <w:pPr>
+        <w:pStyle w:val="Heading3"/>
+      </w:pPr>
+      <w:r>
+        <w:t>Change one thing</w:t>
       </w:r>
     </w:p>
     <w:p>
       <w:pPr>
-        <w:pStyle w:val="Heading3"/>
-      </w:pPr>
-      <w:r>
-        <w:t>Ask while showing the picture</w:t>
+        <w:spacing w:line="336" w:lineRule="auto" w:after="180"/>
+        <w:shd w:fill="F5F1FB"/>
+      </w:pPr>
+      <w:r>
+        <w:rPr>
+          <w:b w:val="0"/>
+        </w:rPr>
+        <w:t>Change: Week B has no ambiguous questions.</w:t>
       </w:r>
     </w:p>
     <w:p>
-      <w:r>
-        <w:t>Cover the result. Ask learners to name the inputs and predict the next step. Uncover one step, connect the icon to the actual procedure, and explain its evidence. Then change the supplied condition and compare. The picture is a representation; it does not document execution of a real AI model.</w:t>
+      <w:pPr>
+        <w:pStyle w:val="Heading3"/>
+      </w:pPr>
+      <w:r>
+        <w:t>Predicted result</w:t>
       </w:r>
     </w:p>
     <w:p>
       <w:pPr>
+        <w:spacing w:line="336" w:lineRule="auto" w:after="180"/>
+        <w:shd w:fill="F1F6FC"/>
+      </w:pPr>
+      <w:r>
+        <w:rPr>
+          <w:b/>
+        </w:rPr>
+        <w:t>Prediction</w:t>
+      </w:r>
+      <w:r>
+        <w:rPr>
+          <w:b w:val="0"/>
+        </w:rPr>
+        <w:t>: That slice is unmeasured, not perfectly correct.</w:t>
+      </w:r>
+    </w:p>
+    <w:p>
+      <w:pPr>
+        <w:pStyle w:val="Heading3"/>
+      </w:pPr>
+      <w:r>
+        <w:t>Why the result follows</w:t>
+      </w:r>
+    </w:p>
+    <w:p>
+      <w:pPr>
+        <w:spacing w:line="336" w:lineRule="auto" w:after="180"/>
+        <w:shd w:fill="F1F6FC"/>
+      </w:pPr>
+      <w:r>
+        <w:rPr>
+          <w:b w:val="0"/>
+        </w:rPr>
+        <w:t xml:space="preserve">Reason: No </w:t>
+      </w:r>
+      <w:r>
+        <w:rPr>
+          <w:b/>
+        </w:rPr>
+        <w:t>observation</w:t>
+      </w:r>
+      <w:r>
+        <w:rPr>
+          <w:b w:val="0"/>
+        </w:rPr>
+        <w:t>s means no rate can be calculated for it.</w:t>
+      </w:r>
+    </w:p>
+    <w:p>
+      <w:pPr>
+        <w:pStyle w:val="Heading3"/>
+      </w:pPr>
+      <w:r>
+        <w:t>Ask while showing the picture</w:t>
+      </w:r>
+    </w:p>
+    <w:p>
+      <w:pPr>
+        <w:pStyle w:val="Heading3"/>
+      </w:pPr>
+      <w:r>
+        <w:t>Ask while showing the picture · 5</w:t>
+      </w:r>
+    </w:p>
+    <w:p>
+      <w:pPr>
+        <w:spacing w:line="336" w:lineRule="auto" w:after="180"/>
+      </w:pPr>
+      <w:r>
+        <w:rPr>
+          <w:b w:val="0"/>
+        </w:rPr>
+        <w:t xml:space="preserve">Cover the result. Ask learners to name the </w:t>
+      </w:r>
+      <w:r>
+        <w:rPr>
+          <w:b/>
+        </w:rPr>
+        <w:t>input</w:t>
+      </w:r>
+      <w:r>
+        <w:rPr>
+          <w:b w:val="0"/>
+        </w:rPr>
+        <w:t xml:space="preserve">s and predict the next step. Uncover one step, connect the icon to the actual procedure, and explain its </w:t>
+      </w:r>
+      <w:r>
+        <w:rPr>
+          <w:b/>
+        </w:rPr>
+        <w:t>evidence</w:t>
+      </w:r>
+      <w:r>
+        <w:rPr>
+          <w:b w:val="0"/>
+        </w:rPr>
+        <w:t>. Then change the supplied condition and compare.</w:t>
+      </w:r>
+    </w:p>
+    <w:p>
+      <w:pPr>
+        <w:spacing w:line="336" w:lineRule="auto" w:after="180"/>
+      </w:pPr>
+      <w:r>
+        <w:rPr>
+          <w:b w:val="0"/>
+        </w:rPr>
+        <w:t>The picture is a representation; it does not document execution of a real AI model.</w:t>
+      </w:r>
+    </w:p>
+    <w:p>
+      <w:pPr>
         <w:pStyle w:val="Heading1"/>
       </w:pPr>
       <w:r>
         <w:t>03. Demonstrate and guide practice</w:t>
+      </w:r>
+    </w:p>
+    <w:p>
+      <w:r>
+        <w:t>Demonstrate Monitoring quality drift, reduce support deliberately and check individual reasoning before discussing answers.</w:t>
       </w:r>
     </w:p>
     <w:tbl>
@@ -1206,36 +2105,100 @@
       </w:tr>
     </w:tbl>
     <w:p>
-      <w:r>
-        <w:t>Use the worked example in Sections 3 and 6. Collect a prediction before revealing its result; ask the learner to point to each intermediate fact.</w:t>
+      <w:pPr>
+        <w:spacing w:line="336" w:lineRule="auto" w:after="180"/>
+      </w:pPr>
+      <w:r>
+        <w:rPr>
+          <w:b w:val="0"/>
+        </w:rPr>
+        <w:t xml:space="preserve">Use the worked example in Sections 3 and 6. Collect a </w:t>
+      </w:r>
+      <w:r>
+        <w:rPr>
+          <w:b/>
+        </w:rPr>
+        <w:t>prediction</w:t>
+      </w:r>
+      <w:r>
+        <w:rPr>
+          <w:b w:val="0"/>
+        </w:rPr>
+        <w:t xml:space="preserve"> before revealing its result; ask the learner to point to each intermediate fact.</w:t>
       </w:r>
     </w:p>
     <w:p>
-      <w:r>
-        <w:t>Provide an input/procedure/result/limit frame and a calculator when needed. Ask students to identify the first step before completing the whole trace. Extension: compare two concrete variants of this mechanism while holding unrelated conditions fixed; report both successful and unsuccessful outcomes.</w:t>
+      <w:pPr>
+        <w:spacing w:line="336" w:lineRule="auto" w:after="180"/>
+      </w:pPr>
+      <w:r>
+        <w:rPr>
+          <w:b w:val="0"/>
+        </w:rPr>
+        <w:t xml:space="preserve">Provide an </w:t>
+      </w:r>
+      <w:r>
+        <w:rPr>
+          <w:b/>
+        </w:rPr>
+        <w:t>input</w:t>
+      </w:r>
+      <w:r>
+        <w:rPr>
+          <w:b w:val="0"/>
+        </w:rPr>
+        <w:t>/procedure/result/limit frame and a calculator when needed. Ask students to identify the first step before completing the whole trace.</w:t>
       </w:r>
     </w:p>
     <w:p>
       <w:pPr>
-        <w:pStyle w:val="Heading3"/>
-      </w:pPr>
-      <w:r>
-        <w:t>Reduce help deliberately</w:t>
+        <w:spacing w:line="336" w:lineRule="auto" w:after="180"/>
+      </w:pPr>
+      <w:r>
+        <w:rPr>
+          <w:b w:val="0"/>
+        </w:rPr>
+        <w:t xml:space="preserve">Extension: compare two concrete variants of this </w:t>
+      </w:r>
+      <w:r>
+        <w:rPr>
+          <w:b/>
+        </w:rPr>
+        <w:t>mechanism</w:t>
+      </w:r>
+      <w:r>
+        <w:rPr>
+          <w:b w:val="0"/>
+        </w:rPr>
+        <w:t xml:space="preserve"> while holding unrelated conditions fixed; report both successful and unsuccessful outcomes.</w:t>
       </w:r>
     </w:p>
     <w:p>
-      <w:r>
-        <w:t>Completion task: Reference window passes18/20; new window14/20. Show the intermediate steps and give the conclusion with its scope.</w:t>
+      <w:pPr>
+        <w:pStyle w:val="Heading3"/>
+      </w:pPr>
+      <w:r>
+        <w:t>Reduce help deliberately</w:t>
       </w:r>
     </w:p>
     <w:p>
-      <w:r>
-        <w:t>Teacher check: Teacher explanation: 90% versus70%, drop20 percentage points; new window breaches80%. Check case mix, data versions and logs before asserting model drift as the cause.</w:t>
+      <w:pPr>
+        <w:pStyle w:val="Heading3"/>
+      </w:pPr>
+      <w:r>
+        <w:t>Completion practice</w:t>
       </w:r>
     </w:p>
     <w:p>
-      <w:r>
-        <w:t>Start by identifying the given inputs together. Leave the intermediate steps blank. If needed, model one step, then withdraw that help on the next step. Move to a full trace only when the partial trace is understood. For partners, alternate explainer and checker; collect a response from every learner before discussion.</w:t>
+      <w:pPr>
+        <w:spacing w:line="336" w:lineRule="auto" w:after="180"/>
+        <w:shd w:fill="F5F1FB"/>
+      </w:pPr>
+      <w:r>
+        <w:rPr>
+          <w:b w:val="0"/>
+        </w:rPr>
+        <w:t>Completion task: Reference window passes18/20; new window14/20. Show the intermediate steps and give the conclusion with its scope.</w:t>
       </w:r>
     </w:p>
     <w:p>
@@ -1243,22 +2206,89 @@
         <w:pStyle w:val="Heading3"/>
       </w:pPr>
       <w:r>
-        <w:t>Individual reasoning check</w:t>
+        <w:t>Reasoning to listen for</w:t>
       </w:r>
     </w:p>
     <w:p>
-      <w:r>
-        <w:t>Use the worked case for Monitoring quality drift. Proposed explanation: “The worked result establishes every future case”. Decide whether this explanation is supported. Point to the step or supplied fact that decides; explain your repair if needed.</w:t>
+      <w:pPr>
+        <w:spacing w:line="336" w:lineRule="auto" w:after="180"/>
+        <w:shd w:fill="F1F6FC"/>
+      </w:pPr>
+      <w:r>
+        <w:rPr>
+          <w:b w:val="0"/>
+        </w:rPr>
+        <w:t>Teacher check: Teacher explanation: 90% versus</w:t>
+      </w:r>
+      <w:r>
+        <w:rPr>
+          <w:b/>
+        </w:rPr>
+        <w:t>70%</w:t>
+      </w:r>
+      <w:r>
+        <w:rPr>
+          <w:b w:val="0"/>
+        </w:rPr>
+        <w:t>, drop20 percentage points; new window breaches</w:t>
+      </w:r>
+      <w:r>
+        <w:rPr>
+          <w:b/>
+        </w:rPr>
+        <w:t>80%</w:t>
+      </w:r>
+      <w:r>
+        <w:rPr>
+          <w:b w:val="0"/>
+        </w:rPr>
+        <w:t xml:space="preserve">. Check case mix, data versions and logs before asserting model </w:t>
+      </w:r>
+      <w:r>
+        <w:rPr>
+          <w:b/>
+        </w:rPr>
+        <w:t>drift</w:t>
+      </w:r>
+      <w:r>
+        <w:rPr>
+          <w:b w:val="0"/>
+        </w:rPr>
+        <w:t xml:space="preserve"> as the cause.</w:t>
       </w:r>
     </w:p>
     <w:p>
-      <w:r>
-        <w:t>Expected correction: An alert identifies a condition for investigation, not a complete causal explanation.</w:t>
+      <w:pPr>
+        <w:spacing w:line="336" w:lineRule="auto" w:after="180"/>
+      </w:pPr>
+      <w:r>
+        <w:rPr>
+          <w:b w:val="0"/>
+        </w:rPr>
+        <w:t xml:space="preserve">Start by identifying the given </w:t>
+      </w:r>
+      <w:r>
+        <w:rPr>
+          <w:b/>
+        </w:rPr>
+        <w:t>input</w:t>
+      </w:r>
+      <w:r>
+        <w:rPr>
+          <w:b w:val="0"/>
+        </w:rPr>
+        <w:t>s together. Leave the intermediate steps blank. If needed, model one step, then withdraw that help on the next step. Move to a full trace only when the partial trace is understood.</w:t>
       </w:r>
     </w:p>
     <w:p>
-      <w:r>
-        <w:t>Collect explanations, not only yes/no votes. If a misunderstanding is common, re-model the relevant step for the class. If it affects a few learners, give a short targeted group explanation while others solve a more demanding variation.</w:t>
+      <w:pPr>
+        <w:spacing w:line="336" w:lineRule="auto" w:after="180"/>
+      </w:pPr>
+      <w:r>
+        <w:rPr>
+          <w:b w:val="0"/>
+        </w:rPr>
+        <w:t>For partners, alternate explainer and checker; collect a response from every learner before discussion.</w:t>
       </w:r>
     </w:p>
     <w:p>
@@ -1266,63 +2296,332 @@
         <w:pStyle w:val="Heading3"/>
       </w:pPr>
       <w:r>
-        <w:t>Pictorial practice question</w:t>
+        <w:t>Individual reasoning check</w:t>
       </w:r>
     </w:p>
     <w:p>
-      <w:r>
-        <w:t>Compute both clear and ambiguous slice rates for A and B. Which slice weakens, and how should that slice be reported when no ambiguous questions are observed?</w:t>
+      <w:pPr>
+        <w:spacing w:line="336" w:lineRule="auto" w:after="180"/>
+      </w:pPr>
+      <w:r>
+        <w:rPr>
+          <w:b w:val="0"/>
+        </w:rPr>
+        <w:t xml:space="preserve">Use the worked case for Monitoring quality </w:t>
+      </w:r>
+      <w:r>
+        <w:rPr>
+          <w:b/>
+        </w:rPr>
+        <w:t>drift</w:t>
+      </w:r>
+      <w:r>
+        <w:rPr>
+          <w:b w:val="0"/>
+        </w:rPr>
+        <w:t>. Proposed explanation: “The worked result establishes every future case”. Decide whether this explanation is supported.</w:t>
       </w:r>
     </w:p>
     <w:p>
       <w:pPr>
-        <w:pStyle w:val="Heading3"/>
-      </w:pPr>
-      <w:r>
-        <w:t>Reasoned teacher answer</w:t>
+        <w:spacing w:line="336" w:lineRule="auto" w:after="180"/>
+      </w:pPr>
+      <w:r>
+        <w:rPr>
+          <w:b w:val="0"/>
+        </w:rPr>
+        <w:t>Point to the step or supplied fact that decides; explain your repair if needed.</w:t>
       </w:r>
     </w:p>
     <w:p>
-      <w:r>
-        <w:t>Clear rises 90%→95%; ambiguous falls 80%→40%. A is 26/30; B is 23/30 correct. Inspect that slice’s failures before selecting a repair. Changed case: That slice is unmeasured, not perfectly correct. No observations means no rate can be calculated for it.</w:t>
+      <w:pPr>
+        <w:pStyle w:val="Heading3"/>
+      </w:pPr>
+      <w:r>
+        <w:t>Expected repair</w:t>
       </w:r>
     </w:p>
     <w:p>
-      <w:r>
-        <w:t>Changed-case reasoning: That slice is unmeasured, not perfectly correct. No observations means no rate can be calculated for it.</w:t>
+      <w:pPr>
+        <w:spacing w:line="336" w:lineRule="auto" w:after="180"/>
+        <w:shd w:fill="F1F6FC"/>
+      </w:pPr>
+      <w:r>
+        <w:rPr>
+          <w:b w:val="0"/>
+        </w:rPr>
+        <w:t>Expected correction: An alert identifies a condition for investigation, not a complete causal explanation.</w:t>
       </w:r>
     </w:p>
     <w:p>
-      <w:r>
-        <w:t>Collect each learner’s explanation before discussion. Use the first missing connection between input, deciding step and result to choose support. This question is worked-case practice, not fresh mastery evidence.</w:t>
+      <w:pPr>
+        <w:spacing w:line="336" w:lineRule="auto" w:after="180"/>
+      </w:pPr>
+      <w:r>
+        <w:rPr>
+          <w:b w:val="0"/>
+        </w:rPr>
+        <w:t>Collect explanations, not only yes/no votes. If a misunderstanding is common, re-model the relevant step for the class.</w:t>
       </w:r>
     </w:p>
     <w:p>
       <w:pPr>
-        <w:pStyle w:val="Heading1"/>
-      </w:pPr>
-      <w:r>
-        <w:t>04. Run the investigation and diagnose misconceptions</w:t>
+        <w:spacing w:line="336" w:lineRule="auto" w:after="180"/>
+      </w:pPr>
+      <w:r>
+        <w:rPr>
+          <w:b w:val="0"/>
+        </w:rPr>
+        <w:t>If it affects a few learners, give a short targeted group explanation while others solve a more demanding variation.</w:t>
       </w:r>
     </w:p>
     <w:p>
-      <w:r>
-        <w:t>The worked result establishes every future case: An alert identifies a condition for investigation, not a complete causal explanation.</w:t>
+      <w:pPr>
+        <w:pStyle w:val="Heading3"/>
+      </w:pPr>
+      <w:r>
+        <w:t>Pictorial practice question</w:t>
       </w:r>
     </w:p>
     <w:p>
-      <w:r>
-        <w:t>A missing input may be replaced without recording the change: A replacement changes the evidence or contract. Record the change and its justification; do not silently turn unknown into a measured value.</w:t>
+      <w:pPr>
+        <w:spacing w:line="336" w:lineRule="auto" w:after="180"/>
+        <w:shd w:fill="F5F1FB"/>
+      </w:pPr>
+      <w:r>
+        <w:rPr>
+          <w:b w:val="0"/>
+        </w:rPr>
+        <w:t>Compute both clear and ambiguous slice rates for A and B. Which slice weakens, and how should that slice be reported when no ambiguous questions are observed?</w:t>
       </w:r>
     </w:p>
     <w:p>
-      <w:r>
-        <w:t>Repeating an assessed case is new independent evidence: A replay checks consistency. An example used for feedback or revision cannot later be described as untouched final evaluation.</w:t>
+      <w:pPr>
+        <w:pStyle w:val="Heading3"/>
+      </w:pPr>
+      <w:r>
+        <w:t>Reasoned teacher answer</w:t>
       </w:r>
     </w:p>
     <w:p>
-      <w:r>
-        <w:t>Use Section 9 for the evidence ledger. Add a boundary or missing-input case and record the expected response before checking. More successful repeats of one case do not establish wider coverage.</w:t>
+      <w:pPr>
+        <w:spacing w:line="336" w:lineRule="auto" w:after="180"/>
+      </w:pPr>
+      <w:r>
+        <w:rPr>
+          <w:b w:val="0"/>
+        </w:rPr>
+        <w:t xml:space="preserve">Clear rises 90%→95%; ambiguous falls </w:t>
+      </w:r>
+      <w:r>
+        <w:rPr>
+          <w:b/>
+        </w:rPr>
+        <w:t>80%</w:t>
+      </w:r>
+      <w:r>
+        <w:rPr>
+          <w:b w:val="0"/>
+        </w:rPr>
+        <w:t>→40%. A is 26/30; B is 23/30 correct. Inspect that slice’s failures before selecting a repair. Changed case: That slice is unmeasured, not perfectly correct.</w:t>
+      </w:r>
+    </w:p>
+    <w:p>
+      <w:pPr>
+        <w:spacing w:line="336" w:lineRule="auto" w:after="180"/>
+      </w:pPr>
+      <w:r>
+        <w:rPr>
+          <w:b w:val="0"/>
+        </w:rPr>
+        <w:t xml:space="preserve">No </w:t>
+      </w:r>
+      <w:r>
+        <w:rPr>
+          <w:b/>
+        </w:rPr>
+        <w:t>observation</w:t>
+      </w:r>
+      <w:r>
+        <w:rPr>
+          <w:b w:val="0"/>
+        </w:rPr>
+        <w:t>s means no rate can be calculated for it.</w:t>
+      </w:r>
+    </w:p>
+    <w:p>
+      <w:pPr>
+        <w:spacing w:line="336" w:lineRule="auto" w:after="180"/>
+      </w:pPr>
+      <w:r>
+        <w:rPr>
+          <w:b w:val="0"/>
+        </w:rPr>
+        <w:t xml:space="preserve">Changed-case reasoning: That slice is unmeasured, not perfectly correct. No </w:t>
+      </w:r>
+      <w:r>
+        <w:rPr>
+          <w:b/>
+        </w:rPr>
+        <w:t>observation</w:t>
+      </w:r>
+      <w:r>
+        <w:rPr>
+          <w:b w:val="0"/>
+        </w:rPr>
+        <w:t>s means no rate can be calculated for it.</w:t>
+      </w:r>
+    </w:p>
+    <w:p>
+      <w:pPr>
+        <w:spacing w:line="336" w:lineRule="auto" w:after="180"/>
+      </w:pPr>
+      <w:r>
+        <w:rPr>
+          <w:b w:val="0"/>
+        </w:rPr>
+        <w:t xml:space="preserve">Collect each learner’s explanation before discussion. Use the first missing connection between </w:t>
+      </w:r>
+      <w:r>
+        <w:rPr>
+          <w:b/>
+        </w:rPr>
+        <w:t>input</w:t>
+      </w:r>
+      <w:r>
+        <w:rPr>
+          <w:b w:val="0"/>
+        </w:rPr>
+        <w:t xml:space="preserve">, deciding step and result to choose support. This question is worked-case practice, not fresh mastery </w:t>
+      </w:r>
+      <w:r>
+        <w:rPr>
+          <w:b/>
+        </w:rPr>
+        <w:t>evidence</w:t>
+      </w:r>
+      <w:r>
+        <w:rPr>
+          <w:b w:val="0"/>
+        </w:rPr>
+        <w:t>.</w:t>
+      </w:r>
+    </w:p>
+    <w:p>
+      <w:pPr>
+        <w:pStyle w:val="Heading1"/>
+      </w:pPr>
+      <w:r>
+        <w:t>04. Run the investigation and diagnose misconceptions</w:t>
+      </w:r>
+    </w:p>
+    <w:p>
+      <w:r>
+        <w:t>Run the Monitoring quality drift investigation and use the first unsupported step to choose a teaching response.</w:t>
+      </w:r>
+    </w:p>
+    <w:p>
+      <w:pPr>
+        <w:spacing w:line="336" w:lineRule="auto" w:after="180"/>
+      </w:pPr>
+      <w:r>
+        <w:rPr>
+          <w:b w:val="0"/>
+        </w:rPr>
+        <w:t>The worked result establishes every future case: An alert identifies a condition for investigation, not a complete causal explanation.</w:t>
+      </w:r>
+    </w:p>
+    <w:p>
+      <w:pPr>
+        <w:spacing w:line="336" w:lineRule="auto" w:after="180"/>
+      </w:pPr>
+      <w:r>
+        <w:rPr>
+          <w:b w:val="0"/>
+        </w:rPr>
+        <w:t xml:space="preserve">A missing </w:t>
+      </w:r>
+      <w:r>
+        <w:rPr>
+          <w:b/>
+        </w:rPr>
+        <w:t>input</w:t>
+      </w:r>
+      <w:r>
+        <w:rPr>
+          <w:b w:val="0"/>
+        </w:rPr>
+        <w:t xml:space="preserve"> may be replaced without recording the change: A replacement changes the </w:t>
+      </w:r>
+      <w:r>
+        <w:rPr>
+          <w:b/>
+        </w:rPr>
+        <w:t>evidence</w:t>
+      </w:r>
+      <w:r>
+        <w:rPr>
+          <w:b w:val="0"/>
+        </w:rPr>
+        <w:t xml:space="preserve"> or contract. Record the change and its justification; do not silently turn unknown into a measured value.</w:t>
+      </w:r>
+    </w:p>
+    <w:p>
+      <w:pPr>
+        <w:spacing w:line="336" w:lineRule="auto" w:after="180"/>
+      </w:pPr>
+      <w:r>
+        <w:rPr>
+          <w:b w:val="0"/>
+        </w:rPr>
+        <w:t xml:space="preserve">Repeating an assessed case is new independent </w:t>
+      </w:r>
+      <w:r>
+        <w:rPr>
+          <w:b/>
+        </w:rPr>
+        <w:t>evidence</w:t>
+      </w:r>
+      <w:r>
+        <w:rPr>
+          <w:b w:val="0"/>
+        </w:rPr>
+        <w:t>: A replay checks consistency. An example used for feedback or revision cannot later be described as untouched final evaluation.</w:t>
+      </w:r>
+    </w:p>
+    <w:p>
+      <w:pPr>
+        <w:spacing w:line="336" w:lineRule="auto" w:after="180"/>
+      </w:pPr>
+      <w:r>
+        <w:rPr>
+          <w:b w:val="0"/>
+        </w:rPr>
+        <w:t xml:space="preserve">Use Section 9 for the </w:t>
+      </w:r>
+      <w:r>
+        <w:rPr>
+          <w:b/>
+        </w:rPr>
+        <w:t>evidence</w:t>
+      </w:r>
+      <w:r>
+        <w:rPr>
+          <w:b w:val="0"/>
+        </w:rPr>
+        <w:t xml:space="preserve"> ledger. Add a boundary or missing-</w:t>
+      </w:r>
+      <w:r>
+        <w:rPr>
+          <w:b/>
+        </w:rPr>
+        <w:t>input</w:t>
+      </w:r>
+      <w:r>
+        <w:rPr>
+          <w:b w:val="0"/>
+        </w:rPr>
+        <w:t xml:space="preserve"> case and record the expected response before checking. More successful repeats of one case do not establish wider coverage.</w:t>
       </w:r>
     </w:p>
     <w:p>
@@ -1480,29 +2779,38 @@
       </w:tr>
     </w:tbl>
     <w:p>
-      <w:r>
-        <w:t>Offer an oral explanation, drawing, enlarged visual or fewer examples when that removes a reading/writing barrier. Keep the same reasoning goal. Stretch secure learners by changing a boundary or assumption and asking them to defend the effect, not simply by assigning more of the same questions.</w:t>
+      <w:pPr>
+        <w:spacing w:line="336" w:lineRule="auto" w:after="180"/>
+      </w:pPr>
+      <w:r>
+        <w:rPr>
+          <w:b w:val="0"/>
+        </w:rPr>
+        <w:t>Offer an oral explanation, drawing, enlarged visual or fewer examples when that removes a reading/writing barrier. Keep the same reasoning goal.</w:t>
       </w:r>
     </w:p>
     <w:p>
       <w:pPr>
-        <w:pStyle w:val="Heading1"/>
-      </w:pPr>
-      <w:r>
-        <w:t>05. Assess and explain the answers</w:t>
+        <w:spacing w:line="336" w:lineRule="auto" w:after="180"/>
+      </w:pPr>
+      <w:r>
+        <w:rPr>
+          <w:b w:val="0"/>
+        </w:rPr>
+        <w:t>Stretch secure learners by changing a boundary or assumption and asking them to defend the effect, not simply by assigning more of the same questions.</w:t>
       </w:r>
     </w:p>
     <w:p>
       <w:pPr>
-        <w:pStyle w:val="Heading3"/>
-      </w:pPr>
-      <w:r>
-        <w:t>Guided and exit questions</w:t>
+        <w:pStyle w:val="Heading1"/>
+      </w:pPr>
+      <w:r>
+        <w:t>05. Assess and explain the answers</w:t>
       </w:r>
     </w:p>
     <w:p>
       <w:r>
-        <w:t>Guided: 90% versus70%, drop20 percentage points; new window breaches80%. Check case mix, data versions and logs before asserting model drift as the cause. Qualification: An alert identifies a condition for investigation, not a complete causal explanation. Exit: accept a concrete variation with its predicted outcome and a stated condition that would challenge the mechanism; reject a claim resting on unmeasured evidence.</w:t>
+        <w:t>Use the Monitoring quality drift questions, teacher keys and criteria after the relevant attempts. Previously discussed cases are practice; protect the separately selected independent task.</w:t>
       </w:r>
     </w:p>
     <w:p>
@@ -1510,89 +2818,292 @@
         <w:pStyle w:val="Heading3"/>
       </w:pPr>
       <w:r>
-        <w:t>W1 Explain the mechanism</w:t>
+        <w:t>Guided and exit questions</w:t>
       </w:r>
     </w:p>
     <w:p>
-      <w:r>
-        <w:t>Explain the weekly mechanism in your own words. Use the worked scenario to name its input, decision rule and output.</w:t>
+      <w:pPr>
+        <w:spacing w:line="336" w:lineRule="auto" w:after="180"/>
+      </w:pPr>
+      <w:r>
+        <w:rPr>
+          <w:b w:val="0"/>
+        </w:rPr>
+        <w:t>Guided: 90% versus</w:t>
+      </w:r>
+      <w:r>
+        <w:rPr>
+          <w:b/>
+        </w:rPr>
+        <w:t>70%</w:t>
+      </w:r>
+      <w:r>
+        <w:rPr>
+          <w:b w:val="0"/>
+        </w:rPr>
+        <w:t>, drop20 percentage points; new window breaches</w:t>
+      </w:r>
+      <w:r>
+        <w:rPr>
+          <w:b/>
+        </w:rPr>
+        <w:t>80%</w:t>
+      </w:r>
+      <w:r>
+        <w:rPr>
+          <w:b w:val="0"/>
+        </w:rPr>
+        <w:t xml:space="preserve">. Check case mix, data versions and logs before asserting model </w:t>
+      </w:r>
+      <w:r>
+        <w:rPr>
+          <w:b/>
+        </w:rPr>
+        <w:t>drift</w:t>
+      </w:r>
+      <w:r>
+        <w:rPr>
+          <w:b w:val="0"/>
+        </w:rPr>
+        <w:t xml:space="preserve"> as the cause.</w:t>
       </w:r>
     </w:p>
     <w:p>
-      <w:r>
-        <w:t>Teacher explanation: Monitoring compares current outcomes with a declared reference and sampling protocol. A change in observed quality may reflect case mix or instrumentation. For each window report eligible counts, passes, missing outcomes and condition mix. Alert when success falls below the toy80% threshold; investigate before attributing cause.</w:t>
+      <w:pPr>
+        <w:spacing w:line="336" w:lineRule="auto" w:after="180"/>
+      </w:pPr>
+      <w:r>
+        <w:rPr>
+          <w:b w:val="0"/>
+        </w:rPr>
+        <w:t>Qualification: An alert identifies a condition for investigation, not a complete causal explanation.</w:t>
       </w:r>
     </w:p>
     <w:p>
       <w:pPr>
-        <w:pStyle w:val="Heading3"/>
-      </w:pPr>
-      <w:r>
-        <w:t>W2 Trace the worked case</w:t>
+        <w:spacing w:line="336" w:lineRule="auto" w:after="180"/>
+      </w:pPr>
+      <w:r>
+        <w:rPr>
+          <w:b w:val="0"/>
+        </w:rPr>
+        <w:t xml:space="preserve">Exit: accept a concrete variation with its predicted outcome and a stated condition that would challenge the </w:t>
+      </w:r>
+      <w:r>
+        <w:rPr>
+          <w:b/>
+        </w:rPr>
+        <w:t>mechanism</w:t>
+      </w:r>
+      <w:r>
+        <w:rPr>
+          <w:b w:val="0"/>
+        </w:rPr>
+        <w:t xml:space="preserve">; reject a claim resting on unmeasured </w:t>
+      </w:r>
+      <w:r>
+        <w:rPr>
+          <w:b/>
+        </w:rPr>
+        <w:t>evidence</w:t>
+      </w:r>
+      <w:r>
+        <w:rPr>
+          <w:b w:val="0"/>
+        </w:rPr>
+        <w:t>.</w:t>
       </w:r>
     </w:p>
     <w:p>
-      <w:r>
-        <w:t>Reference window passes18/20; new window14/20. Show the intermediate steps and give the conclusion with its scope.</w:t>
+      <w:pPr>
+        <w:pStyle w:val="Heading3"/>
+      </w:pPr>
+      <w:r>
+        <w:t>W1 Explain the mechanism</w:t>
       </w:r>
     </w:p>
     <w:p>
-      <w:r>
-        <w:t>Teacher explanation: 90% versus70%, drop20 percentage points; new window breaches80%. Check case mix, data versions and logs before asserting model drift as the cause.</w:t>
+      <w:pPr>
+        <w:pStyle w:val="Heading3"/>
+      </w:pPr>
+      <w:r>
+        <w:t>Workbook question · W1</w:t>
       </w:r>
     </w:p>
     <w:p>
       <w:pPr>
-        <w:pStyle w:val="Heading3"/>
-      </w:pPr>
-      <w:r>
-        <w:t>W3 Audit the limit</w:t>
+        <w:spacing w:line="336" w:lineRule="auto" w:after="180"/>
+        <w:shd w:fill="F5F1FB"/>
+      </w:pPr>
+      <w:r>
+        <w:rPr>
+          <w:b w:val="0"/>
+        </w:rPr>
+        <w:t xml:space="preserve">Explain the weekly </w:t>
+      </w:r>
+      <w:r>
+        <w:rPr>
+          <w:b/>
+        </w:rPr>
+        <w:t>mechanism</w:t>
+      </w:r>
+      <w:r>
+        <w:rPr>
+          <w:b w:val="0"/>
+        </w:rPr>
+        <w:t xml:space="preserve"> in your own words. Use the worked scenario to name its </w:t>
+      </w:r>
+      <w:r>
+        <w:rPr>
+          <w:b/>
+        </w:rPr>
+        <w:t>input</w:t>
+      </w:r>
+      <w:r>
+        <w:rPr>
+          <w:b w:val="0"/>
+        </w:rPr>
+        <w:t xml:space="preserve">, decision rule and </w:t>
+      </w:r>
+      <w:r>
+        <w:rPr>
+          <w:b/>
+        </w:rPr>
+        <w:t>output</w:t>
+      </w:r>
+      <w:r>
+        <w:rPr>
+          <w:b w:val="0"/>
+        </w:rPr>
+        <w:t>.</w:t>
       </w:r>
     </w:p>
     <w:p>
-      <w:r>
-        <w:t>A report omits this qualification: An alert identifies a condition for investigation, not a complete causal explanation. Explain how omitting it could change a reader's interpretation, and write an accurate replacement.</w:t>
+      <w:pPr>
+        <w:pStyle w:val="Heading3"/>
+      </w:pPr>
+      <w:r>
+        <w:t>Teacher reasoning · W1</w:t>
       </w:r>
     </w:p>
     <w:p>
-      <w:r>
-        <w:t>Teacher explanation: An alert identifies a condition for investigation, not a complete causal explanation. State the observed result separately from the unverified or out-of-scope claim; preserve the original evidence rather than inventing a missing fact.</w:t>
+      <w:pPr>
+        <w:spacing w:line="336" w:lineRule="auto" w:after="180"/>
+        <w:shd w:fill="F1F6FC"/>
+      </w:pPr>
+      <w:r>
+        <w:rPr>
+          <w:b w:val="0"/>
+        </w:rPr>
+        <w:t>Teacher explanation: Monitoring compares current outcomes with a declared reference and sampling protocol. A change in observed quality may reflect case mix or instrumentation.</w:t>
       </w:r>
     </w:p>
     <w:p>
       <w:pPr>
-        <w:pStyle w:val="Heading3"/>
-      </w:pPr>
-      <w:r>
-        <w:t>W4 Apply a new case independently</w:t>
+        <w:spacing w:line="336" w:lineRule="auto" w:after="180"/>
+        <w:shd w:fill="F1F6FC"/>
+      </w:pPr>
+      <w:r>
+        <w:rPr>
+          <w:b w:val="0"/>
+        </w:rPr>
+        <w:t>For each window report eligible counts, passes, missing outcomes and condition mix. Alert when success falls below the toy</w:t>
+      </w:r>
+      <w:r>
+        <w:rPr>
+          <w:b/>
+        </w:rPr>
+        <w:t>80%</w:t>
+      </w:r>
+      <w:r>
+        <w:rPr>
+          <w:b w:val="0"/>
+        </w:rPr>
+        <w:t xml:space="preserve"> threshold; investigate before attributing cause.</w:t>
       </w:r>
     </w:p>
     <w:p>
-      <w:r>
-        <w:t>Window A passes8/10; B passes12/20. Threshold70%. Compare.</w:t>
+      <w:pPr>
+        <w:pStyle w:val="Heading3"/>
+      </w:pPr>
+      <w:r>
+        <w:t>W2 Trace the worked case</w:t>
       </w:r>
     </w:p>
     <w:p>
-      <w:r>
-        <w:t>Teacher explanation: 80% versus60%; B breaches70%. Raw pass total rose but success rate fell.</w:t>
+      <w:pPr>
+        <w:pStyle w:val="Heading3"/>
+      </w:pPr>
+      <w:r>
+        <w:t>Workbook question · W2</w:t>
       </w:r>
     </w:p>
     <w:p>
       <w:pPr>
-        <w:pStyle w:val="Heading3"/>
-      </w:pPr>
-      <w:r>
-        <w:t>W5 Design a revealing follow-up</w:t>
+        <w:spacing w:line="336" w:lineRule="auto" w:after="180"/>
+        <w:shd w:fill="F5F1FB"/>
+      </w:pPr>
+      <w:r>
+        <w:rPr>
+          <w:b w:val="0"/>
+        </w:rPr>
+        <w:t>Reference window passes18/20; new window14/20. Show the intermediate steps and give the conclusion with its scope.</w:t>
       </w:r>
     </w:p>
     <w:p>
-      <w:r>
-        <w:t>For the worked scenario, propose one additional case that could reveal a failure, describe its expected outcome before running it, and explain what would need to remain fixed for a fair comparison. Do not reuse W4 as a new final test after receiving feedback.</w:t>
+      <w:pPr>
+        <w:pStyle w:val="Heading3"/>
+      </w:pPr>
+      <w:r>
+        <w:t>Teacher reasoning · W2</w:t>
       </w:r>
     </w:p>
     <w:p>
-      <w:r>
-        <w:t>Teacher explanation: Accept a concrete variant of the worked input or a missing/conflicting/boundary condition, with an expectation derived from the declared procedure. Require preserved settings, original outputs and data roles. An alert identifies a condition for investigation, not a complete causal explanation. The new case should test this particular mechanism rather than merely restate the original result.</w:t>
+      <w:pPr>
+        <w:spacing w:line="336" w:lineRule="auto" w:after="180"/>
+        <w:shd w:fill="F1F6FC"/>
+      </w:pPr>
+      <w:r>
+        <w:rPr>
+          <w:b w:val="0"/>
+        </w:rPr>
+        <w:t>Teacher explanation: 90% versus</w:t>
+      </w:r>
+      <w:r>
+        <w:rPr>
+          <w:b/>
+        </w:rPr>
+        <w:t>70%</w:t>
+      </w:r>
+      <w:r>
+        <w:rPr>
+          <w:b w:val="0"/>
+        </w:rPr>
+        <w:t>, drop20 percentage points; new window breaches</w:t>
+      </w:r>
+      <w:r>
+        <w:rPr>
+          <w:b/>
+        </w:rPr>
+        <w:t>80%</w:t>
+      </w:r>
+      <w:r>
+        <w:rPr>
+          <w:b w:val="0"/>
+        </w:rPr>
+        <w:t xml:space="preserve">. Check case mix, data versions and logs before asserting model </w:t>
+      </w:r>
+      <w:r>
+        <w:rPr>
+          <w:b/>
+        </w:rPr>
+        <w:t>drift</w:t>
+      </w:r>
+      <w:r>
+        <w:rPr>
+          <w:b w:val="0"/>
+        </w:rPr>
+        <w:t xml:space="preserve"> as the cause.</w:t>
       </w:r>
     </w:p>
     <w:p>
@@ -1600,38 +3111,479 @@
         <w:pStyle w:val="Heading3"/>
       </w:pPr>
       <w:r>
-        <w:t>Independent assessment and fresh retry</w:t>
+        <w:t>W3 Audit the limit</w:t>
       </w:r>
     </w:p>
     <w:p>
-      <w:r>
-        <w:t>W4: 80% versus60%; B breaches70%. Raw pass total rose but success rate fell. Require intermediate reasoning and the stated scope. Fresh retry: Window10/12 then12/12 under90% threshold. Expected reasoning: 83.333% breaches; 100% meets. These small windows do not establish a stable long-term rate. If students need support, record it and reassess with another new case rather than awarding independence to a copied answer.</w:t>
+      <w:pPr>
+        <w:pStyle w:val="Heading3"/>
+      </w:pPr>
+      <w:r>
+        <w:t>Workbook question · W3</w:t>
       </w:r>
     </w:p>
     <w:p>
       <w:pPr>
-        <w:pStyle w:val="Heading3"/>
-      </w:pPr>
-      <w:r>
-        <w:t>Assess independent transfer</w:t>
+        <w:spacing w:line="336" w:lineRule="auto" w:after="180"/>
+        <w:shd w:fill="F5F1FB"/>
+      </w:pPr>
+      <w:r>
+        <w:rPr>
+          <w:b w:val="0"/>
+        </w:rPr>
+        <w:t>A report omits this qualification: An alert identifies a condition for investigation, not a complete causal explanation. Explain how omitting it could change a reader's interpretation, and write an accurate replacement.</w:t>
       </w:r>
     </w:p>
     <w:p>
-      <w:r>
-        <w:t>Selected case: Window A passes8/10; B passes12/20. Threshold70%. Compare.</w:t>
+      <w:pPr>
+        <w:pStyle w:val="Heading3"/>
+      </w:pPr>
+      <w:r>
+        <w:t>Teacher reasoning · W3</w:t>
       </w:r>
     </w:p>
     <w:p>
       <w:pPr>
-        <w:pStyle w:val="Heading3"/>
-      </w:pPr>
-      <w:r>
-        <w:t>Selected case answer</w:t>
+        <w:spacing w:line="336" w:lineRule="auto" w:after="180"/>
+        <w:shd w:fill="F1F6FC"/>
+      </w:pPr>
+      <w:r>
+        <w:rPr>
+          <w:b w:val="0"/>
+        </w:rPr>
+        <w:t>Teacher explanation: An alert identifies a condition for investigation, not a complete causal explanation.</w:t>
       </w:r>
     </w:p>
     <w:p>
-      <w:r>
-        <w:t>Teacher explanation: 80% versus60%; B breaches70%. Raw pass total rose but success rate fell.</w:t>
+      <w:pPr>
+        <w:spacing w:line="336" w:lineRule="auto" w:after="180"/>
+        <w:shd w:fill="F1F6FC"/>
+      </w:pPr>
+      <w:r>
+        <w:rPr>
+          <w:b w:val="0"/>
+        </w:rPr>
+        <w:t xml:space="preserve">State the observed result separately from the unverified or out-of-scope claim; preserve the original </w:t>
+      </w:r>
+      <w:r>
+        <w:rPr>
+          <w:b/>
+        </w:rPr>
+        <w:t>evidence</w:t>
+      </w:r>
+      <w:r>
+        <w:rPr>
+          <w:b w:val="0"/>
+        </w:rPr>
+        <w:t xml:space="preserve"> rather than inventing a missing fact.</w:t>
+      </w:r>
+    </w:p>
+    <w:p>
+      <w:pPr>
+        <w:pStyle w:val="Heading3"/>
+      </w:pPr>
+      <w:r>
+        <w:t>W4 Apply a new case independently</w:t>
+      </w:r>
+    </w:p>
+    <w:p>
+      <w:pPr>
+        <w:pStyle w:val="Heading3"/>
+      </w:pPr>
+      <w:r>
+        <w:t>Workbook question · W4</w:t>
+      </w:r>
+    </w:p>
+    <w:p>
+      <w:pPr>
+        <w:spacing w:line="336" w:lineRule="auto" w:after="180"/>
+        <w:shd w:fill="F5F1FB"/>
+      </w:pPr>
+      <w:r>
+        <w:rPr>
+          <w:b w:val="0"/>
+        </w:rPr>
+        <w:t>Window A passes8/10; B passes12/20. Threshold</w:t>
+      </w:r>
+      <w:r>
+        <w:rPr>
+          <w:b/>
+        </w:rPr>
+        <w:t>70%</w:t>
+      </w:r>
+      <w:r>
+        <w:rPr>
+          <w:b w:val="0"/>
+        </w:rPr>
+        <w:t>. Compare.</w:t>
+      </w:r>
+    </w:p>
+    <w:p>
+      <w:pPr>
+        <w:pStyle w:val="Heading3"/>
+      </w:pPr>
+      <w:r>
+        <w:t>Teacher reasoning · W4</w:t>
+      </w:r>
+    </w:p>
+    <w:p>
+      <w:pPr>
+        <w:spacing w:line="336" w:lineRule="auto" w:after="180"/>
+        <w:shd w:fill="F1F6FC"/>
+      </w:pPr>
+      <w:r>
+        <w:rPr>
+          <w:b w:val="0"/>
+        </w:rPr>
+        <w:t xml:space="preserve">Teacher explanation: </w:t>
+      </w:r>
+      <w:r>
+        <w:rPr>
+          <w:b/>
+        </w:rPr>
+        <w:t>80%</w:t>
+      </w:r>
+      <w:r>
+        <w:rPr>
+          <w:b w:val="0"/>
+        </w:rPr>
+        <w:t xml:space="preserve"> versus</w:t>
+      </w:r>
+      <w:r>
+        <w:rPr>
+          <w:b/>
+        </w:rPr>
+        <w:t>60%</w:t>
+      </w:r>
+      <w:r>
+        <w:rPr>
+          <w:b w:val="0"/>
+        </w:rPr>
+        <w:t>; B breaches</w:t>
+      </w:r>
+      <w:r>
+        <w:rPr>
+          <w:b/>
+        </w:rPr>
+        <w:t>70%</w:t>
+      </w:r>
+      <w:r>
+        <w:rPr>
+          <w:b w:val="0"/>
+        </w:rPr>
+        <w:t>. Raw pass total rose but success rate fell.</w:t>
+      </w:r>
+    </w:p>
+    <w:p>
+      <w:pPr>
+        <w:pStyle w:val="Heading3"/>
+      </w:pPr>
+      <w:r>
+        <w:t>W5 Design a revealing follow-up</w:t>
+      </w:r>
+    </w:p>
+    <w:p>
+      <w:pPr>
+        <w:pStyle w:val="Heading3"/>
+      </w:pPr>
+      <w:r>
+        <w:t>Workbook question · W5</w:t>
+      </w:r>
+    </w:p>
+    <w:p>
+      <w:pPr>
+        <w:spacing w:line="336" w:lineRule="auto" w:after="180"/>
+        <w:shd w:fill="F5F1FB"/>
+      </w:pPr>
+      <w:r>
+        <w:rPr>
+          <w:b w:val="0"/>
+        </w:rPr>
+        <w:t>For the worked scenario, propose one additional case that could reveal a failure, describe its expected outcome before running it, and explain what would need to remain fixed for a fair comparison.</w:t>
+      </w:r>
+    </w:p>
+    <w:p>
+      <w:pPr>
+        <w:spacing w:line="336" w:lineRule="auto" w:after="180"/>
+        <w:shd w:fill="F5F1FB"/>
+      </w:pPr>
+      <w:r>
+        <w:rPr>
+          <w:b w:val="0"/>
+        </w:rPr>
+        <w:t>Do not reuse W4 as a new final test after receiving feedback.</w:t>
+      </w:r>
+    </w:p>
+    <w:p>
+      <w:pPr>
+        <w:pStyle w:val="Heading3"/>
+      </w:pPr>
+      <w:r>
+        <w:t>Teacher reasoning · W5</w:t>
+      </w:r>
+    </w:p>
+    <w:p>
+      <w:pPr>
+        <w:spacing w:line="336" w:lineRule="auto" w:after="180"/>
+        <w:shd w:fill="F1F6FC"/>
+      </w:pPr>
+      <w:r>
+        <w:rPr>
+          <w:b w:val="0"/>
+        </w:rPr>
+        <w:t xml:space="preserve">Teacher explanation: Accept a concrete variant of the worked </w:t>
+      </w:r>
+      <w:r>
+        <w:rPr>
+          <w:b/>
+        </w:rPr>
+        <w:t>input</w:t>
+      </w:r>
+      <w:r>
+        <w:rPr>
+          <w:b w:val="0"/>
+        </w:rPr>
+        <w:t xml:space="preserve"> or a missing/conflicting/boundary condition, with an expectation derived from the declared procedure.</w:t>
+      </w:r>
+    </w:p>
+    <w:p>
+      <w:pPr>
+        <w:spacing w:line="336" w:lineRule="auto" w:after="180"/>
+        <w:shd w:fill="F1F6FC"/>
+      </w:pPr>
+      <w:r>
+        <w:rPr>
+          <w:b w:val="0"/>
+        </w:rPr>
+        <w:t xml:space="preserve">Require preserved settings, original </w:t>
+      </w:r>
+      <w:r>
+        <w:rPr>
+          <w:b/>
+        </w:rPr>
+        <w:t>output</w:t>
+      </w:r>
+      <w:r>
+        <w:rPr>
+          <w:b w:val="0"/>
+        </w:rPr>
+        <w:t>s and data roles. An alert identifies a condition for investigation, not a complete causal explanation.</w:t>
+      </w:r>
+    </w:p>
+    <w:p>
+      <w:pPr>
+        <w:spacing w:line="336" w:lineRule="auto" w:after="180"/>
+        <w:shd w:fill="F1F6FC"/>
+      </w:pPr>
+      <w:r>
+        <w:rPr>
+          <w:b w:val="0"/>
+        </w:rPr>
+        <w:t xml:space="preserve">The new case should test this particular </w:t>
+      </w:r>
+      <w:r>
+        <w:rPr>
+          <w:b/>
+        </w:rPr>
+        <w:t>mechanism</w:t>
+      </w:r>
+      <w:r>
+        <w:rPr>
+          <w:b w:val="0"/>
+        </w:rPr>
+        <w:t xml:space="preserve"> rather than merely restate the original result.</w:t>
+      </w:r>
+    </w:p>
+    <w:p>
+      <w:pPr>
+        <w:pStyle w:val="Heading3"/>
+      </w:pPr>
+      <w:r>
+        <w:t>Independent assessment and fresh retry</w:t>
+      </w:r>
+    </w:p>
+    <w:p>
+      <w:pPr>
+        <w:pStyle w:val="Heading3"/>
+      </w:pPr>
+      <w:r>
+        <w:t>Teacher key · Independent assessment and fresh retry</w:t>
+      </w:r>
+    </w:p>
+    <w:p>
+      <w:pPr>
+        <w:spacing w:line="336" w:lineRule="auto" w:after="180"/>
+        <w:shd w:fill="F1F6FC"/>
+      </w:pPr>
+      <w:r>
+        <w:rPr>
+          <w:b w:val="0"/>
+        </w:rPr>
+        <w:t xml:space="preserve">W4: </w:t>
+      </w:r>
+      <w:r>
+        <w:rPr>
+          <w:b/>
+        </w:rPr>
+        <w:t>80%</w:t>
+      </w:r>
+      <w:r>
+        <w:rPr>
+          <w:b w:val="0"/>
+        </w:rPr>
+        <w:t xml:space="preserve"> versus</w:t>
+      </w:r>
+      <w:r>
+        <w:rPr>
+          <w:b/>
+        </w:rPr>
+        <w:t>60%</w:t>
+      </w:r>
+      <w:r>
+        <w:rPr>
+          <w:b w:val="0"/>
+        </w:rPr>
+        <w:t>; B breaches</w:t>
+      </w:r>
+      <w:r>
+        <w:rPr>
+          <w:b/>
+        </w:rPr>
+        <w:t>70%</w:t>
+      </w:r>
+      <w:r>
+        <w:rPr>
+          <w:b w:val="0"/>
+        </w:rPr>
+        <w:t>. Raw pass total rose but success rate fell. Require intermediate reasoning and the stated scope. Fresh retry: Window10/12 then12/12 under90% threshold.</w:t>
+      </w:r>
+    </w:p>
+    <w:p>
+      <w:pPr>
+        <w:spacing w:line="336" w:lineRule="auto" w:after="180"/>
+        <w:shd w:fill="F1F6FC"/>
+      </w:pPr>
+      <w:r>
+        <w:rPr>
+          <w:b w:val="0"/>
+        </w:rPr>
+        <w:t>Expected reasoning: 83.333% breaches; 100% meets. These small windows do not establish a stable long-term rate.</w:t>
+      </w:r>
+    </w:p>
+    <w:p>
+      <w:pPr>
+        <w:spacing w:line="336" w:lineRule="auto" w:after="180"/>
+        <w:shd w:fill="F1F6FC"/>
+      </w:pPr>
+      <w:r>
+        <w:rPr>
+          <w:b w:val="0"/>
+        </w:rPr>
+        <w:t>If students need support, record it and reassess with another new case rather than awarding independence to a copied answer.</w:t>
+      </w:r>
+    </w:p>
+    <w:p>
+      <w:pPr>
+        <w:pStyle w:val="Heading3"/>
+      </w:pPr>
+      <w:r>
+        <w:t>Assess independent transfer</w:t>
+      </w:r>
+    </w:p>
+    <w:p>
+      <w:pPr>
+        <w:pStyle w:val="Heading3"/>
+      </w:pPr>
+      <w:r>
+        <w:t>Independent question · withhold the key</w:t>
+      </w:r>
+    </w:p>
+    <w:p>
+      <w:pPr>
+        <w:spacing w:line="336" w:lineRule="auto" w:after="180"/>
+        <w:shd w:fill="F5F1FB"/>
+      </w:pPr>
+      <w:r>
+        <w:rPr>
+          <w:b w:val="0"/>
+        </w:rPr>
+        <w:t>Selected case: Window A passes8/10; B passes12/20. Threshold</w:t>
+      </w:r>
+      <w:r>
+        <w:rPr>
+          <w:b/>
+        </w:rPr>
+        <w:t>70%</w:t>
+      </w:r>
+      <w:r>
+        <w:rPr>
+          <w:b w:val="0"/>
+        </w:rPr>
+        <w:t>. Compare.</w:t>
+      </w:r>
+    </w:p>
+    <w:p>
+      <w:pPr>
+        <w:pStyle w:val="Heading3"/>
+      </w:pPr>
+      <w:r>
+        <w:t>Selected case answer</w:t>
+      </w:r>
+    </w:p>
+    <w:p>
+      <w:pPr>
+        <w:pStyle w:val="Heading3"/>
+      </w:pPr>
+      <w:r>
+        <w:t>Teacher key · Selected case answer</w:t>
+      </w:r>
+    </w:p>
+    <w:p>
+      <w:pPr>
+        <w:spacing w:line="336" w:lineRule="auto" w:after="180"/>
+        <w:shd w:fill="F1F6FC"/>
+      </w:pPr>
+      <w:r>
+        <w:rPr>
+          <w:b w:val="0"/>
+        </w:rPr>
+        <w:t xml:space="preserve">Teacher explanation: </w:t>
+      </w:r>
+      <w:r>
+        <w:rPr>
+          <w:b/>
+        </w:rPr>
+        <w:t>80%</w:t>
+      </w:r>
+      <w:r>
+        <w:rPr>
+          <w:b w:val="0"/>
+        </w:rPr>
+        <w:t xml:space="preserve"> versus</w:t>
+      </w:r>
+      <w:r>
+        <w:rPr>
+          <w:b/>
+        </w:rPr>
+        <w:t>60%</w:t>
+      </w:r>
+      <w:r>
+        <w:rPr>
+          <w:b w:val="0"/>
+        </w:rPr>
+        <w:t>; B breaches</w:t>
+      </w:r>
+      <w:r>
+        <w:rPr>
+          <w:b/>
+        </w:rPr>
+        <w:t>70%</w:t>
+      </w:r>
+      <w:r>
+        <w:rPr>
+          <w:b w:val="0"/>
+        </w:rPr>
+        <w:t>. Raw pass total rose but success rate fell.</w:t>
       </w:r>
     </w:p>
     <w:tbl>
@@ -1737,67 +3689,305 @@
       </w:tr>
     </w:tbl>
     <w:p>
-      <w:r>
-        <w:t>Record each dimension as not yet, with support, or independent. Accept a valid alternative procedure with a defensible trace. Do not penalise an honestly recorded model failure if the learner correctly explains its evidence and limits.</w:t>
+      <w:pPr>
+        <w:pStyle w:val="Heading3"/>
+      </w:pPr>
+      <w:r>
+        <w:t>Teacher key · Selected case answer</w:t>
       </w:r>
     </w:p>
     <w:p>
       <w:pPr>
-        <w:pStyle w:val="Heading3"/>
-      </w:pPr>
-      <w:r>
-        <w:t>Feedback that the learner uses</w:t>
+        <w:spacing w:line="336" w:lineRule="auto" w:after="180"/>
+        <w:shd w:fill="F1F6FC"/>
+      </w:pPr>
+      <w:r>
+        <w:rPr>
+          <w:b w:val="0"/>
+        </w:rPr>
+        <w:t>Record each dimension as not yet, with support, or independent. Accept a valid alternative procedure with a defensible trace.</w:t>
       </w:r>
     </w:p>
     <w:p>
-      <w:r>
-        <w:t>Name the earliest unsupported step and give one action to repair it. Have the learner make that repair now and explain why. Then assess the relevant skill on a fresh, fully specified case. Confirm it was not previously practised with feedback; solve and check the new case before assigning it. A follow-up design prompt is a starting brief, not automatically an equivalent test.</w:t>
+      <w:pPr>
+        <w:spacing w:line="336" w:lineRule="auto" w:after="180"/>
+        <w:shd w:fill="F1F6FC"/>
+      </w:pPr>
+      <w:r>
+        <w:rPr>
+          <w:b w:val="0"/>
+        </w:rPr>
+        <w:t xml:space="preserve">Do not penalise an honestly recorded model failure if the learner correctly explains its </w:t>
+      </w:r>
+      <w:r>
+        <w:rPr>
+          <w:b/>
+        </w:rPr>
+        <w:t>evidence</w:t>
+      </w:r>
+      <w:r>
+        <w:rPr>
+          <w:b w:val="0"/>
+        </w:rPr>
+        <w:t xml:space="preserve"> and limits.</w:t>
       </w:r>
     </w:p>
     <w:p>
       <w:pPr>
-        <w:pStyle w:val="Heading1"/>
-      </w:pPr>
-      <w:r>
-        <w:t>06. Connect the project, support and next lesson</w:t>
+        <w:pStyle w:val="Heading3"/>
+      </w:pPr>
+      <w:r>
+        <w:t>Feedback that the learner uses</w:t>
       </w:r>
     </w:p>
     <w:p>
-      <w:r>
-        <w:t>Add a labelled monitoring quality drift evidence sheet to Grounded Learning Service. Show how you can explain the mechanism and terminology of monitoring quality drift. Use the supplied fictional case and keep its inputs, intermediate steps, calculation or prediction, and limitation. Connect this record to last week’s record; a matching answer without a trace is insufficient.</w:t>
+      <w:pPr>
+        <w:spacing w:line="336" w:lineRule="auto" w:after="180"/>
+      </w:pPr>
+      <w:r>
+        <w:rPr>
+          <w:b w:val="0"/>
+        </w:rPr>
+        <w:t>Name the earliest unsupported step and give one action to repair it. Have the learner make that repair now and explain why. Then assess the relevant skill on a fresh, fully specified case.</w:t>
       </w:r>
     </w:p>
     <w:p>
-      <w:r>
-        <w:t>Provide an input/procedure/result/limit frame and a calculator when needed. Ask students to identify the first step before completing the whole trace. Extension: compare two concrete variants of this mechanism while holding unrelated conditions fixed; report both successful and unsuccessful outcomes.</w:t>
+      <w:pPr>
+        <w:spacing w:line="336" w:lineRule="auto" w:after="180"/>
+      </w:pPr>
+      <w:r>
+        <w:rPr>
+          <w:b w:val="0"/>
+        </w:rPr>
+        <w:t>Confirm it was not previously practised with feedback; solve and check the new case before assigning it. A follow-up design prompt is a starting brief, not automatically an equivalent test.</w:t>
       </w:r>
     </w:p>
     <w:p>
-      <w:r>
-        <w:t>Next connection: Incident investigation. Preserve the current case record and retrieve its evidence boundary before moving on.</w:t>
+      <w:pPr>
+        <w:pStyle w:val="Heading1"/>
+      </w:pPr>
+      <w:r>
+        <w:t>06. Connect the project, support and next lesson</w:t>
       </w:r>
     </w:p>
     <w:p>
       <w:r>
-        <w:t>Retain the project ledger and assess a changed case after support. Check the relevant prerequisite before carrying this component forward.</w:t>
+        <w:t>Connect Monitoring quality drift to Grounded Learning Service, adapt support and plan a later changed-case check.</w:t>
       </w:r>
     </w:p>
     <w:p>
       <w:pPr>
-        <w:pStyle w:val="Heading3"/>
-      </w:pPr>
-      <w:r>
-        <w:t>Plan the delayed return</w:t>
+        <w:spacing w:line="336" w:lineRule="auto" w:after="180"/>
+      </w:pPr>
+      <w:r>
+        <w:rPr>
+          <w:b w:val="0"/>
+        </w:rPr>
+        <w:t xml:space="preserve">Add a labelled monitoring quality </w:t>
+      </w:r>
+      <w:r>
+        <w:rPr>
+          <w:b/>
+        </w:rPr>
+        <w:t>drift</w:t>
+      </w:r>
+      <w:r>
+        <w:rPr>
+          <w:b w:val="0"/>
+        </w:rPr>
+        <w:t xml:space="preserve"> </w:t>
+      </w:r>
+      <w:r>
+        <w:rPr>
+          <w:b/>
+        </w:rPr>
+        <w:t>evidence</w:t>
+      </w:r>
+      <w:r>
+        <w:rPr>
+          <w:b w:val="0"/>
+        </w:rPr>
+        <w:t xml:space="preserve"> sheet to Grounded Learning Service. Show how you can explain the </w:t>
+      </w:r>
+      <w:r>
+        <w:rPr>
+          <w:b/>
+        </w:rPr>
+        <w:t>mechanism</w:t>
+      </w:r>
+      <w:r>
+        <w:rPr>
+          <w:b w:val="0"/>
+        </w:rPr>
+        <w:t xml:space="preserve"> and terminology of monitoring quality </w:t>
+      </w:r>
+      <w:r>
+        <w:rPr>
+          <w:b/>
+        </w:rPr>
+        <w:t>drift</w:t>
+      </w:r>
+      <w:r>
+        <w:rPr>
+          <w:b w:val="0"/>
+        </w:rPr>
+        <w:t>.</w:t>
       </w:r>
     </w:p>
     <w:p>
-      <w:r>
-        <w:t>Suggested return points in this level: ai-6/26, ai-6/28, ai-6/31. Use actual classroom dates, adjusting for holidays and gaps. One, three and six teaching weeks are scheduling choices, not a claimed optimal spacing.</w:t>
+      <w:pPr>
+        <w:spacing w:line="336" w:lineRule="auto" w:after="180"/>
+      </w:pPr>
+      <w:r>
+        <w:rPr>
+          <w:b w:val="0"/>
+        </w:rPr>
+        <w:t xml:space="preserve">Use the supplied fictional case and keep its </w:t>
+      </w:r>
+      <w:r>
+        <w:rPr>
+          <w:b/>
+        </w:rPr>
+        <w:t>input</w:t>
+      </w:r>
+      <w:r>
+        <w:rPr>
+          <w:b w:val="0"/>
+        </w:rPr>
+        <w:t xml:space="preserve">s, intermediate steps, calculation or </w:t>
+      </w:r>
+      <w:r>
+        <w:rPr>
+          <w:b/>
+        </w:rPr>
+        <w:t>prediction</w:t>
+      </w:r>
+      <w:r>
+        <w:rPr>
+          <w:b w:val="0"/>
+        </w:rPr>
+        <w:t>, and limitation. Connect this record to last week’s record; a matching answer without a trace is insufficient.</w:t>
       </w:r>
     </w:p>
     <w:p>
-      <w:r>
-        <w:t>At a delayed check, ask for the idea from memory and a changed application. Compare with the earlier independent response and record support used. For a new level, revisit the previous capstone before checking the new prerequisites.</w:t>
+      <w:pPr>
+        <w:spacing w:line="336" w:lineRule="auto" w:after="180"/>
+      </w:pPr>
+      <w:r>
+        <w:rPr>
+          <w:b w:val="0"/>
+        </w:rPr>
+        <w:t xml:space="preserve">Provide an </w:t>
+      </w:r>
+      <w:r>
+        <w:rPr>
+          <w:b/>
+        </w:rPr>
+        <w:t>input</w:t>
+      </w:r>
+      <w:r>
+        <w:rPr>
+          <w:b w:val="0"/>
+        </w:rPr>
+        <w:t>/procedure/result/limit frame and a calculator when needed. Ask students to identify the first step before completing the whole trace.</w:t>
+      </w:r>
+    </w:p>
+    <w:p>
+      <w:pPr>
+        <w:spacing w:line="336" w:lineRule="auto" w:after="180"/>
+      </w:pPr>
+      <w:r>
+        <w:rPr>
+          <w:b w:val="0"/>
+        </w:rPr>
+        <w:t xml:space="preserve">Extension: compare two concrete variants of this </w:t>
+      </w:r>
+      <w:r>
+        <w:rPr>
+          <w:b/>
+        </w:rPr>
+        <w:t>mechanism</w:t>
+      </w:r>
+      <w:r>
+        <w:rPr>
+          <w:b w:val="0"/>
+        </w:rPr>
+        <w:t xml:space="preserve"> while holding unrelated conditions fixed; report both successful and unsuccessful outcomes.</w:t>
+      </w:r>
+    </w:p>
+    <w:p>
+      <w:pPr>
+        <w:spacing w:line="336" w:lineRule="auto" w:after="180"/>
+      </w:pPr>
+      <w:r>
+        <w:rPr>
+          <w:b w:val="0"/>
+        </w:rPr>
+        <w:t xml:space="preserve">Next connection: Incident investigation. Preserve the current case record and retrieve its </w:t>
+      </w:r>
+      <w:r>
+        <w:rPr>
+          <w:b/>
+        </w:rPr>
+        <w:t>evidence</w:t>
+      </w:r>
+      <w:r>
+        <w:rPr>
+          <w:b w:val="0"/>
+        </w:rPr>
+        <w:t xml:space="preserve"> boundary before moving on.</w:t>
+      </w:r>
+    </w:p>
+    <w:p>
+      <w:pPr>
+        <w:spacing w:line="336" w:lineRule="auto" w:after="180"/>
+      </w:pPr>
+      <w:r>
+        <w:rPr>
+          <w:b w:val="0"/>
+        </w:rPr>
+        <w:t>Retain the project ledger and assess a changed case after support. Check the relevant prerequisite before carrying this component forward.</w:t>
+      </w:r>
+    </w:p>
+    <w:p>
+      <w:pPr>
+        <w:pStyle w:val="Heading3"/>
+      </w:pPr>
+      <w:r>
+        <w:t>Plan the delayed return</w:t>
+      </w:r>
+    </w:p>
+    <w:p>
+      <w:pPr>
+        <w:spacing w:line="336" w:lineRule="auto" w:after="180"/>
+      </w:pPr>
+      <w:r>
+        <w:rPr>
+          <w:b w:val="0"/>
+        </w:rPr>
+        <w:t>Suggested return points in this level: ai-6/26, ai-6/28, ai-6/31. Use actual classroom dates, adjusting for holidays and gaps. One, three and six teaching weeks are scheduling choices, not a claimed optimal spacing.</w:t>
+      </w:r>
+    </w:p>
+    <w:p>
+      <w:pPr>
+        <w:spacing w:line="336" w:lineRule="auto" w:after="180"/>
+      </w:pPr>
+      <w:r>
+        <w:rPr>
+          <w:b w:val="0"/>
+        </w:rPr>
+        <w:t>At a delayed check, ask for the idea from memory and a changed application. Compare with the earlier independent response and record support used.</w:t>
+      </w:r>
+    </w:p>
+    <w:p>
+      <w:pPr>
+        <w:spacing w:line="336" w:lineRule="auto" w:after="180"/>
+      </w:pPr>
+      <w:r>
+        <w:rPr>
+          <w:b w:val="0"/>
+        </w:rPr>
+        <w:t>For a new level, revisit the previous capstone before checking the new prerequisites.</w:t>
       </w:r>
     </w:p>
     <w:tbl>
@@ -1957,8 +4147,26 @@
       </w:tr>
     </w:tbl>
     <w:p>
-      <w:r>
-        <w:t>Use the evidence to choose reteaching or the next step. A completed page, confidence rating or attractive project does not by itself demonstrate understanding.</w:t>
+      <w:pPr>
+        <w:spacing w:line="336" w:lineRule="auto" w:after="180"/>
+      </w:pPr>
+      <w:r>
+        <w:rPr>
+          <w:b w:val="0"/>
+        </w:rPr>
+        <w:t xml:space="preserve">Use the </w:t>
+      </w:r>
+      <w:r>
+        <w:rPr>
+          <w:b/>
+        </w:rPr>
+        <w:t>evidence</w:t>
+      </w:r>
+      <w:r>
+        <w:rPr>
+          <w:b w:val="0"/>
+        </w:rPr>
+        <w:t xml:space="preserve"> to choose reteaching or the next step. A completed page, confidence rating or attractive project does not by itself demonstrate understanding.</w:t>
       </w:r>
     </w:p>
     <w:p>
@@ -1970,8 +4178,26 @@
       </w:r>
     </w:p>
     <w:p>
-      <w:r>
-        <w:t>For the Grounded Learning Service, retain an annotated trace and the changed-case result. Name the contract or evidence that makes the deciding step valid, so another team can review it.</w:t>
+      <w:pPr>
+        <w:spacing w:line="336" w:lineRule="auto" w:after="180"/>
+      </w:pPr>
+      <w:r>
+        <w:rPr>
+          <w:b w:val="0"/>
+        </w:rPr>
+        <w:t xml:space="preserve">For the Grounded Learning Service, retain an annotated trace and the changed-case result. Name the contract or </w:t>
+      </w:r>
+      <w:r>
+        <w:rPr>
+          <w:b/>
+        </w:rPr>
+        <w:t>evidence</w:t>
+      </w:r>
+      <w:r>
+        <w:rPr>
+          <w:b w:val="0"/>
+        </w:rPr>
+        <w:t xml:space="preserve"> that makes the deciding step valid, so another team can review it.</w:t>
       </w:r>
     </w:p>
     <w:p>
@@ -1984,12 +4210,68 @@
     </w:p>
     <w:p>
       <w:r>
-        <w:t>Teaching target: Explain the mechanism and terminology of monitoring quality drift</w:t>
+        <w:t>Use this preparation summary alongside the detailed Monitoring quality drift lesson; it is a checklist rather than a replacement for the full sequence.</w:t>
       </w:r>
     </w:p>
     <w:p>
-      <w:r>
-        <w:t>Prepare the labelled worked-case picture, the matching workbook, fictional input cards and a place for individual responses. Check a local Python 3 environment before class; have a paper-trace version ready.</w:t>
+      <w:pPr>
+        <w:pStyle w:val="Heading3"/>
+      </w:pPr>
+      <w:r>
+        <w:t>Teaching target</w:t>
+      </w:r>
+    </w:p>
+    <w:p>
+      <w:pPr>
+        <w:spacing w:line="336" w:lineRule="auto" w:after="180"/>
+        <w:shd w:fill="EDF7F3"/>
+      </w:pPr>
+      <w:r>
+        <w:rPr>
+          <w:b w:val="0"/>
+        </w:rPr>
+        <w:t xml:space="preserve">Teaching target: Explain the </w:t>
+      </w:r>
+      <w:r>
+        <w:rPr>
+          <w:b/>
+        </w:rPr>
+        <w:t>mechanism</w:t>
+      </w:r>
+      <w:r>
+        <w:rPr>
+          <w:b w:val="0"/>
+        </w:rPr>
+        <w:t xml:space="preserve"> and terminology of monitoring quality </w:t>
+      </w:r>
+      <w:r>
+        <w:rPr>
+          <w:b/>
+        </w:rPr>
+        <w:t>drift</w:t>
+      </w:r>
+    </w:p>
+    <w:p>
+      <w:pPr>
+        <w:spacing w:line="336" w:lineRule="auto" w:after="180"/>
+      </w:pPr>
+      <w:r>
+        <w:rPr>
+          <w:b w:val="0"/>
+        </w:rPr>
+        <w:t xml:space="preserve">Prepare the labelled worked-case picture, the matching workbook, fictional </w:t>
+      </w:r>
+      <w:r>
+        <w:rPr>
+          <w:b/>
+        </w:rPr>
+        <w:t>input</w:t>
+      </w:r>
+      <w:r>
+        <w:rPr>
+          <w:b w:val="0"/>
+        </w:rPr>
+        <w:t xml:space="preserve"> cards and a place for individual responses. Check a local Python 3 environment before class; have a paper-trace version ready.</w:t>
       </w:r>
     </w:p>
     <w:tbl>
@@ -2136,37 +4418,231 @@
       </w:tr>
     </w:tbl>
     <w:p>
-      <w:r>
+      <w:pPr>
+        <w:spacing w:line="336" w:lineRule="auto" w:after="180"/>
+      </w:pPr>
+      <w:r>
+        <w:rPr>
+          <w:b w:val="0"/>
+        </w:rPr>
         <w:t>Before class, solve the supported practice: Reference window passes18/20; new window14/20. Show the intermediate steps and give the conclusion with its scope.</w:t>
       </w:r>
     </w:p>
     <w:p>
-      <w:r>
-        <w:t>Reasoned practice answer: Teacher explanation: 90% versus70%, drop20 percentage points; new window breaches80%. Check case mix, data versions and logs before asserting model drift as the cause.</w:t>
+      <w:pPr>
+        <w:pStyle w:val="Heading3"/>
+      </w:pPr>
+      <w:r>
+        <w:t>Supported practice answer</w:t>
       </w:r>
     </w:p>
     <w:p>
-      <w:r>
-        <w:t>Check every learner before discussion: Use the worked case for Monitoring quality drift. Proposed explanation: “The worked result establishes every future case”. Decide whether this explanation is supported. Point to the step or supplied fact that decides; explain your repair if needed.</w:t>
+      <w:pPr>
+        <w:spacing w:line="336" w:lineRule="auto" w:after="180"/>
+        <w:shd w:fill="F1F6FC"/>
+      </w:pPr>
+      <w:r>
+        <w:rPr>
+          <w:b w:val="0"/>
+        </w:rPr>
+        <w:t>Reasoned practice answer: Teacher explanation: 90% versus</w:t>
+      </w:r>
+      <w:r>
+        <w:rPr>
+          <w:b/>
+        </w:rPr>
+        <w:t>70%</w:t>
+      </w:r>
+      <w:r>
+        <w:rPr>
+          <w:b w:val="0"/>
+        </w:rPr>
+        <w:t>, drop20 percentage points; new window breaches</w:t>
+      </w:r>
+      <w:r>
+        <w:rPr>
+          <w:b/>
+        </w:rPr>
+        <w:t>80%</w:t>
+      </w:r>
+      <w:r>
+        <w:rPr>
+          <w:b w:val="0"/>
+        </w:rPr>
+        <w:t xml:space="preserve">. Check case mix, data versions and logs before asserting model </w:t>
+      </w:r>
+      <w:r>
+        <w:rPr>
+          <w:b/>
+        </w:rPr>
+        <w:t>drift</w:t>
+      </w:r>
+      <w:r>
+        <w:rPr>
+          <w:b w:val="0"/>
+        </w:rPr>
+        <w:t xml:space="preserve"> as the cause.</w:t>
       </w:r>
     </w:p>
     <w:p>
-      <w:r>
-        <w:t>Misconception repair: An alert identifies a condition for investigation, not a complete causal explanation.</w:t>
+      <w:pPr>
+        <w:spacing w:line="336" w:lineRule="auto" w:after="180"/>
+      </w:pPr>
+      <w:r>
+        <w:rPr>
+          <w:b w:val="0"/>
+        </w:rPr>
+        <w:t xml:space="preserve">Check every learner before discussion: Use the worked case for Monitoring quality </w:t>
+      </w:r>
+      <w:r>
+        <w:rPr>
+          <w:b/>
+        </w:rPr>
+        <w:t>drift</w:t>
+      </w:r>
+      <w:r>
+        <w:rPr>
+          <w:b w:val="0"/>
+        </w:rPr>
+        <w:t>. Proposed explanation: “The worked result establishes every future case”. Decide whether this explanation is supported.</w:t>
       </w:r>
     </w:p>
     <w:p>
-      <w:r>
-        <w:t>Support: read the exact case aloud, enlarge the labelled picture, supply input cards and model only the first deciding step. Accept a spoken explanation or drawing; retain the reasoning goal.</w:t>
+      <w:pPr>
+        <w:spacing w:line="336" w:lineRule="auto" w:after="180"/>
+      </w:pPr>
+      <w:r>
+        <w:rPr>
+          <w:b w:val="0"/>
+        </w:rPr>
+        <w:t>Point to the step or supplied fact that decides; explain your repair if needed.</w:t>
       </w:r>
     </w:p>
     <w:p>
-      <w:r>
-        <w:t>Extension: Week B has no ambiguous questions. Require a prediction and a reason before comparing. Expected result: That slice is unmeasured, not perfectly correct. Reason: No observations means no rate can be calculated for it.</w:t>
+      <w:pPr>
+        <w:pStyle w:val="Heading3"/>
+      </w:pPr>
+      <w:r>
+        <w:t>Repair the misconception</w:t>
       </w:r>
     </w:p>
     <w:p>
-      <w:r>
+      <w:pPr>
+        <w:spacing w:line="336" w:lineRule="auto" w:after="180"/>
+        <w:shd w:fill="FFF5E6"/>
+      </w:pPr>
+      <w:r>
+        <w:rPr>
+          <w:b w:val="0"/>
+        </w:rPr>
+        <w:t>Misconception repair: An alert identifies a condition for investigation, not a complete causal explanation.</w:t>
+      </w:r>
+    </w:p>
+    <w:p>
+      <w:pPr>
+        <w:pStyle w:val="Heading3"/>
+      </w:pPr>
+      <w:r>
+        <w:t>Support without giving away the answer</w:t>
+      </w:r>
+    </w:p>
+    <w:p>
+      <w:pPr>
+        <w:spacing w:line="336" w:lineRule="auto" w:after="180"/>
+        <w:shd w:fill="F1F6F8"/>
+      </w:pPr>
+      <w:r>
+        <w:rPr>
+          <w:b w:val="0"/>
+        </w:rPr>
+        <w:t xml:space="preserve">Support: read the exact case aloud, enlarge the labelled picture, supply </w:t>
+      </w:r>
+      <w:r>
+        <w:rPr>
+          <w:b/>
+        </w:rPr>
+        <w:t>input</w:t>
+      </w:r>
+      <w:r>
+        <w:rPr>
+          <w:b w:val="0"/>
+        </w:rPr>
+        <w:t xml:space="preserve"> cards and model only the first deciding step. Accept a spoken explanation or drawing; retain the reasoning goal.</w:t>
+      </w:r>
+    </w:p>
+    <w:p>
+      <w:pPr>
+        <w:pStyle w:val="Heading3"/>
+      </w:pPr>
+      <w:r>
+        <w:t>Extend the reasoning</w:t>
+      </w:r>
+    </w:p>
+    <w:p>
+      <w:pPr>
+        <w:spacing w:line="336" w:lineRule="auto" w:after="180"/>
+        <w:shd w:fill="F5F1FB"/>
+      </w:pPr>
+      <w:r>
+        <w:rPr>
+          <w:b w:val="0"/>
+        </w:rPr>
+        <w:t xml:space="preserve">Extension: Week B has no ambiguous questions. Require a </w:t>
+      </w:r>
+      <w:r>
+        <w:rPr>
+          <w:b/>
+        </w:rPr>
+        <w:t>prediction</w:t>
+      </w:r>
+      <w:r>
+        <w:rPr>
+          <w:b w:val="0"/>
+        </w:rPr>
+        <w:t xml:space="preserve"> and a reason before comparing. Expected result: That slice is unmeasured, not perfectly correct.</w:t>
+      </w:r>
+    </w:p>
+    <w:p>
+      <w:pPr>
+        <w:spacing w:line="336" w:lineRule="auto" w:after="180"/>
+        <w:shd w:fill="F5F1FB"/>
+      </w:pPr>
+      <w:r>
+        <w:rPr>
+          <w:b w:val="0"/>
+        </w:rPr>
+        <w:t xml:space="preserve">Reason: No </w:t>
+      </w:r>
+      <w:r>
+        <w:rPr>
+          <w:b/>
+        </w:rPr>
+        <w:t>observation</w:t>
+      </w:r>
+      <w:r>
+        <w:rPr>
+          <w:b w:val="0"/>
+        </w:rPr>
+        <w:t>s means no rate can be calculated for it.</w:t>
+      </w:r>
+    </w:p>
+    <w:p>
+      <w:pPr>
+        <w:pStyle w:val="Heading3"/>
+      </w:pPr>
+      <w:r>
+        <w:t>Protect the independent attempt</w:t>
+      </w:r>
+    </w:p>
+    <w:p>
+      <w:pPr>
+        <w:spacing w:line="336" w:lineRule="auto" w:after="180"/>
+        <w:shd w:fill="FFF5E6"/>
+      </w:pPr>
+      <w:r>
+        <w:rPr>
+          <w:b w:val="0"/>
+        </w:rPr>
         <w:t>Independent assessment: withhold the reserved answer until the learner has attempted the new case. Record support separately from correctness.</w:t>
       </w:r>
     </w:p>
@@ -2355,46 +4831,970 @@
       </w:tr>
     </w:tbl>
     <w:p>
-      <w:r>
-        <w:t>Project checkpoint: Prepare the demonstration. Gather reproducible instructions, evidence, access checks and remaining limitations.</w:t>
+      <w:pPr>
+        <w:pStyle w:val="Heading3"/>
+      </w:pPr>
+      <w:r>
+        <w:t>Project checkpoint</w:t>
       </w:r>
     </w:p>
     <w:p>
-      <w:r>
-        <w:t>Use the weekly teacher answer for topic-specific reasoning. A saved progress tick is an activity record; judge mastery from the learner’s explanation and evidence.</w:t>
+      <w:pPr>
+        <w:spacing w:line="336" w:lineRule="auto" w:after="180"/>
+        <w:shd w:fill="EDF7F3"/>
+      </w:pPr>
+      <w:r>
+        <w:rPr>
+          <w:b w:val="0"/>
+        </w:rPr>
+        <w:t xml:space="preserve">Project checkpoint: Prepare the demonstration. Gather reproducible instructions, </w:t>
+      </w:r>
+      <w:r>
+        <w:rPr>
+          <w:b/>
+        </w:rPr>
+        <w:t>evidence</w:t>
+      </w:r>
+      <w:r>
+        <w:rPr>
+          <w:b w:val="0"/>
+        </w:rPr>
+        <w:t>, access checks and remaining limitations.</w:t>
       </w:r>
     </w:p>
     <w:p>
       <w:pPr>
-        <w:pStyle w:val="Heading1"/>
-      </w:pPr>
-      <w:r>
-        <w:t>08. Use feedback, labs and repair paths</w:t>
+        <w:spacing w:line="336" w:lineRule="auto" w:after="180"/>
+      </w:pPr>
+      <w:r>
+        <w:rPr>
+          <w:b w:val="0"/>
+        </w:rPr>
+        <w:t xml:space="preserve">Use the weekly teacher answer for topic-specific reasoning. A saved progress tick is an activity record; judge mastery from the learner’s explanation and </w:t>
+      </w:r>
+      <w:r>
+        <w:rPr>
+          <w:b/>
+        </w:rPr>
+        <w:t>evidence</w:t>
+      </w:r>
+      <w:r>
+        <w:rPr>
+          <w:b w:val="0"/>
+        </w:rPr>
+        <w:t>.</w:t>
       </w:r>
     </w:p>
     <w:p>
-      <w:r>
-        <w:t>Use the two formative questions as supported practice, not as independent mastery scores. Discuss the deciding evidence rather than accepting a guessed selection.</w:t>
+      <w:pPr>
+        <w:pStyle w:val="Heading1"/>
+      </w:pPr>
+      <w:r>
+        <w:t>08. Use feedback, labs and repair paths</w:t>
       </w:r>
     </w:p>
     <w:p>
       <w:r>
-        <w:t>The feedback comes from the reviewed public worked case. Do not reveal the separately reserved independent teacher answer until the learner has attempted that case.</w:t>
+        <w:t>Use feedback, earlier review and portfolios purposefully. Apply the coding routine only when this lesson has an executable lab.</w:t>
       </w:r>
     </w:p>
     <w:p>
-      <w:r>
-        <w:t>Ask students to predict before running code. Preserve errors and actual outputs; collect a changed test and an explanation. The branch-boundary and indexing lessons deliberately include failure cases.</w:t>
+      <w:pPr>
+        <w:spacing w:line="336" w:lineRule="auto" w:after="180"/>
+      </w:pPr>
+      <w:r>
+        <w:rPr>
+          <w:b w:val="0"/>
+        </w:rPr>
+        <w:t xml:space="preserve">Use the two formative questions as supported practice, not as independent mastery scores. Discuss the deciding </w:t>
+      </w:r>
+      <w:r>
+        <w:rPr>
+          <w:b/>
+        </w:rPr>
+        <w:t>evidence</w:t>
+      </w:r>
+      <w:r>
+        <w:rPr>
+          <w:b w:val="0"/>
+        </w:rPr>
+        <w:t xml:space="preserve"> rather than accepting a guessed selection.</w:t>
       </w:r>
     </w:p>
     <w:p>
-      <w:r>
-        <w:t>Use the earlier worked-explanation links to address a specific missing building block, then return to the current question. Adapt this suggestion after observing the learner; it is not an automatic diagnosis.</w:t>
+      <w:pPr>
+        <w:spacing w:line="336" w:lineRule="auto" w:after="180"/>
+      </w:pPr>
+      <w:r>
+        <w:rPr>
+          <w:b w:val="0"/>
+        </w:rPr>
+        <w:t>The feedback comes from the reviewed public worked case. Do not reveal the separately reserved independent teacher answer until the learner has attempted that case.</w:t>
       </w:r>
     </w:p>
     <w:p>
-      <w:r>
-        <w:t>Collect the completed-work portfolio as evidence. Record support separately from correctness, and assess explanation, trace/test and limitations. Progress ticks and quiz selections alone do not establish mastery.</w:t>
+      <w:pPr>
+        <w:pStyle w:val="Heading3"/>
+      </w:pPr>
+      <w:r>
+        <w:t>For later coding lessons</w:t>
+      </w:r>
+    </w:p>
+    <w:p>
+      <w:r>
+        <w:t>This week has no code block. Use this routine when a later lesson includes an executable lab.</w:t>
+      </w:r>
+    </w:p>
+    <w:p>
+      <w:pPr>
+        <w:spacing w:line="336" w:lineRule="auto" w:after="180"/>
+        <w:shd w:fill="F1F6F8"/>
+      </w:pPr>
+      <w:r>
+        <w:rPr>
+          <w:b w:val="0"/>
+        </w:rPr>
+        <w:t xml:space="preserve">Ask students to predict before running code. Preserve errors and actual </w:t>
+      </w:r>
+      <w:r>
+        <w:rPr>
+          <w:b/>
+        </w:rPr>
+        <w:t>output</w:t>
+      </w:r>
+      <w:r>
+        <w:rPr>
+          <w:b w:val="0"/>
+        </w:rPr>
+        <w:t>s; collect a changed test and an explanation. The branch-boundary and indexing lessons deliberately include failure cases.</w:t>
+      </w:r>
+    </w:p>
+    <w:p>
+      <w:pPr>
+        <w:spacing w:line="336" w:lineRule="auto" w:after="180"/>
+      </w:pPr>
+      <w:r>
+        <w:rPr>
+          <w:b w:val="0"/>
+        </w:rPr>
+        <w:t>Use the earlier worked-explanation links to address a specific missing building block, then return to the current question. Adapt this suggestion after observing the learner; it is not an automatic diagnosis.</w:t>
+      </w:r>
+    </w:p>
+    <w:p>
+      <w:pPr>
+        <w:spacing w:line="336" w:lineRule="auto" w:after="180"/>
+      </w:pPr>
+      <w:r>
+        <w:rPr>
+          <w:b w:val="0"/>
+        </w:rPr>
+        <w:t xml:space="preserve">Collect the completed-work portfolio as </w:t>
+      </w:r>
+      <w:r>
+        <w:rPr>
+          <w:b/>
+        </w:rPr>
+        <w:t>evidence</w:t>
+      </w:r>
+      <w:r>
+        <w:rPr>
+          <w:b w:val="0"/>
+        </w:rPr>
+        <w:t>. Record support separately from correctness, and assess explanation, trace/test and limitations. Progress ticks and quiz selections alone do not establish mastery.</w:t>
+      </w:r>
+    </w:p>
+    <w:p>
+      <w:pPr>
+        <w:pStyle w:val="Heading1"/>
+      </w:pPr>
+      <w:r>
+        <w:t>09. Visual concept journey</w:t>
+      </w:r>
+    </w:p>
+    <w:p>
+      <w:r>
+        <w:t>Show one Monitoring quality drift graphic at a time, request a prediction and discuss its trace before the independent assessment.</w:t>
+      </w:r>
+    </w:p>
+    <w:p>
+      <w:pPr>
+        <w:spacing w:line="336" w:lineRule="auto" w:after="180"/>
+      </w:pPr>
+      <w:r>
+        <w:rPr>
+          <w:b w:val="0"/>
+        </w:rPr>
+        <w:t xml:space="preserve">Use one picture at a time. Hide a worked result before asking for a </w:t>
+      </w:r>
+      <w:r>
+        <w:rPr>
+          <w:b/>
+        </w:rPr>
+        <w:t>prediction</w:t>
+      </w:r>
+      <w:r>
+        <w:rPr>
+          <w:b w:val="0"/>
+        </w:rPr>
+        <w:t>, then reveal it for feedback. These are supported teaching cases; retain the separate independent assessment for a fresh first attempt.</w:t>
+      </w:r>
+    </w:p>
+    <w:p>
+      <w:pPr>
+        <w:pStyle w:val="Heading3"/>
+      </w:pPr>
+      <w:r>
+        <w:t>01. Monitoring quality drift: the case</w:t>
+      </w:r>
+    </w:p>
+    <w:p>
+      <w:r>
+        <w:drawing>
+          <wp:inline xmlns:a="http://schemas.openxmlformats.org/drawingml/2006/main" xmlns:pic="http://schemas.openxmlformats.org/drawingml/2006/picture">
+            <wp:extent cx="5486400" cy="2834640"/>
+            <wp:docPr id="3" name="Picture 3" descr="Monitor separate question slices. A service uses the same rubric on clear and ambiguous questions in two recorded weeks. Supplied facts: A: clear 18/20, ambiguous 8/10. B: clear 19/20, ambiguous 4/10."/>
+            <wp:cNvGraphicFramePr>
+              <a:graphicFrameLocks noChangeAspect="1"/>
+            </wp:cNvGraphicFramePr>
+            <a:graphic>
+              <a:graphicData uri="http://schemas.openxmlformats.org/drawingml/2006/picture">
+                <pic:pic>
+                  <pic:nvPicPr>
+                    <pic:cNvPr id="0" name="academy-story-ai-6-25-01.png"/>
+                    <pic:cNvPicPr/>
+                  </pic:nvPicPr>
+                  <pic:blipFill>
+                    <a:blip r:embed="rId11"/>
+                    <a:stretch>
+                      <a:fillRect/>
+                    </a:stretch>
+                  </pic:blipFill>
+                  <pic:spPr>
+                    <a:xfrm>
+                      <a:off x="0" y="0"/>
+                      <a:ext cx="5486400" cy="2834640"/>
+                    </a:xfrm>
+                    <a:prstGeom prst="rect"/>
+                  </pic:spPr>
+                </pic:pic>
+              </a:graphicData>
+            </a:graphic>
+          </wp:inline>
+        </w:drawing>
+      </w:r>
+    </w:p>
+    <w:p>
+      <w:pPr>
+        <w:spacing w:line="336" w:lineRule="auto" w:after="180"/>
+      </w:pPr>
+      <w:r>
+        <w:rPr>
+          <w:b w:val="0"/>
+        </w:rPr>
+        <w:t>Monitor separate question slices. A service uses the same rubric on clear and ambiguous questions in two recorded weeks. Supplied facts: A: clear 18/20, ambiguous 8/10. B: clear 19/20, ambiguous 4/10.</w:t>
+      </w:r>
+    </w:p>
+    <w:p>
+      <w:pPr>
+        <w:spacing w:line="336" w:lineRule="auto" w:after="180"/>
+        <w:shd w:fill="F5F1FB"/>
+      </w:pPr>
+      <w:r>
+        <w:rPr>
+          <w:b w:val="0"/>
+        </w:rPr>
+        <w:t>Point to the given fact that matters most. Explain why it matters.</w:t>
+      </w:r>
+    </w:p>
+    <w:p>
+      <w:pPr>
+        <w:pStyle w:val="Heading3"/>
+      </w:pPr>
+      <w:r>
+        <w:t>Discuss while showing the picture</w:t>
+      </w:r>
+    </w:p>
+    <w:p>
+      <w:pPr>
+        <w:spacing w:line="336" w:lineRule="auto" w:after="180"/>
+        <w:shd w:fill="F1F6F8"/>
+      </w:pPr>
+      <w:r>
+        <w:rPr>
+          <w:b w:val="0"/>
+        </w:rPr>
+        <w:t>Teacher prompt: Point to the given fact that matters most. Explain why it matters. Ask learners to describe one label or arrow in ordinary words. Use the adjacent transcript if the image is difficult to see.</w:t>
+      </w:r>
+    </w:p>
+    <w:p>
+      <w:pPr>
+        <w:pStyle w:val="Heading3"/>
+      </w:pPr>
+      <w:r>
+        <w:t>02. Follow the deciding steps</w:t>
+      </w:r>
+    </w:p>
+    <w:p>
+      <w:r>
+        <w:drawing>
+          <wp:inline xmlns:a="http://schemas.openxmlformats.org/drawingml/2006/main" xmlns:pic="http://schemas.openxmlformats.org/drawingml/2006/picture">
+            <wp:extent cx="5486400" cy="3182112"/>
+            <wp:docPr id="4" name="Picture 4" descr="Compute slice rates: Clear rises 90%→95%; ambiguous falls 80%→40%. → Compute totals: A is 26/30; B is 23/30 correct. → Investigate ambiguity: Inspect that slice’s failures before selecting a repair."/>
+            <wp:cNvGraphicFramePr>
+              <a:graphicFrameLocks noChangeAspect="1"/>
+            </wp:cNvGraphicFramePr>
+            <a:graphic>
+              <a:graphicData uri="http://schemas.openxmlformats.org/drawingml/2006/picture">
+                <pic:pic>
+                  <pic:nvPicPr>
+                    <pic:cNvPr id="0" name="academy-story-ai-6-25-02.png"/>
+                    <pic:cNvPicPr/>
+                  </pic:nvPicPr>
+                  <pic:blipFill>
+                    <a:blip r:embed="rId12"/>
+                    <a:stretch>
+                      <a:fillRect/>
+                    </a:stretch>
+                  </pic:blipFill>
+                  <pic:spPr>
+                    <a:xfrm>
+                      <a:off x="0" y="0"/>
+                      <a:ext cx="5486400" cy="3182112"/>
+                    </a:xfrm>
+                    <a:prstGeom prst="rect"/>
+                  </pic:spPr>
+                </pic:pic>
+              </a:graphicData>
+            </a:graphic>
+          </wp:inline>
+        </w:drawing>
+      </w:r>
+    </w:p>
+    <w:p>
+      <w:pPr>
+        <w:spacing w:line="336" w:lineRule="auto" w:after="180"/>
+      </w:pPr>
+      <w:r>
+        <w:rPr>
+          <w:b w:val="0"/>
+        </w:rPr>
+        <w:t xml:space="preserve">Compute slice rates: Clear rises 90%→95%; ambiguous falls </w:t>
+      </w:r>
+      <w:r>
+        <w:rPr>
+          <w:b/>
+        </w:rPr>
+        <w:t>80%</w:t>
+      </w:r>
+      <w:r>
+        <w:rPr>
+          <w:b w:val="0"/>
+        </w:rPr>
+        <w:t>→40%. → Compute totals: A is 26/30; B is 23/30 correct. → Investigate ambiguity: Inspect that slice’s failures before selecting a repair.</w:t>
+      </w:r>
+    </w:p>
+    <w:p>
+      <w:pPr>
+        <w:spacing w:line="336" w:lineRule="auto" w:after="180"/>
+        <w:shd w:fill="F5F1FB"/>
+      </w:pPr>
+      <w:r>
+        <w:rPr>
+          <w:b w:val="0"/>
+        </w:rPr>
+        <w:t xml:space="preserve">Point to each numbered stage and explain which recorded </w:t>
+      </w:r>
+      <w:r>
+        <w:rPr>
+          <w:b/>
+        </w:rPr>
+        <w:t>input</w:t>
+      </w:r>
+      <w:r>
+        <w:rPr>
+          <w:b w:val="0"/>
+        </w:rPr>
+        <w:t xml:space="preserve"> it uses.</w:t>
+      </w:r>
+    </w:p>
+    <w:p>
+      <w:pPr>
+        <w:pStyle w:val="Heading3"/>
+      </w:pPr>
+      <w:r>
+        <w:t>Discuss while showing the picture</w:t>
+      </w:r>
+    </w:p>
+    <w:p>
+      <w:pPr>
+        <w:spacing w:line="336" w:lineRule="auto" w:after="180"/>
+        <w:shd w:fill="F1F6F8"/>
+      </w:pPr>
+      <w:r>
+        <w:rPr>
+          <w:b w:val="0"/>
+        </w:rPr>
+        <w:t xml:space="preserve">Teacher prompt: Point to each numbered stage and explain which recorded </w:t>
+      </w:r>
+      <w:r>
+        <w:rPr>
+          <w:b/>
+        </w:rPr>
+        <w:t>input</w:t>
+      </w:r>
+      <w:r>
+        <w:rPr>
+          <w:b w:val="0"/>
+        </w:rPr>
+        <w:t xml:space="preserve"> it uses. Ask learners to describe one label or arrow in ordinary words. Use the adjacent transcript if the image is difficult to see.</w:t>
+      </w:r>
+    </w:p>
+    <w:p>
+      <w:pPr>
+        <w:pStyle w:val="Heading3"/>
+      </w:pPr>
+      <w:r>
+        <w:t>03. Quality slices: retain denominators</w:t>
+      </w:r>
+    </w:p>
+    <w:p>
+      <w:r>
+        <w:drawing>
+          <wp:inline xmlns:a="http://schemas.openxmlformats.org/drawingml/2006/main" xmlns:pic="http://schemas.openxmlformats.org/drawingml/2006/picture">
+            <wp:extent cx="5486400" cy="3096768"/>
+            <wp:docPr id="5" name="Picture 5" descr="Quality slices: retain denominators. Week A: Clear correct = 18, Clear total = 20, Ambiguous correct = 8, Ambiguous total = 10. Week B: Clear correct = 19, Clear total = 20, Ambiguous correct = 4, Ambiguous total = 10."/>
+            <wp:cNvGraphicFramePr>
+              <a:graphicFrameLocks noChangeAspect="1"/>
+            </wp:cNvGraphicFramePr>
+            <a:graphic>
+              <a:graphicData uri="http://schemas.openxmlformats.org/drawingml/2006/picture">
+                <pic:pic>
+                  <pic:nvPicPr>
+                    <pic:cNvPr id="0" name="academy-story-ai-6-25-03.png"/>
+                    <pic:cNvPicPr/>
+                  </pic:nvPicPr>
+                  <pic:blipFill>
+                    <a:blip r:embed="rId13"/>
+                    <a:stretch>
+                      <a:fillRect/>
+                    </a:stretch>
+                  </pic:blipFill>
+                  <pic:spPr>
+                    <a:xfrm>
+                      <a:off x="0" y="0"/>
+                      <a:ext cx="5486400" cy="3096768"/>
+                    </a:xfrm>
+                    <a:prstGeom prst="rect"/>
+                  </pic:spPr>
+                </pic:pic>
+              </a:graphicData>
+            </a:graphic>
+          </wp:inline>
+        </w:drawing>
+      </w:r>
+    </w:p>
+    <w:p>
+      <w:pPr>
+        <w:spacing w:line="336" w:lineRule="auto" w:after="180"/>
+      </w:pPr>
+      <w:r>
+        <w:rPr>
+          <w:b w:val="0"/>
+        </w:rPr>
+        <w:t>Quality slices: retain denominators. Week A: Clear correct = 18, Clear total = 20, Ambiguous correct = 8, Ambiguous total = 10. Week B: Clear correct = 19, Clear total = 20, Ambiguous correct = 4, Ambiguous total = 10.</w:t>
+      </w:r>
+    </w:p>
+    <w:p>
+      <w:pPr>
+        <w:spacing w:line="336" w:lineRule="auto" w:after="180"/>
+        <w:shd w:fill="F5F1FB"/>
+      </w:pPr>
+      <w:r>
+        <w:rPr>
+          <w:b w:val="0"/>
+        </w:rPr>
+        <w:t>Read the labels and values. Explain the relationship the model shows.</w:t>
+      </w:r>
+    </w:p>
+    <w:p>
+      <w:pPr>
+        <w:pStyle w:val="Heading3"/>
+      </w:pPr>
+      <w:r>
+        <w:t>Discuss while showing the picture</w:t>
+      </w:r>
+    </w:p>
+    <w:p>
+      <w:pPr>
+        <w:spacing w:line="336" w:lineRule="auto" w:after="180"/>
+        <w:shd w:fill="F1F6F8"/>
+      </w:pPr>
+      <w:r>
+        <w:rPr>
+          <w:b w:val="0"/>
+        </w:rPr>
+        <w:t>Teacher prompt: Read the labels and values. Explain the relationship the model shows. Ask learners to describe one label or arrow in ordinary words. Use the adjacent transcript if the image is difficult to see.</w:t>
+      </w:r>
+    </w:p>
+    <w:p>
+      <w:pPr>
+        <w:spacing w:line="336" w:lineRule="auto" w:after="180"/>
+        <w:shd w:fill="F1F6F8"/>
+      </w:pPr>
+      <w:r>
+        <w:rPr>
+          <w:b w:val="0"/>
+        </w:rPr>
+        <w:t>Check row/column meanings, units and denominators before discussing a difference. Supplied toy values are not real class or model results.</w:t>
+      </w:r>
+    </w:p>
+    <w:p>
+      <w:pPr>
+        <w:pStyle w:val="Heading3"/>
+      </w:pPr>
+      <w:r>
+        <w:t>04. Change one thing. Trace what follows.</w:t>
+      </w:r>
+    </w:p>
+    <w:p>
+      <w:r>
+        <w:drawing>
+          <wp:inline xmlns:a="http://schemas.openxmlformats.org/drawingml/2006/main" xmlns:pic="http://schemas.openxmlformats.org/drawingml/2006/picture">
+            <wp:extent cx="5486400" cy="3026664"/>
+            <wp:docPr id="6" name="Picture 6" descr="Original case: Inspect that slice’s failures before selecting a repair. Changed condition: Week B has no ambiguous questions. Expected result: That slice is unmeasured, not perfectly correct. Reason: No observations means no rate can be calculated for it."/>
+            <wp:cNvGraphicFramePr>
+              <a:graphicFrameLocks noChangeAspect="1"/>
+            </wp:cNvGraphicFramePr>
+            <a:graphic>
+              <a:graphicData uri="http://schemas.openxmlformats.org/drawingml/2006/picture">
+                <pic:pic>
+                  <pic:nvPicPr>
+                    <pic:cNvPr id="0" name="academy-story-ai-6-25-04.png"/>
+                    <pic:cNvPicPr/>
+                  </pic:nvPicPr>
+                  <pic:blipFill>
+                    <a:blip r:embed="rId14"/>
+                    <a:stretch>
+                      <a:fillRect/>
+                    </a:stretch>
+                  </pic:blipFill>
+                  <pic:spPr>
+                    <a:xfrm>
+                      <a:off x="0" y="0"/>
+                      <a:ext cx="5486400" cy="3026664"/>
+                    </a:xfrm>
+                    <a:prstGeom prst="rect"/>
+                  </pic:spPr>
+                </pic:pic>
+              </a:graphicData>
+            </a:graphic>
+          </wp:inline>
+        </w:drawing>
+      </w:r>
+    </w:p>
+    <w:p>
+      <w:pPr>
+        <w:spacing w:line="336" w:lineRule="auto" w:after="180"/>
+      </w:pPr>
+      <w:r>
+        <w:rPr>
+          <w:b w:val="0"/>
+        </w:rPr>
+        <w:t>Original case: Inspect that slice’s failures before selecting a repair. Changed condition: Week B has no ambiguous questions. Expected result: That slice is unmeasured, not perfectly correct.</w:t>
+      </w:r>
+    </w:p>
+    <w:p>
+      <w:pPr>
+        <w:spacing w:line="336" w:lineRule="auto" w:after="180"/>
+      </w:pPr>
+      <w:r>
+        <w:rPr>
+          <w:b w:val="0"/>
+        </w:rPr>
+        <w:t xml:space="preserve">Reason: No </w:t>
+      </w:r>
+      <w:r>
+        <w:rPr>
+          <w:b/>
+        </w:rPr>
+        <w:t>observation</w:t>
+      </w:r>
+      <w:r>
+        <w:rPr>
+          <w:b w:val="0"/>
+        </w:rPr>
+        <w:t>s means no rate can be calculated for it.</w:t>
+      </w:r>
+    </w:p>
+    <w:p>
+      <w:pPr>
+        <w:spacing w:line="336" w:lineRule="auto" w:after="180"/>
+        <w:shd w:fill="F5F1FB"/>
+      </w:pPr>
+      <w:r>
+        <w:rPr>
+          <w:b w:val="0"/>
+        </w:rPr>
+        <w:t>Predict before checking the worked changed-case result. Name what changed and what the supplied facts allow you to conclude.</w:t>
+      </w:r>
+    </w:p>
+    <w:p>
+      <w:pPr>
+        <w:pStyle w:val="Heading3"/>
+      </w:pPr>
+      <w:r>
+        <w:t>Discuss while showing the picture</w:t>
+      </w:r>
+    </w:p>
+    <w:p>
+      <w:pPr>
+        <w:spacing w:line="336" w:lineRule="auto" w:after="180"/>
+        <w:shd w:fill="F1F6F8"/>
+      </w:pPr>
+      <w:r>
+        <w:rPr>
+          <w:b w:val="0"/>
+        </w:rPr>
+        <w:t>Teacher prompt: Predict before checking the worked changed-case result. Name what changed and what the supplied facts allow you to conclude. Ask learners to describe one label or arrow in ordinary words.</w:t>
+      </w:r>
+    </w:p>
+    <w:p>
+      <w:pPr>
+        <w:spacing w:line="336" w:lineRule="auto" w:after="180"/>
+        <w:shd w:fill="F1F6F8"/>
+      </w:pPr>
+      <w:r>
+        <w:rPr>
+          <w:b w:val="0"/>
+        </w:rPr>
+        <w:t xml:space="preserve">Use the adjacent transcript if the image is difficult to see. Changed-case reasoning: No </w:t>
+      </w:r>
+      <w:r>
+        <w:rPr>
+          <w:b/>
+        </w:rPr>
+        <w:t>observation</w:t>
+      </w:r>
+      <w:r>
+        <w:rPr>
+          <w:b w:val="0"/>
+        </w:rPr>
+        <w:t>s means no rate can be calculated for it.</w:t>
+      </w:r>
+    </w:p>
+    <w:p>
+      <w:pPr>
+        <w:pStyle w:val="Heading3"/>
+      </w:pPr>
+      <w:r>
+        <w:t>05. Connect the explanation to its limit</w:t>
+      </w:r>
+    </w:p>
+    <w:p>
+      <w:r>
+        <w:drawing>
+          <wp:inline xmlns:a="http://schemas.openxmlformats.org/drawingml/2006/main" xmlns:pic="http://schemas.openxmlformats.org/drawingml/2006/picture">
+            <wp:extent cx="5486400" cy="2834640"/>
+            <wp:docPr id="7" name="Picture 7" descr="Slice monitoring exposes changes hidden by common easy questions. Retain each denominator and compare the measurement conditions. Limit: Small samples do not establish a stable trend or cause; retain uncertainty and compare conditions."/>
+            <wp:cNvGraphicFramePr>
+              <a:graphicFrameLocks noChangeAspect="1"/>
+            </wp:cNvGraphicFramePr>
+            <a:graphic>
+              <a:graphicData uri="http://schemas.openxmlformats.org/drawingml/2006/picture">
+                <pic:pic>
+                  <pic:nvPicPr>
+                    <pic:cNvPr id="0" name="academy-story-ai-6-25-05.png"/>
+                    <pic:cNvPicPr/>
+                  </pic:nvPicPr>
+                  <pic:blipFill>
+                    <a:blip r:embed="rId15"/>
+                    <a:stretch>
+                      <a:fillRect/>
+                    </a:stretch>
+                  </pic:blipFill>
+                  <pic:spPr>
+                    <a:xfrm>
+                      <a:off x="0" y="0"/>
+                      <a:ext cx="5486400" cy="2834640"/>
+                    </a:xfrm>
+                    <a:prstGeom prst="rect"/>
+                  </pic:spPr>
+                </pic:pic>
+              </a:graphicData>
+            </a:graphic>
+          </wp:inline>
+        </w:drawing>
+      </w:r>
+    </w:p>
+    <w:p>
+      <w:pPr>
+        <w:spacing w:line="336" w:lineRule="auto" w:after="180"/>
+      </w:pPr>
+      <w:r>
+        <w:rPr>
+          <w:b w:val="0"/>
+        </w:rPr>
+        <w:t>Slice monitoring exposes changes hidden by common easy questions. Retain each denominator and compare the measurement conditions.</w:t>
+      </w:r>
+    </w:p>
+    <w:p>
+      <w:pPr>
+        <w:spacing w:line="336" w:lineRule="auto" w:after="180"/>
+      </w:pPr>
+      <w:r>
+        <w:rPr>
+          <w:b w:val="0"/>
+        </w:rPr>
+        <w:t>Limit: Small samples do not establish a stable trend or cause; retain uncertainty and compare conditions.</w:t>
+      </w:r>
+    </w:p>
+    <w:p>
+      <w:pPr>
+        <w:spacing w:line="336" w:lineRule="auto" w:after="180"/>
+        <w:shd w:fill="F5F1FB"/>
+      </w:pPr>
+      <w:r>
+        <w:rPr>
+          <w:b w:val="0"/>
+        </w:rPr>
+        <w:t>Explain the case, then point to a limit on the claim.</w:t>
+      </w:r>
+    </w:p>
+    <w:p>
+      <w:pPr>
+        <w:pStyle w:val="Heading3"/>
+      </w:pPr>
+      <w:r>
+        <w:t>Discuss while showing the picture</w:t>
+      </w:r>
+    </w:p>
+    <w:p>
+      <w:pPr>
+        <w:spacing w:line="336" w:lineRule="auto" w:after="180"/>
+        <w:shd w:fill="F1F6F8"/>
+      </w:pPr>
+      <w:r>
+        <w:rPr>
+          <w:b w:val="0"/>
+        </w:rPr>
+        <w:t>Teacher prompt: Explain the case, then point to a limit on the claim. Ask learners to describe one label or arrow in ordinary words. Use the adjacent transcript if the image is difficult to see.</w:t>
+      </w:r>
+    </w:p>
+    <w:p>
+      <w:pPr>
+        <w:spacing w:line="336" w:lineRule="auto" w:after="180"/>
+        <w:shd w:fill="F1F6F8"/>
+      </w:pPr>
+      <w:r>
+        <w:rPr>
+          <w:b w:val="0"/>
+        </w:rPr>
+        <w:t>Keep the stated scope: Small samples do not establish a stable trend or cause; retain uncertainty and compare conditions.</w:t>
+      </w:r>
+    </w:p>
+    <w:p>
+      <w:pPr>
+        <w:pStyle w:val="Heading3"/>
+      </w:pPr>
+      <w:r>
+        <w:t>06. Make the idea visible in your project</w:t>
+      </w:r>
+    </w:p>
+    <w:p>
+      <w:r>
+        <w:drawing>
+          <wp:inline xmlns:a="http://schemas.openxmlformats.org/drawingml/2006/main" xmlns:pic="http://schemas.openxmlformats.org/drawingml/2006/picture">
+            <wp:extent cx="5486400" cy="3529584"/>
+            <wp:docPr id="8" name="Picture 8" descr="For the Grounded Learning Service, retain an annotated trace and the changed-case result. Name the contract or evidence that makes the deciding step valid, so another team can review it. Draw your input, deciding step, result and limit. Supported question: Compute both clear and ambiguous slice rates for A and B. Which slice weakens, and how should that slice be reported when no ambiguous questions are observed?"/>
+            <wp:cNvGraphicFramePr>
+              <a:graphicFrameLocks noChangeAspect="1"/>
+            </wp:cNvGraphicFramePr>
+            <a:graphic>
+              <a:graphicData uri="http://schemas.openxmlformats.org/drawingml/2006/picture">
+                <pic:pic>
+                  <pic:nvPicPr>
+                    <pic:cNvPr id="0" name="academy-story-ai-6-25-06.png"/>
+                    <pic:cNvPicPr/>
+                  </pic:nvPicPr>
+                  <pic:blipFill>
+                    <a:blip r:embed="rId16"/>
+                    <a:stretch>
+                      <a:fillRect/>
+                    </a:stretch>
+                  </pic:blipFill>
+                  <pic:spPr>
+                    <a:xfrm>
+                      <a:off x="0" y="0"/>
+                      <a:ext cx="5486400" cy="3529584"/>
+                    </a:xfrm>
+                    <a:prstGeom prst="rect"/>
+                  </pic:spPr>
+                </pic:pic>
+              </a:graphicData>
+            </a:graphic>
+          </wp:inline>
+        </w:drawing>
+      </w:r>
+    </w:p>
+    <w:p>
+      <w:pPr>
+        <w:spacing w:line="336" w:lineRule="auto" w:after="180"/>
+      </w:pPr>
+      <w:r>
+        <w:rPr>
+          <w:b w:val="0"/>
+        </w:rPr>
+        <w:t xml:space="preserve">For the Grounded Learning Service, retain an annotated trace and the changed-case result. Name the contract or </w:t>
+      </w:r>
+      <w:r>
+        <w:rPr>
+          <w:b/>
+        </w:rPr>
+        <w:t>evidence</w:t>
+      </w:r>
+      <w:r>
+        <w:rPr>
+          <w:b w:val="0"/>
+        </w:rPr>
+        <w:t xml:space="preserve"> that makes the deciding step valid, so another team can review it.</w:t>
+      </w:r>
+    </w:p>
+    <w:p>
+      <w:pPr>
+        <w:spacing w:line="336" w:lineRule="auto" w:after="180"/>
+      </w:pPr>
+      <w:r>
+        <w:rPr>
+          <w:b w:val="0"/>
+        </w:rPr>
+        <w:t xml:space="preserve">Draw your </w:t>
+      </w:r>
+      <w:r>
+        <w:rPr>
+          <w:b/>
+        </w:rPr>
+        <w:t>input</w:t>
+      </w:r>
+      <w:r>
+        <w:rPr>
+          <w:b w:val="0"/>
+        </w:rPr>
+        <w:t>, deciding step, result and limit. Supported question: Compute both clear and ambiguous slice rates for A and B.</w:t>
+      </w:r>
+    </w:p>
+    <w:p>
+      <w:pPr>
+        <w:spacing w:line="336" w:lineRule="auto" w:after="180"/>
+      </w:pPr>
+      <w:r>
+        <w:rPr>
+          <w:b w:val="0"/>
+        </w:rPr>
+        <w:t>Which slice weakens, and how should that slice be reported when no ambiguous questions are observed?</w:t>
+      </w:r>
+    </w:p>
+    <w:p>
+      <w:pPr>
+        <w:spacing w:line="336" w:lineRule="auto" w:after="180"/>
+        <w:shd w:fill="F5F1FB"/>
+      </w:pPr>
+      <w:r>
+        <w:rPr>
+          <w:b w:val="0"/>
+        </w:rPr>
+        <w:t xml:space="preserve">Draw your project trace and justify the deciding step using </w:t>
+      </w:r>
+      <w:r>
+        <w:rPr>
+          <w:b/>
+        </w:rPr>
+        <w:t>evidence</w:t>
+      </w:r>
+      <w:r>
+        <w:rPr>
+          <w:b w:val="0"/>
+        </w:rPr>
+        <w:t>.</w:t>
+      </w:r>
+    </w:p>
+    <w:p>
+      <w:pPr>
+        <w:pStyle w:val="Heading3"/>
+      </w:pPr>
+      <w:r>
+        <w:t>Discuss while showing the picture</w:t>
+      </w:r>
+    </w:p>
+    <w:p>
+      <w:pPr>
+        <w:spacing w:line="336" w:lineRule="auto" w:after="180"/>
+        <w:shd w:fill="F1F6F8"/>
+      </w:pPr>
+      <w:r>
+        <w:rPr>
+          <w:b w:val="0"/>
+        </w:rPr>
+        <w:t xml:space="preserve">Teacher prompt: Draw your project trace and justify the deciding step using </w:t>
+      </w:r>
+      <w:r>
+        <w:rPr>
+          <w:b/>
+        </w:rPr>
+        <w:t>evidence</w:t>
+      </w:r>
+      <w:r>
+        <w:rPr>
+          <w:b w:val="0"/>
+        </w:rPr>
+        <w:t>. Ask learners to describe one label or arrow in ordinary words. Use the adjacent transcript if the image is difficult to see.</w:t>
+      </w:r>
+    </w:p>
+    <w:p>
+      <w:pPr>
+        <w:spacing w:line="336" w:lineRule="auto" w:after="180"/>
+        <w:shd w:fill="F1F6F8"/>
+      </w:pPr>
+      <w:r>
+        <w:rPr>
+          <w:b w:val="0"/>
+        </w:rPr>
+        <w:t xml:space="preserve">Supported practice key: Clear rises 90%→95%; ambiguous falls </w:t>
+      </w:r>
+      <w:r>
+        <w:rPr>
+          <w:b/>
+        </w:rPr>
+        <w:t>80%</w:t>
+      </w:r>
+      <w:r>
+        <w:rPr>
+          <w:b w:val="0"/>
+        </w:rPr>
+        <w:t>→40%. A is 26/30; B is 23/30 correct. Inspect that slice’s failures before selecting a repair. Changed case: That slice is unmeasured, not perfectly correct.</w:t>
+      </w:r>
+    </w:p>
+    <w:p>
+      <w:pPr>
+        <w:spacing w:line="336" w:lineRule="auto" w:after="180"/>
+        <w:shd w:fill="F1F6F8"/>
+      </w:pPr>
+      <w:r>
+        <w:rPr>
+          <w:b w:val="0"/>
+        </w:rPr>
+        <w:t xml:space="preserve">No </w:t>
+      </w:r>
+      <w:r>
+        <w:rPr>
+          <w:b/>
+        </w:rPr>
+        <w:t>observation</w:t>
+      </w:r>
+      <w:r>
+        <w:rPr>
+          <w:b w:val="0"/>
+        </w:rPr>
+        <w:t>s means no rate can be calculated for it.</w:t>
       </w:r>
     </w:p>
     <w:sectPr>

--- a/downloads/teacher/ai-6-week-25.docx
+++ b/downloads/teacher/ai-6-week-25.docx
@@ -143,7 +143,7 @@
           </w:tcPr>
           <w:p>
             <w:r>
-              <w:t>Sections 1–6; record the brief recall in the workbook.</w:t>
+              <w:t>Use Your mission, Notice the evidence, See how it works, Words that unlock the idea and Follow a worked example; record recall in the workbook.</w:t>
             </w:r>
           </w:p>
         </w:tc>
@@ -175,7 +175,7 @@
           </w:tcPr>
           <w:p>
             <w:r>
-              <w:t>Sections 7–10; use the matching workbook W2 and misconception check.</w:t>
+              <w:t>Use Find and repair a mistake, Practise together and Build your understanding; use the matching workbook W2 and Individual reasoning check.</w:t>
             </w:r>
           </w:p>
         </w:tc>
@@ -207,7 +207,7 @@
           </w:tcPr>
           <w:p>
             <w:r>
-              <w:t>Sections 9 and 11–14. Give extra time to finish the full task set; use Section 15 when the week includes a coding lab.</w:t>
+              <w:t>Use Run the investigation, Connect your project and Try a new case independently. Allow extra time for the full task set. When code is supplied, use the examples in See how it works or Follow a worked example and the browser lab in Supported practice, repair and portfolio.</w:t>
             </w:r>
           </w:p>
         </w:tc>
@@ -328,7 +328,7 @@
         <w:rPr>
           <w:b w:val="0"/>
         </w:rPr>
-        <w:t>Version v2 writes schema2. Version v1 reads only schema1. A rollback to v1 after v2 writes data cannot safely proceed without migration or a compatible reader.</w:t>
+        <w:t>Version v2 writes schema 2. Version v1 reads only schema 1. A rollback to v1 after v2 writes data cannot safely proceed without migration or a compatible reader.</w:t>
       </w:r>
     </w:p>
     <w:p>
@@ -798,7 +798,7 @@
         <w:rPr>
           <w:b w:val="0"/>
         </w:rPr>
-        <w:t>For each window report eligible counts, passes, missing outcomes and condition mix. Alert when success falls below the toy</w:t>
+        <w:t xml:space="preserve">For each window report eligible counts, passes, missing outcomes and condition mix. Alert when success falls below the toy </w:t>
       </w:r>
       <w:r>
         <w:rPr>
@@ -1030,7 +1030,7 @@
           </w:tcPr>
           <w:p>
             <w:r>
-              <w:t>Reference window passes18/20; new window14/20.</w:t>
+              <w:t>Reference window passes 18/20; new window 14/20.</w:t>
             </w:r>
           </w:p>
         </w:tc>
@@ -1040,7 +1040,7 @@
           </w:tcPr>
           <w:p>
             <w:r>
-              <w:t>For each window report eligible counts, passes, missing outcomes and condition mix. Alert when success falls below the toy80% threshold; investigate before attributing cause.</w:t>
+              <w:t>For each window report eligible counts, passes, missing outcomes and condition mix. Alert when success falls below the toy 80% threshold; investigate before attributing cause.</w:t>
             </w:r>
           </w:p>
         </w:tc>
@@ -1050,7 +1050,7 @@
           </w:tcPr>
           <w:p>
             <w:r>
-              <w:t>90% versus70%, drop20 percentage points; new window breaches80%. Check case mix, data versions and logs before asserting model drift as the cause.</w:t>
+              <w:t>90% versus 70%, drop 20 percentage points; new window breaches 80%. Check case mix, data versions and logs before asserting model drift as the cause.</w:t>
             </w:r>
           </w:p>
         </w:tc>
@@ -1077,7 +1077,7 @@
         <w:rPr>
           <w:b w:val="0"/>
         </w:rPr>
-        <w:t>Guided: 90% versus</w:t>
+        <w:t xml:space="preserve">Guided: 90% versus </w:t>
       </w:r>
       <w:r>
         <w:rPr>
@@ -1089,7 +1089,7 @@
         <w:rPr>
           <w:b w:val="0"/>
         </w:rPr>
-        <w:t>, drop20 percentage points; new window breaches</w:t>
+        <w:t xml:space="preserve">, drop 20 percentage points; new window breaches </w:t>
       </w:r>
       <w:r>
         <w:rPr>
@@ -1212,7 +1212,7 @@
         <w:rPr>
           <w:b w:val="0"/>
         </w:rPr>
-        <w:t>Reference window passes18/20; new window14/20.</w:t>
+        <w:t>Reference window passes 18/20; new window 14/20.</w:t>
       </w:r>
     </w:p>
     <w:p>
@@ -1223,7 +1223,7 @@
         <w:rPr>
           <w:b w:val="0"/>
         </w:rPr>
-        <w:t>90% versus</w:t>
+        <w:t xml:space="preserve">90% versus </w:t>
       </w:r>
       <w:r>
         <w:rPr>
@@ -1235,7 +1235,7 @@
         <w:rPr>
           <w:b w:val="0"/>
         </w:rPr>
-        <w:t>, drop20 percentage points; new window breaches</w:t>
+        <w:t xml:space="preserve">, drop 20 percentage points; new window breaches </w:t>
       </w:r>
       <w:r>
         <w:rPr>
@@ -2112,7 +2112,7 @@
         <w:rPr>
           <w:b w:val="0"/>
         </w:rPr>
-        <w:t xml:space="preserve">Use the worked example in Sections 3 and 6. Collect a </w:t>
+        <w:t xml:space="preserve">Use See how it works and Follow a worked example. Collect a </w:t>
       </w:r>
       <w:r>
         <w:rPr>
@@ -2198,7 +2198,7 @@
         <w:rPr>
           <w:b w:val="0"/>
         </w:rPr>
-        <w:t>Completion task: Reference window passes18/20; new window14/20. Show the intermediate steps and give the conclusion with its scope.</w:t>
+        <w:t>Completion task: Reference window passes 18/20; new window 14/20. Show the intermediate steps and give the conclusion with its scope.</w:t>
       </w:r>
     </w:p>
     <w:p>
@@ -2218,7 +2218,7 @@
         <w:rPr>
           <w:b w:val="0"/>
         </w:rPr>
-        <w:t>Teacher check: Teacher explanation: 90% versus</w:t>
+        <w:t xml:space="preserve">Teacher check: Teacher explanation: 90% versus </w:t>
       </w:r>
       <w:r>
         <w:rPr>
@@ -2230,7 +2230,7 @@
         <w:rPr>
           <w:b w:val="0"/>
         </w:rPr>
-        <w:t>, drop20 percentage points; new window breaches</w:t>
+        <w:t xml:space="preserve">, drop 20 percentage points; new window breaches </w:t>
       </w:r>
       <w:r>
         <w:rPr>
@@ -2597,7 +2597,7 @@
         <w:rPr>
           <w:b w:val="0"/>
         </w:rPr>
-        <w:t xml:space="preserve">Use Section 9 for the </w:t>
+        <w:t xml:space="preserve">Use Run the investigation for the </w:t>
       </w:r>
       <w:r>
         <w:rPr>
@@ -2829,7 +2829,7 @@
         <w:rPr>
           <w:b w:val="0"/>
         </w:rPr>
-        <w:t>Guided: 90% versus</w:t>
+        <w:t xml:space="preserve">Guided: 90% versus </w:t>
       </w:r>
       <w:r>
         <w:rPr>
@@ -2841,7 +2841,7 @@
         <w:rPr>
           <w:b w:val="0"/>
         </w:rPr>
-        <w:t>, drop20 percentage points; new window breaches</w:t>
+        <w:t xml:space="preserve">, drop 20 percentage points; new window breaches </w:t>
       </w:r>
       <w:r>
         <w:rPr>
@@ -3007,7 +3007,7 @@
         <w:rPr>
           <w:b w:val="0"/>
         </w:rPr>
-        <w:t>For each window report eligible counts, passes, missing outcomes and condition mix. Alert when success falls below the toy</w:t>
+        <w:t xml:space="preserve">For each window report eligible counts, passes, missing outcomes and condition mix. Alert when success falls below the toy </w:t>
       </w:r>
       <w:r>
         <w:rPr>
@@ -3047,7 +3047,7 @@
         <w:rPr>
           <w:b w:val="0"/>
         </w:rPr>
-        <w:t>Reference window passes18/20; new window14/20. Show the intermediate steps and give the conclusion with its scope.</w:t>
+        <w:t>Reference window passes 18/20; new window 14/20. Show the intermediate steps and give the conclusion with its scope.</w:t>
       </w:r>
     </w:p>
     <w:p>
@@ -3067,7 +3067,7 @@
         <w:rPr>
           <w:b w:val="0"/>
         </w:rPr>
-        <w:t>Teacher explanation: 90% versus</w:t>
+        <w:t xml:space="preserve">Teacher explanation: 90% versus </w:t>
       </w:r>
       <w:r>
         <w:rPr>
@@ -3079,7 +3079,7 @@
         <w:rPr>
           <w:b w:val="0"/>
         </w:rPr>
-        <w:t>, drop20 percentage points; new window breaches</w:t>
+        <w:t xml:space="preserve">, drop 20 percentage points; new window breaches </w:t>
       </w:r>
       <w:r>
         <w:rPr>
@@ -3203,7 +3203,7 @@
         <w:rPr>
           <w:b w:val="0"/>
         </w:rPr>
-        <w:t>Window A passes8/10; B passes12/20. Threshold</w:t>
+        <w:t xml:space="preserve">Window A passes 8/10; B passes 12/20. Threshold </w:t>
       </w:r>
       <w:r>
         <w:rPr>
@@ -3247,7 +3247,7 @@
         <w:rPr>
           <w:b w:val="0"/>
         </w:rPr>
-        <w:t xml:space="preserve"> versus</w:t>
+        <w:t xml:space="preserve"> versus </w:t>
       </w:r>
       <w:r>
         <w:rPr>
@@ -3259,7 +3259,7 @@
         <w:rPr>
           <w:b w:val="0"/>
         </w:rPr>
-        <w:t>; B breaches</w:t>
+        <w:t xml:space="preserve">; B breaches </w:t>
       </w:r>
       <w:r>
         <w:rPr>
@@ -3431,7 +3431,7 @@
         <w:rPr>
           <w:b w:val="0"/>
         </w:rPr>
-        <w:t xml:space="preserve"> versus</w:t>
+        <w:t xml:space="preserve"> versus </w:t>
       </w:r>
       <w:r>
         <w:rPr>
@@ -3443,7 +3443,7 @@
         <w:rPr>
           <w:b w:val="0"/>
         </w:rPr>
-        <w:t>; B breaches</w:t>
+        <w:t xml:space="preserve">; B breaches </w:t>
       </w:r>
       <w:r>
         <w:rPr>
@@ -3455,7 +3455,7 @@
         <w:rPr>
           <w:b w:val="0"/>
         </w:rPr>
-        <w:t>. Raw pass total rose but success rate fell. Require intermediate reasoning and the stated scope. Fresh retry: Window10/12 then12/12 under90% threshold.</w:t>
+        <w:t>. Raw pass total rose but success rate fell. Require intermediate reasoning and the stated scope. Fresh retry: Window 10/12 then 12/12 under 90% threshold.</w:t>
       </w:r>
     </w:p>
     <w:p>
@@ -3507,7 +3507,7 @@
         <w:rPr>
           <w:b w:val="0"/>
         </w:rPr>
-        <w:t>Selected case: Window A passes8/10; B passes12/20. Threshold</w:t>
+        <w:t xml:space="preserve">Selected case: Window A passes 8/10; B passes 12/20. Threshold </w:t>
       </w:r>
       <w:r>
         <w:rPr>
@@ -3559,7 +3559,7 @@
         <w:rPr>
           <w:b w:val="0"/>
         </w:rPr>
-        <w:t xml:space="preserve"> versus</w:t>
+        <w:t xml:space="preserve"> versus </w:t>
       </w:r>
       <w:r>
         <w:rPr>
@@ -3571,7 +3571,7 @@
         <w:rPr>
           <w:b w:val="0"/>
         </w:rPr>
-        <w:t>; B breaches</w:t>
+        <w:t xml:space="preserve">; B breaches </w:t>
       </w:r>
       <w:r>
         <w:rPr>
@@ -4347,7 +4347,7 @@
           </w:tcPr>
           <w:p>
             <w:r>
-              <w:t>Sections 1–6; record the brief recall in the workbook.</w:t>
+              <w:t>Use Your mission, Notice the evidence, See how it works, Words that unlock the idea and Follow a worked example; record recall in the workbook.</w:t>
             </w:r>
           </w:p>
         </w:tc>
@@ -4379,7 +4379,7 @@
           </w:tcPr>
           <w:p>
             <w:r>
-              <w:t>Sections 7–10; use the matching workbook W2 and misconception check.</w:t>
+              <w:t>Use Find and repair a mistake, Practise together and Build your understanding; use the matching workbook W2 and Individual reasoning check.</w:t>
             </w:r>
           </w:p>
         </w:tc>
@@ -4411,7 +4411,7 @@
           </w:tcPr>
           <w:p>
             <w:r>
-              <w:t>Sections 9 and 11–14. Give extra time to finish the full task set; use Section 15 when the week includes a coding lab.</w:t>
+              <w:t>Use Run the investigation, Connect your project and Try a new case independently. Allow extra time for the full task set. When code is supplied, use the examples in See how it works or Follow a worked example and the browser lab in Supported practice, repair and portfolio.</w:t>
             </w:r>
           </w:p>
         </w:tc>
@@ -4425,7 +4425,7 @@
         <w:rPr>
           <w:b w:val="0"/>
         </w:rPr>
-        <w:t>Before class, solve the supported practice: Reference window passes18/20; new window14/20. Show the intermediate steps and give the conclusion with its scope.</w:t>
+        <w:t>Before class, solve the supported practice: Reference window passes 18/20; new window 14/20. Show the intermediate steps and give the conclusion with its scope.</w:t>
       </w:r>
     </w:p>
     <w:p>
@@ -4445,7 +4445,7 @@
         <w:rPr>
           <w:b w:val="0"/>
         </w:rPr>
-        <w:t>Reasoned practice answer: Teacher explanation: 90% versus</w:t>
+        <w:t xml:space="preserve">Reasoned practice answer: Teacher explanation: 90% versus </w:t>
       </w:r>
       <w:r>
         <w:rPr>
@@ -4457,7 +4457,7 @@
         <w:rPr>
           <w:b w:val="0"/>
         </w:rPr>
-        <w:t>, drop20 percentage points; new window breaches</w:t>
+        <w:t xml:space="preserve">, drop 20 percentage points; new window breaches </w:t>
       </w:r>
       <w:r>
         <w:rPr>

--- a/downloads/teacher/ai-6-week-25.docx
+++ b/downloads/teacher/ai-6-week-25.docx
@@ -25,20 +25,38 @@
         <w:pStyle w:val="Heading1"/>
       </w:pPr>
       <w:r>
-        <w:t>01. Prepare the purpose, prerequisites and materials</w:t>
+        <w:t>Ask for the denominator, missing count and comparison conditions.</w:t>
       </w:r>
     </w:p>
     <w:p>
       <w:r>
-        <w:t>Prepare Monitoring quality drift: check the target, prerequisites, resources and adaptable teaching schedule.</w:t>
+        <w:t>Teach descriptive monitoring and uncertainty with explicit threshold and coverage policies.</w:t>
       </w:r>
     </w:p>
     <w:p>
-      <w:pPr>
-        <w:pStyle w:val="Heading3"/>
-      </w:pPr>
-      <w:r>
-        <w:t>Teach the learning cycle</w:t>
+      <w:r>
+        <w:t>Model main rates → inspect picture slices → compare empty and missing cases → assess new denominator/threshold → record causal limits.</w:t>
+      </w:r>
+    </w:p>
+    <w:p>
+      <w:pPr>
+        <w:pStyle w:val="Heading1"/>
+      </w:pPr>
+      <w:r>
+        <w:t>01. Prepare the connected service investigation</w:t>
+      </w:r>
+    </w:p>
+    <w:p>
+      <w:r>
+        <w:t>Keep modelling, shared practice and independent evidence distinct.</w:t>
+      </w:r>
+    </w:p>
+    <w:p>
+      <w:pPr>
+        <w:pStyle w:val="Heading2"/>
+      </w:pPr>
+      <w:r>
+        <w:t>Target and main teaching plan</w:t>
       </w:r>
     </w:p>
     <w:p>
@@ -249,18 +267,21 @@
     </w:p>
     <w:p>
       <w:pPr>
-        <w:pStyle w:val="Heading3"/>
-      </w:pPr>
-      <w:r>
-        <w:t>Retrieval answer guidance</w:t>
+        <w:pStyle w:val="Heading2"/>
+      </w:pPr>
+      <w:r>
+        <w:t>Preparation and prerequisite</w:t>
       </w:r>
     </w:p>
     <w:p>
       <w:pPr>
-        <w:pStyle w:val="Heading3"/>
-      </w:pPr>
-      <w:r>
-        <w:t>Release and rollback</w:t>
+        <w:spacing w:line="336" w:lineRule="auto" w:after="180"/>
+      </w:pPr>
+      <w:r>
+        <w:rPr>
+          <w:b w:val="0"/>
+        </w:rPr>
+        <w:t>Lesson and workbook; paper and pencil</w:t>
       </w:r>
     </w:p>
     <w:p>
@@ -271,7 +292,7 @@
         <w:rPr>
           <w:b w:val="0"/>
         </w:rPr>
-        <w:t>Without opening the old lesson, explain one key idea from Release and rollback. Give an example and a mistake that the idea helps you avoid.</w:t>
+        <w:t>Calculator and optional local Python 3 for arithmetic; no live API or private data</w:t>
       </w:r>
     </w:p>
     <w:p>
@@ -282,19 +303,7 @@
         <w:rPr>
           <w:b w:val="0"/>
         </w:rPr>
-        <w:t xml:space="preserve">Look for: Explain the </w:t>
-      </w:r>
-      <w:r>
-        <w:rPr>
-          <w:b/>
-        </w:rPr>
-        <w:t>mechanism</w:t>
-      </w:r>
-      <w:r>
-        <w:rPr>
-          <w:b w:val="0"/>
-        </w:rPr>
-        <w:t xml:space="preserve"> and terminology of release and rollback</w:t>
+        <w:t>Prepare the fresh retry separately and withhold its solution until after collection</w:t>
       </w:r>
     </w:p>
     <w:p>
@@ -305,19 +314,31 @@
         <w:rPr>
           <w:b w:val="0"/>
         </w:rPr>
-        <w:t xml:space="preserve">Reference example, not the only acceptable wording: Teacher explanation: Release records bind code, configuration, data schema and evaluation </w:t>
+        <w:t xml:space="preserve">A result depends on the </w:t>
       </w:r>
       <w:r>
         <w:rPr>
           <w:b/>
         </w:rPr>
-        <w:t>evidence</w:t>
+        <w:t>input</w:t>
       </w:r>
       <w:r>
         <w:rPr>
           <w:b w:val="0"/>
         </w:rPr>
-        <w:t>. Rollback requires compatibility with the current stored data.</w:t>
+        <w:t xml:space="preserve">s, procedure and conditions that produced it. Preserve data roles and distinguish observed outcomes from </w:t>
+      </w:r>
+      <w:r>
+        <w:rPr>
+          <w:b/>
+        </w:rPr>
+        <w:t>prediction</w:t>
+      </w:r>
+      <w:r>
+        <w:rPr>
+          <w:b w:val="0"/>
+        </w:rPr>
+        <w:t>s or unmeasured conditions.</w:t>
       </w:r>
     </w:p>
     <w:p>
@@ -328,15 +349,15 @@
         <w:rPr>
           <w:b w:val="0"/>
         </w:rPr>
-        <w:t>Version v2 writes schema 2. Version v1 reads only schema 1. A rollback to v1 after v2 writes data cannot safely proceed without migration or a compatible reader.</w:t>
+        <w:t>If the prior concept cannot be explained, use a short retrieval activity before this chapter.</w:t>
       </w:r>
     </w:p>
     <w:p>
       <w:pPr>
-        <w:pStyle w:val="Heading3"/>
-      </w:pPr>
-      <w:r>
-        <w:t>Queues and asynchronous work</w:t>
+        <w:pStyle w:val="Heading2"/>
+      </w:pPr>
+      <w:r>
+        <w:t>Opening retrieval</w:t>
       </w:r>
     </w:p>
     <w:p>
@@ -347,7 +368,7 @@
         <w:rPr>
           <w:b w:val="0"/>
         </w:rPr>
-        <w:t>Without opening the old lesson, explain one key idea from Queues and asynchronous work. Give an example and a mistake that the idea helps you avoid.</w:t>
+        <w:t>Without opening the old lesson, explain one key idea from Release and rollback. Give an example and a mistake that the idea helps you avoid.</w:t>
       </w:r>
     </w:p>
     <w:p>
@@ -370,7 +391,7 @@
         <w:rPr>
           <w:b w:val="0"/>
         </w:rPr>
-        <w:t xml:space="preserve"> and terminology of queues and asynchronous work</w:t>
+        <w:t xml:space="preserve"> and terminology of release and rollback</w:t>
       </w:r>
     </w:p>
     <w:p>
@@ -381,7 +402,19 @@
         <w:rPr>
           <w:b w:val="0"/>
         </w:rPr>
-        <w:t>Reference example, not the only acceptable wording: Teacher explanation: Queues separate acceptance from completion. Work may be redelivered, so consumers must preserve operation IDs and deduplicate committed effects.</w:t>
+        <w:t xml:space="preserve">Reference example, not the only acceptable wording: Teacher explanation: Release records bind code, configuration, data schema and evaluation </w:t>
+      </w:r>
+      <w:r>
+        <w:rPr>
+          <w:b/>
+        </w:rPr>
+        <w:t>evidence</w:t>
+      </w:r>
+      <w:r>
+        <w:rPr>
+          <w:b w:val="0"/>
+        </w:rPr>
+        <w:t>. Rollback requires compatibility with the current stored data.</w:t>
       </w:r>
     </w:p>
     <w:p>
@@ -392,15 +425,18 @@
         <w:rPr>
           <w:b w:val="0"/>
         </w:rPr>
-        <w:t>A queued job is pending, running, completed or failed. Acknowledge only after the declared durable completion step. A repeated completed ID returns its prior result; unknown status needs reconciliation.</w:t>
+        <w:t>Version v2 writes schema 2. Version v1 reads only schema 1. A rollback to v1 after v2 writes data cannot safely proceed without migration or a compatible reader.</w:t>
       </w:r>
     </w:p>
     <w:p>
       <w:pPr>
-        <w:pStyle w:val="Heading3"/>
-      </w:pPr>
-      <w:r>
-        <w:t>Sandboxing and resource limits</w:t>
+        <w:spacing w:line="336" w:lineRule="auto" w:after="180"/>
+      </w:pPr>
+      <w:r>
+        <w:rPr>
+          <w:b w:val="0"/>
+        </w:rPr>
+        <w:t>Without opening the old lesson, explain one key idea from Queues and asynchronous work. Give an example and a mistake that the idea helps you avoid.</w:t>
       </w:r>
     </w:p>
     <w:p>
@@ -411,7 +447,19 @@
         <w:rPr>
           <w:b w:val="0"/>
         </w:rPr>
-        <w:t>Without opening the old lesson, explain one key idea from Sandboxing and resource limits. Give an example and a mistake that the idea helps you avoid.</w:t>
+        <w:t xml:space="preserve">Look for: Explain the </w:t>
+      </w:r>
+      <w:r>
+        <w:rPr>
+          <w:b/>
+        </w:rPr>
+        <w:t>mechanism</w:t>
+      </w:r>
+      <w:r>
+        <w:rPr>
+          <w:b w:val="0"/>
+        </w:rPr>
+        <w:t xml:space="preserve"> and terminology of queues and asynchronous work</w:t>
       </w:r>
     </w:p>
     <w:p>
@@ -422,19 +470,7 @@
         <w:rPr>
           <w:b w:val="0"/>
         </w:rPr>
-        <w:t xml:space="preserve">Look for: Explain the </w:t>
-      </w:r>
-      <w:r>
-        <w:rPr>
-          <w:b/>
-        </w:rPr>
-        <w:t>mechanism</w:t>
-      </w:r>
-      <w:r>
-        <w:rPr>
-          <w:b w:val="0"/>
-        </w:rPr>
-        <w:t xml:space="preserve"> and terminology of sandboxing and resource limits</w:t>
+        <w:t>Reference example, not the only acceptable wording: Teacher explanation: Queues separate acceptance from completion. Work may be redelivered, so consumers must preserve operation IDs and deduplicate committed effects.</w:t>
       </w:r>
     </w:p>
     <w:p>
@@ -445,19 +481,7 @@
         <w:rPr>
           <w:b w:val="0"/>
         </w:rPr>
-        <w:t xml:space="preserve">Reference example, not the only acceptable wording: Teacher explanation: Sandboxing and quotas constrain what a </w:t>
-      </w:r>
-      <w:r>
-        <w:rPr>
-          <w:b/>
-        </w:rPr>
-        <w:t>process</w:t>
-      </w:r>
-      <w:r>
-        <w:rPr>
-          <w:b w:val="0"/>
-        </w:rPr>
-        <w:t xml:space="preserve"> may access or consume. They reduce possible operations but do not verify every result.</w:t>
+        <w:t>A queued job is pending, running, completed or failed. Acknowledge only after the declared durable completion step. A repeated completed ID returns its prior result; unknown status needs reconciliation.</w:t>
       </w:r>
     </w:p>
     <w:p>
@@ -468,19 +492,7 @@
         <w:rPr>
           <w:b w:val="0"/>
         </w:rPr>
-        <w:t xml:space="preserve">The fictional job may read its fixture directory, write its </w:t>
-      </w:r>
-      <w:r>
-        <w:rPr>
-          <w:b/>
-        </w:rPr>
-        <w:t>output</w:t>
-      </w:r>
-      <w:r>
-        <w:rPr>
-          <w:b w:val="0"/>
-        </w:rPr>
-        <w:t xml:space="preserve"> directory, use no network and run for at most 2 seconds with at most 10 queued tasks. Reject excess work before starting it.</w:t>
+        <w:t>Without opening the old lesson, explain one key idea from Sandboxing and resource limits. Give an example and a mistake that the idea helps you avoid.</w:t>
       </w:r>
     </w:p>
     <w:p>
@@ -491,7 +503,19 @@
         <w:rPr>
           <w:b w:val="0"/>
         </w:rPr>
-        <w:t>Two 45-minute sessions. Monitoring compares current outcomes with a declared reference and sampling protocol. A change in observed quality may reflect case mix or instrumentation.</w:t>
+        <w:t xml:space="preserve">Look for: Explain the </w:t>
+      </w:r>
+      <w:r>
+        <w:rPr>
+          <w:b/>
+        </w:rPr>
+        <w:t>mechanism</w:t>
+      </w:r>
+      <w:r>
+        <w:rPr>
+          <w:b w:val="0"/>
+        </w:rPr>
+        <w:t xml:space="preserve"> and terminology of sandboxing and resource limits</w:t>
       </w:r>
     </w:p>
     <w:p>
@@ -502,19 +526,19 @@
         <w:rPr>
           <w:b w:val="0"/>
         </w:rPr>
-        <w:t xml:space="preserve">Use the supplied constructed scenarios to make the </w:t>
+        <w:t xml:space="preserve">Reference example, not the only acceptable wording: Teacher explanation: Sandboxing and quotas constrain what a </w:t>
       </w:r>
       <w:r>
         <w:rPr>
           <w:b/>
         </w:rPr>
-        <w:t>mechanism</w:t>
+        <w:t>process</w:t>
       </w:r>
       <w:r>
         <w:rPr>
           <w:b w:val="0"/>
         </w:rPr>
-        <w:t xml:space="preserve"> inspectable. Collect W4 before sharing solutions.</w:t>
+        <w:t xml:space="preserve"> may access or consume. They reduce possible operations but do not verify every result.</w:t>
       </w:r>
     </w:p>
     <w:p>
@@ -525,27 +549,27 @@
         <w:rPr>
           <w:b w:val="0"/>
         </w:rPr>
-        <w:t xml:space="preserve">Students should name intermediate </w:t>
+        <w:t xml:space="preserve">The fictional job may read its fixture directory, write its </w:t>
       </w:r>
       <w:r>
         <w:rPr>
           <w:b/>
         </w:rPr>
-        <w:t>evidence</w:t>
+        <w:t>output</w:t>
       </w:r>
       <w:r>
         <w:rPr>
           <w:b w:val="0"/>
         </w:rPr>
-        <w:t xml:space="preserve"> and limitations; classroom pacing and learning effectiveness remain unvalidated.</w:t>
+        <w:t xml:space="preserve"> directory, use no network and run for at most 2 seconds with at most 10 queued tasks. Reject excess work before starting it.</w:t>
       </w:r>
     </w:p>
     <w:p>
       <w:pPr>
-        <w:pStyle w:val="Heading3"/>
-      </w:pPr>
-      <w:r>
-        <w:t>Outcomes</w:t>
+        <w:pStyle w:val="Heading2"/>
+      </w:pPr>
+      <w:r>
+        <w:t>Pictured end goal</w:t>
       </w:r>
     </w:p>
     <w:p>
@@ -556,47 +580,35 @@
         <w:rPr>
           <w:b w:val="0"/>
         </w:rPr>
-        <w:t xml:space="preserve">Explain the </w:t>
+        <w:t xml:space="preserve">Explain monitoring quality </w:t>
       </w:r>
       <w:r>
         <w:rPr>
           <w:b/>
         </w:rPr>
-        <w:t>mechanism</w:t>
+        <w:t>drift</w:t>
       </w:r>
       <w:r>
         <w:rPr>
           <w:b w:val="0"/>
         </w:rPr>
-        <w:t xml:space="preserve"> and terminology of monitoring quality </w:t>
-      </w:r>
-      <w:r>
-        <w:rPr>
-          <w:b/>
-        </w:rPr>
-        <w:t>drift</w:t>
+        <w:t xml:space="preserve"> using the deciding step in this fictional service.</w:t>
       </w:r>
     </w:p>
     <w:p>
       <w:pPr>
-        <w:spacing w:line="336" w:lineRule="auto" w:after="180"/>
-      </w:pPr>
-      <w:r>
-        <w:rPr>
-          <w:b w:val="0"/>
-        </w:rPr>
-        <w:t>Apply the stated procedure to a new case with a traceable result</w:t>
+        <w:pStyle w:val="Heading2"/>
+      </w:pPr>
+      <w:r>
+        <w:t>Earlier wording, alternatives and picture transcripts · reference / check after trying</w:t>
       </w:r>
     </w:p>
     <w:p>
       <w:pPr>
-        <w:spacing w:line="336" w:lineRule="auto" w:after="180"/>
-      </w:pPr>
-      <w:r>
-        <w:rPr>
-          <w:b w:val="0"/>
-        </w:rPr>
-        <w:t>Identify an assumption or limitation and design a revealing follow-up</w:t>
+        <w:pStyle w:val="Heading3"/>
+      </w:pPr>
+      <w:r>
+        <w:t>Teach the learning cycle</w:t>
       </w:r>
     </w:p>
     <w:p>
@@ -604,83 +616,74 @@
         <w:pStyle w:val="Heading3"/>
       </w:pPr>
       <w:r>
-        <w:t>Preparation</w:t>
+        <w:t>Retrieval answer guidance</w:t>
       </w:r>
     </w:p>
     <w:p>
       <w:pPr>
-        <w:spacing w:line="336" w:lineRule="auto" w:after="180"/>
-      </w:pPr>
-      <w:r>
-        <w:rPr>
-          <w:b w:val="0"/>
-        </w:rPr>
-        <w:t>Lesson and workbook; paper and pencil</w:t>
+        <w:pStyle w:val="Heading3"/>
+      </w:pPr>
+      <w:r>
+        <w:t>Release and rollback</w:t>
       </w:r>
     </w:p>
     <w:p>
       <w:pPr>
-        <w:spacing w:line="336" w:lineRule="auto" w:after="180"/>
-      </w:pPr>
-      <w:r>
-        <w:rPr>
-          <w:b w:val="0"/>
-        </w:rPr>
-        <w:t>Calculator and optional local Python 3 for arithmetic; no live API or private data</w:t>
+        <w:pStyle w:val="Heading3"/>
+      </w:pPr>
+      <w:r>
+        <w:t>Queues and asynchronous work</w:t>
       </w:r>
     </w:p>
     <w:p>
       <w:pPr>
-        <w:spacing w:line="336" w:lineRule="auto" w:after="180"/>
-      </w:pPr>
-      <w:r>
-        <w:rPr>
-          <w:b w:val="0"/>
-        </w:rPr>
-        <w:t>Prepare the fresh retry separately and withhold its solution until after collection</w:t>
+        <w:pStyle w:val="Heading3"/>
+      </w:pPr>
+      <w:r>
+        <w:t>Sandboxing and resource limits</w:t>
       </w:r>
     </w:p>
     <w:p>
       <w:pPr>
-        <w:pStyle w:val="Heading3"/>
-      </w:pPr>
-      <w:r>
-        <w:t>Prerequisite answer</w:t>
+        <w:spacing w:line="336" w:lineRule="auto" w:after="180"/>
+      </w:pPr>
+      <w:r>
+        <w:rPr>
+          <w:b w:val="0"/>
+        </w:rPr>
+        <w:t xml:space="preserve">Use the three-session teaching cycle above, with extra time as needed. Monitoring compares current outcomes with a declared reference and sampling protocol. A change in observed quality may reflect case mix or instrumentation. Use the supplied constructed scenarios to make the </w:t>
+      </w:r>
+      <w:r>
+        <w:rPr>
+          <w:b/>
+        </w:rPr>
+        <w:t>mechanism</w:t>
+      </w:r>
+      <w:r>
+        <w:rPr>
+          <w:b w:val="0"/>
+        </w:rPr>
+        <w:t xml:space="preserve"> inspectable. Collect W4 before sharing solutions. Students should name intermediate </w:t>
+      </w:r>
+      <w:r>
+        <w:rPr>
+          <w:b/>
+        </w:rPr>
+        <w:t>evidence</w:t>
+      </w:r>
+      <w:r>
+        <w:rPr>
+          <w:b w:val="0"/>
+        </w:rPr>
+        <w:t xml:space="preserve"> and limitations; classroom pacing and learning effectiveness remain unvalidated.</w:t>
       </w:r>
     </w:p>
     <w:p>
       <w:pPr>
-        <w:spacing w:line="336" w:lineRule="auto" w:after="180"/>
-      </w:pPr>
-      <w:r>
-        <w:rPr>
-          <w:b w:val="0"/>
-        </w:rPr>
-        <w:t xml:space="preserve">A result depends on the </w:t>
-      </w:r>
-      <w:r>
-        <w:rPr>
-          <w:b/>
-        </w:rPr>
-        <w:t>input</w:t>
-      </w:r>
-      <w:r>
-        <w:rPr>
-          <w:b w:val="0"/>
-        </w:rPr>
-        <w:t xml:space="preserve">s, procedure and conditions that produced it. Preserve data roles and distinguish observed outcomes from </w:t>
-      </w:r>
-      <w:r>
-        <w:rPr>
-          <w:b/>
-        </w:rPr>
-        <w:t>prediction</w:t>
-      </w:r>
-      <w:r>
-        <w:rPr>
-          <w:b w:val="0"/>
-        </w:rPr>
-        <w:t>s or unmeasured conditions.</w:t>
+        <w:pStyle w:val="Heading3"/>
+      </w:pPr>
+      <w:r>
+        <w:t>Outcomes</w:t>
       </w:r>
     </w:p>
     <w:p>
@@ -691,15 +694,36 @@
         <w:rPr>
           <w:b w:val="0"/>
         </w:rPr>
-        <w:t>If the prior concept cannot be explained, use a short retrieval activity before this chapter.</w:t>
+        <w:t xml:space="preserve">Explain the </w:t>
+      </w:r>
+      <w:r>
+        <w:rPr>
+          <w:b/>
+        </w:rPr>
+        <w:t>mechanism</w:t>
+      </w:r>
+      <w:r>
+        <w:rPr>
+          <w:b w:val="0"/>
+        </w:rPr>
+        <w:t xml:space="preserve"> and terminology of monitoring quality </w:t>
+      </w:r>
+      <w:r>
+        <w:rPr>
+          <w:b/>
+        </w:rPr>
+        <w:t>drift</w:t>
       </w:r>
     </w:p>
     <w:p>
       <w:pPr>
-        <w:pStyle w:val="Heading3"/>
-      </w:pPr>
-      <w:r>
-        <w:t>End goal for the pictorial case</w:t>
+        <w:spacing w:line="336" w:lineRule="auto" w:after="180"/>
+      </w:pPr>
+      <w:r>
+        <w:rPr>
+          <w:b w:val="0"/>
+        </w:rPr>
+        <w:t>Apply the stated procedure to a new case with a traceable result</w:t>
       </w:r>
     </w:p>
     <w:p>
@@ -710,43 +734,31 @@
         <w:rPr>
           <w:b w:val="0"/>
         </w:rPr>
-        <w:t xml:space="preserve">Explain monitoring quality </w:t>
-      </w:r>
-      <w:r>
-        <w:rPr>
-          <w:b/>
-        </w:rPr>
-        <w:t>drift</w:t>
-      </w:r>
-      <w:r>
-        <w:rPr>
-          <w:b w:val="0"/>
-        </w:rPr>
-        <w:t xml:space="preserve"> using the deciding step in this fictional service.</w:t>
+        <w:t>Identify an assumption or limitation and design a revealing follow-up</w:t>
       </w:r>
     </w:p>
     <w:p>
       <w:pPr>
-        <w:spacing w:line="336" w:lineRule="auto" w:after="180"/>
-      </w:pPr>
-      <w:r>
-        <w:rPr>
-          <w:b w:val="0"/>
-        </w:rPr>
-        <w:t>This added worked case illustrates the week’s main idea. Retain all original and connected topics; schedule its practice within the teaching cycle.</w:t>
+        <w:pStyle w:val="Heading3"/>
+      </w:pPr>
+      <w:r>
+        <w:t>Preparation</w:t>
       </w:r>
     </w:p>
     <w:p>
       <w:pPr>
-        <w:pStyle w:val="Heading1"/>
-      </w:pPr>
-      <w:r>
-        <w:t>02. Explain and model the mechanism</w:t>
+        <w:pStyle w:val="Heading3"/>
+      </w:pPr>
+      <w:r>
+        <w:t>Prerequisite answer</w:t>
       </w:r>
     </w:p>
     <w:p>
-      <w:r>
-        <w:t>Model Monitoring quality drift using the supplied case, labelled mechanism and reasoning. Make the scope of each conclusion explicit.</w:t>
+      <w:pPr>
+        <w:pStyle w:val="Heading3"/>
+      </w:pPr>
+      <w:r>
+        <w:t>End goal for the pictorial case</w:t>
       </w:r>
     </w:p>
     <w:p>
@@ -757,37 +769,28 @@
         <w:rPr>
           <w:b w:val="0"/>
         </w:rPr>
-        <w:t>Monitoring compares current outcomes with a declared reference and sampling protocol. A change in observed quality may reflect case mix or instrumentation.</w:t>
+        <w:t>This added worked case illustrates the week’s main idea. Retain all original and connected topics; schedule its practice within the teaching cycle.</w:t>
       </w:r>
     </w:p>
     <w:p>
       <w:pPr>
-        <w:pStyle w:val="Heading3"/>
-      </w:pPr>
-      <w:r>
-        <w:t>Explain Monitoring quality drift · 1</w:t>
+        <w:pStyle w:val="Heading1"/>
+      </w:pPr>
+      <w:r>
+        <w:t>02. Teach denominators, question slices and evidence limits together</w:t>
       </w:r>
     </w:p>
     <w:p>
-      <w:pPr>
-        <w:spacing w:line="336" w:lineRule="auto" w:after="180"/>
-      </w:pPr>
-      <w:r>
-        <w:rPr>
-          <w:b w:val="0"/>
-        </w:rPr>
-        <w:t>Begin by writing the question the procedure is intended to answer. Identify the information already supplied, the information it will produce and the information still missing.</w:t>
+      <w:r>
+        <w:t>Distinguish the main 80% rule from the selected independent 70% rule.</w:t>
       </w:r>
     </w:p>
     <w:p>
       <w:pPr>
-        <w:spacing w:line="336" w:lineRule="auto" w:after="180"/>
-      </w:pPr>
-      <w:r>
-        <w:rPr>
-          <w:b w:val="0"/>
-        </w:rPr>
-        <w:t>These are constructed classroom examples; they do not require live accounts, private records or an external service. Do not treat a plausible explanation as a measured outcome.</w:t>
+        <w:pStyle w:val="Heading2"/>
+      </w:pPr>
+      <w:r>
+        <w:t>Definitions and complete measurement protocol</w:t>
       </w:r>
     </w:p>
     <w:p>
@@ -798,27 +801,1645 @@
         <w:rPr>
           <w:b w:val="0"/>
         </w:rPr>
-        <w:t xml:space="preserve">For each window report eligible counts, passes, missing outcomes and condition mix. Alert when success falls below the toy </w:t>
-      </w:r>
-      <w:r>
-        <w:rPr>
-          <w:b/>
-        </w:rPr>
-        <w:t>80%</w:t>
-      </w:r>
-      <w:r>
-        <w:rPr>
-          <w:b w:val="0"/>
-        </w:rPr>
-        <w:t xml:space="preserve"> threshold; investigate before attributing cause.</w:t>
+        <w:t>Monitoring compares current outcomes with a declared reference and sampling protocol. A change in observed quality may reflect case mix or instrumentation.</w:t>
       </w:r>
     </w:p>
     <w:p>
       <w:pPr>
+        <w:spacing w:line="336" w:lineRule="auto" w:after="180"/>
+      </w:pPr>
+      <w:r>
+        <w:rPr>
+          <w:b w:val="0"/>
+        </w:rPr>
+        <w:t xml:space="preserve">For each window report eligible counts, passes, missing outcomes and condition mix. Alert when success falls below the toy </w:t>
+      </w:r>
+      <w:r>
+        <w:rPr>
+          <w:b/>
+        </w:rPr>
+        <w:t>80%</w:t>
+      </w:r>
+      <w:r>
+        <w:rPr>
+          <w:b w:val="0"/>
+        </w:rPr>
+        <w:t xml:space="preserve"> threshold; investigate before attributing cause.</w:t>
+      </w:r>
+    </w:p>
+    <w:tbl>
+      <w:tblPr>
+        <w:tblStyle w:val="LightShading-Accent1"/>
+        <w:tblW w:type="auto" w:w="0"/>
+        <w:tblLook w:firstColumn="1" w:firstRow="1" w:lastColumn="0" w:lastRow="0" w:noHBand="0" w:noVBand="1" w:val="04A0"/>
+      </w:tblPr>
+      <w:tblGrid>
+        <w:gridCol w:w="5112"/>
+        <w:gridCol w:w="5112"/>
+      </w:tblGrid>
+      <w:tr>
+        <w:trPr>
+          <w:tblHeader/>
+        </w:trPr>
+        <w:tc>
+          <w:tcPr>
+            <w:tcW w:type="dxa" w:w="5112"/>
+          </w:tcPr>
+          <w:p>
+            <w:r>
+              <w:t>Measurement item</w:t>
+            </w:r>
+          </w:p>
+        </w:tc>
+        <w:tc>
+          <w:tcPr>
+            <w:tcW w:type="dxa" w:w="5112"/>
+          </w:tcPr>
+          <w:p>
+            <w:r>
+              <w:t>Complete fictional classroom protocol</w:t>
+            </w:r>
+          </w:p>
+        </w:tc>
+      </w:tr>
+      <w:tr>
+        <w:tc>
+          <w:tcPr>
+            <w:tcW w:type="dxa" w:w="5112"/>
+          </w:tcPr>
+          <w:p>
+            <w:r>
+              <w:t>Eligible cases</w:t>
+            </w:r>
+          </w:p>
+        </w:tc>
+        <w:tc>
+          <w:tcPr>
+            <w:tcW w:type="dxa" w:w="5112"/>
+          </w:tcPr>
+          <w:p>
+            <w:r>
+              <w:t>Supplied count in each window; passes + failures + missing must equal it</w:t>
+            </w:r>
+          </w:p>
+        </w:tc>
+      </w:tr>
+      <w:tr>
+        <w:tc>
+          <w:tcPr>
+            <w:tcW w:type="dxa" w:w="5112"/>
+          </w:tcPr>
+          <w:p>
+            <w:r>
+              <w:t>Observed success rate</w:t>
+            </w:r>
+          </w:p>
+        </w:tc>
+        <w:tc>
+          <w:tcPr>
+            <w:tcW w:type="dxa" w:w="5112"/>
+          </w:tcPr>
+          <w:p>
+            <w:r>
+              <w:t>Passes / (passes + observed failures); label this denominator explicitly</w:t>
+            </w:r>
+          </w:p>
+        </w:tc>
+      </w:tr>
+      <w:tr>
+        <w:tc>
+          <w:tcPr>
+            <w:tcW w:type="dxa" w:w="5112"/>
+          </w:tcPr>
+          <w:p>
+            <w:r>
+              <w:t>Main complete windows</w:t>
+            </w:r>
+          </w:p>
+        </w:tc>
+        <w:tc>
+          <w:tcPr>
+            <w:tcW w:type="dxa" w:w="5112"/>
+          </w:tcPr>
+          <w:p>
+            <w:r>
+              <w:t>Reference 18 passes / 20; current 14 / 20; no missing outcomes</w:t>
+            </w:r>
+          </w:p>
+        </w:tc>
+      </w:tr>
+      <w:tr>
+        <w:tc>
+          <w:tcPr>
+            <w:tcW w:type="dxa" w:w="5112"/>
+          </w:tcPr>
+          <w:p>
+            <w:r>
+              <w:t>Main alert threshold</w:t>
+            </w:r>
+          </w:p>
+        </w:tc>
+        <w:tc>
+          <w:tcPr>
+            <w:tcW w:type="dxa" w:w="5112"/>
+          </w:tcPr>
+          <w:p>
+            <w:r>
+              <w:t>Alert strictly below fictional 80%; exactly 80% does not alert</w:t>
+            </w:r>
+          </w:p>
+        </w:tc>
+      </w:tr>
+      <w:tr>
+        <w:tc>
+          <w:tcPr>
+            <w:tcW w:type="dxa" w:w="5112"/>
+          </w:tcPr>
+          <w:p>
+            <w:r>
+              <w:t>Missing outcomes in added code probe</w:t>
+            </w:r>
+          </w:p>
+        </w:tc>
+        <w:tc>
+          <w:tcPr>
+            <w:tcW w:type="dxa" w:w="5112"/>
+          </w:tcPr>
+          <w:p>
+            <w:r>
+              <w:t>Report missing count and coverage alert; suspend full-window quality alert until complete</w:t>
+            </w:r>
+          </w:p>
+        </w:tc>
+      </w:tr>
+      <w:tr>
+        <w:tc>
+          <w:tcPr>
+            <w:tcW w:type="dxa" w:w="5112"/>
+          </w:tcPr>
+          <w:p>
+            <w:r>
+              <w:t>Empty question slice</w:t>
+            </w:r>
+          </w:p>
+        </w:tc>
+        <w:tc>
+          <w:tcPr>
+            <w:tcW w:type="dxa" w:w="5112"/>
+          </w:tcPr>
+          <w:p>
+            <w:r>
+              <w:t>No observations: rate unavailable, not 0% or 100%; report coverage gap</w:t>
+            </w:r>
+          </w:p>
+        </w:tc>
+      </w:tr>
+      <w:tr>
+        <w:tc>
+          <w:tcPr>
+            <w:tcW w:type="dxa" w:w="5112"/>
+          </w:tcPr>
+          <w:p>
+            <w:r>
+              <w:t>Question types</w:t>
+            </w:r>
+          </w:p>
+        </w:tc>
+        <w:tc>
+          <w:tcPr>
+            <w:tcW w:type="dxa" w:w="5112"/>
+          </w:tcPr>
+          <w:p>
+            <w:r>
+              <w:t>Picture separates clear and ambiguous questions, same supplied rubric</w:t>
+            </w:r>
+          </w:p>
+        </w:tc>
+      </w:tr>
+      <w:tr>
+        <w:tc>
+          <w:tcPr>
+            <w:tcW w:type="dxa" w:w="5112"/>
+          </w:tcPr>
+          <w:p>
+            <w:r>
+              <w:t>Comparison record</w:t>
+            </w:r>
+          </w:p>
+        </w:tc>
+        <w:tc>
+          <w:tcPr>
+            <w:tcW w:type="dxa" w:w="5112"/>
+          </w:tcPr>
+          <w:p>
+            <w:r>
+              <w:t>Keep rubric, sampling protocol, source/model versions and condition mix</w:t>
+            </w:r>
+          </w:p>
+        </w:tc>
+      </w:tr>
+      <w:tr>
+        <w:tc>
+          <w:tcPr>
+            <w:tcW w:type="dxa" w:w="5112"/>
+          </w:tcPr>
+          <w:p>
+            <w:r>
+              <w:t>Interpretation limit</w:t>
+            </w:r>
+          </w:p>
+        </w:tc>
+        <w:tc>
+          <w:tcPr>
+            <w:tcW w:type="dxa" w:w="5112"/>
+          </w:tcPr>
+          <w:p>
+            <w:r>
+              <w:t>Descriptive supplied counts; no established stable trend, cause or statistical significance</w:t>
+            </w:r>
+          </w:p>
+        </w:tc>
+      </w:tr>
+    </w:tbl>
+    <w:p>
+      <w:pPr>
+        <w:pStyle w:val="Heading2"/>
+      </w:pPr>
+      <w:r>
+        <w:t>Main rate ledger and checked reasoning</w:t>
+      </w:r>
+    </w:p>
+    <w:tbl>
+      <w:tblPr>
+        <w:tblStyle w:val="LightShading-Accent1"/>
+        <w:tblW w:type="auto" w:w="0"/>
+        <w:tblLook w:firstColumn="1" w:firstRow="1" w:lastColumn="0" w:lastRow="0" w:noHBand="0" w:noVBand="1" w:val="04A0"/>
+      </w:tblPr>
+      <w:tblGrid>
+        <w:gridCol w:w="2556"/>
+        <w:gridCol w:w="2556"/>
+        <w:gridCol w:w="2556"/>
+        <w:gridCol w:w="2556"/>
+      </w:tblGrid>
+      <w:tr>
+        <w:trPr>
+          <w:tblHeader/>
+        </w:trPr>
+        <w:tc>
+          <w:tcPr>
+            <w:tcW w:type="dxa" w:w="2556"/>
+          </w:tcPr>
+          <w:p>
+            <w:r>
+              <w:t>Main window</w:t>
+            </w:r>
+          </w:p>
+        </w:tc>
+        <w:tc>
+          <w:tcPr>
+            <w:tcW w:type="dxa" w:w="2556"/>
+          </w:tcPr>
+          <w:p>
+            <w:r>
+              <w:t>Passes / eligible</w:t>
+            </w:r>
+          </w:p>
+        </w:tc>
+        <w:tc>
+          <w:tcPr>
+            <w:tcW w:type="dxa" w:w="2556"/>
+          </w:tcPr>
+          <w:p>
+            <w:r>
+              <w:t>Missing</w:t>
+            </w:r>
+          </w:p>
+        </w:tc>
+        <w:tc>
+          <w:tcPr>
+            <w:tcW w:type="dxa" w:w="2556"/>
+          </w:tcPr>
+          <w:p>
+            <w:r>
+              <w:t>Success and 80% rule</w:t>
+            </w:r>
+          </w:p>
+        </w:tc>
+      </w:tr>
+      <w:tr>
+        <w:tc>
+          <w:tcPr>
+            <w:tcW w:type="dxa" w:w="2556"/>
+          </w:tcPr>
+          <w:p>
+            <w:r>
+              <w:t>Reference</w:t>
+            </w:r>
+          </w:p>
+        </w:tc>
+        <w:tc>
+          <w:tcPr>
+            <w:tcW w:type="dxa" w:w="2556"/>
+          </w:tcPr>
+          <w:p>
+            <w:r>
+              <w:t>18 / 20</w:t>
+            </w:r>
+          </w:p>
+        </w:tc>
+        <w:tc>
+          <w:tcPr>
+            <w:tcW w:type="dxa" w:w="2556"/>
+          </w:tcPr>
+          <w:p>
+            <w:r>
+              <w:t>0</w:t>
+            </w:r>
+          </w:p>
+        </w:tc>
+        <w:tc>
+          <w:tcPr>
+            <w:tcW w:type="dxa" w:w="2556"/>
+          </w:tcPr>
+          <w:p>
+            <w:r>
+              <w:t>90%; no below-threshold alert</w:t>
+            </w:r>
+          </w:p>
+        </w:tc>
+      </w:tr>
+      <w:tr>
+        <w:tc>
+          <w:tcPr>
+            <w:tcW w:type="dxa" w:w="2556"/>
+          </w:tcPr>
+          <w:p>
+            <w:r>
+              <w:t>Current</w:t>
+            </w:r>
+          </w:p>
+        </w:tc>
+        <w:tc>
+          <w:tcPr>
+            <w:tcW w:type="dxa" w:w="2556"/>
+          </w:tcPr>
+          <w:p>
+            <w:r>
+              <w:t>14 / 20</w:t>
+            </w:r>
+          </w:p>
+        </w:tc>
+        <w:tc>
+          <w:tcPr>
+            <w:tcW w:type="dxa" w:w="2556"/>
+          </w:tcPr>
+          <w:p>
+            <w:r>
+              <w:t>0</w:t>
+            </w:r>
+          </w:p>
+        </w:tc>
+        <w:tc>
+          <w:tcPr>
+            <w:tcW w:type="dxa" w:w="2556"/>
+          </w:tcPr>
+          <w:p>
+            <w:r>
+              <w:t>70%; below-threshold alert</w:t>
+            </w:r>
+          </w:p>
+        </w:tc>
+      </w:tr>
+      <w:tr>
+        <w:tc>
+          <w:tcPr>
+            <w:tcW w:type="dxa" w:w="2556"/>
+          </w:tcPr>
+          <w:p>
+            <w:r>
+              <w:t>Change</w:t>
+            </w:r>
+          </w:p>
+        </w:tc>
+        <w:tc>
+          <w:tcPr>
+            <w:tcW w:type="dxa" w:w="2556"/>
+          </w:tcPr>
+          <w:p>
+            <w:r>
+              <w:t>Same denominator; four fewer passes</w:t>
+            </w:r>
+          </w:p>
+        </w:tc>
+        <w:tc>
+          <w:tcPr>
+            <w:tcW w:type="dxa" w:w="2556"/>
+          </w:tcPr>
+          <w:p>
+            <w:r>
+              <w:t>0</w:t>
+            </w:r>
+          </w:p>
+        </w:tc>
+        <w:tc>
+          <w:tcPr>
+            <w:tcW w:type="dxa" w:w="2556"/>
+          </w:tcPr>
+          <w:p>
+            <w:r>
+              <w:t>70 − 90 = −20 percentage points</w:t>
+            </w:r>
+          </w:p>
+        </w:tc>
+      </w:tr>
+      <w:tr>
+        <w:tc>
+          <w:tcPr>
+            <w:tcW w:type="dxa" w:w="2556"/>
+          </w:tcPr>
+          <w:p>
+            <w:r>
+              <w:t>Meaning of alert</w:t>
+            </w:r>
+          </w:p>
+        </w:tc>
+        <w:tc>
+          <w:tcPr>
+            <w:tcW w:type="dxa" w:w="2556"/>
+          </w:tcPr>
+          <w:p>
+            <w:r>
+              <w:t>Investigate supplied outcome change</w:t>
+            </w:r>
+          </w:p>
+        </w:tc>
+        <w:tc>
+          <w:tcPr>
+            <w:tcW w:type="dxa" w:w="2556"/>
+          </w:tcPr>
+          <w:p>
+            <w:r>
+              <w:t>No causal evidence added</w:t>
+            </w:r>
+          </w:p>
+        </w:tc>
+        <w:tc>
+          <w:tcPr>
+            <w:tcW w:type="dxa" w:w="2556"/>
+          </w:tcPr>
+          <w:p>
+            <w:r>
+              <w:t>Check case mix, versions, rubric and instrumentation</w:t>
+            </w:r>
+          </w:p>
+        </w:tc>
+      </w:tr>
+      <w:tr>
+        <w:tc>
+          <w:tcPr>
+            <w:tcW w:type="dxa" w:w="2556"/>
+          </w:tcPr>
+          <w:p>
+            <w:r>
+              <w:t>Boundary probe</w:t>
+            </w:r>
+          </w:p>
+        </w:tc>
+        <w:tc>
+          <w:tcPr>
+            <w:tcW w:type="dxa" w:w="2556"/>
+          </w:tcPr>
+          <w:p>
+            <w:r>
+              <w:t>8 / 10</w:t>
+            </w:r>
+          </w:p>
+        </w:tc>
+        <w:tc>
+          <w:tcPr>
+            <w:tcW w:type="dxa" w:w="2556"/>
+          </w:tcPr>
+          <w:p>
+            <w:r>
+              <w:t>0</w:t>
+            </w:r>
+          </w:p>
+        </w:tc>
+        <w:tc>
+          <w:tcPr>
+            <w:tcW w:type="dxa" w:w="2556"/>
+          </w:tcPr>
+          <w:p>
+            <w:r>
+              <w:t>80%; equality does not trigger strictly-below alert</w:t>
+            </w:r>
+          </w:p>
+        </w:tc>
+      </w:tr>
+    </w:tbl>
+    <w:p>
+      <w:pPr>
+        <w:spacing w:line="336" w:lineRule="auto" w:after="180"/>
+      </w:pPr>
+      <w:r>
+        <w:rPr>
+          <w:b w:val="0"/>
+        </w:rPr>
+        <w:t>Main 18/20 = 90% versus 14/20 = 70%, down 20 percentage points; only the new rate is below the toy 80% threshold. Exactly 80% does not alert. Picture clear 90→95%, ambiguous 80→40%, totals 26/30→23/30, about 86.7→76.7%, down 10 percentage points. With no ambiguous B questions, report unavailable ambiguous rate and changed case mix; total B becomes 19/20, not evidence that ambiguity improved.</w:t>
+      </w:r>
+    </w:p>
+    <w:p>
+      <w:pPr>
+        <w:spacing w:line="336" w:lineRule="auto" w:after="180"/>
+      </w:pPr>
+      <w:r>
+        <w:rPr>
+          <w:b w:val="0"/>
+        </w:rPr>
+        <w:t>Added missing-outcome protocol labels observed-only denominator, raises coverage alert and suspends full-window quality decision. No stable trend or cause follows. Selected independent A 8/10 = 80%, B 12/20 = 60%; B is below its new 70% threshold despite more raw passes.</w:t>
+      </w:r>
+    </w:p>
+    <w:p>
+      <w:pPr>
         <w:pStyle w:val="Heading3"/>
       </w:pPr>
       <w:r>
-        <w:t>Explain Monitoring quality drift · 2</w:t>
+        <w:t>Monitoring quality drift — evidence trace</w:t>
+      </w:r>
+    </w:p>
+    <w:tbl>
+      <w:tblPr>
+        <w:tblStyle w:val="LightShading-Accent1"/>
+        <w:tblW w:type="auto" w:w="0"/>
+        <w:tblLook w:firstColumn="1" w:firstRow="1" w:lastColumn="0" w:lastRow="0" w:noHBand="0" w:noVBand="1" w:val="04A0"/>
+      </w:tblPr>
+      <w:tblGrid>
+        <w:gridCol w:w="3408"/>
+        <w:gridCol w:w="3408"/>
+        <w:gridCol w:w="3408"/>
+      </w:tblGrid>
+      <w:tr>
+        <w:trPr>
+          <w:tblHeader/>
+        </w:trPr>
+        <w:tc>
+          <w:tcPr>
+            <w:tcW w:type="dxa" w:w="3408"/>
+          </w:tcPr>
+          <w:p>
+            <w:r>
+              <w:t>Input and scope</w:t>
+            </w:r>
+          </w:p>
+        </w:tc>
+        <w:tc>
+          <w:tcPr>
+            <w:tcW w:type="dxa" w:w="3408"/>
+          </w:tcPr>
+          <w:p>
+            <w:r>
+              <w:t>Check or calculation</w:t>
+            </w:r>
+          </w:p>
+        </w:tc>
+        <w:tc>
+          <w:tcPr>
+            <w:tcW w:type="dxa" w:w="3408"/>
+          </w:tcPr>
+          <w:p>
+            <w:r>
+              <w:t>Conclusion and limit</w:t>
+            </w:r>
+          </w:p>
+        </w:tc>
+      </w:tr>
+      <w:tr>
+        <w:tc>
+          <w:tcPr>
+            <w:tcW w:type="dxa" w:w="3408"/>
+          </w:tcPr>
+          <w:p>
+            <w:r>
+              <w:t>Reference window passes 18/20; new window 14/20.</w:t>
+            </w:r>
+          </w:p>
+        </w:tc>
+        <w:tc>
+          <w:tcPr>
+            <w:tcW w:type="dxa" w:w="3408"/>
+          </w:tcPr>
+          <w:p>
+            <w:r>
+              <w:t>For each window report eligible counts, passes, missing outcomes and condition mix. Alert when success falls below the toy 80% threshold; investigate before attributing cause.</w:t>
+            </w:r>
+          </w:p>
+        </w:tc>
+        <w:tc>
+          <w:tcPr>
+            <w:tcW w:type="dxa" w:w="3408"/>
+          </w:tcPr>
+          <w:p>
+            <w:r>
+              <w:t>90% versus 70%, drop 20 percentage points; new window breaches 80%. Check case mix, data versions and logs before asserting model drift as the cause.</w:t>
+            </w:r>
+          </w:p>
+        </w:tc>
+      </w:tr>
+    </w:tbl>
+    <w:p>
+      <w:r>
+        <w:t>The figure connects this chapter's worked input, declared procedure and result. Read the complete worked reasoning for qualifiers and intermediate steps; the abbreviated labels do not replace that reasoning.</w:t>
+      </w:r>
+    </w:p>
+    <w:p>
+      <w:pPr>
+        <w:spacing w:line="336" w:lineRule="auto" w:after="180"/>
+      </w:pPr>
+      <w:r>
+        <w:rPr>
+          <w:b w:val="0"/>
+        </w:rPr>
+        <w:t xml:space="preserve">Guided: 90% versus </w:t>
+      </w:r>
+      <w:r>
+        <w:rPr>
+          <w:b/>
+        </w:rPr>
+        <w:t>70%</w:t>
+      </w:r>
+      <w:r>
+        <w:rPr>
+          <w:b w:val="0"/>
+        </w:rPr>
+        <w:t xml:space="preserve">, drop 20 percentage points; new window breaches </w:t>
+      </w:r>
+      <w:r>
+        <w:rPr>
+          <w:b/>
+        </w:rPr>
+        <w:t>80%</w:t>
+      </w:r>
+      <w:r>
+        <w:rPr>
+          <w:b w:val="0"/>
+        </w:rPr>
+        <w:t xml:space="preserve">. Check case mix, data versions and logs before asserting model </w:t>
+      </w:r>
+      <w:r>
+        <w:rPr>
+          <w:b/>
+        </w:rPr>
+        <w:t>drift</w:t>
+      </w:r>
+      <w:r>
+        <w:rPr>
+          <w:b w:val="0"/>
+        </w:rPr>
+        <w:t xml:space="preserve"> as the cause.</w:t>
+      </w:r>
+    </w:p>
+    <w:p>
+      <w:pPr>
+        <w:spacing w:line="336" w:lineRule="auto" w:after="180"/>
+      </w:pPr>
+      <w:r>
+        <w:rPr>
+          <w:b w:val="0"/>
+        </w:rPr>
+        <w:t>Qualification: An alert identifies a condition for investigation, not a complete causal explanation.</w:t>
+      </w:r>
+    </w:p>
+    <w:p>
+      <w:pPr>
+        <w:spacing w:line="336" w:lineRule="auto" w:after="180"/>
+      </w:pPr>
+      <w:r>
+        <w:rPr>
+          <w:b w:val="0"/>
+        </w:rPr>
+        <w:t xml:space="preserve">Exit: accept a concrete variation with its predicted outcome and a stated condition that would challenge the </w:t>
+      </w:r>
+      <w:r>
+        <w:rPr>
+          <w:b/>
+        </w:rPr>
+        <w:t>mechanism</w:t>
+      </w:r>
+      <w:r>
+        <w:rPr>
+          <w:b w:val="0"/>
+        </w:rPr>
+        <w:t xml:space="preserve">; reject a claim resting on unmeasured </w:t>
+      </w:r>
+      <w:r>
+        <w:rPr>
+          <w:b/>
+        </w:rPr>
+        <w:t>evidence</w:t>
+      </w:r>
+      <w:r>
+        <w:rPr>
+          <w:b w:val="0"/>
+        </w:rPr>
+        <w:t>.</w:t>
+      </w:r>
+    </w:p>
+    <w:p>
+      <w:pPr>
+        <w:spacing w:line="336" w:lineRule="auto" w:after="180"/>
+      </w:pPr>
+      <w:r>
+        <w:rPr>
+          <w:b w:val="0"/>
+        </w:rPr>
+        <w:t>Reference window passes 18/20; new window 14/20.</w:t>
+      </w:r>
+    </w:p>
+    <w:p>
+      <w:pPr>
+        <w:spacing w:line="336" w:lineRule="auto" w:after="180"/>
+      </w:pPr>
+      <w:r>
+        <w:rPr>
+          <w:b w:val="0"/>
+        </w:rPr>
+        <w:t xml:space="preserve">90% versus </w:t>
+      </w:r>
+      <w:r>
+        <w:rPr>
+          <w:b/>
+        </w:rPr>
+        <w:t>70%</w:t>
+      </w:r>
+      <w:r>
+        <w:rPr>
+          <w:b w:val="0"/>
+        </w:rPr>
+        <w:t xml:space="preserve">, drop 20 percentage points; new window breaches </w:t>
+      </w:r>
+      <w:r>
+        <w:rPr>
+          <w:b/>
+        </w:rPr>
+        <w:t>80%</w:t>
+      </w:r>
+      <w:r>
+        <w:rPr>
+          <w:b w:val="0"/>
+        </w:rPr>
+        <w:t xml:space="preserve">. Check case mix, data versions and logs before asserting model </w:t>
+      </w:r>
+      <w:r>
+        <w:rPr>
+          <w:b/>
+        </w:rPr>
+        <w:t>drift</w:t>
+      </w:r>
+      <w:r>
+        <w:rPr>
+          <w:b w:val="0"/>
+        </w:rPr>
+        <w:t xml:space="preserve"> as the cause.</w:t>
+      </w:r>
+    </w:p>
+    <w:p>
+      <w:pPr>
+        <w:spacing w:line="336" w:lineRule="auto" w:after="180"/>
+      </w:pPr>
+      <w:r>
+        <w:rPr>
+          <w:b w:val="0"/>
+        </w:rPr>
+        <w:t xml:space="preserve">Compare the intermediate </w:t>
+      </w:r>
+      <w:r>
+        <w:rPr>
+          <w:b/>
+        </w:rPr>
+        <w:t>evidence</w:t>
+      </w:r>
+      <w:r>
+        <w:rPr>
+          <w:b w:val="0"/>
+        </w:rPr>
+        <w:t xml:space="preserve"> with the final statement. Explain why each number or decision follows from the stated </w:t>
+      </w:r>
+      <w:r>
+        <w:rPr>
+          <w:b/>
+        </w:rPr>
+        <w:t>input</w:t>
+      </w:r>
+      <w:r>
+        <w:rPr>
+          <w:b w:val="0"/>
+        </w:rPr>
+        <w:t>s.</w:t>
+      </w:r>
+    </w:p>
+    <w:p>
+      <w:pPr>
+        <w:spacing w:line="336" w:lineRule="auto" w:after="180"/>
+      </w:pPr>
+      <w:r>
+        <w:rPr>
+          <w:b w:val="0"/>
+        </w:rPr>
+        <w:t xml:space="preserve">The conclusion belongs to this scenario and procedure; changing the </w:t>
+      </w:r>
+      <w:r>
+        <w:rPr>
+          <w:b/>
+        </w:rPr>
+        <w:t>input</w:t>
+      </w:r>
+      <w:r>
+        <w:rPr>
+          <w:b w:val="0"/>
+        </w:rPr>
+        <w:t>s, evaluation population or authority can change what it establishes. Retain the raw record so a later revision can be compared honestly.</w:t>
+      </w:r>
+    </w:p>
+    <w:p>
+      <w:pPr>
+        <w:pStyle w:val="Heading2"/>
+      </w:pPr>
+      <w:r>
+        <w:t>Missingness, sampling and causal probes</w:t>
+      </w:r>
+    </w:p>
+    <w:tbl>
+      <w:tblPr>
+        <w:tblStyle w:val="LightShading-Accent1"/>
+        <w:tblW w:type="auto" w:w="0"/>
+        <w:tblLook w:firstColumn="1" w:firstRow="1" w:lastColumn="0" w:lastRow="0" w:noHBand="0" w:noVBand="1" w:val="04A0"/>
+      </w:tblPr>
+      <w:tblGrid>
+        <w:gridCol w:w="5112"/>
+        <w:gridCol w:w="5112"/>
+      </w:tblGrid>
+      <w:tr>
+        <w:trPr>
+          <w:tblHeader/>
+        </w:trPr>
+        <w:tc>
+          <w:tcPr>
+            <w:tcW w:type="dxa" w:w="5112"/>
+          </w:tcPr>
+          <w:p>
+            <w:r>
+              <w:t>Monitoring probe</w:t>
+            </w:r>
+          </w:p>
+        </w:tc>
+        <w:tc>
+          <w:tcPr>
+            <w:tcW w:type="dxa" w:w="5112"/>
+          </w:tcPr>
+          <w:p>
+            <w:r>
+              <w:t>Expected interpretation</w:t>
+            </w:r>
+          </w:p>
+        </w:tc>
+      </w:tr>
+      <w:tr>
+        <w:tc>
+          <w:tcPr>
+            <w:tcW w:type="dxa" w:w="5112"/>
+          </w:tcPr>
+          <w:p>
+            <w:r>
+              <w:t>Rate below the declared threshold</w:t>
+            </w:r>
+          </w:p>
+        </w:tc>
+        <w:tc>
+          <w:tcPr>
+            <w:tcW w:type="dxa" w:w="5112"/>
+          </w:tcPr>
+          <w:p>
+            <w:r>
+              <w:t>Alert and investigate; cause remains unproven</w:t>
+            </w:r>
+          </w:p>
+        </w:tc>
+      </w:tr>
+      <w:tr>
+        <w:tc>
+          <w:tcPr>
+            <w:tcW w:type="dxa" w:w="5112"/>
+          </w:tcPr>
+          <w:p>
+            <w:r>
+              <w:t>Rate exactly at the declared threshold</w:t>
+            </w:r>
+          </w:p>
+        </w:tc>
+        <w:tc>
+          <w:tcPr>
+            <w:tcW w:type="dxa" w:w="5112"/>
+          </w:tcPr>
+          <w:p>
+            <w:r>
+              <w:t>No strictly-below alert</w:t>
+            </w:r>
+          </w:p>
+        </w:tc>
+      </w:tr>
+      <w:tr>
+        <w:tc>
+          <w:tcPr>
+            <w:tcW w:type="dxa" w:w="5112"/>
+          </w:tcPr>
+          <w:p>
+            <w:r>
+              <w:t>More passes with more total questions</w:t>
+            </w:r>
+          </w:p>
+        </w:tc>
+        <w:tc>
+          <w:tcPr>
+            <w:tcW w:type="dxa" w:w="5112"/>
+          </w:tcPr>
+          <w:p>
+            <w:r>
+              <w:t>Compute rates; raw pass totals alone do not compare quality</w:t>
+            </w:r>
+          </w:p>
+        </w:tc>
+      </w:tr>
+      <w:tr>
+        <w:tc>
+          <w:tcPr>
+            <w:tcW w:type="dxa" w:w="5112"/>
+          </w:tcPr>
+          <w:p>
+            <w:r>
+              <w:t>Missing outcomes</w:t>
+            </w:r>
+          </w:p>
+        </w:tc>
+        <w:tc>
+          <w:tcPr>
+            <w:tcW w:type="dxa" w:w="5112"/>
+          </w:tcPr>
+          <w:p>
+            <w:r>
+              <w:t>Report count and observed denominator; do not silently relabel them</w:t>
+            </w:r>
+          </w:p>
+        </w:tc>
+      </w:tr>
+      <w:tr>
+        <w:tc>
+          <w:tcPr>
+            <w:tcW w:type="dxa" w:w="5112"/>
+          </w:tcPr>
+          <w:p>
+            <w:r>
+              <w:t>Zero eligible observations</w:t>
+            </w:r>
+          </w:p>
+        </w:tc>
+        <w:tc>
+          <w:tcPr>
+            <w:tcW w:type="dxa" w:w="5112"/>
+          </w:tcPr>
+          <w:p>
+            <w:r>
+              <w:t>Unavailable rate and coverage gap</w:t>
+            </w:r>
+          </w:p>
+        </w:tc>
+      </w:tr>
+      <w:tr>
+        <w:tc>
+          <w:tcPr>
+            <w:tcW w:type="dxa" w:w="5112"/>
+          </w:tcPr>
+          <w:p>
+            <w:r>
+              <w:t>One slice weakens while another improves</w:t>
+            </w:r>
+          </w:p>
+        </w:tc>
+        <w:tc>
+          <w:tcPr>
+            <w:tcW w:type="dxa" w:w="5112"/>
+          </w:tcPr>
+          <w:p>
+            <w:r>
+              <w:t>Report both; aggregate alone hides the different directions</w:t>
+            </w:r>
+          </w:p>
+        </w:tc>
+      </w:tr>
+      <w:tr>
+        <w:tc>
+          <w:tcPr>
+            <w:tcW w:type="dxa" w:w="5112"/>
+          </w:tcPr>
+          <w:p>
+            <w:r>
+              <w:t>Case mix or rubric changes</w:t>
+            </w:r>
+          </w:p>
+        </w:tc>
+        <w:tc>
+          <w:tcPr>
+            <w:tcW w:type="dxa" w:w="5112"/>
+          </w:tcPr>
+          <w:p>
+            <w:r>
+              <w:t>Comparability needs review</w:t>
+            </w:r>
+          </w:p>
+        </w:tc>
+      </w:tr>
+      <w:tr>
+        <w:tc>
+          <w:tcPr>
+            <w:tcW w:type="dxa" w:w="5112"/>
+          </w:tcPr>
+          <w:p>
+            <w:r>
+              <w:t>Counts do not sum to eligible total</w:t>
+            </w:r>
+          </w:p>
+        </w:tc>
+        <w:tc>
+          <w:tcPr>
+            <w:tcW w:type="dxa" w:w="5112"/>
+          </w:tcPr>
+          <w:p>
+            <w:r>
+              <w:t>Reject inconsistent measurement fixture</w:t>
+            </w:r>
+          </w:p>
+        </w:tc>
+      </w:tr>
+      <w:tr>
+        <w:tc>
+          <w:tcPr>
+            <w:tcW w:type="dxa" w:w="5112"/>
+          </w:tcPr>
+          <w:p>
+            <w:r>
+              <w:t>Small sample change</w:t>
+            </w:r>
+          </w:p>
+        </w:tc>
+        <w:tc>
+          <w:tcPr>
+            <w:tcW w:type="dxa" w:w="5112"/>
+          </w:tcPr>
+          <w:p>
+            <w:r>
+              <w:t>Does not establish stable trend, significance or model-caused drift</w:t>
+            </w:r>
+          </w:p>
+        </w:tc>
+      </w:tr>
+    </w:tbl>
+    <w:p>
+      <w:pPr>
+        <w:pStyle w:val="Heading2"/>
+      </w:pPr>
+      <w:r>
+        <w:t>Separate picture counts and full arithmetic</w:t>
+      </w:r>
+    </w:p>
+    <w:p>
+      <w:pPr>
+        <w:spacing w:line="336" w:lineRule="auto" w:after="180"/>
+      </w:pPr>
+      <w:r>
+        <w:rPr>
+          <w:b w:val="0"/>
+        </w:rPr>
+        <w:t>Monitor separate question slices. A service uses the same rubric on clear and ambiguous questions in two recorded weeks.</w:t>
+      </w:r>
+    </w:p>
+    <w:p>
+      <w:pPr>
+        <w:spacing w:line="336" w:lineRule="auto" w:after="180"/>
+      </w:pPr>
+      <w:r>
+        <w:rPr>
+          <w:b w:val="0"/>
+        </w:rPr>
+        <w:t>A: clear 18/20, ambiguous 8/10. B: clear 19/20, ambiguous 4/10.</w:t>
+      </w:r>
+    </w:p>
+    <w:p>
+      <w:pPr>
+        <w:spacing w:line="336" w:lineRule="auto" w:after="180"/>
+      </w:pPr>
+      <w:r>
+        <w:rPr>
+          <w:b w:val="0"/>
+        </w:rPr>
+        <w:t>The picture is a separate two-slice case. Clear questions improve from 18/20 = 90% to 19/20 = 95%, up 5 percentage points. Ambiguous questions fall from 8/10 = 80% to 4/10 = 40%, down 40 percentage points. Totals are 26/30 ≈ 86.7% and 23/30 ≈ 76.7%, down 10 percentage points, with these complete counts and fixed slice sizes. The main example’s 18/20 and 14/20 are different windows.</w:t>
+      </w:r>
+    </w:p>
+    <w:p>
+      <w:pPr>
+        <w:spacing w:line="336" w:lineRule="auto" w:after="180"/>
+      </w:pPr>
+      <w:r>
+        <w:rPr>
+          <w:b w:val="0"/>
+        </w:rPr>
+        <w:t>If pictured week B instead has no ambiguous questions, that slice has 0 eligible observations and an unavailable rate, not 0% success. Its observed total becomes 19/20 = 95%, but changed case mix prevents interpreting that aggregate rise as improved ambiguous-question performance.</w:t>
+      </w:r>
+    </w:p>
+    <w:tbl>
+      <w:tblPr>
+        <w:tblStyle w:val="LightShading-Accent1"/>
+        <w:tblW w:type="auto" w:w="0"/>
+        <w:tblLook w:firstColumn="1" w:firstRow="1" w:lastColumn="0" w:lastRow="0" w:noHBand="0" w:noVBand="1" w:val="04A0"/>
+      </w:tblPr>
+      <w:tblGrid>
+        <w:gridCol w:w="2556"/>
+        <w:gridCol w:w="2556"/>
+        <w:gridCol w:w="2556"/>
+        <w:gridCol w:w="2556"/>
+      </w:tblGrid>
+      <w:tr>
+        <w:trPr>
+          <w:tblHeader/>
+        </w:trPr>
+        <w:tc>
+          <w:tcPr>
+            <w:tcW w:type="dxa" w:w="2556"/>
+          </w:tcPr>
+          <w:p>
+            <w:r>
+              <w:t>Picture slice</w:t>
+            </w:r>
+          </w:p>
+        </w:tc>
+        <w:tc>
+          <w:tcPr>
+            <w:tcW w:type="dxa" w:w="2556"/>
+          </w:tcPr>
+          <w:p>
+            <w:r>
+              <w:t>Recorded week A</w:t>
+            </w:r>
+          </w:p>
+        </w:tc>
+        <w:tc>
+          <w:tcPr>
+            <w:tcW w:type="dxa" w:w="2556"/>
+          </w:tcPr>
+          <w:p>
+            <w:r>
+              <w:t>Recorded week B</w:t>
+            </w:r>
+          </w:p>
+        </w:tc>
+        <w:tc>
+          <w:tcPr>
+            <w:tcW w:type="dxa" w:w="2556"/>
+          </w:tcPr>
+          <w:p>
+            <w:r>
+              <w:t>Change in percentage points</w:t>
+            </w:r>
+          </w:p>
+        </w:tc>
+      </w:tr>
+      <w:tr>
+        <w:tc>
+          <w:tcPr>
+            <w:tcW w:type="dxa" w:w="2556"/>
+          </w:tcPr>
+          <w:p>
+            <w:r>
+              <w:t>Clear</w:t>
+            </w:r>
+          </w:p>
+        </w:tc>
+        <w:tc>
+          <w:tcPr>
+            <w:tcW w:type="dxa" w:w="2556"/>
+          </w:tcPr>
+          <w:p>
+            <w:r>
+              <w:t>18/20 = 90%</w:t>
+            </w:r>
+          </w:p>
+        </w:tc>
+        <w:tc>
+          <w:tcPr>
+            <w:tcW w:type="dxa" w:w="2556"/>
+          </w:tcPr>
+          <w:p>
+            <w:r>
+              <w:t>19/20 = 95%</w:t>
+            </w:r>
+          </w:p>
+        </w:tc>
+        <w:tc>
+          <w:tcPr>
+            <w:tcW w:type="dxa" w:w="2556"/>
+          </w:tcPr>
+          <w:p>
+            <w:r>
+              <w:t>+5</w:t>
+            </w:r>
+          </w:p>
+        </w:tc>
+      </w:tr>
+      <w:tr>
+        <w:tc>
+          <w:tcPr>
+            <w:tcW w:type="dxa" w:w="2556"/>
+          </w:tcPr>
+          <w:p>
+            <w:r>
+              <w:t>Ambiguous</w:t>
+            </w:r>
+          </w:p>
+        </w:tc>
+        <w:tc>
+          <w:tcPr>
+            <w:tcW w:type="dxa" w:w="2556"/>
+          </w:tcPr>
+          <w:p>
+            <w:r>
+              <w:t>8/10 = 80%</w:t>
+            </w:r>
+          </w:p>
+        </w:tc>
+        <w:tc>
+          <w:tcPr>
+            <w:tcW w:type="dxa" w:w="2556"/>
+          </w:tcPr>
+          <w:p>
+            <w:r>
+              <w:t>4/10 = 40%</w:t>
+            </w:r>
+          </w:p>
+        </w:tc>
+        <w:tc>
+          <w:tcPr>
+            <w:tcW w:type="dxa" w:w="2556"/>
+          </w:tcPr>
+          <w:p>
+            <w:r>
+              <w:t>−40</w:t>
+            </w:r>
+          </w:p>
+        </w:tc>
+      </w:tr>
+      <w:tr>
+        <w:tc>
+          <w:tcPr>
+            <w:tcW w:type="dxa" w:w="2556"/>
+          </w:tcPr>
+          <w:p>
+            <w:r>
+              <w:t>All supplied cases</w:t>
+            </w:r>
+          </w:p>
+        </w:tc>
+        <w:tc>
+          <w:tcPr>
+            <w:tcW w:type="dxa" w:w="2556"/>
+          </w:tcPr>
+          <w:p>
+            <w:r>
+              <w:t>26/30 ≈ 86.7%</w:t>
+            </w:r>
+          </w:p>
+        </w:tc>
+        <w:tc>
+          <w:tcPr>
+            <w:tcW w:type="dxa" w:w="2556"/>
+          </w:tcPr>
+          <w:p>
+            <w:r>
+              <w:t>23/30 ≈ 76.7%</w:t>
+            </w:r>
+          </w:p>
+        </w:tc>
+        <w:tc>
+          <w:tcPr>
+            <w:tcW w:type="dxa" w:w="2556"/>
+          </w:tcPr>
+          <w:p>
+            <w:r>
+              <w:t>−10</w:t>
+            </w:r>
+          </w:p>
+        </w:tc>
+      </w:tr>
+      <w:tr>
+        <w:tc>
+          <w:tcPr>
+            <w:tcW w:type="dxa" w:w="2556"/>
+          </w:tcPr>
+          <w:p>
+            <w:r>
+              <w:t>Changed B: no ambiguous observations</w:t>
+            </w:r>
+          </w:p>
+        </w:tc>
+        <w:tc>
+          <w:tcPr>
+            <w:tcW w:type="dxa" w:w="2556"/>
+          </w:tcPr>
+          <w:p>
+            <w:r>
+              <w:t>A stays unchanged</w:t>
+            </w:r>
+          </w:p>
+        </w:tc>
+        <w:tc>
+          <w:tcPr>
+            <w:tcW w:type="dxa" w:w="2556"/>
+          </w:tcPr>
+          <w:p>
+            <w:r>
+              <w:t>Clear 19/20; ambiguous 0/0 unavailable</w:t>
+            </w:r>
+          </w:p>
+        </w:tc>
+        <w:tc>
+          <w:tcPr>
+            <w:tcW w:type="dxa" w:w="2556"/>
+          </w:tcPr>
+          <w:p>
+            <w:r>
+              <w:t>Aggregate 95% now has different case mix</w:t>
+            </w:r>
+          </w:p>
+        </w:tc>
+      </w:tr>
+    </w:tbl>
+    <w:p>
+      <w:pPr>
+        <w:pStyle w:val="Heading2"/>
+      </w:pPr>
+      <w:r>
+        <w:t>Picture trace and empty-slice qualification</w:t>
+      </w:r>
+    </w:p>
+    <w:p>
+      <w:r>
+        <w:drawing>
+          <wp:inline xmlns:a="http://schemas.openxmlformats.org/drawingml/2006/main" xmlns:pic="http://schemas.openxmlformats.org/drawingml/2006/picture">
+            <wp:extent cx="5486400" cy="3182112"/>
+            <wp:docPr id="1" name="Picture 1" descr="Compute slice rates: Clear rises 90%→95%; ambiguous falls 80%→40%. → Compute totals: A is 26/30; B is 23/30 correct. → Investigate ambiguity: Inspect that slice’s failures before selecting a repair."/>
+            <wp:cNvGraphicFramePr>
+              <a:graphicFrameLocks noChangeAspect="1"/>
+            </wp:cNvGraphicFramePr>
+            <a:graphic>
+              <a:graphicData uri="http://schemas.openxmlformats.org/drawingml/2006/picture">
+                <pic:pic>
+                  <pic:nvPicPr>
+                    <pic:cNvPr id="0" name="academy-story-ai-6-25-02.png"/>
+                    <pic:cNvPicPr/>
+                  </pic:nvPicPr>
+                  <pic:blipFill>
+                    <a:blip r:embed="rId9"/>
+                    <a:stretch>
+                      <a:fillRect/>
+                    </a:stretch>
+                  </pic:blipFill>
+                  <pic:spPr>
+                    <a:xfrm>
+                      <a:off x="0" y="0"/>
+                      <a:ext cx="5486400" cy="3182112"/>
+                    </a:xfrm>
+                    <a:prstGeom prst="rect"/>
+                  </pic:spPr>
+                </pic:pic>
+              </a:graphicData>
+            </a:graphic>
+          </wp:inline>
+        </w:drawing>
+      </w:r>
+    </w:p>
+    <w:p>
+      <w:pPr>
+        <w:pStyle w:val="Heading3"/>
+      </w:pPr>
+      <w:r>
+        <w:t>Read the picture one step at a time</w:t>
+      </w:r>
+    </w:p>
+    <w:tbl>
+      <w:tblPr>
+        <w:tblStyle w:val="LightShading-Accent1"/>
+        <w:tblW w:type="auto" w:w="0"/>
+        <w:tblLook w:firstColumn="1" w:firstRow="1" w:lastColumn="0" w:lastRow="0" w:noHBand="0" w:noVBand="1" w:val="04A0"/>
+      </w:tblPr>
+      <w:tblGrid>
+        <w:gridCol w:w="5112"/>
+        <w:gridCol w:w="5112"/>
+      </w:tblGrid>
+      <w:tr>
+        <w:trPr>
+          <w:tblHeader/>
+        </w:trPr>
+        <w:tc>
+          <w:tcPr>
+            <w:tcW w:type="dxa" w:w="5112"/>
+          </w:tcPr>
+          <w:p>
+            <w:r>
+              <w:t>Step</w:t>
+            </w:r>
+          </w:p>
+        </w:tc>
+        <w:tc>
+          <w:tcPr>
+            <w:tcW w:type="dxa" w:w="5112"/>
+          </w:tcPr>
+          <w:p>
+            <w:r>
+              <w:t>What happens and why</w:t>
+            </w:r>
+          </w:p>
+        </w:tc>
+      </w:tr>
+      <w:tr>
+        <w:tc>
+          <w:tcPr>
+            <w:tcW w:type="dxa" w:w="5112"/>
+          </w:tcPr>
+          <w:p>
+            <w:r>
+              <w:t>1. Compute slice rates</w:t>
+            </w:r>
+          </w:p>
+        </w:tc>
+        <w:tc>
+          <w:tcPr>
+            <w:tcW w:type="dxa" w:w="5112"/>
+          </w:tcPr>
+          <w:p>
+            <w:r>
+              <w:t>Clear rises 90%→95%; ambiguous falls 80%→40%.</w:t>
+            </w:r>
+          </w:p>
+        </w:tc>
+      </w:tr>
+      <w:tr>
+        <w:tc>
+          <w:tcPr>
+            <w:tcW w:type="dxa" w:w="5112"/>
+          </w:tcPr>
+          <w:p>
+            <w:r>
+              <w:t>2. Compute totals</w:t>
+            </w:r>
+          </w:p>
+        </w:tc>
+        <w:tc>
+          <w:tcPr>
+            <w:tcW w:type="dxa" w:w="5112"/>
+          </w:tcPr>
+          <w:p>
+            <w:r>
+              <w:t>A is 26/30; B is 23/30 correct.</w:t>
+            </w:r>
+          </w:p>
+        </w:tc>
+      </w:tr>
+      <w:tr>
+        <w:tc>
+          <w:tcPr>
+            <w:tcW w:type="dxa" w:w="5112"/>
+          </w:tcPr>
+          <w:p>
+            <w:r>
+              <w:t>3. Investigate ambiguity</w:t>
+            </w:r>
+          </w:p>
+        </w:tc>
+        <w:tc>
+          <w:tcPr>
+            <w:tcW w:type="dxa" w:w="5112"/>
+          </w:tcPr>
+          <w:p>
+            <w:r>
+              <w:t>Inspect that slice’s failures before selecting a repair.</w:t>
+            </w:r>
+          </w:p>
+        </w:tc>
+      </w:tr>
+    </w:tbl>
+    <w:p>
+      <w:r>
+        <w:t>Match each pictured step to the supplied facts. This is a worked teaching case, not an independent assessment.</w:t>
+      </w:r>
+    </w:p>
+    <w:p>
+      <w:pPr>
+        <w:spacing w:line="336" w:lineRule="auto" w:after="180"/>
+      </w:pPr>
+      <w:r>
+        <w:rPr>
+          <w:b w:val="0"/>
+        </w:rPr>
+        <w:t>Slice monitoring exposes changes hidden by common easy questions. Retain each denominator and compare the measurement conditions.</w:t>
+      </w:r>
+    </w:p>
+    <w:p>
+      <w:pPr>
+        <w:spacing w:line="336" w:lineRule="auto" w:after="180"/>
+      </w:pPr>
+      <w:r>
+        <w:rPr>
+          <w:b w:val="0"/>
+        </w:rPr>
+        <w:t>Small samples do not establish a stable trend or cause; retain uncertainty and compare conditions.</w:t>
+      </w:r>
+    </w:p>
+    <w:p>
+      <w:pPr>
+        <w:spacing w:line="336" w:lineRule="auto" w:after="180"/>
+      </w:pPr>
+      <w:r>
+        <w:rPr>
+          <w:b w:val="0"/>
+        </w:rPr>
+        <w:t>Change: Week B has no ambiguous questions.</w:t>
+      </w:r>
+    </w:p>
+    <w:p>
+      <w:pPr>
+        <w:spacing w:line="336" w:lineRule="auto" w:after="180"/>
+      </w:pPr>
+      <w:r>
+        <w:rPr>
+          <w:b/>
+        </w:rPr>
+        <w:t>Prediction</w:t>
+      </w:r>
+      <w:r>
+        <w:rPr>
+          <w:b w:val="0"/>
+        </w:rPr>
+        <w:t>: That slice is unmeasured, not perfectly correct.</w:t>
+      </w:r>
+    </w:p>
+    <w:p>
+      <w:pPr>
+        <w:spacing w:line="336" w:lineRule="auto" w:after="180"/>
+      </w:pPr>
+      <w:r>
+        <w:rPr>
+          <w:b w:val="0"/>
+        </w:rPr>
+        <w:t xml:space="preserve">Reason: No </w:t>
+      </w:r>
+      <w:r>
+        <w:rPr>
+          <w:b/>
+        </w:rPr>
+        <w:t>observation</w:t>
+      </w:r>
+      <w:r>
+        <w:rPr>
+          <w:b w:val="0"/>
+        </w:rPr>
+        <w:t>s means no rate can be calculated for it.</w:t>
+      </w:r>
+    </w:p>
+    <w:p>
+      <w:pPr>
+        <w:pStyle w:val="Heading2"/>
+      </w:pPr>
+      <w:r>
+        <w:t>Earlier wording, alternatives and picture transcripts · reference / check after trying</w:t>
+      </w:r>
+    </w:p>
+    <w:p>
+      <w:pPr>
+        <w:spacing w:line="336" w:lineRule="auto" w:after="180"/>
+      </w:pPr>
+      <w:r>
+        <w:rPr>
+          <w:b w:val="0"/>
+        </w:rPr>
+        <w:t>Begin by writing the question the procedure is intended to answer. Identify the information already supplied, the information it will produce and the information still missing.</w:t>
+      </w:r>
+    </w:p>
+    <w:p>
+      <w:pPr>
+        <w:spacing w:line="336" w:lineRule="auto" w:after="180"/>
+      </w:pPr>
+      <w:r>
+        <w:rPr>
+          <w:b w:val="0"/>
+        </w:rPr>
+        <w:t>These are constructed classroom examples; they do not require live accounts, private records or an external service. Do not treat a plausible explanation as a measured outcome.</w:t>
       </w:r>
     </w:p>
     <w:p>
@@ -974,99 +2595,30 @@
         <w:pStyle w:val="Heading3"/>
       </w:pPr>
       <w:r>
-        <w:t>Monitoring quality drift — evidence trace</w:t>
-      </w:r>
-    </w:p>
-    <w:tbl>
-      <w:tblPr>
-        <w:tblStyle w:val="LightShading-Accent1"/>
-        <w:tblW w:type="auto" w:w="0"/>
-        <w:tblLook w:firstColumn="1" w:firstRow="1" w:lastColumn="0" w:lastRow="0" w:noHBand="0" w:noVBand="1" w:val="04A0"/>
-      </w:tblPr>
-      <w:tblGrid>
-        <w:gridCol w:w="3408"/>
-        <w:gridCol w:w="3408"/>
-        <w:gridCol w:w="3408"/>
-      </w:tblGrid>
-      <w:tr>
-        <w:trPr>
-          <w:tblHeader/>
-        </w:trPr>
-        <w:tc>
-          <w:tcPr>
-            <w:tcW w:type="dxa" w:w="3408"/>
-          </w:tcPr>
-          <w:p>
-            <w:r>
-              <w:t>Input and scope</w:t>
-            </w:r>
-          </w:p>
-        </w:tc>
-        <w:tc>
-          <w:tcPr>
-            <w:tcW w:type="dxa" w:w="3408"/>
-          </w:tcPr>
-          <w:p>
-            <w:r>
-              <w:t>Check or calculation</w:t>
-            </w:r>
-          </w:p>
-        </w:tc>
-        <w:tc>
-          <w:tcPr>
-            <w:tcW w:type="dxa" w:w="3408"/>
-          </w:tcPr>
-          <w:p>
-            <w:r>
-              <w:t>Conclusion and limit</w:t>
-            </w:r>
-          </w:p>
-        </w:tc>
-      </w:tr>
-      <w:tr>
-        <w:tc>
-          <w:tcPr>
-            <w:tcW w:type="dxa" w:w="3408"/>
-          </w:tcPr>
-          <w:p>
-            <w:r>
-              <w:t>Reference window passes 18/20; new window 14/20.</w:t>
-            </w:r>
-          </w:p>
-        </w:tc>
-        <w:tc>
-          <w:tcPr>
-            <w:tcW w:type="dxa" w:w="3408"/>
-          </w:tcPr>
-          <w:p>
-            <w:r>
-              <w:t>For each window report eligible counts, passes, missing outcomes and condition mix. Alert when success falls below the toy 80% threshold; investigate before attributing cause.</w:t>
-            </w:r>
-          </w:p>
-        </w:tc>
-        <w:tc>
-          <w:tcPr>
-            <w:tcW w:type="dxa" w:w="3408"/>
-          </w:tcPr>
-          <w:p>
-            <w:r>
-              <w:t>90% versus 70%, drop 20 percentage points; new window breaches 80%. Check case mix, data versions and logs before asserting model drift as the cause.</w:t>
-            </w:r>
-          </w:p>
-        </w:tc>
-      </w:tr>
-    </w:tbl>
-    <w:p>
-      <w:r>
-        <w:t>The figure connects this chapter's worked input, declared procedure and result. Read the complete worked reasoning for qualifiers and intermediate steps; the abbreviated labels do not replace that reasoning.</w:t>
+        <w:t>Model the reasoning aloud</w:t>
       </w:r>
     </w:p>
     <w:p>
       <w:pPr>
-        <w:pStyle w:val="Heading3"/>
-      </w:pPr>
-      <w:r>
-        <w:t>Explain Monitoring quality drift · 3</w:t>
+        <w:spacing w:line="336" w:lineRule="auto" w:after="180"/>
+      </w:pPr>
+      <w:r>
+        <w:rPr>
+          <w:b w:val="0"/>
+        </w:rPr>
+        <w:t xml:space="preserve">Use the complete worked example below before asking learners to complete W2. Reveal a small part, invite a </w:t>
+      </w:r>
+      <w:r>
+        <w:rPr>
+          <w:b/>
+        </w:rPr>
+        <w:t>prediction</w:t>
+      </w:r>
+      <w:r>
+        <w:rPr>
+          <w:b w:val="0"/>
+        </w:rPr>
+        <w:t>, then explain the deciding step.</w:t>
       </w:r>
     </w:p>
     <w:p>
@@ -1077,255 +2629,7 @@
         <w:rPr>
           <w:b w:val="0"/>
         </w:rPr>
-        <w:t xml:space="preserve">Guided: 90% versus </w:t>
-      </w:r>
-      <w:r>
-        <w:rPr>
-          <w:b/>
-        </w:rPr>
-        <w:t>70%</w:t>
-      </w:r>
-      <w:r>
-        <w:rPr>
-          <w:b w:val="0"/>
-        </w:rPr>
-        <w:t xml:space="preserve">, drop 20 percentage points; new window breaches </w:t>
-      </w:r>
-      <w:r>
-        <w:rPr>
-          <w:b/>
-        </w:rPr>
-        <w:t>80%</w:t>
-      </w:r>
-      <w:r>
-        <w:rPr>
-          <w:b w:val="0"/>
-        </w:rPr>
-        <w:t xml:space="preserve">. Check case mix, data versions and logs before asserting model </w:t>
-      </w:r>
-      <w:r>
-        <w:rPr>
-          <w:b/>
-        </w:rPr>
-        <w:t>drift</w:t>
-      </w:r>
-      <w:r>
-        <w:rPr>
-          <w:b w:val="0"/>
-        </w:rPr>
-        <w:t xml:space="preserve"> as the cause.</w:t>
-      </w:r>
-    </w:p>
-    <w:p>
-      <w:pPr>
-        <w:spacing w:line="336" w:lineRule="auto" w:after="180"/>
-      </w:pPr>
-      <w:r>
-        <w:rPr>
-          <w:b w:val="0"/>
-        </w:rPr>
-        <w:t>Qualification: An alert identifies a condition for investigation, not a complete causal explanation.</w:t>
-      </w:r>
-    </w:p>
-    <w:p>
-      <w:pPr>
-        <w:spacing w:line="336" w:lineRule="auto" w:after="180"/>
-      </w:pPr>
-      <w:r>
-        <w:rPr>
-          <w:b w:val="0"/>
-        </w:rPr>
-        <w:t xml:space="preserve">Exit: accept a concrete variation with its predicted outcome and a stated condition that would challenge the </w:t>
-      </w:r>
-      <w:r>
-        <w:rPr>
-          <w:b/>
-        </w:rPr>
-        <w:t>mechanism</w:t>
-      </w:r>
-      <w:r>
-        <w:rPr>
-          <w:b w:val="0"/>
-        </w:rPr>
-        <w:t xml:space="preserve">; reject a claim resting on unmeasured </w:t>
-      </w:r>
-      <w:r>
-        <w:rPr>
-          <w:b/>
-        </w:rPr>
-        <w:t>evidence</w:t>
-      </w:r>
-      <w:r>
-        <w:rPr>
-          <w:b w:val="0"/>
-        </w:rPr>
-        <w:t>.</w:t>
-      </w:r>
-    </w:p>
-    <w:p>
-      <w:pPr>
-        <w:pStyle w:val="Heading3"/>
-      </w:pPr>
-      <w:r>
-        <w:t>Model the reasoning aloud</w:t>
-      </w:r>
-    </w:p>
-    <w:p>
-      <w:pPr>
-        <w:spacing w:line="336" w:lineRule="auto" w:after="180"/>
-      </w:pPr>
-      <w:r>
-        <w:rPr>
-          <w:b w:val="0"/>
-        </w:rPr>
-        <w:t xml:space="preserve">Use the complete worked example below before asking learners to complete W2. Reveal a small part, invite a </w:t>
-      </w:r>
-      <w:r>
-        <w:rPr>
-          <w:b/>
-        </w:rPr>
-        <w:t>prediction</w:t>
-      </w:r>
-      <w:r>
-        <w:rPr>
-          <w:b w:val="0"/>
-        </w:rPr>
-        <w:t>, then explain the deciding step.</w:t>
-      </w:r>
-    </w:p>
-    <w:p>
-      <w:pPr>
-        <w:spacing w:line="336" w:lineRule="auto" w:after="180"/>
-      </w:pPr>
-      <w:r>
-        <w:rPr>
-          <w:b w:val="0"/>
-        </w:rPr>
         <w:t>These teacher notes contain solutions; do not reveal the independent case answer during modelling.</w:t>
-      </w:r>
-    </w:p>
-    <w:p>
-      <w:pPr>
-        <w:spacing w:line="336" w:lineRule="auto" w:after="180"/>
-      </w:pPr>
-      <w:r>
-        <w:rPr>
-          <w:b w:val="0"/>
-        </w:rPr>
-        <w:t>Reference window passes 18/20; new window 14/20.</w:t>
-      </w:r>
-    </w:p>
-    <w:p>
-      <w:pPr>
-        <w:spacing w:line="336" w:lineRule="auto" w:after="180"/>
-      </w:pPr>
-      <w:r>
-        <w:rPr>
-          <w:b w:val="0"/>
-        </w:rPr>
-        <w:t xml:space="preserve">90% versus </w:t>
-      </w:r>
-      <w:r>
-        <w:rPr>
-          <w:b/>
-        </w:rPr>
-        <w:t>70%</w:t>
-      </w:r>
-      <w:r>
-        <w:rPr>
-          <w:b w:val="0"/>
-        </w:rPr>
-        <w:t xml:space="preserve">, drop 20 percentage points; new window breaches </w:t>
-      </w:r>
-      <w:r>
-        <w:rPr>
-          <w:b/>
-        </w:rPr>
-        <w:t>80%</w:t>
-      </w:r>
-      <w:r>
-        <w:rPr>
-          <w:b w:val="0"/>
-        </w:rPr>
-        <w:t xml:space="preserve">. Check case mix, data versions and logs before asserting model </w:t>
-      </w:r>
-      <w:r>
-        <w:rPr>
-          <w:b/>
-        </w:rPr>
-        <w:t>drift</w:t>
-      </w:r>
-      <w:r>
-        <w:rPr>
-          <w:b w:val="0"/>
-        </w:rPr>
-        <w:t xml:space="preserve"> as the cause.</w:t>
-      </w:r>
-    </w:p>
-    <w:p>
-      <w:pPr>
-        <w:pStyle w:val="Heading3"/>
-      </w:pPr>
-      <w:r>
-        <w:t>Model the reasoning aloud · 4</w:t>
-      </w:r>
-    </w:p>
-    <w:p>
-      <w:pPr>
-        <w:spacing w:line="336" w:lineRule="auto" w:after="180"/>
-      </w:pPr>
-      <w:r>
-        <w:rPr>
-          <w:b w:val="0"/>
-        </w:rPr>
-        <w:t xml:space="preserve">Compare the intermediate </w:t>
-      </w:r>
-      <w:r>
-        <w:rPr>
-          <w:b/>
-        </w:rPr>
-        <w:t>evidence</w:t>
-      </w:r>
-      <w:r>
-        <w:rPr>
-          <w:b w:val="0"/>
-        </w:rPr>
-        <w:t xml:space="preserve"> with the final statement. Explain why each number or decision follows from the stated </w:t>
-      </w:r>
-      <w:r>
-        <w:rPr>
-          <w:b/>
-        </w:rPr>
-        <w:t>input</w:t>
-      </w:r>
-      <w:r>
-        <w:rPr>
-          <w:b w:val="0"/>
-        </w:rPr>
-        <w:t>s.</w:t>
-      </w:r>
-    </w:p>
-    <w:p>
-      <w:pPr>
-        <w:spacing w:line="336" w:lineRule="auto" w:after="180"/>
-      </w:pPr>
-      <w:r>
-        <w:rPr>
-          <w:b w:val="0"/>
-        </w:rPr>
-        <w:t xml:space="preserve">The conclusion belongs to this scenario and procedure; changing the </w:t>
-      </w:r>
-      <w:r>
-        <w:rPr>
-          <w:b/>
-        </w:rPr>
-        <w:t>input</w:t>
-      </w:r>
-      <w:r>
-        <w:rPr>
-          <w:b w:val="0"/>
-        </w:rPr>
-        <w:t>s, evaluation population or authority can change what it establishes. Retain the raw record so a later revision can be compared honestly.</w:t>
       </w:r>
     </w:p>
     <w:tbl>
@@ -1451,41 +2755,10 @@
     </w:p>
     <w:p>
       <w:pPr>
-        <w:spacing w:line="336" w:lineRule="auto" w:after="180"/>
-      </w:pPr>
-      <w:r>
-        <w:rPr>
-          <w:b w:val="0"/>
-        </w:rPr>
-        <w:t>Monitor separate question slices. A service uses the same rubric on clear and ambiguous questions in two recorded weeks.</w:t>
-      </w:r>
-    </w:p>
-    <w:p>
-      <w:pPr>
         <w:pStyle w:val="Heading3"/>
       </w:pPr>
       <w:r>
         <w:t>The facts we will use</w:t>
-      </w:r>
-    </w:p>
-    <w:p>
-      <w:pPr>
-        <w:pStyle w:val="Heading3"/>
-      </w:pPr>
-      <w:r>
-        <w:t>Supplied facts</w:t>
-      </w:r>
-    </w:p>
-    <w:p>
-      <w:pPr>
-        <w:spacing w:line="336" w:lineRule="auto" w:after="180"/>
-        <w:shd w:fill="F1F6FC"/>
-      </w:pPr>
-      <w:r>
-        <w:rPr>
-          <w:b w:val="0"/>
-        </w:rPr>
-        <w:t>A: clear 18/20, ambiguous 8/10. B: clear 19/20, ambiguous 4/10.</w:t>
       </w:r>
     </w:p>
     <w:p>
@@ -1493,7 +2766,7 @@
         <w:drawing>
           <wp:inline xmlns:a="http://schemas.openxmlformats.org/drawingml/2006/main" xmlns:pic="http://schemas.openxmlformats.org/drawingml/2006/picture">
             <wp:extent cx="5486400" cy="3077029"/>
-            <wp:docPr id="1" name="Picture 1" descr="Quality slices: retain denominators"/>
+            <wp:docPr id="2" name="Picture 2" descr="Quality slices: retain denominators"/>
             <wp:cNvGraphicFramePr>
               <a:graphicFrameLocks noChangeAspect="1"/>
             </wp:cNvGraphicFramePr>
@@ -1505,7 +2778,7 @@
                     <pic:cNvPicPr/>
                   </pic:nvPicPr>
                   <pic:blipFill>
-                    <a:blip r:embed="rId9"/>
+                    <a:blip r:embed="rId10"/>
                     <a:stretch>
                       <a:fillRect/>
                     </a:stretch>
@@ -1529,7 +2802,7 @@
         <w:drawing>
           <wp:inline xmlns:a="http://schemas.openxmlformats.org/drawingml/2006/main" xmlns:pic="http://schemas.openxmlformats.org/drawingml/2006/picture">
             <wp:extent cx="5486400" cy="5145314"/>
-            <wp:docPr id="2" name="Picture 2" descr="Monitoring quality drift. Compute slice rates: Clear rises 90%→95%; ambiguous falls 80%→40%.. Compute totals: A is 26/30; B is 23/30 correct.. Investigate ambiguity: Inspect that slice’s failures before selecting a repair."/>
+            <wp:docPr id="3" name="Picture 3" descr="Monitoring quality drift. Compute slice rates: Clear rises 90%→95%; ambiguous falls 80%→40%.. Compute totals: A is 26/30; B is 23/30 correct.. Investigate ambiguity: Inspect that slice’s failures before selecting a repair."/>
             <wp:cNvGraphicFramePr>
               <a:graphicFrameLocks noChangeAspect="1"/>
             </wp:cNvGraphicFramePr>
@@ -1541,7 +2814,7 @@
                     <pic:cNvPicPr/>
                   </pic:nvPicPr>
                   <pic:blipFill>
-                    <a:blip r:embed="rId10"/>
+                    <a:blip r:embed="rId11"/>
                     <a:stretch>
                       <a:fillRect/>
                     </a:stretch>
@@ -1565,114 +2838,7 @@
         <w:pStyle w:val="Heading3"/>
       </w:pPr>
       <w:r>
-        <w:t>Read the picture one step at a time</w:t>
-      </w:r>
-    </w:p>
-    <w:tbl>
-      <w:tblPr>
-        <w:tblStyle w:val="LightShading-Accent1"/>
-        <w:tblW w:type="auto" w:w="0"/>
-        <w:tblLook w:firstColumn="1" w:firstRow="1" w:lastColumn="0" w:lastRow="0" w:noHBand="0" w:noVBand="1" w:val="04A0"/>
-      </w:tblPr>
-      <w:tblGrid>
-        <w:gridCol w:w="5112"/>
-        <w:gridCol w:w="5112"/>
-      </w:tblGrid>
-      <w:tr>
-        <w:trPr>
-          <w:tblHeader/>
-        </w:trPr>
-        <w:tc>
-          <w:tcPr>
-            <w:tcW w:type="dxa" w:w="5112"/>
-          </w:tcPr>
-          <w:p>
-            <w:r>
-              <w:t>Step</w:t>
-            </w:r>
-          </w:p>
-        </w:tc>
-        <w:tc>
-          <w:tcPr>
-            <w:tcW w:type="dxa" w:w="5112"/>
-          </w:tcPr>
-          <w:p>
-            <w:r>
-              <w:t>What happens and why</w:t>
-            </w:r>
-          </w:p>
-        </w:tc>
-      </w:tr>
-      <w:tr>
-        <w:tc>
-          <w:tcPr>
-            <w:tcW w:type="dxa" w:w="5112"/>
-          </w:tcPr>
-          <w:p>
-            <w:r>
-              <w:t>1. Compute slice rates</w:t>
-            </w:r>
-          </w:p>
-        </w:tc>
-        <w:tc>
-          <w:tcPr>
-            <w:tcW w:type="dxa" w:w="5112"/>
-          </w:tcPr>
-          <w:p>
-            <w:r>
-              <w:t>Clear rises 90%→95%; ambiguous falls 80%→40%.</w:t>
-            </w:r>
-          </w:p>
-        </w:tc>
-      </w:tr>
-      <w:tr>
-        <w:tc>
-          <w:tcPr>
-            <w:tcW w:type="dxa" w:w="5112"/>
-          </w:tcPr>
-          <w:p>
-            <w:r>
-              <w:t>2. Compute totals</w:t>
-            </w:r>
-          </w:p>
-        </w:tc>
-        <w:tc>
-          <w:tcPr>
-            <w:tcW w:type="dxa" w:w="5112"/>
-          </w:tcPr>
-          <w:p>
-            <w:r>
-              <w:t>A is 26/30; B is 23/30 correct.</w:t>
-            </w:r>
-          </w:p>
-        </w:tc>
-      </w:tr>
-      <w:tr>
-        <w:tc>
-          <w:tcPr>
-            <w:tcW w:type="dxa" w:w="5112"/>
-          </w:tcPr>
-          <w:p>
-            <w:r>
-              <w:t>3. Investigate ambiguity</w:t>
-            </w:r>
-          </w:p>
-        </w:tc>
-        <w:tc>
-          <w:tcPr>
-            <w:tcW w:type="dxa" w:w="5112"/>
-          </w:tcPr>
-          <w:p>
-            <w:r>
-              <w:t>Inspect that slice’s failures before selecting a repair.</w:t>
-            </w:r>
-          </w:p>
-        </w:tc>
-      </w:tr>
-    </w:tbl>
-    <w:p>
-      <w:r>
-        <w:t>Match each pictured step to the supplied facts. This is a worked teaching case, not an independent assessment.</w:t>
+        <w:t>Why this result follows</w:t>
       </w:r>
     </w:p>
     <w:p>
@@ -1680,7 +2846,7 @@
         <w:pStyle w:val="Heading3"/>
       </w:pPr>
       <w:r>
-        <w:t>Why this result follows</w:t>
+        <w:t>What this example does not establish</w:t>
       </w:r>
     </w:p>
     <w:p>
@@ -1688,149 +2854,216 @@
         <w:pStyle w:val="Heading3"/>
       </w:pPr>
       <w:r>
-        <w:t>Why the result follows</w:t>
+        <w:t>Change one thing in the pictured case</w:t>
       </w:r>
     </w:p>
     <w:p>
       <w:pPr>
-        <w:spacing w:line="336" w:lineRule="auto" w:after="180"/>
-        <w:shd w:fill="F1F6FC"/>
-      </w:pPr>
-      <w:r>
-        <w:rPr>
-          <w:b w:val="0"/>
-        </w:rPr>
-        <w:t>Slice monitoring exposes changes hidden by common easy questions. Retain each denominator and compare the measurement conditions.</w:t>
+        <w:pStyle w:val="Heading3"/>
+      </w:pPr>
+      <w:r>
+        <w:t>Ask while showing the picture</w:t>
       </w:r>
     </w:p>
     <w:p>
       <w:pPr>
-        <w:pStyle w:val="Heading3"/>
-      </w:pPr>
-      <w:r>
-        <w:t>What this example does not establish</w:t>
+        <w:spacing w:line="336" w:lineRule="auto" w:after="180"/>
+      </w:pPr>
+      <w:r>
+        <w:rPr>
+          <w:b w:val="0"/>
+        </w:rPr>
+        <w:t xml:space="preserve">Cover the result. Ask learners to name the </w:t>
+      </w:r>
+      <w:r>
+        <w:rPr>
+          <w:b/>
+        </w:rPr>
+        <w:t>input</w:t>
+      </w:r>
+      <w:r>
+        <w:rPr>
+          <w:b w:val="0"/>
+        </w:rPr>
+        <w:t xml:space="preserve">s and predict the next step. Uncover one step, connect the icon to the actual procedure, and explain its </w:t>
+      </w:r>
+      <w:r>
+        <w:rPr>
+          <w:b/>
+        </w:rPr>
+        <w:t>evidence</w:t>
+      </w:r>
+      <w:r>
+        <w:rPr>
+          <w:b w:val="0"/>
+        </w:rPr>
+        <w:t>. Then change the supplied condition and compare.</w:t>
       </w:r>
     </w:p>
     <w:p>
       <w:pPr>
-        <w:pStyle w:val="Heading3"/>
-      </w:pPr>
-      <w:r>
-        <w:t>Keep the stated limit</w:t>
+        <w:spacing w:line="336" w:lineRule="auto" w:after="180"/>
+      </w:pPr>
+      <w:r>
+        <w:rPr>
+          <w:b w:val="0"/>
+        </w:rPr>
+        <w:t>The picture is a representation; it does not document execution of a real AI model.</w:t>
       </w:r>
     </w:p>
     <w:p>
       <w:pPr>
-        <w:spacing w:line="336" w:lineRule="auto" w:after="180"/>
-        <w:shd w:fill="FFF5E6"/>
-      </w:pPr>
-      <w:r>
-        <w:rPr>
-          <w:b w:val="0"/>
-        </w:rPr>
-        <w:t>Small samples do not establish a stable trend or cause; retain uncertainty and compare conditions.</w:t>
+        <w:pStyle w:val="Heading1"/>
+      </w:pPr>
+      <w:r>
+        <w:t>03. Model a step,then remove help</w:t>
       </w:r>
     </w:p>
     <w:p>
-      <w:pPr>
-        <w:pStyle w:val="Heading3"/>
-      </w:pPr>
-      <w:r>
-        <w:t>Change one thing in the pictured case</w:t>
+      <w:r>
+        <w:t>Collect each learner’s reasoning before showing a key.</w:t>
       </w:r>
     </w:p>
     <w:p>
       <w:pPr>
-        <w:pStyle w:val="Heading3"/>
-      </w:pPr>
-      <w:r>
-        <w:t>Change one thing</w:t>
+        <w:pStyle w:val="Heading2"/>
+      </w:pPr>
+      <w:r>
+        <w:t>Current completion task and checked reasoning</w:t>
       </w:r>
     </w:p>
     <w:p>
       <w:pPr>
         <w:spacing w:line="336" w:lineRule="auto" w:after="180"/>
-        <w:shd w:fill="F5F1FB"/>
       </w:pPr>
       <w:r>
         <w:rPr>
           <w:b w:val="0"/>
         </w:rPr>
-        <w:t>Change: Week B has no ambiguous questions.</w:t>
+        <w:t>Completion task: Reference window passes 18/20; new window 14/20. Show the intermediate steps and give the conclusion with its scope.</w:t>
       </w:r>
     </w:p>
     <w:p>
       <w:pPr>
-        <w:pStyle w:val="Heading3"/>
-      </w:pPr>
-      <w:r>
-        <w:t>Predicted result</w:t>
+        <w:spacing w:line="336" w:lineRule="auto" w:after="180"/>
+      </w:pPr>
+      <w:r>
+        <w:rPr>
+          <w:b w:val="0"/>
+        </w:rPr>
+        <w:t xml:space="preserve">Teacher check: Teacher explanation: 90% versus </w:t>
+      </w:r>
+      <w:r>
+        <w:rPr>
+          <w:b/>
+        </w:rPr>
+        <w:t>70%</w:t>
+      </w:r>
+      <w:r>
+        <w:rPr>
+          <w:b w:val="0"/>
+        </w:rPr>
+        <w:t xml:space="preserve">, drop 20 percentage points; new window breaches </w:t>
+      </w:r>
+      <w:r>
+        <w:rPr>
+          <w:b/>
+        </w:rPr>
+        <w:t>80%</w:t>
+      </w:r>
+      <w:r>
+        <w:rPr>
+          <w:b w:val="0"/>
+        </w:rPr>
+        <w:t xml:space="preserve">. Check case mix, data versions and logs before asserting model </w:t>
+      </w:r>
+      <w:r>
+        <w:rPr>
+          <w:b/>
+        </w:rPr>
+        <w:t>drift</w:t>
+      </w:r>
+      <w:r>
+        <w:rPr>
+          <w:b w:val="0"/>
+        </w:rPr>
+        <w:t xml:space="preserve"> as the cause.</w:t>
       </w:r>
     </w:p>
     <w:p>
       <w:pPr>
         <w:spacing w:line="336" w:lineRule="auto" w:after="180"/>
-        <w:shd w:fill="F1F6FC"/>
-      </w:pPr>
+      </w:pPr>
+      <w:r>
+        <w:rPr>
+          <w:b w:val="0"/>
+        </w:rPr>
+        <w:t xml:space="preserve">Start by identifying the given </w:t>
+      </w:r>
       <w:r>
         <w:rPr>
           <w:b/>
         </w:rPr>
-        <w:t>Prediction</w:t>
+        <w:t>input</w:t>
       </w:r>
       <w:r>
         <w:rPr>
           <w:b w:val="0"/>
         </w:rPr>
-        <w:t>: That slice is unmeasured, not perfectly correct.</w:t>
+        <w:t>s together. Leave the intermediate steps blank. If needed, model one step, then withdraw that help on the next step. Move to a full trace only when the partial trace is understood.</w:t>
       </w:r>
     </w:p>
     <w:p>
       <w:pPr>
-        <w:pStyle w:val="Heading3"/>
-      </w:pPr>
-      <w:r>
-        <w:t>Why the result follows</w:t>
+        <w:spacing w:line="336" w:lineRule="auto" w:after="180"/>
+      </w:pPr>
+      <w:r>
+        <w:rPr>
+          <w:b w:val="0"/>
+        </w:rPr>
+        <w:t>For partners, alternate explainer and checker; collect a response from every learner before discussion.</w:t>
       </w:r>
     </w:p>
     <w:p>
       <w:pPr>
-        <w:spacing w:line="336" w:lineRule="auto" w:after="180"/>
-        <w:shd w:fill="F1F6FC"/>
-      </w:pPr>
-      <w:r>
-        <w:rPr>
-          <w:b w:val="0"/>
-        </w:rPr>
-        <w:t xml:space="preserve">Reason: No </w:t>
-      </w:r>
-      <w:r>
-        <w:rPr>
-          <w:b/>
-        </w:rPr>
-        <w:t>observation</w:t>
-      </w:r>
-      <w:r>
-        <w:rPr>
-          <w:b w:val="0"/>
-        </w:rPr>
-        <w:t>s means no rate can be calculated for it.</w:t>
+        <w:pStyle w:val="Heading2"/>
+      </w:pPr>
+      <w:r>
+        <w:t>Individual misconception check</w:t>
       </w:r>
     </w:p>
     <w:p>
       <w:pPr>
-        <w:pStyle w:val="Heading3"/>
-      </w:pPr>
-      <w:r>
-        <w:t>Ask while showing the picture</w:t>
+        <w:spacing w:line="336" w:lineRule="auto" w:after="180"/>
+      </w:pPr>
+      <w:r>
+        <w:rPr>
+          <w:b w:val="0"/>
+        </w:rPr>
+        <w:t xml:space="preserve">Use the worked case for Monitoring quality </w:t>
+      </w:r>
+      <w:r>
+        <w:rPr>
+          <w:b/>
+        </w:rPr>
+        <w:t>drift</w:t>
+      </w:r>
+      <w:r>
+        <w:rPr>
+          <w:b w:val="0"/>
+        </w:rPr>
+        <w:t>. Proposed explanation: “The worked result establishes every future case”. Decide whether this explanation is supported.</w:t>
       </w:r>
     </w:p>
     <w:p>
       <w:pPr>
-        <w:pStyle w:val="Heading3"/>
-      </w:pPr>
-      <w:r>
-        <w:t>Ask while showing the picture · 5</w:t>
+        <w:spacing w:line="336" w:lineRule="auto" w:after="180"/>
+      </w:pPr>
+      <w:r>
+        <w:rPr>
+          <w:b w:val="0"/>
+        </w:rPr>
+        <w:t>Point to the step or supplied fact that decides; explain your repair if needed.</w:t>
       </w:r>
     </w:p>
     <w:p>
@@ -1841,31 +3074,7 @@
         <w:rPr>
           <w:b w:val="0"/>
         </w:rPr>
-        <w:t xml:space="preserve">Cover the result. Ask learners to name the </w:t>
-      </w:r>
-      <w:r>
-        <w:rPr>
-          <w:b/>
-        </w:rPr>
-        <w:t>input</w:t>
-      </w:r>
-      <w:r>
-        <w:rPr>
-          <w:b w:val="0"/>
-        </w:rPr>
-        <w:t xml:space="preserve">s and predict the next step. Uncover one step, connect the icon to the actual procedure, and explain its </w:t>
-      </w:r>
-      <w:r>
-        <w:rPr>
-          <w:b/>
-        </w:rPr>
-        <w:t>evidence</w:t>
-      </w:r>
-      <w:r>
-        <w:rPr>
-          <w:b w:val="0"/>
-        </w:rPr>
-        <w:t>. Then change the supplied condition and compare.</w:t>
+        <w:t>Expected correction: An alert identifies a condition for investigation, not a complete causal explanation.</w:t>
       </w:r>
     </w:p>
     <w:p>
@@ -1876,20 +3085,226 @@
         <w:rPr>
           <w:b w:val="0"/>
         </w:rPr>
-        <w:t>The picture is a representation; it does not document execution of a real AI model.</w:t>
+        <w:t>Collect explanations, not only yes/no votes. If a misunderstanding is common, re-model the relevant step for the class.</w:t>
       </w:r>
     </w:p>
     <w:p>
       <w:pPr>
-        <w:pStyle w:val="Heading1"/>
-      </w:pPr>
-      <w:r>
-        <w:t>03. Demonstrate and guide practice</w:t>
+        <w:spacing w:line="336" w:lineRule="auto" w:after="180"/>
+      </w:pPr>
+      <w:r>
+        <w:rPr>
+          <w:b w:val="0"/>
+        </w:rPr>
+        <w:t>If it affects a few learners, give a short targeted group explanation while others solve a more demanding variation.</w:t>
       </w:r>
     </w:p>
     <w:p>
-      <w:r>
-        <w:t>Demonstrate Monitoring quality drift, reduce support deliberately and check individual reasoning before discussing answers.</w:t>
+      <w:pPr>
+        <w:pStyle w:val="Heading2"/>
+      </w:pPr>
+      <w:r>
+        <w:t>Pictured reasoning and changed case</w:t>
+      </w:r>
+    </w:p>
+    <w:p>
+      <w:pPr>
+        <w:spacing w:line="336" w:lineRule="auto" w:after="180"/>
+      </w:pPr>
+      <w:r>
+        <w:rPr>
+          <w:b w:val="0"/>
+        </w:rPr>
+        <w:t>Compute both clear and ambiguous slice rates for A and B. Which slice weakens, and how should that slice be reported when no ambiguous questions are observed?</w:t>
+      </w:r>
+    </w:p>
+    <w:p>
+      <w:pPr>
+        <w:spacing w:line="336" w:lineRule="auto" w:after="180"/>
+      </w:pPr>
+      <w:r>
+        <w:rPr>
+          <w:b w:val="0"/>
+        </w:rPr>
+        <w:t xml:space="preserve">Clear rises 90%→95%; ambiguous falls </w:t>
+      </w:r>
+      <w:r>
+        <w:rPr>
+          <w:b/>
+        </w:rPr>
+        <w:t>80%</w:t>
+      </w:r>
+      <w:r>
+        <w:rPr>
+          <w:b w:val="0"/>
+        </w:rPr>
+        <w:t>→40%. A is 26/30; B is 23/30 correct. Inspect that slice’s failures before selecting a repair. Changed case: That slice is unmeasured, not perfectly correct.</w:t>
+      </w:r>
+    </w:p>
+    <w:p>
+      <w:pPr>
+        <w:spacing w:line="336" w:lineRule="auto" w:after="180"/>
+      </w:pPr>
+      <w:r>
+        <w:rPr>
+          <w:b w:val="0"/>
+        </w:rPr>
+        <w:t xml:space="preserve">No </w:t>
+      </w:r>
+      <w:r>
+        <w:rPr>
+          <w:b/>
+        </w:rPr>
+        <w:t>observation</w:t>
+      </w:r>
+      <w:r>
+        <w:rPr>
+          <w:b w:val="0"/>
+        </w:rPr>
+        <w:t>s means no rate can be calculated for it.</w:t>
+      </w:r>
+    </w:p>
+    <w:p>
+      <w:pPr>
+        <w:spacing w:line="336" w:lineRule="auto" w:after="180"/>
+      </w:pPr>
+      <w:r>
+        <w:rPr>
+          <w:b w:val="0"/>
+        </w:rPr>
+        <w:t xml:space="preserve">Changed-case reasoning: That slice is unmeasured, not perfectly correct. No </w:t>
+      </w:r>
+      <w:r>
+        <w:rPr>
+          <w:b/>
+        </w:rPr>
+        <w:t>observation</w:t>
+      </w:r>
+      <w:r>
+        <w:rPr>
+          <w:b w:val="0"/>
+        </w:rPr>
+        <w:t>s means no rate can be calculated for it.</w:t>
+      </w:r>
+    </w:p>
+    <w:p>
+      <w:pPr>
+        <w:spacing w:line="336" w:lineRule="auto" w:after="180"/>
+      </w:pPr>
+      <w:r>
+        <w:rPr>
+          <w:b w:val="0"/>
+        </w:rPr>
+        <w:t xml:space="preserve">Collect each learner’s explanation before discussion. Use the first missing connection between </w:t>
+      </w:r>
+      <w:r>
+        <w:rPr>
+          <w:b/>
+        </w:rPr>
+        <w:t>input</w:t>
+      </w:r>
+      <w:r>
+        <w:rPr>
+          <w:b w:val="0"/>
+        </w:rPr>
+        <w:t xml:space="preserve">, deciding step and result to choose support. This question is worked-case practice, not fresh mastery </w:t>
+      </w:r>
+      <w:r>
+        <w:rPr>
+          <w:b/>
+        </w:rPr>
+        <w:t>evidence</w:t>
+      </w:r>
+      <w:r>
+        <w:rPr>
+          <w:b w:val="0"/>
+        </w:rPr>
+        <w:t>.</w:t>
+      </w:r>
+    </w:p>
+    <w:p>
+      <w:pPr>
+        <w:pStyle w:val="Heading2"/>
+      </w:pPr>
+      <w:r>
+        <w:t>Accessible support and extension</w:t>
+      </w:r>
+    </w:p>
+    <w:p>
+      <w:pPr>
+        <w:spacing w:line="336" w:lineRule="auto" w:after="180"/>
+      </w:pPr>
+      <w:r>
+        <w:rPr>
+          <w:b w:val="0"/>
+        </w:rPr>
+        <w:t xml:space="preserve">Use See how it works and Follow a worked example. Collect a </w:t>
+      </w:r>
+      <w:r>
+        <w:rPr>
+          <w:b/>
+        </w:rPr>
+        <w:t>prediction</w:t>
+      </w:r>
+      <w:r>
+        <w:rPr>
+          <w:b w:val="0"/>
+        </w:rPr>
+        <w:t xml:space="preserve"> before revealing its result; ask the learner to point to each intermediate fact.</w:t>
+      </w:r>
+    </w:p>
+    <w:p>
+      <w:pPr>
+        <w:spacing w:line="336" w:lineRule="auto" w:after="180"/>
+      </w:pPr>
+      <w:r>
+        <w:rPr>
+          <w:b w:val="0"/>
+        </w:rPr>
+        <w:t xml:space="preserve">Provide an </w:t>
+      </w:r>
+      <w:r>
+        <w:rPr>
+          <w:b/>
+        </w:rPr>
+        <w:t>input</w:t>
+      </w:r>
+      <w:r>
+        <w:rPr>
+          <w:b w:val="0"/>
+        </w:rPr>
+        <w:t>/procedure/result/limit frame and a calculator when needed. Ask students to identify the first step before completing the whole trace.</w:t>
+      </w:r>
+    </w:p>
+    <w:p>
+      <w:pPr>
+        <w:spacing w:line="336" w:lineRule="auto" w:after="180"/>
+      </w:pPr>
+      <w:r>
+        <w:rPr>
+          <w:b w:val="0"/>
+        </w:rPr>
+        <w:t xml:space="preserve">Extension: compare two concrete variants of this </w:t>
+      </w:r>
+      <w:r>
+        <w:rPr>
+          <w:b/>
+        </w:rPr>
+        <w:t>mechanism</w:t>
+      </w:r>
+      <w:r>
+        <w:rPr>
+          <w:b w:val="0"/>
+        </w:rPr>
+        <w:t xml:space="preserve"> while holding unrelated conditions fixed; report both successful and unsuccessful outcomes.</w:t>
+      </w:r>
+    </w:p>
+    <w:p>
+      <w:pPr>
+        <w:pStyle w:val="Heading2"/>
+      </w:pPr>
+      <w:r>
+        <w:t>Earlier wording, alternatives and picture transcripts · reference / check after trying</w:t>
       </w:r>
     </w:p>
     <w:tbl>
@@ -2106,71 +3521,26 @@
     </w:tbl>
     <w:p>
       <w:pPr>
-        <w:spacing w:line="336" w:lineRule="auto" w:after="180"/>
-      </w:pPr>
-      <w:r>
-        <w:rPr>
-          <w:b w:val="0"/>
-        </w:rPr>
-        <w:t xml:space="preserve">Use See how it works and Follow a worked example. Collect a </w:t>
-      </w:r>
-      <w:r>
-        <w:rPr>
-          <w:b/>
-        </w:rPr>
-        <w:t>prediction</w:t>
-      </w:r>
-      <w:r>
-        <w:rPr>
-          <w:b w:val="0"/>
-        </w:rPr>
-        <w:t xml:space="preserve"> before revealing its result; ask the learner to point to each intermediate fact.</w:t>
+        <w:pStyle w:val="Heading3"/>
+      </w:pPr>
+      <w:r>
+        <w:t>Reduce help deliberately</w:t>
       </w:r>
     </w:p>
     <w:p>
       <w:pPr>
-        <w:spacing w:line="336" w:lineRule="auto" w:after="180"/>
-      </w:pPr>
-      <w:r>
-        <w:rPr>
-          <w:b w:val="0"/>
-        </w:rPr>
-        <w:t xml:space="preserve">Provide an </w:t>
-      </w:r>
-      <w:r>
-        <w:rPr>
-          <w:b/>
-        </w:rPr>
-        <w:t>input</w:t>
-      </w:r>
-      <w:r>
-        <w:rPr>
-          <w:b w:val="0"/>
-        </w:rPr>
-        <w:t>/procedure/result/limit frame and a calculator when needed. Ask students to identify the first step before completing the whole trace.</w:t>
+        <w:pStyle w:val="Heading3"/>
+      </w:pPr>
+      <w:r>
+        <w:t>Individual reasoning check</w:t>
       </w:r>
     </w:p>
     <w:p>
       <w:pPr>
-        <w:spacing w:line="336" w:lineRule="auto" w:after="180"/>
-      </w:pPr>
-      <w:r>
-        <w:rPr>
-          <w:b w:val="0"/>
-        </w:rPr>
-        <w:t xml:space="preserve">Extension: compare two concrete variants of this </w:t>
-      </w:r>
-      <w:r>
-        <w:rPr>
-          <w:b/>
-        </w:rPr>
-        <w:t>mechanism</w:t>
-      </w:r>
-      <w:r>
-        <w:rPr>
-          <w:b w:val="0"/>
-        </w:rPr>
-        <w:t xml:space="preserve"> while holding unrelated conditions fixed; report both successful and unsuccessful outcomes.</w:t>
+        <w:pStyle w:val="Heading3"/>
+      </w:pPr>
+      <w:r>
+        <w:t>Pictorial practice question</w:t>
       </w:r>
     </w:p>
     <w:p>
@@ -2178,83 +3548,39 @@
         <w:pStyle w:val="Heading3"/>
       </w:pPr>
       <w:r>
-        <w:t>Reduce help deliberately</w:t>
+        <w:t>Reasoned teacher answer</w:t>
       </w:r>
     </w:p>
     <w:p>
       <w:pPr>
-        <w:pStyle w:val="Heading3"/>
-      </w:pPr>
-      <w:r>
-        <w:t>Completion practice</w:t>
+        <w:pStyle w:val="Heading1"/>
+      </w:pPr>
+      <w:r>
+        <w:t>04. Run the complete supplied investigation</w:t>
       </w:r>
     </w:p>
     <w:p>
-      <w:pPr>
-        <w:spacing w:line="336" w:lineRule="auto" w:after="180"/>
-        <w:shd w:fill="F5F1FB"/>
-      </w:pPr>
-      <w:r>
-        <w:rPr>
-          <w:b w:val="0"/>
-        </w:rPr>
-        <w:t>Completion task: Reference window passes 18/20; new window 14/20. Show the intermediate steps and give the conclusion with its scope.</w:t>
+      <w:r>
+        <w:t>Separate predictions,actual runs and paper traces.</w:t>
       </w:r>
     </w:p>
     <w:p>
       <w:pPr>
-        <w:pStyle w:val="Heading3"/>
-      </w:pPr>
-      <w:r>
-        <w:t>Reasoning to listen for</w:t>
+        <w:pStyle w:val="Heading2"/>
+      </w:pPr>
+      <w:r>
+        <w:t>Complete inputs,expected results and limits</w:t>
       </w:r>
     </w:p>
     <w:p>
       <w:pPr>
         <w:spacing w:line="336" w:lineRule="auto" w:after="180"/>
-        <w:shd w:fill="F1F6FC"/>
       </w:pPr>
       <w:r>
         <w:rPr>
           <w:b w:val="0"/>
         </w:rPr>
-        <w:t xml:space="preserve">Teacher check: Teacher explanation: 90% versus </w:t>
-      </w:r>
-      <w:r>
-        <w:rPr>
-          <w:b/>
-        </w:rPr>
-        <w:t>70%</w:t>
-      </w:r>
-      <w:r>
-        <w:rPr>
-          <w:b w:val="0"/>
-        </w:rPr>
-        <w:t xml:space="preserve">, drop 20 percentage points; new window breaches </w:t>
-      </w:r>
-      <w:r>
-        <w:rPr>
-          <w:b/>
-        </w:rPr>
-        <w:t>80%</w:t>
-      </w:r>
-      <w:r>
-        <w:rPr>
-          <w:b w:val="0"/>
-        </w:rPr>
-        <w:t xml:space="preserve">. Check case mix, data versions and logs before asserting model </w:t>
-      </w:r>
-      <w:r>
-        <w:rPr>
-          <w:b/>
-        </w:rPr>
-        <w:t>drift</w:t>
-      </w:r>
-      <w:r>
-        <w:rPr>
-          <w:b w:val="0"/>
-        </w:rPr>
-        <w:t xml:space="preserve"> as the cause.</w:t>
+        <w:t>Main 90% versus 70% drops 20 percentage points and breaches the toy 80% rule. Picture clear improves 5 points while ambiguous falls 40 points; totals fall 10 points. Empty ambiguous slice is unavailable, not zero success. Missing-outcome coverage and full-window quality decision are separate under the added declared protocol.</w:t>
       </w:r>
     </w:p>
     <w:p>
@@ -2265,38 +3591,26 @@
         <w:rPr>
           <w:b w:val="0"/>
         </w:rPr>
-        <w:t xml:space="preserve">Start by identifying the given </w:t>
-      </w:r>
-      <w:r>
-        <w:rPr>
-          <w:b/>
-        </w:rPr>
-        <w:t>input</w:t>
-      </w:r>
-      <w:r>
-        <w:rPr>
-          <w:b w:val="0"/>
-        </w:rPr>
-        <w:t>s together. Leave the intermediate steps blank. If needed, model one step, then withdraw that help on the next step. Move to a full trace only when the partial trace is understood.</w:t>
+        <w:t>Selected independent case: 8/10 = 80%, 12/20 = 60%; B breaches its supplied 70% threshold even though its raw pass count rose. Investigate case mix, versions and instrumentation before asserting cause.</w:t>
       </w:r>
     </w:p>
     <w:p>
       <w:pPr>
-        <w:spacing w:line="336" w:lineRule="auto" w:after="180"/>
-      </w:pPr>
-      <w:r>
-        <w:rPr>
-          <w:b w:val="0"/>
-        </w:rPr>
-        <w:t>For partners, alternate explainer and checker; collect a response from every learner before discussion.</w:t>
+        <w:pStyle w:val="Heading2"/>
+      </w:pPr>
+      <w:r>
+        <w:t>Diagnose the current misconceptions</w:t>
       </w:r>
     </w:p>
     <w:p>
       <w:pPr>
-        <w:pStyle w:val="Heading3"/>
-      </w:pPr>
-      <w:r>
-        <w:t>Individual reasoning check</w:t>
+        <w:spacing w:line="336" w:lineRule="auto" w:after="180"/>
+      </w:pPr>
+      <w:r>
+        <w:rPr>
+          <w:b w:val="0"/>
+        </w:rPr>
+        <w:t>The worked result establishes every future case: An alert identifies a condition for investigation, not a complete causal explanation.</w:t>
       </w:r>
     </w:p>
     <w:p>
@@ -2307,19 +3621,31 @@
         <w:rPr>
           <w:b w:val="0"/>
         </w:rPr>
-        <w:t xml:space="preserve">Use the worked case for Monitoring quality </w:t>
+        <w:t xml:space="preserve">A missing </w:t>
       </w:r>
       <w:r>
         <w:rPr>
           <w:b/>
         </w:rPr>
-        <w:t>drift</w:t>
+        <w:t>input</w:t>
       </w:r>
       <w:r>
         <w:rPr>
           <w:b w:val="0"/>
         </w:rPr>
-        <w:t>. Proposed explanation: “The worked result establishes every future case”. Decide whether this explanation is supported.</w:t>
+        <w:t xml:space="preserve"> may be replaced without recording the change: A replacement changes the </w:t>
+      </w:r>
+      <w:r>
+        <w:rPr>
+          <w:b/>
+        </w:rPr>
+        <w:t>evidence</w:t>
+      </w:r>
+      <w:r>
+        <w:rPr>
+          <w:b w:val="0"/>
+        </w:rPr>
+        <w:t xml:space="preserve"> or contract. Record the change and its justification; do not silently turn unknown into a measured value.</w:t>
       </w:r>
     </w:p>
     <w:p>
@@ -2330,306 +3656,62 @@
         <w:rPr>
           <w:b w:val="0"/>
         </w:rPr>
-        <w:t>Point to the step or supplied fact that decides; explain your repair if needed.</w:t>
+        <w:t xml:space="preserve">Repeating an assessed case is new independent </w:t>
+      </w:r>
+      <w:r>
+        <w:rPr>
+          <w:b/>
+        </w:rPr>
+        <w:t>evidence</w:t>
+      </w:r>
+      <w:r>
+        <w:rPr>
+          <w:b w:val="0"/>
+        </w:rPr>
+        <w:t>: A replay checks consistency. An example used for feedback or revision cannot later be described as untouched final evaluation.</w:t>
       </w:r>
     </w:p>
     <w:p>
       <w:pPr>
-        <w:pStyle w:val="Heading3"/>
-      </w:pPr>
-      <w:r>
-        <w:t>Expected repair</w:t>
+        <w:spacing w:line="336" w:lineRule="auto" w:after="180"/>
+      </w:pPr>
+      <w:r>
+        <w:rPr>
+          <w:b w:val="0"/>
+        </w:rPr>
+        <w:t xml:space="preserve">Use Run the investigation for the </w:t>
+      </w:r>
+      <w:r>
+        <w:rPr>
+          <w:b/>
+        </w:rPr>
+        <w:t>evidence</w:t>
+      </w:r>
+      <w:r>
+        <w:rPr>
+          <w:b w:val="0"/>
+        </w:rPr>
+        <w:t xml:space="preserve"> ledger. Add a boundary or missing-</w:t>
+      </w:r>
+      <w:r>
+        <w:rPr>
+          <w:b/>
+        </w:rPr>
+        <w:t>input</w:t>
+      </w:r>
+      <w:r>
+        <w:rPr>
+          <w:b w:val="0"/>
+        </w:rPr>
+        <w:t xml:space="preserve"> case and record the expected response before checking. More successful repeats of one case do not establish wider coverage.</w:t>
       </w:r>
     </w:p>
     <w:p>
       <w:pPr>
-        <w:spacing w:line="336" w:lineRule="auto" w:after="180"/>
-        <w:shd w:fill="F1F6FC"/>
-      </w:pPr>
-      <w:r>
-        <w:rPr>
-          <w:b w:val="0"/>
-        </w:rPr>
-        <w:t>Expected correction: An alert identifies a condition for investigation, not a complete causal explanation.</w:t>
-      </w:r>
-    </w:p>
-    <w:p>
-      <w:pPr>
-        <w:spacing w:line="336" w:lineRule="auto" w:after="180"/>
-      </w:pPr>
-      <w:r>
-        <w:rPr>
-          <w:b w:val="0"/>
-        </w:rPr>
-        <w:t>Collect explanations, not only yes/no votes. If a misunderstanding is common, re-model the relevant step for the class.</w:t>
-      </w:r>
-    </w:p>
-    <w:p>
-      <w:pPr>
-        <w:spacing w:line="336" w:lineRule="auto" w:after="180"/>
-      </w:pPr>
-      <w:r>
-        <w:rPr>
-          <w:b w:val="0"/>
-        </w:rPr>
-        <w:t>If it affects a few learners, give a short targeted group explanation while others solve a more demanding variation.</w:t>
-      </w:r>
-    </w:p>
-    <w:p>
-      <w:pPr>
-        <w:pStyle w:val="Heading3"/>
-      </w:pPr>
-      <w:r>
-        <w:t>Pictorial practice question</w:t>
-      </w:r>
-    </w:p>
-    <w:p>
-      <w:pPr>
-        <w:spacing w:line="336" w:lineRule="auto" w:after="180"/>
-        <w:shd w:fill="F5F1FB"/>
-      </w:pPr>
-      <w:r>
-        <w:rPr>
-          <w:b w:val="0"/>
-        </w:rPr>
-        <w:t>Compute both clear and ambiguous slice rates for A and B. Which slice weakens, and how should that slice be reported when no ambiguous questions are observed?</w:t>
-      </w:r>
-    </w:p>
-    <w:p>
-      <w:pPr>
-        <w:pStyle w:val="Heading3"/>
-      </w:pPr>
-      <w:r>
-        <w:t>Reasoned teacher answer</w:t>
-      </w:r>
-    </w:p>
-    <w:p>
-      <w:pPr>
-        <w:spacing w:line="336" w:lineRule="auto" w:after="180"/>
-      </w:pPr>
-      <w:r>
-        <w:rPr>
-          <w:b w:val="0"/>
-        </w:rPr>
-        <w:t xml:space="preserve">Clear rises 90%→95%; ambiguous falls </w:t>
-      </w:r>
-      <w:r>
-        <w:rPr>
-          <w:b/>
-        </w:rPr>
-        <w:t>80%</w:t>
-      </w:r>
-      <w:r>
-        <w:rPr>
-          <w:b w:val="0"/>
-        </w:rPr>
-        <w:t>→40%. A is 26/30; B is 23/30 correct. Inspect that slice’s failures before selecting a repair. Changed case: That slice is unmeasured, not perfectly correct.</w:t>
-      </w:r>
-    </w:p>
-    <w:p>
-      <w:pPr>
-        <w:spacing w:line="336" w:lineRule="auto" w:after="180"/>
-      </w:pPr>
-      <w:r>
-        <w:rPr>
-          <w:b w:val="0"/>
-        </w:rPr>
-        <w:t xml:space="preserve">No </w:t>
-      </w:r>
-      <w:r>
-        <w:rPr>
-          <w:b/>
-        </w:rPr>
-        <w:t>observation</w:t>
-      </w:r>
-      <w:r>
-        <w:rPr>
-          <w:b w:val="0"/>
-        </w:rPr>
-        <w:t>s means no rate can be calculated for it.</w:t>
-      </w:r>
-    </w:p>
-    <w:p>
-      <w:pPr>
-        <w:spacing w:line="336" w:lineRule="auto" w:after="180"/>
-      </w:pPr>
-      <w:r>
-        <w:rPr>
-          <w:b w:val="0"/>
-        </w:rPr>
-        <w:t xml:space="preserve">Changed-case reasoning: That slice is unmeasured, not perfectly correct. No </w:t>
-      </w:r>
-      <w:r>
-        <w:rPr>
-          <w:b/>
-        </w:rPr>
-        <w:t>observation</w:t>
-      </w:r>
-      <w:r>
-        <w:rPr>
-          <w:b w:val="0"/>
-        </w:rPr>
-        <w:t>s means no rate can be calculated for it.</w:t>
-      </w:r>
-    </w:p>
-    <w:p>
-      <w:pPr>
-        <w:spacing w:line="336" w:lineRule="auto" w:after="180"/>
-      </w:pPr>
-      <w:r>
-        <w:rPr>
-          <w:b w:val="0"/>
-        </w:rPr>
-        <w:t xml:space="preserve">Collect each learner’s explanation before discussion. Use the first missing connection between </w:t>
-      </w:r>
-      <w:r>
-        <w:rPr>
-          <w:b/>
-        </w:rPr>
-        <w:t>input</w:t>
-      </w:r>
-      <w:r>
-        <w:rPr>
-          <w:b w:val="0"/>
-        </w:rPr>
-        <w:t xml:space="preserve">, deciding step and result to choose support. This question is worked-case practice, not fresh mastery </w:t>
-      </w:r>
-      <w:r>
-        <w:rPr>
-          <w:b/>
-        </w:rPr>
-        <w:t>evidence</w:t>
-      </w:r>
-      <w:r>
-        <w:rPr>
-          <w:b w:val="0"/>
-        </w:rPr>
-        <w:t>.</w:t>
-      </w:r>
-    </w:p>
-    <w:p>
-      <w:pPr>
-        <w:pStyle w:val="Heading1"/>
-      </w:pPr>
-      <w:r>
-        <w:t>04. Run the investigation and diagnose misconceptions</w:t>
-      </w:r>
-    </w:p>
-    <w:p>
-      <w:r>
-        <w:t>Run the Monitoring quality drift investigation and use the first unsupported step to choose a teaching response.</w:t>
-      </w:r>
-    </w:p>
-    <w:p>
-      <w:pPr>
-        <w:spacing w:line="336" w:lineRule="auto" w:after="180"/>
-      </w:pPr>
-      <w:r>
-        <w:rPr>
-          <w:b w:val="0"/>
-        </w:rPr>
-        <w:t>The worked result establishes every future case: An alert identifies a condition for investigation, not a complete causal explanation.</w:t>
-      </w:r>
-    </w:p>
-    <w:p>
-      <w:pPr>
-        <w:spacing w:line="336" w:lineRule="auto" w:after="180"/>
-      </w:pPr>
-      <w:r>
-        <w:rPr>
-          <w:b w:val="0"/>
-        </w:rPr>
-        <w:t xml:space="preserve">A missing </w:t>
-      </w:r>
-      <w:r>
-        <w:rPr>
-          <w:b/>
-        </w:rPr>
-        <w:t>input</w:t>
-      </w:r>
-      <w:r>
-        <w:rPr>
-          <w:b w:val="0"/>
-        </w:rPr>
-        <w:t xml:space="preserve"> may be replaced without recording the change: A replacement changes the </w:t>
-      </w:r>
-      <w:r>
-        <w:rPr>
-          <w:b/>
-        </w:rPr>
-        <w:t>evidence</w:t>
-      </w:r>
-      <w:r>
-        <w:rPr>
-          <w:b w:val="0"/>
-        </w:rPr>
-        <w:t xml:space="preserve"> or contract. Record the change and its justification; do not silently turn unknown into a measured value.</w:t>
-      </w:r>
-    </w:p>
-    <w:p>
-      <w:pPr>
-        <w:spacing w:line="336" w:lineRule="auto" w:after="180"/>
-      </w:pPr>
-      <w:r>
-        <w:rPr>
-          <w:b w:val="0"/>
-        </w:rPr>
-        <w:t xml:space="preserve">Repeating an assessed case is new independent </w:t>
-      </w:r>
-      <w:r>
-        <w:rPr>
-          <w:b/>
-        </w:rPr>
-        <w:t>evidence</w:t>
-      </w:r>
-      <w:r>
-        <w:rPr>
-          <w:b w:val="0"/>
-        </w:rPr>
-        <w:t>: A replay checks consistency. An example used for feedback or revision cannot later be described as untouched final evaluation.</w:t>
-      </w:r>
-    </w:p>
-    <w:p>
-      <w:pPr>
-        <w:spacing w:line="336" w:lineRule="auto" w:after="180"/>
-      </w:pPr>
-      <w:r>
-        <w:rPr>
-          <w:b w:val="0"/>
-        </w:rPr>
-        <w:t xml:space="preserve">Use Run the investigation for the </w:t>
-      </w:r>
-      <w:r>
-        <w:rPr>
-          <w:b/>
-        </w:rPr>
-        <w:t>evidence</w:t>
-      </w:r>
-      <w:r>
-        <w:rPr>
-          <w:b w:val="0"/>
-        </w:rPr>
-        <w:t xml:space="preserve"> ledger. Add a boundary or missing-</w:t>
-      </w:r>
-      <w:r>
-        <w:rPr>
-          <w:b/>
-        </w:rPr>
-        <w:t>input</w:t>
-      </w:r>
-      <w:r>
-        <w:rPr>
-          <w:b w:val="0"/>
-        </w:rPr>
-        <w:t xml:space="preserve"> case and record the expected response before checking. More successful repeats of one case do not establish wider coverage.</w:t>
-      </w:r>
-    </w:p>
-    <w:p>
-      <w:pPr>
-        <w:pStyle w:val="Heading3"/>
-      </w:pPr>
-      <w:r>
-        <w:t>Match the support to the first error</w:t>
+        <w:pStyle w:val="Heading2"/>
+      </w:pPr>
+      <w:r>
+        <w:t>Choose accessible support</w:t>
       </w:r>
     </w:p>
     <w:tbl>
@@ -2802,81 +3884,39 @@
     </w:p>
     <w:p>
       <w:pPr>
-        <w:pStyle w:val="Heading1"/>
-      </w:pPr>
-      <w:r>
-        <w:t>05. Assess and explain the answers</w:t>
+        <w:pStyle w:val="Heading2"/>
+      </w:pPr>
+      <w:r>
+        <w:t>Earlier wording, alternatives and picture transcripts · reference / check after trying</w:t>
       </w:r>
     </w:p>
     <w:p>
-      <w:r>
-        <w:t>Use the Monitoring quality drift questions, teacher keys and criteria after the relevant attempts. Previously discussed cases are practice; protect the separately selected independent task.</w:t>
+      <w:pPr>
+        <w:pStyle w:val="Heading3"/>
+      </w:pPr>
+      <w:r>
+        <w:t>Match the support to the first error</w:t>
       </w:r>
     </w:p>
     <w:p>
       <w:pPr>
-        <w:pStyle w:val="Heading3"/>
-      </w:pPr>
-      <w:r>
-        <w:t>Guided and exit questions</w:t>
+        <w:pStyle w:val="Heading1"/>
+      </w:pPr>
+      <w:r>
+        <w:t>05. Assess the new service scenario</w:t>
       </w:r>
     </w:p>
     <w:p>
-      <w:pPr>
-        <w:spacing w:line="336" w:lineRule="auto" w:after="180"/>
-      </w:pPr>
-      <w:r>
-        <w:rPr>
-          <w:b w:val="0"/>
-        </w:rPr>
-        <w:t xml:space="preserve">Guided: 90% versus </w:t>
-      </w:r>
-      <w:r>
-        <w:rPr>
-          <w:b/>
-        </w:rPr>
-        <w:t>70%</w:t>
-      </w:r>
-      <w:r>
-        <w:rPr>
-          <w:b w:val="0"/>
-        </w:rPr>
-        <w:t xml:space="preserve">, drop 20 percentage points; new window breaches </w:t>
-      </w:r>
-      <w:r>
-        <w:rPr>
-          <w:b/>
-        </w:rPr>
-        <w:t>80%</w:t>
-      </w:r>
-      <w:r>
-        <w:rPr>
-          <w:b w:val="0"/>
-        </w:rPr>
-        <w:t xml:space="preserve">. Check case mix, data versions and logs before asserting model </w:t>
-      </w:r>
-      <w:r>
-        <w:rPr>
-          <w:b/>
-        </w:rPr>
-        <w:t>drift</w:t>
-      </w:r>
-      <w:r>
-        <w:rPr>
-          <w:b w:val="0"/>
-        </w:rPr>
-        <w:t xml:space="preserve"> as the cause.</w:t>
+      <w:r>
+        <w:t>Keep the selected answer private until after a first attempt.</w:t>
       </w:r>
     </w:p>
     <w:p>
       <w:pPr>
-        <w:spacing w:line="336" w:lineRule="auto" w:after="180"/>
-      </w:pPr>
-      <w:r>
-        <w:rPr>
-          <w:b w:val="0"/>
-        </w:rPr>
-        <w:t>Qualification: An alert identifies a condition for investigation, not a complete causal explanation.</w:t>
+        <w:pStyle w:val="Heading2"/>
+      </w:pPr>
+      <w:r>
+        <w:t>Selected independent task and checked answer</w:t>
       </w:r>
     </w:p>
     <w:p>
@@ -2887,703 +3927,74 @@
         <w:rPr>
           <w:b w:val="0"/>
         </w:rPr>
-        <w:t xml:space="preserve">Exit: accept a concrete variation with its predicted outcome and a stated condition that would challenge the </w:t>
+        <w:t xml:space="preserve">Selected case: Window A passes 8/10; B passes 12/20. Threshold </w:t>
       </w:r>
       <w:r>
         <w:rPr>
           <w:b/>
         </w:rPr>
-        <w:t>mechanism</w:t>
+        <w:t>70%</w:t>
       </w:r>
       <w:r>
         <w:rPr>
           <w:b w:val="0"/>
         </w:rPr>
-        <w:t xml:space="preserve">; reject a claim resting on unmeasured </w:t>
-      </w:r>
-      <w:r>
-        <w:rPr>
-          <w:b/>
-        </w:rPr>
-        <w:t>evidence</w:t>
-      </w:r>
-      <w:r>
-        <w:rPr>
-          <w:b w:val="0"/>
-        </w:rPr>
-        <w:t>.</w:t>
+        <w:t>. Compare.</w:t>
       </w:r>
     </w:p>
     <w:p>
       <w:pPr>
-        <w:pStyle w:val="Heading3"/>
-      </w:pPr>
-      <w:r>
-        <w:t>W1 Explain the mechanism</w:t>
+        <w:spacing w:line="336" w:lineRule="auto" w:after="180"/>
+      </w:pPr>
+      <w:r>
+        <w:rPr>
+          <w:b w:val="0"/>
+        </w:rPr>
+        <w:t xml:space="preserve">Teacher explanation: </w:t>
+      </w:r>
+      <w:r>
+        <w:rPr>
+          <w:b/>
+        </w:rPr>
+        <w:t>80%</w:t>
+      </w:r>
+      <w:r>
+        <w:rPr>
+          <w:b w:val="0"/>
+        </w:rPr>
+        <w:t xml:space="preserve"> versus </w:t>
+      </w:r>
+      <w:r>
+        <w:rPr>
+          <w:b/>
+        </w:rPr>
+        <w:t>60%</w:t>
+      </w:r>
+      <w:r>
+        <w:rPr>
+          <w:b w:val="0"/>
+        </w:rPr>
+        <w:t xml:space="preserve">; B breaches </w:t>
+      </w:r>
+      <w:r>
+        <w:rPr>
+          <w:b/>
+        </w:rPr>
+        <w:t>70%</w:t>
+      </w:r>
+      <w:r>
+        <w:rPr>
+          <w:b w:val="0"/>
+        </w:rPr>
+        <w:t>. Raw pass total rose but success rate fell.</w:t>
       </w:r>
     </w:p>
     <w:p>
       <w:pPr>
-        <w:pStyle w:val="Heading3"/>
-      </w:pPr>
-      <w:r>
-        <w:t>Workbook question · W1</w:t>
-      </w:r>
-    </w:p>
-    <w:p>
-      <w:pPr>
-        <w:spacing w:line="336" w:lineRule="auto" w:after="180"/>
-        <w:shd w:fill="F5F1FB"/>
-      </w:pPr>
-      <w:r>
-        <w:rPr>
-          <w:b w:val="0"/>
-        </w:rPr>
-        <w:t xml:space="preserve">Explain the weekly </w:t>
-      </w:r>
-      <w:r>
-        <w:rPr>
-          <w:b/>
-        </w:rPr>
-        <w:t>mechanism</w:t>
-      </w:r>
-      <w:r>
-        <w:rPr>
-          <w:b w:val="0"/>
-        </w:rPr>
-        <w:t xml:space="preserve"> in your own words. Use the worked scenario to name its </w:t>
-      </w:r>
-      <w:r>
-        <w:rPr>
-          <w:b/>
-        </w:rPr>
-        <w:t>input</w:t>
-      </w:r>
-      <w:r>
-        <w:rPr>
-          <w:b w:val="0"/>
-        </w:rPr>
-        <w:t xml:space="preserve">, decision rule and </w:t>
-      </w:r>
-      <w:r>
-        <w:rPr>
-          <w:b/>
-        </w:rPr>
-        <w:t>output</w:t>
-      </w:r>
-      <w:r>
-        <w:rPr>
-          <w:b w:val="0"/>
-        </w:rPr>
-        <w:t>.</w:t>
-      </w:r>
-    </w:p>
-    <w:p>
-      <w:pPr>
-        <w:pStyle w:val="Heading3"/>
-      </w:pPr>
-      <w:r>
-        <w:t>Teacher reasoning · W1</w:t>
-      </w:r>
-    </w:p>
-    <w:p>
-      <w:pPr>
-        <w:spacing w:line="336" w:lineRule="auto" w:after="180"/>
-        <w:shd w:fill="F1F6FC"/>
-      </w:pPr>
-      <w:r>
-        <w:rPr>
-          <w:b w:val="0"/>
-        </w:rPr>
-        <w:t>Teacher explanation: Monitoring compares current outcomes with a declared reference and sampling protocol. A change in observed quality may reflect case mix or instrumentation.</w:t>
-      </w:r>
-    </w:p>
-    <w:p>
-      <w:pPr>
-        <w:spacing w:line="336" w:lineRule="auto" w:after="180"/>
-        <w:shd w:fill="F1F6FC"/>
-      </w:pPr>
-      <w:r>
-        <w:rPr>
-          <w:b w:val="0"/>
-        </w:rPr>
-        <w:t xml:space="preserve">For each window report eligible counts, passes, missing outcomes and condition mix. Alert when success falls below the toy </w:t>
-      </w:r>
-      <w:r>
-        <w:rPr>
-          <w:b/>
-        </w:rPr>
-        <w:t>80%</w:t>
-      </w:r>
-      <w:r>
-        <w:rPr>
-          <w:b w:val="0"/>
-        </w:rPr>
-        <w:t xml:space="preserve"> threshold; investigate before attributing cause.</w:t>
-      </w:r>
-    </w:p>
-    <w:p>
-      <w:pPr>
-        <w:pStyle w:val="Heading3"/>
-      </w:pPr>
-      <w:r>
-        <w:t>W2 Trace the worked case</w:t>
-      </w:r>
-    </w:p>
-    <w:p>
-      <w:pPr>
-        <w:pStyle w:val="Heading3"/>
-      </w:pPr>
-      <w:r>
-        <w:t>Workbook question · W2</w:t>
-      </w:r>
-    </w:p>
-    <w:p>
-      <w:pPr>
-        <w:spacing w:line="336" w:lineRule="auto" w:after="180"/>
-        <w:shd w:fill="F5F1FB"/>
-      </w:pPr>
-      <w:r>
-        <w:rPr>
-          <w:b w:val="0"/>
-        </w:rPr>
-        <w:t>Reference window passes 18/20; new window 14/20. Show the intermediate steps and give the conclusion with its scope.</w:t>
-      </w:r>
-    </w:p>
-    <w:p>
-      <w:pPr>
-        <w:pStyle w:val="Heading3"/>
-      </w:pPr>
-      <w:r>
-        <w:t>Teacher reasoning · W2</w:t>
-      </w:r>
-    </w:p>
-    <w:p>
-      <w:pPr>
-        <w:spacing w:line="336" w:lineRule="auto" w:after="180"/>
-        <w:shd w:fill="F1F6FC"/>
-      </w:pPr>
-      <w:r>
-        <w:rPr>
-          <w:b w:val="0"/>
-        </w:rPr>
-        <w:t xml:space="preserve">Teacher explanation: 90% versus </w:t>
-      </w:r>
-      <w:r>
-        <w:rPr>
-          <w:b/>
-        </w:rPr>
-        <w:t>70%</w:t>
-      </w:r>
-      <w:r>
-        <w:rPr>
-          <w:b w:val="0"/>
-        </w:rPr>
-        <w:t xml:space="preserve">, drop 20 percentage points; new window breaches </w:t>
-      </w:r>
-      <w:r>
-        <w:rPr>
-          <w:b/>
-        </w:rPr>
-        <w:t>80%</w:t>
-      </w:r>
-      <w:r>
-        <w:rPr>
-          <w:b w:val="0"/>
-        </w:rPr>
-        <w:t xml:space="preserve">. Check case mix, data versions and logs before asserting model </w:t>
-      </w:r>
-      <w:r>
-        <w:rPr>
-          <w:b/>
-        </w:rPr>
-        <w:t>drift</w:t>
-      </w:r>
-      <w:r>
-        <w:rPr>
-          <w:b w:val="0"/>
-        </w:rPr>
-        <w:t xml:space="preserve"> as the cause.</w:t>
-      </w:r>
-    </w:p>
-    <w:p>
-      <w:pPr>
-        <w:pStyle w:val="Heading3"/>
-      </w:pPr>
-      <w:r>
-        <w:t>W3 Audit the limit</w:t>
-      </w:r>
-    </w:p>
-    <w:p>
-      <w:pPr>
-        <w:pStyle w:val="Heading3"/>
-      </w:pPr>
-      <w:r>
-        <w:t>Workbook question · W3</w:t>
-      </w:r>
-    </w:p>
-    <w:p>
-      <w:pPr>
-        <w:spacing w:line="336" w:lineRule="auto" w:after="180"/>
-        <w:shd w:fill="F5F1FB"/>
-      </w:pPr>
-      <w:r>
-        <w:rPr>
-          <w:b w:val="0"/>
-        </w:rPr>
-        <w:t>A report omits this qualification: An alert identifies a condition for investigation, not a complete causal explanation. Explain how omitting it could change a reader's interpretation, and write an accurate replacement.</w:t>
-      </w:r>
-    </w:p>
-    <w:p>
-      <w:pPr>
-        <w:pStyle w:val="Heading3"/>
-      </w:pPr>
-      <w:r>
-        <w:t>Teacher reasoning · W3</w:t>
-      </w:r>
-    </w:p>
-    <w:p>
-      <w:pPr>
-        <w:spacing w:line="336" w:lineRule="auto" w:after="180"/>
-        <w:shd w:fill="F1F6FC"/>
-      </w:pPr>
-      <w:r>
-        <w:rPr>
-          <w:b w:val="0"/>
-        </w:rPr>
-        <w:t>Teacher explanation: An alert identifies a condition for investigation, not a complete causal explanation.</w:t>
-      </w:r>
-    </w:p>
-    <w:p>
-      <w:pPr>
-        <w:spacing w:line="336" w:lineRule="auto" w:after="180"/>
-        <w:shd w:fill="F1F6FC"/>
-      </w:pPr>
-      <w:r>
-        <w:rPr>
-          <w:b w:val="0"/>
-        </w:rPr>
-        <w:t xml:space="preserve">State the observed result separately from the unverified or out-of-scope claim; preserve the original </w:t>
-      </w:r>
-      <w:r>
-        <w:rPr>
-          <w:b/>
-        </w:rPr>
-        <w:t>evidence</w:t>
-      </w:r>
-      <w:r>
-        <w:rPr>
-          <w:b w:val="0"/>
-        </w:rPr>
-        <w:t xml:space="preserve"> rather than inventing a missing fact.</w:t>
-      </w:r>
-    </w:p>
-    <w:p>
-      <w:pPr>
-        <w:pStyle w:val="Heading3"/>
-      </w:pPr>
-      <w:r>
-        <w:t>W4 Apply a new case independently</w:t>
-      </w:r>
-    </w:p>
-    <w:p>
-      <w:pPr>
-        <w:pStyle w:val="Heading3"/>
-      </w:pPr>
-      <w:r>
-        <w:t>Workbook question · W4</w:t>
-      </w:r>
-    </w:p>
-    <w:p>
-      <w:pPr>
-        <w:spacing w:line="336" w:lineRule="auto" w:after="180"/>
-        <w:shd w:fill="F5F1FB"/>
-      </w:pPr>
-      <w:r>
-        <w:rPr>
-          <w:b w:val="0"/>
-        </w:rPr>
-        <w:t xml:space="preserve">Window A passes 8/10; B passes 12/20. Threshold </w:t>
-      </w:r>
-      <w:r>
-        <w:rPr>
-          <w:b/>
-        </w:rPr>
-        <w:t>70%</w:t>
-      </w:r>
-      <w:r>
-        <w:rPr>
-          <w:b w:val="0"/>
-        </w:rPr>
-        <w:t>. Compare.</w:t>
-      </w:r>
-    </w:p>
-    <w:p>
-      <w:pPr>
-        <w:pStyle w:val="Heading3"/>
-      </w:pPr>
-      <w:r>
-        <w:t>Teacher reasoning · W4</w:t>
-      </w:r>
-    </w:p>
-    <w:p>
-      <w:pPr>
-        <w:spacing w:line="336" w:lineRule="auto" w:after="180"/>
-        <w:shd w:fill="F1F6FC"/>
-      </w:pPr>
-      <w:r>
-        <w:rPr>
-          <w:b w:val="0"/>
-        </w:rPr>
-        <w:t xml:space="preserve">Teacher explanation: </w:t>
-      </w:r>
-      <w:r>
-        <w:rPr>
-          <w:b/>
-        </w:rPr>
-        <w:t>80%</w:t>
-      </w:r>
-      <w:r>
-        <w:rPr>
-          <w:b w:val="0"/>
-        </w:rPr>
-        <w:t xml:space="preserve"> versus </w:t>
-      </w:r>
-      <w:r>
-        <w:rPr>
-          <w:b/>
-        </w:rPr>
-        <w:t>60%</w:t>
-      </w:r>
-      <w:r>
-        <w:rPr>
-          <w:b w:val="0"/>
-        </w:rPr>
-        <w:t xml:space="preserve">; B breaches </w:t>
-      </w:r>
-      <w:r>
-        <w:rPr>
-          <w:b/>
-        </w:rPr>
-        <w:t>70%</w:t>
-      </w:r>
-      <w:r>
-        <w:rPr>
-          <w:b w:val="0"/>
-        </w:rPr>
-        <w:t>. Raw pass total rose but success rate fell.</w:t>
-      </w:r>
-    </w:p>
-    <w:p>
-      <w:pPr>
-        <w:pStyle w:val="Heading3"/>
-      </w:pPr>
-      <w:r>
-        <w:t>W5 Design a revealing follow-up</w:t>
-      </w:r>
-    </w:p>
-    <w:p>
-      <w:pPr>
-        <w:pStyle w:val="Heading3"/>
-      </w:pPr>
-      <w:r>
-        <w:t>Workbook question · W5</w:t>
-      </w:r>
-    </w:p>
-    <w:p>
-      <w:pPr>
-        <w:spacing w:line="336" w:lineRule="auto" w:after="180"/>
-        <w:shd w:fill="F5F1FB"/>
-      </w:pPr>
-      <w:r>
-        <w:rPr>
-          <w:b w:val="0"/>
-        </w:rPr>
-        <w:t>For the worked scenario, propose one additional case that could reveal a failure, describe its expected outcome before running it, and explain what would need to remain fixed for a fair comparison.</w:t>
-      </w:r>
-    </w:p>
-    <w:p>
-      <w:pPr>
-        <w:spacing w:line="336" w:lineRule="auto" w:after="180"/>
-        <w:shd w:fill="F5F1FB"/>
-      </w:pPr>
-      <w:r>
-        <w:rPr>
-          <w:b w:val="0"/>
-        </w:rPr>
-        <w:t>Do not reuse W4 as a new final test after receiving feedback.</w:t>
-      </w:r>
-    </w:p>
-    <w:p>
-      <w:pPr>
-        <w:pStyle w:val="Heading3"/>
-      </w:pPr>
-      <w:r>
-        <w:t>Teacher reasoning · W5</w:t>
-      </w:r>
-    </w:p>
-    <w:p>
-      <w:pPr>
-        <w:spacing w:line="336" w:lineRule="auto" w:after="180"/>
-        <w:shd w:fill="F1F6FC"/>
-      </w:pPr>
-      <w:r>
-        <w:rPr>
-          <w:b w:val="0"/>
-        </w:rPr>
-        <w:t xml:space="preserve">Teacher explanation: Accept a concrete variant of the worked </w:t>
-      </w:r>
-      <w:r>
-        <w:rPr>
-          <w:b/>
-        </w:rPr>
-        <w:t>input</w:t>
-      </w:r>
-      <w:r>
-        <w:rPr>
-          <w:b w:val="0"/>
-        </w:rPr>
-        <w:t xml:space="preserve"> or a missing/conflicting/boundary condition, with an expectation derived from the declared procedure.</w:t>
-      </w:r>
-    </w:p>
-    <w:p>
-      <w:pPr>
-        <w:spacing w:line="336" w:lineRule="auto" w:after="180"/>
-        <w:shd w:fill="F1F6FC"/>
-      </w:pPr>
-      <w:r>
-        <w:rPr>
-          <w:b w:val="0"/>
-        </w:rPr>
-        <w:t xml:space="preserve">Require preserved settings, original </w:t>
-      </w:r>
-      <w:r>
-        <w:rPr>
-          <w:b/>
-        </w:rPr>
-        <w:t>output</w:t>
-      </w:r>
-      <w:r>
-        <w:rPr>
-          <w:b w:val="0"/>
-        </w:rPr>
-        <w:t>s and data roles. An alert identifies a condition for investigation, not a complete causal explanation.</w:t>
-      </w:r>
-    </w:p>
-    <w:p>
-      <w:pPr>
-        <w:spacing w:line="336" w:lineRule="auto" w:after="180"/>
-        <w:shd w:fill="F1F6FC"/>
-      </w:pPr>
-      <w:r>
-        <w:rPr>
-          <w:b w:val="0"/>
-        </w:rPr>
-        <w:t xml:space="preserve">The new case should test this particular </w:t>
-      </w:r>
-      <w:r>
-        <w:rPr>
-          <w:b/>
-        </w:rPr>
-        <w:t>mechanism</w:t>
-      </w:r>
-      <w:r>
-        <w:rPr>
-          <w:b w:val="0"/>
-        </w:rPr>
-        <w:t xml:space="preserve"> rather than merely restate the original result.</w:t>
-      </w:r>
-    </w:p>
-    <w:p>
-      <w:pPr>
-        <w:pStyle w:val="Heading3"/>
-      </w:pPr>
-      <w:r>
-        <w:t>Independent assessment and fresh retry</w:t>
-      </w:r>
-    </w:p>
-    <w:p>
-      <w:pPr>
-        <w:pStyle w:val="Heading3"/>
-      </w:pPr>
-      <w:r>
-        <w:t>Teacher key · Independent assessment and fresh retry</w:t>
-      </w:r>
-    </w:p>
-    <w:p>
-      <w:pPr>
-        <w:spacing w:line="336" w:lineRule="auto" w:after="180"/>
-        <w:shd w:fill="F1F6FC"/>
-      </w:pPr>
-      <w:r>
-        <w:rPr>
-          <w:b w:val="0"/>
-        </w:rPr>
-        <w:t xml:space="preserve">W4: </w:t>
-      </w:r>
-      <w:r>
-        <w:rPr>
-          <w:b/>
-        </w:rPr>
-        <w:t>80%</w:t>
-      </w:r>
-      <w:r>
-        <w:rPr>
-          <w:b w:val="0"/>
-        </w:rPr>
-        <w:t xml:space="preserve"> versus </w:t>
-      </w:r>
-      <w:r>
-        <w:rPr>
-          <w:b/>
-        </w:rPr>
-        <w:t>60%</w:t>
-      </w:r>
-      <w:r>
-        <w:rPr>
-          <w:b w:val="0"/>
-        </w:rPr>
-        <w:t xml:space="preserve">; B breaches </w:t>
-      </w:r>
-      <w:r>
-        <w:rPr>
-          <w:b/>
-        </w:rPr>
-        <w:t>70%</w:t>
-      </w:r>
-      <w:r>
-        <w:rPr>
-          <w:b w:val="0"/>
-        </w:rPr>
-        <w:t>. Raw pass total rose but success rate fell. Require intermediate reasoning and the stated scope. Fresh retry: Window 10/12 then 12/12 under 90% threshold.</w:t>
-      </w:r>
-    </w:p>
-    <w:p>
-      <w:pPr>
-        <w:spacing w:line="336" w:lineRule="auto" w:after="180"/>
-        <w:shd w:fill="F1F6FC"/>
-      </w:pPr>
-      <w:r>
-        <w:rPr>
-          <w:b w:val="0"/>
-        </w:rPr>
-        <w:t>Expected reasoning: 83.333% breaches; 100% meets. These small windows do not establish a stable long-term rate.</w:t>
-      </w:r>
-    </w:p>
-    <w:p>
-      <w:pPr>
-        <w:spacing w:line="336" w:lineRule="auto" w:after="180"/>
-        <w:shd w:fill="F1F6FC"/>
-      </w:pPr>
-      <w:r>
-        <w:rPr>
-          <w:b w:val="0"/>
-        </w:rPr>
-        <w:t>If students need support, record it and reassess with another new case rather than awarding independence to a copied answer.</w:t>
-      </w:r>
-    </w:p>
-    <w:p>
-      <w:pPr>
-        <w:pStyle w:val="Heading3"/>
-      </w:pPr>
-      <w:r>
-        <w:t>Assess independent transfer</w:t>
-      </w:r>
-    </w:p>
-    <w:p>
-      <w:pPr>
-        <w:pStyle w:val="Heading3"/>
-      </w:pPr>
-      <w:r>
-        <w:t>Independent question · withhold the key</w:t>
-      </w:r>
-    </w:p>
-    <w:p>
-      <w:pPr>
-        <w:spacing w:line="336" w:lineRule="auto" w:after="180"/>
-        <w:shd w:fill="F5F1FB"/>
-      </w:pPr>
-      <w:r>
-        <w:rPr>
-          <w:b w:val="0"/>
-        </w:rPr>
-        <w:t xml:space="preserve">Selected case: Window A passes 8/10; B passes 12/20. Threshold </w:t>
-      </w:r>
-      <w:r>
-        <w:rPr>
-          <w:b/>
-        </w:rPr>
-        <w:t>70%</w:t>
-      </w:r>
-      <w:r>
-        <w:rPr>
-          <w:b w:val="0"/>
-        </w:rPr>
-        <w:t>. Compare.</w:t>
-      </w:r>
-    </w:p>
-    <w:p>
-      <w:pPr>
-        <w:pStyle w:val="Heading3"/>
-      </w:pPr>
-      <w:r>
-        <w:t>Selected case answer</w:t>
-      </w:r>
-    </w:p>
-    <w:p>
-      <w:pPr>
-        <w:pStyle w:val="Heading3"/>
-      </w:pPr>
-      <w:r>
-        <w:t>Teacher key · Selected case answer</w:t>
-      </w:r>
-    </w:p>
-    <w:p>
-      <w:pPr>
-        <w:spacing w:line="336" w:lineRule="auto" w:after="180"/>
-        <w:shd w:fill="F1F6FC"/>
-      </w:pPr>
-      <w:r>
-        <w:rPr>
-          <w:b w:val="0"/>
-        </w:rPr>
-        <w:t xml:space="preserve">Teacher explanation: </w:t>
-      </w:r>
-      <w:r>
-        <w:rPr>
-          <w:b/>
-        </w:rPr>
-        <w:t>80%</w:t>
-      </w:r>
-      <w:r>
-        <w:rPr>
-          <w:b w:val="0"/>
-        </w:rPr>
-        <w:t xml:space="preserve"> versus </w:t>
-      </w:r>
-      <w:r>
-        <w:rPr>
-          <w:b/>
-        </w:rPr>
-        <w:t>60%</w:t>
-      </w:r>
-      <w:r>
-        <w:rPr>
-          <w:b w:val="0"/>
-        </w:rPr>
-        <w:t xml:space="preserve">; B breaches </w:t>
-      </w:r>
-      <w:r>
-        <w:rPr>
-          <w:b/>
-        </w:rPr>
-        <w:t>70%</w:t>
-      </w:r>
-      <w:r>
-        <w:rPr>
-          <w:b w:val="0"/>
-        </w:rPr>
-        <w:t>. Raw pass total rose but success rate fell.</w:t>
+        <w:pStyle w:val="Heading2"/>
+      </w:pPr>
+      <w:r>
+        <w:t>Judge explanation,trace and limits</w:t>
       </w:r>
     </w:p>
     <w:tbl>
@@ -3690,54 +4101,55 @@
     </w:tbl>
     <w:p>
       <w:pPr>
-        <w:pStyle w:val="Heading3"/>
-      </w:pPr>
-      <w:r>
-        <w:t>Teacher key · Selected case answer</w:t>
+        <w:spacing w:line="336" w:lineRule="auto" w:after="180"/>
+      </w:pPr>
+      <w:r>
+        <w:rPr>
+          <w:b w:val="0"/>
+        </w:rPr>
+        <w:t>Record each dimension as not yet, with support, or independent. Accept a valid alternative procedure with a defensible trace.</w:t>
       </w:r>
     </w:p>
     <w:p>
       <w:pPr>
         <w:spacing w:line="336" w:lineRule="auto" w:after="180"/>
-        <w:shd w:fill="F1F6FC"/>
       </w:pPr>
       <w:r>
         <w:rPr>
           <w:b w:val="0"/>
         </w:rPr>
-        <w:t>Record each dimension as not yet, with support, or independent. Accept a valid alternative procedure with a defensible trace.</w:t>
+        <w:t xml:space="preserve">Do not penalise an honestly recorded model failure if the learner correctly explains its </w:t>
+      </w:r>
+      <w:r>
+        <w:rPr>
+          <w:b/>
+        </w:rPr>
+        <w:t>evidence</w:t>
+      </w:r>
+      <w:r>
+        <w:rPr>
+          <w:b w:val="0"/>
+        </w:rPr>
+        <w:t xml:space="preserve"> and limits.</w:t>
       </w:r>
     </w:p>
     <w:p>
       <w:pPr>
-        <w:spacing w:line="336" w:lineRule="auto" w:after="180"/>
-        <w:shd w:fill="F1F6FC"/>
-      </w:pPr>
-      <w:r>
-        <w:rPr>
-          <w:b w:val="0"/>
-        </w:rPr>
-        <w:t xml:space="preserve">Do not penalise an honestly recorded model failure if the learner correctly explains its </w:t>
-      </w:r>
-      <w:r>
-        <w:rPr>
-          <w:b/>
-        </w:rPr>
-        <w:t>evidence</w:t>
-      </w:r>
-      <w:r>
-        <w:rPr>
-          <w:b w:val="0"/>
-        </w:rPr>
-        <w:t xml:space="preserve"> and limits.</w:t>
+        <w:pStyle w:val="Heading2"/>
+      </w:pPr>
+      <w:r>
+        <w:t>Give one usable repair</w:t>
       </w:r>
     </w:p>
     <w:p>
       <w:pPr>
-        <w:pStyle w:val="Heading3"/>
-      </w:pPr>
-      <w:r>
-        <w:t>Feedback that the learner uses</w:t>
+        <w:spacing w:line="336" w:lineRule="auto" w:after="180"/>
+      </w:pPr>
+      <w:r>
+        <w:rPr>
+          <w:b w:val="0"/>
+        </w:rPr>
+        <w:t>Name the earliest unsupported step and give one action to repair it. Have the learner make that repair now and explain why. Then assess the relevant skill on a fresh, fully specified case.</w:t>
       </w:r>
     </w:p>
     <w:p>
@@ -3748,31 +4160,73 @@
         <w:rPr>
           <w:b w:val="0"/>
         </w:rPr>
-        <w:t>Name the earliest unsupported step and give one action to repair it. Have the learner make that repair now and explain why. Then assess the relevant skill on a fresh, fully specified case.</w:t>
+        <w:t>Confirm it was not previously practised with feedback; solve and check the new case before assigning it. A follow-up design prompt is a starting brief, not automatically an equivalent test.</w:t>
       </w:r>
     </w:p>
     <w:p>
       <w:pPr>
-        <w:spacing w:line="336" w:lineRule="auto" w:after="180"/>
-      </w:pPr>
-      <w:r>
-        <w:rPr>
-          <w:b w:val="0"/>
-        </w:rPr>
-        <w:t>Confirm it was not previously practised with feedback; solve and check the new case before assigning it. A follow-up design prompt is a starting brief, not automatically an equivalent test.</w:t>
+        <w:pStyle w:val="Heading2"/>
+      </w:pPr>
+      <w:r>
+        <w:t>W1 Explain the mechanism</w:t>
       </w:r>
     </w:p>
     <w:p>
       <w:pPr>
-        <w:pStyle w:val="Heading1"/>
-      </w:pPr>
-      <w:r>
-        <w:t>06. Connect the project, support and next lesson</w:t>
+        <w:spacing w:line="336" w:lineRule="auto" w:after="180"/>
+      </w:pPr>
+      <w:r>
+        <w:rPr>
+          <w:b w:val="0"/>
+        </w:rPr>
+        <w:t xml:space="preserve">Explain the weekly </w:t>
+      </w:r>
+      <w:r>
+        <w:rPr>
+          <w:b/>
+        </w:rPr>
+        <w:t>mechanism</w:t>
+      </w:r>
+      <w:r>
+        <w:rPr>
+          <w:b w:val="0"/>
+        </w:rPr>
+        <w:t xml:space="preserve"> in your own words. Use the worked scenario to name its </w:t>
+      </w:r>
+      <w:r>
+        <w:rPr>
+          <w:b/>
+        </w:rPr>
+        <w:t>input</w:t>
+      </w:r>
+      <w:r>
+        <w:rPr>
+          <w:b w:val="0"/>
+        </w:rPr>
+        <w:t xml:space="preserve">, decision rule and </w:t>
+      </w:r>
+      <w:r>
+        <w:rPr>
+          <w:b/>
+        </w:rPr>
+        <w:t>output</w:t>
+      </w:r>
+      <w:r>
+        <w:rPr>
+          <w:b w:val="0"/>
+        </w:rPr>
+        <w:t>.</w:t>
       </w:r>
     </w:p>
     <w:p>
-      <w:r>
-        <w:t>Connect Monitoring quality drift to Grounded Learning Service, adapt support and plan a later changed-case check.</w:t>
+      <w:pPr>
+        <w:spacing w:line="336" w:lineRule="auto" w:after="180"/>
+      </w:pPr>
+      <w:r>
+        <w:rPr>
+          <w:b w:val="0"/>
+        </w:rPr>
+        <w:t>Teacher explanation: Monitoring compares current outcomes with a declared reference and sampling protocol. A change in observed quality may reflect case mix or instrumentation.</w:t>
       </w:r>
     </w:p>
     <w:p>
@@ -3783,90 +4237,27 @@
         <w:rPr>
           <w:b w:val="0"/>
         </w:rPr>
-        <w:t xml:space="preserve">Add a labelled monitoring quality </w:t>
+        <w:t xml:space="preserve">For each window report eligible counts, passes, missing outcomes and condition mix. Alert when success falls below the toy </w:t>
       </w:r>
       <w:r>
         <w:rPr>
           <w:b/>
         </w:rPr>
-        <w:t>drift</w:t>
+        <w:t>80%</w:t>
       </w:r>
       <w:r>
         <w:rPr>
           <w:b w:val="0"/>
         </w:rPr>
-        <w:t xml:space="preserve"> </w:t>
-      </w:r>
-      <w:r>
-        <w:rPr>
-          <w:b/>
-        </w:rPr>
-        <w:t>evidence</w:t>
-      </w:r>
-      <w:r>
-        <w:rPr>
-          <w:b w:val="0"/>
-        </w:rPr>
-        <w:t xml:space="preserve"> sheet to Grounded Learning Service. Show how you can explain the </w:t>
-      </w:r>
-      <w:r>
-        <w:rPr>
-          <w:b/>
-        </w:rPr>
-        <w:t>mechanism</w:t>
-      </w:r>
-      <w:r>
-        <w:rPr>
-          <w:b w:val="0"/>
-        </w:rPr>
-        <w:t xml:space="preserve"> and terminology of monitoring quality </w:t>
-      </w:r>
-      <w:r>
-        <w:rPr>
-          <w:b/>
-        </w:rPr>
-        <w:t>drift</w:t>
-      </w:r>
-      <w:r>
-        <w:rPr>
-          <w:b w:val="0"/>
-        </w:rPr>
-        <w:t>.</w:t>
+        <w:t xml:space="preserve"> threshold; investigate before attributing cause.</w:t>
       </w:r>
     </w:p>
     <w:p>
       <w:pPr>
-        <w:spacing w:line="336" w:lineRule="auto" w:after="180"/>
-      </w:pPr>
-      <w:r>
-        <w:rPr>
-          <w:b w:val="0"/>
-        </w:rPr>
-        <w:t xml:space="preserve">Use the supplied fictional case and keep its </w:t>
-      </w:r>
-      <w:r>
-        <w:rPr>
-          <w:b/>
-        </w:rPr>
-        <w:t>input</w:t>
-      </w:r>
-      <w:r>
-        <w:rPr>
-          <w:b w:val="0"/>
-        </w:rPr>
-        <w:t xml:space="preserve">s, intermediate steps, calculation or </w:t>
-      </w:r>
-      <w:r>
-        <w:rPr>
-          <w:b/>
-        </w:rPr>
-        <w:t>prediction</w:t>
-      </w:r>
-      <w:r>
-        <w:rPr>
-          <w:b w:val="0"/>
-        </w:rPr>
-        <w:t>, and limitation. Connect this record to last week’s record; a matching answer without a trace is insufficient.</w:t>
+        <w:pStyle w:val="Heading2"/>
+      </w:pPr>
+      <w:r>
+        <w:t>W2 Trace the worked case</w:t>
       </w:r>
     </w:p>
     <w:p>
@@ -3877,19 +4268,7 @@
         <w:rPr>
           <w:b w:val="0"/>
         </w:rPr>
-        <w:t xml:space="preserve">Provide an </w:t>
-      </w:r>
-      <w:r>
-        <w:rPr>
-          <w:b/>
-        </w:rPr>
-        <w:t>input</w:t>
-      </w:r>
-      <w:r>
-        <w:rPr>
-          <w:b w:val="0"/>
-        </w:rPr>
-        <w:t>/procedure/result/limit frame and a calculator when needed. Ask students to identify the first step before completing the whole trace.</w:t>
+        <w:t>Reference window passes 18/20; new window 14/20. Show the intermediate steps and give the conclusion with its scope.</w:t>
       </w:r>
     </w:p>
     <w:p>
@@ -3900,42 +4279,51 @@
         <w:rPr>
           <w:b w:val="0"/>
         </w:rPr>
-        <w:t xml:space="preserve">Extension: compare two concrete variants of this </w:t>
+        <w:t xml:space="preserve">Teacher explanation: 90% versus </w:t>
       </w:r>
       <w:r>
         <w:rPr>
           <w:b/>
         </w:rPr>
-        <w:t>mechanism</w:t>
+        <w:t>70%</w:t>
       </w:r>
       <w:r>
         <w:rPr>
           <w:b w:val="0"/>
         </w:rPr>
-        <w:t xml:space="preserve"> while holding unrelated conditions fixed; report both successful and unsuccessful outcomes.</w:t>
+        <w:t xml:space="preserve">, drop 20 percentage points; new window breaches </w:t>
+      </w:r>
+      <w:r>
+        <w:rPr>
+          <w:b/>
+        </w:rPr>
+        <w:t>80%</w:t>
+      </w:r>
+      <w:r>
+        <w:rPr>
+          <w:b w:val="0"/>
+        </w:rPr>
+        <w:t xml:space="preserve">. Check case mix, data versions and logs before asserting model </w:t>
+      </w:r>
+      <w:r>
+        <w:rPr>
+          <w:b/>
+        </w:rPr>
+        <w:t>drift</w:t>
+      </w:r>
+      <w:r>
+        <w:rPr>
+          <w:b w:val="0"/>
+        </w:rPr>
+        <w:t xml:space="preserve"> as the cause.</w:t>
       </w:r>
     </w:p>
     <w:p>
       <w:pPr>
-        <w:spacing w:line="336" w:lineRule="auto" w:after="180"/>
-      </w:pPr>
-      <w:r>
-        <w:rPr>
-          <w:b w:val="0"/>
-        </w:rPr>
-        <w:t xml:space="preserve">Next connection: Incident investigation. Preserve the current case record and retrieve its </w:t>
-      </w:r>
-      <w:r>
-        <w:rPr>
-          <w:b/>
-        </w:rPr>
-        <w:t>evidence</w:t>
-      </w:r>
-      <w:r>
-        <w:rPr>
-          <w:b w:val="0"/>
-        </w:rPr>
-        <w:t xml:space="preserve"> boundary before moving on.</w:t>
+        <w:pStyle w:val="Heading2"/>
+      </w:pPr>
+      <w:r>
+        <w:t>W3 Audit the limit</w:t>
       </w:r>
     </w:p>
     <w:p>
@@ -3946,15 +4334,686 @@
         <w:rPr>
           <w:b w:val="0"/>
         </w:rPr>
-        <w:t>Retain the project ledger and assess a changed case after support. Check the relevant prerequisite before carrying this component forward.</w:t>
+        <w:t>A report omits this qualification: An alert identifies a condition for investigation, not a complete causal explanation. Explain how omitting it could change a reader's interpretation, and write an accurate replacement.</w:t>
       </w:r>
     </w:p>
     <w:p>
       <w:pPr>
+        <w:spacing w:line="336" w:lineRule="auto" w:after="180"/>
+      </w:pPr>
+      <w:r>
+        <w:rPr>
+          <w:b w:val="0"/>
+        </w:rPr>
+        <w:t>Teacher explanation: An alert identifies a condition for investigation, not a complete causal explanation.</w:t>
+      </w:r>
+    </w:p>
+    <w:p>
+      <w:pPr>
+        <w:spacing w:line="336" w:lineRule="auto" w:after="180"/>
+      </w:pPr>
+      <w:r>
+        <w:rPr>
+          <w:b w:val="0"/>
+        </w:rPr>
+        <w:t xml:space="preserve">State the observed result separately from the unverified or out-of-scope claim; preserve the original </w:t>
+      </w:r>
+      <w:r>
+        <w:rPr>
+          <w:b/>
+        </w:rPr>
+        <w:t>evidence</w:t>
+      </w:r>
+      <w:r>
+        <w:rPr>
+          <w:b w:val="0"/>
+        </w:rPr>
+        <w:t xml:space="preserve"> rather than inventing a missing fact.</w:t>
+      </w:r>
+    </w:p>
+    <w:p>
+      <w:pPr>
+        <w:pStyle w:val="Heading2"/>
+      </w:pPr>
+      <w:r>
+        <w:t>W5 Design a revealing follow-up</w:t>
+      </w:r>
+    </w:p>
+    <w:p>
+      <w:pPr>
+        <w:spacing w:line="336" w:lineRule="auto" w:after="180"/>
+      </w:pPr>
+      <w:r>
+        <w:rPr>
+          <w:b w:val="0"/>
+        </w:rPr>
+        <w:t>For the worked scenario, propose one additional case that could reveal a failure, describe its expected outcome before running it, and explain what would need to remain fixed for a fair comparison.</w:t>
+      </w:r>
+    </w:p>
+    <w:p>
+      <w:pPr>
+        <w:spacing w:line="336" w:lineRule="auto" w:after="180"/>
+      </w:pPr>
+      <w:r>
+        <w:rPr>
+          <w:b w:val="0"/>
+        </w:rPr>
+        <w:t>Do not reuse W4 as a new final test after receiving feedback.</w:t>
+      </w:r>
+    </w:p>
+    <w:p>
+      <w:pPr>
+        <w:spacing w:line="336" w:lineRule="auto" w:after="180"/>
+      </w:pPr>
+      <w:r>
+        <w:rPr>
+          <w:b w:val="0"/>
+        </w:rPr>
+        <w:t xml:space="preserve">Teacher explanation: Accept a concrete variant of the worked </w:t>
+      </w:r>
+      <w:r>
+        <w:rPr>
+          <w:b/>
+        </w:rPr>
+        <w:t>input</w:t>
+      </w:r>
+      <w:r>
+        <w:rPr>
+          <w:b w:val="0"/>
+        </w:rPr>
+        <w:t xml:space="preserve"> or a missing/conflicting/boundary condition, with an expectation derived from the declared procedure.</w:t>
+      </w:r>
+    </w:p>
+    <w:p>
+      <w:pPr>
+        <w:spacing w:line="336" w:lineRule="auto" w:after="180"/>
+      </w:pPr>
+      <w:r>
+        <w:rPr>
+          <w:b w:val="0"/>
+        </w:rPr>
+        <w:t xml:space="preserve">Require preserved settings, original </w:t>
+      </w:r>
+      <w:r>
+        <w:rPr>
+          <w:b/>
+        </w:rPr>
+        <w:t>output</w:t>
+      </w:r>
+      <w:r>
+        <w:rPr>
+          <w:b w:val="0"/>
+        </w:rPr>
+        <w:t>s and data roles. An alert identifies a condition for investigation, not a complete causal explanation.</w:t>
+      </w:r>
+    </w:p>
+    <w:p>
+      <w:pPr>
+        <w:spacing w:line="336" w:lineRule="auto" w:after="180"/>
+      </w:pPr>
+      <w:r>
+        <w:rPr>
+          <w:b w:val="0"/>
+        </w:rPr>
+        <w:t xml:space="preserve">The new case should test this particular </w:t>
+      </w:r>
+      <w:r>
+        <w:rPr>
+          <w:b/>
+        </w:rPr>
+        <w:t>mechanism</w:t>
+      </w:r>
+      <w:r>
+        <w:rPr>
+          <w:b w:val="0"/>
+        </w:rPr>
+        <w:t xml:space="preserve"> rather than merely restate the original result.</w:t>
+      </w:r>
+    </w:p>
+    <w:p>
+      <w:pPr>
+        <w:pStyle w:val="Heading2"/>
+      </w:pPr>
+      <w:r>
+        <w:t>Earlier wording, alternatives and picture transcripts · reference / check after trying</w:t>
+      </w:r>
+    </w:p>
+    <w:p>
+      <w:pPr>
         <w:pStyle w:val="Heading3"/>
       </w:pPr>
       <w:r>
-        <w:t>Plan the delayed return</w:t>
+        <w:t>Guided and exit questions</w:t>
+      </w:r>
+    </w:p>
+    <w:p>
+      <w:pPr>
+        <w:spacing w:line="336" w:lineRule="auto" w:after="180"/>
+      </w:pPr>
+      <w:r>
+        <w:rPr>
+          <w:b w:val="0"/>
+        </w:rPr>
+        <w:t xml:space="preserve">Guided: 90% versus </w:t>
+      </w:r>
+      <w:r>
+        <w:rPr>
+          <w:b/>
+        </w:rPr>
+        <w:t>70%</w:t>
+      </w:r>
+      <w:r>
+        <w:rPr>
+          <w:b w:val="0"/>
+        </w:rPr>
+        <w:t xml:space="preserve">, drop 20 percentage points; new window breaches </w:t>
+      </w:r>
+      <w:r>
+        <w:rPr>
+          <w:b/>
+        </w:rPr>
+        <w:t>80%</w:t>
+      </w:r>
+      <w:r>
+        <w:rPr>
+          <w:b w:val="0"/>
+        </w:rPr>
+        <w:t xml:space="preserve">. Check case mix, data versions and logs before asserting model </w:t>
+      </w:r>
+      <w:r>
+        <w:rPr>
+          <w:b/>
+        </w:rPr>
+        <w:t>drift</w:t>
+      </w:r>
+      <w:r>
+        <w:rPr>
+          <w:b w:val="0"/>
+        </w:rPr>
+        <w:t xml:space="preserve"> as the cause.</w:t>
+      </w:r>
+    </w:p>
+    <w:p>
+      <w:pPr>
+        <w:spacing w:line="336" w:lineRule="auto" w:after="180"/>
+      </w:pPr>
+      <w:r>
+        <w:rPr>
+          <w:b w:val="0"/>
+        </w:rPr>
+        <w:t>Qualification: An alert identifies a condition for investigation, not a complete causal explanation.</w:t>
+      </w:r>
+    </w:p>
+    <w:p>
+      <w:pPr>
+        <w:spacing w:line="336" w:lineRule="auto" w:after="180"/>
+      </w:pPr>
+      <w:r>
+        <w:rPr>
+          <w:b w:val="0"/>
+        </w:rPr>
+        <w:t xml:space="preserve">Exit: accept a concrete variation with its predicted outcome and a stated condition that would challenge the </w:t>
+      </w:r>
+      <w:r>
+        <w:rPr>
+          <w:b/>
+        </w:rPr>
+        <w:t>mechanism</w:t>
+      </w:r>
+      <w:r>
+        <w:rPr>
+          <w:b w:val="0"/>
+        </w:rPr>
+        <w:t xml:space="preserve">; reject a claim resting on unmeasured </w:t>
+      </w:r>
+      <w:r>
+        <w:rPr>
+          <w:b/>
+        </w:rPr>
+        <w:t>evidence</w:t>
+      </w:r>
+      <w:r>
+        <w:rPr>
+          <w:b w:val="0"/>
+        </w:rPr>
+        <w:t>.</w:t>
+      </w:r>
+    </w:p>
+    <w:p>
+      <w:pPr>
+        <w:pStyle w:val="Heading3"/>
+      </w:pPr>
+      <w:r>
+        <w:t>W1 Explain the mechanism</w:t>
+      </w:r>
+    </w:p>
+    <w:p>
+      <w:pPr>
+        <w:pStyle w:val="Heading3"/>
+      </w:pPr>
+      <w:r>
+        <w:t>W2 Trace the worked case</w:t>
+      </w:r>
+    </w:p>
+    <w:p>
+      <w:pPr>
+        <w:pStyle w:val="Heading3"/>
+      </w:pPr>
+      <w:r>
+        <w:t>W3 Audit the limit</w:t>
+      </w:r>
+    </w:p>
+    <w:p>
+      <w:pPr>
+        <w:pStyle w:val="Heading3"/>
+      </w:pPr>
+      <w:r>
+        <w:t>W4 Apply a new case independently</w:t>
+      </w:r>
+    </w:p>
+    <w:p>
+      <w:pPr>
+        <w:spacing w:line="336" w:lineRule="auto" w:after="180"/>
+      </w:pPr>
+      <w:r>
+        <w:rPr>
+          <w:b w:val="0"/>
+        </w:rPr>
+        <w:t xml:space="preserve">Window A passes 8/10; B passes 12/20. Threshold </w:t>
+      </w:r>
+      <w:r>
+        <w:rPr>
+          <w:b/>
+        </w:rPr>
+        <w:t>70%</w:t>
+      </w:r>
+      <w:r>
+        <w:rPr>
+          <w:b w:val="0"/>
+        </w:rPr>
+        <w:t>. Compare.</w:t>
+      </w:r>
+    </w:p>
+    <w:p>
+      <w:pPr>
+        <w:spacing w:line="336" w:lineRule="auto" w:after="180"/>
+      </w:pPr>
+      <w:r>
+        <w:rPr>
+          <w:b w:val="0"/>
+        </w:rPr>
+        <w:t xml:space="preserve">Teacher explanation: </w:t>
+      </w:r>
+      <w:r>
+        <w:rPr>
+          <w:b/>
+        </w:rPr>
+        <w:t>80%</w:t>
+      </w:r>
+      <w:r>
+        <w:rPr>
+          <w:b w:val="0"/>
+        </w:rPr>
+        <w:t xml:space="preserve"> versus </w:t>
+      </w:r>
+      <w:r>
+        <w:rPr>
+          <w:b/>
+        </w:rPr>
+        <w:t>60%</w:t>
+      </w:r>
+      <w:r>
+        <w:rPr>
+          <w:b w:val="0"/>
+        </w:rPr>
+        <w:t xml:space="preserve">; B breaches </w:t>
+      </w:r>
+      <w:r>
+        <w:rPr>
+          <w:b/>
+        </w:rPr>
+        <w:t>70%</w:t>
+      </w:r>
+      <w:r>
+        <w:rPr>
+          <w:b w:val="0"/>
+        </w:rPr>
+        <w:t>. Raw pass total rose but success rate fell.</w:t>
+      </w:r>
+    </w:p>
+    <w:p>
+      <w:pPr>
+        <w:pStyle w:val="Heading3"/>
+      </w:pPr>
+      <w:r>
+        <w:t>W5 Design a revealing follow-up</w:t>
+      </w:r>
+    </w:p>
+    <w:p>
+      <w:pPr>
+        <w:pStyle w:val="Heading3"/>
+      </w:pPr>
+      <w:r>
+        <w:t>Independent assessment and fresh retry</w:t>
+      </w:r>
+    </w:p>
+    <w:p>
+      <w:pPr>
+        <w:spacing w:line="336" w:lineRule="auto" w:after="180"/>
+      </w:pPr>
+      <w:r>
+        <w:rPr>
+          <w:b w:val="0"/>
+        </w:rPr>
+        <w:t xml:space="preserve">W4: </w:t>
+      </w:r>
+      <w:r>
+        <w:rPr>
+          <w:b/>
+        </w:rPr>
+        <w:t>80%</w:t>
+      </w:r>
+      <w:r>
+        <w:rPr>
+          <w:b w:val="0"/>
+        </w:rPr>
+        <w:t xml:space="preserve"> versus </w:t>
+      </w:r>
+      <w:r>
+        <w:rPr>
+          <w:b/>
+        </w:rPr>
+        <w:t>60%</w:t>
+      </w:r>
+      <w:r>
+        <w:rPr>
+          <w:b w:val="0"/>
+        </w:rPr>
+        <w:t xml:space="preserve">; B breaches </w:t>
+      </w:r>
+      <w:r>
+        <w:rPr>
+          <w:b/>
+        </w:rPr>
+        <w:t>70%</w:t>
+      </w:r>
+      <w:r>
+        <w:rPr>
+          <w:b w:val="0"/>
+        </w:rPr>
+        <w:t>. Raw pass total rose but success rate fell. Require intermediate reasoning and the stated scope. Fresh retry: Window 10/12 then 12/12 under 90% threshold.</w:t>
+      </w:r>
+    </w:p>
+    <w:p>
+      <w:pPr>
+        <w:spacing w:line="336" w:lineRule="auto" w:after="180"/>
+      </w:pPr>
+      <w:r>
+        <w:rPr>
+          <w:b w:val="0"/>
+        </w:rPr>
+        <w:t>Expected reasoning: 83.333% breaches; 100% meets. These small windows do not establish a stable long-term rate.</w:t>
+      </w:r>
+    </w:p>
+    <w:p>
+      <w:pPr>
+        <w:spacing w:line="336" w:lineRule="auto" w:after="180"/>
+      </w:pPr>
+      <w:r>
+        <w:rPr>
+          <w:b w:val="0"/>
+        </w:rPr>
+        <w:t>If students need support, record it and reassess with another new case rather than awarding independence to a copied answer.</w:t>
+      </w:r>
+    </w:p>
+    <w:p>
+      <w:pPr>
+        <w:pStyle w:val="Heading3"/>
+      </w:pPr>
+      <w:r>
+        <w:t>Assess independent transfer</w:t>
+      </w:r>
+    </w:p>
+    <w:p>
+      <w:pPr>
+        <w:pStyle w:val="Heading3"/>
+      </w:pPr>
+      <w:r>
+        <w:t>Selected case answer</w:t>
+      </w:r>
+    </w:p>
+    <w:p>
+      <w:pPr>
+        <w:pStyle w:val="Heading3"/>
+      </w:pPr>
+      <w:r>
+        <w:t>Feedback that the learner uses</w:t>
+      </w:r>
+    </w:p>
+    <w:p>
+      <w:pPr>
+        <w:pStyle w:val="Heading1"/>
+      </w:pPr>
+      <w:r>
+        <w:t>06. Connect, support and revisit service design</w:t>
+      </w:r>
+    </w:p>
+    <w:p>
+      <w:r>
+        <w:t>Use saved evidence and boundary decisions to choose the next step.</w:t>
+      </w:r>
+    </w:p>
+    <w:p>
+      <w:pPr>
+        <w:pStyle w:val="Heading2"/>
+      </w:pPr>
+      <w:r>
+        <w:t>Project and next-week bridge</w:t>
+      </w:r>
+    </w:p>
+    <w:p>
+      <w:pPr>
+        <w:spacing w:line="336" w:lineRule="auto" w:after="180"/>
+      </w:pPr>
+      <w:r>
+        <w:rPr>
+          <w:b w:val="0"/>
+        </w:rPr>
+        <w:t xml:space="preserve">Add a labelled monitoring quality </w:t>
+      </w:r>
+      <w:r>
+        <w:rPr>
+          <w:b/>
+        </w:rPr>
+        <w:t>drift</w:t>
+      </w:r>
+      <w:r>
+        <w:rPr>
+          <w:b w:val="0"/>
+        </w:rPr>
+        <w:t xml:space="preserve"> </w:t>
+      </w:r>
+      <w:r>
+        <w:rPr>
+          <w:b/>
+        </w:rPr>
+        <w:t>evidence</w:t>
+      </w:r>
+      <w:r>
+        <w:rPr>
+          <w:b w:val="0"/>
+        </w:rPr>
+        <w:t xml:space="preserve"> sheet to Grounded Learning Service. Show how you can explain the </w:t>
+      </w:r>
+      <w:r>
+        <w:rPr>
+          <w:b/>
+        </w:rPr>
+        <w:t>mechanism</w:t>
+      </w:r>
+      <w:r>
+        <w:rPr>
+          <w:b w:val="0"/>
+        </w:rPr>
+        <w:t xml:space="preserve"> and terminology of monitoring quality </w:t>
+      </w:r>
+      <w:r>
+        <w:rPr>
+          <w:b/>
+        </w:rPr>
+        <w:t>drift</w:t>
+      </w:r>
+      <w:r>
+        <w:rPr>
+          <w:b w:val="0"/>
+        </w:rPr>
+        <w:t>.</w:t>
+      </w:r>
+    </w:p>
+    <w:p>
+      <w:pPr>
+        <w:spacing w:line="336" w:lineRule="auto" w:after="180"/>
+      </w:pPr>
+      <w:r>
+        <w:rPr>
+          <w:b w:val="0"/>
+        </w:rPr>
+        <w:t xml:space="preserve">Use the supplied fictional case and keep its </w:t>
+      </w:r>
+      <w:r>
+        <w:rPr>
+          <w:b/>
+        </w:rPr>
+        <w:t>input</w:t>
+      </w:r>
+      <w:r>
+        <w:rPr>
+          <w:b w:val="0"/>
+        </w:rPr>
+        <w:t xml:space="preserve">s, intermediate steps, calculation or </w:t>
+      </w:r>
+      <w:r>
+        <w:rPr>
+          <w:b/>
+        </w:rPr>
+        <w:t>prediction</w:t>
+      </w:r>
+      <w:r>
+        <w:rPr>
+          <w:b w:val="0"/>
+        </w:rPr>
+        <w:t>, and limitation. Connect this record to last week’s record; a matching answer without a trace is insufficient.</w:t>
+      </w:r>
+    </w:p>
+    <w:p>
+      <w:pPr>
+        <w:spacing w:line="336" w:lineRule="auto" w:after="180"/>
+      </w:pPr>
+      <w:r>
+        <w:rPr>
+          <w:b w:val="0"/>
+        </w:rPr>
+        <w:t xml:space="preserve">Provide an </w:t>
+      </w:r>
+      <w:r>
+        <w:rPr>
+          <w:b/>
+        </w:rPr>
+        <w:t>input</w:t>
+      </w:r>
+      <w:r>
+        <w:rPr>
+          <w:b w:val="0"/>
+        </w:rPr>
+        <w:t>/procedure/result/limit frame and a calculator when needed. Ask students to identify the first step before completing the whole trace.</w:t>
+      </w:r>
+    </w:p>
+    <w:p>
+      <w:pPr>
+        <w:spacing w:line="336" w:lineRule="auto" w:after="180"/>
+      </w:pPr>
+      <w:r>
+        <w:rPr>
+          <w:b w:val="0"/>
+        </w:rPr>
+        <w:t xml:space="preserve">Extension: compare two concrete variants of this </w:t>
+      </w:r>
+      <w:r>
+        <w:rPr>
+          <w:b/>
+        </w:rPr>
+        <w:t>mechanism</w:t>
+      </w:r>
+      <w:r>
+        <w:rPr>
+          <w:b w:val="0"/>
+        </w:rPr>
+        <w:t xml:space="preserve"> while holding unrelated conditions fixed; report both successful and unsuccessful outcomes.</w:t>
+      </w:r>
+    </w:p>
+    <w:p>
+      <w:pPr>
+        <w:spacing w:line="336" w:lineRule="auto" w:after="180"/>
+      </w:pPr>
+      <w:r>
+        <w:rPr>
+          <w:b w:val="0"/>
+        </w:rPr>
+        <w:t xml:space="preserve">Next connection: Incident investigation. Preserve the current case record and retrieve its </w:t>
+      </w:r>
+      <w:r>
+        <w:rPr>
+          <w:b/>
+        </w:rPr>
+        <w:t>evidence</w:t>
+      </w:r>
+      <w:r>
+        <w:rPr>
+          <w:b w:val="0"/>
+        </w:rPr>
+        <w:t xml:space="preserve"> boundary before moving on.</w:t>
+      </w:r>
+    </w:p>
+    <w:p>
+      <w:pPr>
+        <w:spacing w:line="336" w:lineRule="auto" w:after="180"/>
+      </w:pPr>
+      <w:r>
+        <w:rPr>
+          <w:b w:val="0"/>
+        </w:rPr>
+        <w:t>Retain the project ledger and assess a changed case after support. Check the relevant prerequisite before carrying this component forward.</w:t>
+      </w:r>
+    </w:p>
+    <w:p>
+      <w:pPr>
+        <w:spacing w:line="336" w:lineRule="auto" w:after="180"/>
+      </w:pPr>
+      <w:r>
+        <w:rPr>
+          <w:b w:val="0"/>
+        </w:rPr>
+        <w:t xml:space="preserve">For the Grounded Learning Service, retain an annotated trace and the changed-case result. Name the contract or </w:t>
+      </w:r>
+      <w:r>
+        <w:rPr>
+          <w:b/>
+        </w:rPr>
+        <w:t>evidence</w:t>
+      </w:r>
+      <w:r>
+        <w:rPr>
+          <w:b w:val="0"/>
+        </w:rPr>
+        <w:t xml:space="preserve"> that makes the deciding step valid, so another team can review it.</w:t>
+      </w:r>
+    </w:p>
+    <w:p>
+      <w:pPr>
+        <w:pStyle w:val="Heading2"/>
+      </w:pPr>
+      <w:r>
+        <w:t>Delayed return and support record</w:t>
       </w:r>
     </w:p>
     <w:p>
@@ -4171,60 +5230,60 @@
     </w:p>
     <w:p>
       <w:pPr>
-        <w:pStyle w:val="Heading3"/>
-      </w:pPr>
-      <w:r>
-        <w:t>Project evidence from this case</w:t>
+        <w:pStyle w:val="Heading2"/>
+      </w:pPr>
+      <w:r>
+        <w:t>Earlier wording, alternatives and picture transcripts · reference / check after trying</w:t>
       </w:r>
     </w:p>
     <w:p>
       <w:pPr>
-        <w:spacing w:line="336" w:lineRule="auto" w:after="180"/>
-      </w:pPr>
-      <w:r>
-        <w:rPr>
-          <w:b w:val="0"/>
-        </w:rPr>
-        <w:t xml:space="preserve">For the Grounded Learning Service, retain an annotated trace and the changed-case result. Name the contract or </w:t>
-      </w:r>
-      <w:r>
-        <w:rPr>
-          <w:b/>
-        </w:rPr>
-        <w:t>evidence</w:t>
-      </w:r>
-      <w:r>
-        <w:rPr>
-          <w:b w:val="0"/>
-        </w:rPr>
-        <w:t xml:space="preserve"> that makes the deciding step valid, so another team can review it.</w:t>
+        <w:pStyle w:val="Heading3"/>
+      </w:pPr>
+      <w:r>
+        <w:t>Plan the delayed return</w:t>
       </w:r>
     </w:p>
     <w:p>
       <w:pPr>
-        <w:pStyle w:val="Heading1"/>
-      </w:pPr>
-      <w:r>
-        <w:t>07. Prepare, teach and assess</w:t>
+        <w:pStyle w:val="Heading3"/>
+      </w:pPr>
+      <w:r>
+        <w:t>Project evidence from this case</w:t>
       </w:r>
     </w:p>
     <w:p>
-      <w:r>
-        <w:t>Use this preparation summary alongside the detailed Monitoring quality drift lesson; it is a checklist rather than a replacement for the full sequence.</w:t>
+      <w:pPr>
+        <w:pStyle w:val="Heading1"/>
+      </w:pPr>
+      <w:r>
+        <w:t>Reference bank and extra practice</w:t>
       </w:r>
     </w:p>
     <w:p>
       <w:pPr>
-        <w:pStyle w:val="Heading3"/>
-      </w:pPr>
-      <w:r>
-        <w:t>Teaching target</w:t>
+        <w:pStyle w:val="Heading1"/>
+      </w:pPr>
+      <w:r>
+        <w:t>07. Reference · Alternative planning checklist</w:t>
       </w:r>
     </w:p>
     <w:p>
+      <w:r>
+        <w:t>Use alongside the main route when helpful.</w:t>
+      </w:r>
+    </w:p>
+    <w:p>
+      <w:pPr>
+        <w:pStyle w:val="Heading2"/>
+      </w:pPr>
+      <w:r>
+        <w:t>Planning,assessment and project reminders</w:t>
+      </w:r>
+    </w:p>
+    <w:p>
       <w:pPr>
         <w:spacing w:line="336" w:lineRule="auto" w:after="180"/>
-        <w:shd w:fill="EDF7F3"/>
       </w:pPr>
       <w:r>
         <w:rPr>
@@ -4430,58 +5489,72 @@
     </w:p>
     <w:p>
       <w:pPr>
-        <w:pStyle w:val="Heading3"/>
-      </w:pPr>
-      <w:r>
-        <w:t>Supported practice answer</w:t>
+        <w:spacing w:line="336" w:lineRule="auto" w:after="180"/>
+      </w:pPr>
+      <w:r>
+        <w:rPr>
+          <w:b w:val="0"/>
+        </w:rPr>
+        <w:t xml:space="preserve">Reasoned practice answer: Teacher explanation: 90% versus </w:t>
+      </w:r>
+      <w:r>
+        <w:rPr>
+          <w:b/>
+        </w:rPr>
+        <w:t>70%</w:t>
+      </w:r>
+      <w:r>
+        <w:rPr>
+          <w:b w:val="0"/>
+        </w:rPr>
+        <w:t xml:space="preserve">, drop 20 percentage points; new window breaches </w:t>
+      </w:r>
+      <w:r>
+        <w:rPr>
+          <w:b/>
+        </w:rPr>
+        <w:t>80%</w:t>
+      </w:r>
+      <w:r>
+        <w:rPr>
+          <w:b w:val="0"/>
+        </w:rPr>
+        <w:t xml:space="preserve">. Check case mix, data versions and logs before asserting model </w:t>
+      </w:r>
+      <w:r>
+        <w:rPr>
+          <w:b/>
+        </w:rPr>
+        <w:t>drift</w:t>
+      </w:r>
+      <w:r>
+        <w:rPr>
+          <w:b w:val="0"/>
+        </w:rPr>
+        <w:t xml:space="preserve"> as the cause.</w:t>
       </w:r>
     </w:p>
     <w:p>
       <w:pPr>
         <w:spacing w:line="336" w:lineRule="auto" w:after="180"/>
-        <w:shd w:fill="F1F6FC"/>
       </w:pPr>
       <w:r>
         <w:rPr>
           <w:b w:val="0"/>
         </w:rPr>
-        <w:t xml:space="preserve">Reasoned practice answer: Teacher explanation: 90% versus </w:t>
+        <w:t xml:space="preserve">Check every learner before discussion: Use the worked case for Monitoring quality </w:t>
       </w:r>
       <w:r>
         <w:rPr>
           <w:b/>
         </w:rPr>
-        <w:t>70%</w:t>
+        <w:t>drift</w:t>
       </w:r>
       <w:r>
         <w:rPr>
           <w:b w:val="0"/>
         </w:rPr>
-        <w:t xml:space="preserve">, drop 20 percentage points; new window breaches </w:t>
-      </w:r>
-      <w:r>
-        <w:rPr>
-          <w:b/>
-        </w:rPr>
-        <w:t>80%</w:t>
-      </w:r>
-      <w:r>
-        <w:rPr>
-          <w:b w:val="0"/>
-        </w:rPr>
-        <w:t xml:space="preserve">. Check case mix, data versions and logs before asserting model </w:t>
-      </w:r>
-      <w:r>
-        <w:rPr>
-          <w:b/>
-        </w:rPr>
-        <w:t>drift</w:t>
-      </w:r>
-      <w:r>
-        <w:rPr>
-          <w:b w:val="0"/>
-        </w:rPr>
-        <w:t xml:space="preserve"> as the cause.</w:t>
+        <w:t>. Proposed explanation: “The worked result establishes every future case”. Decide whether this explanation is supported.</w:t>
       </w:r>
     </w:p>
     <w:p>
@@ -4492,19 +5565,7 @@
         <w:rPr>
           <w:b w:val="0"/>
         </w:rPr>
-        <w:t xml:space="preserve">Check every learner before discussion: Use the worked case for Monitoring quality </w:t>
-      </w:r>
-      <w:r>
-        <w:rPr>
-          <w:b/>
-        </w:rPr>
-        <w:t>drift</w:t>
-      </w:r>
-      <w:r>
-        <w:rPr>
-          <w:b w:val="0"/>
-        </w:rPr>
-        <w:t>. Proposed explanation: “The worked result establishes every future case”. Decide whether this explanation is supported.</w:t>
+        <w:t>Point to the step or supplied fact that decides; explain your repair if needed.</w:t>
       </w:r>
     </w:p>
     <w:p>
@@ -4515,129 +5576,81 @@
         <w:rPr>
           <w:b w:val="0"/>
         </w:rPr>
-        <w:t>Point to the step or supplied fact that decides; explain your repair if needed.</w:t>
+        <w:t>Misconception repair: An alert identifies a condition for investigation, not a complete causal explanation.</w:t>
       </w:r>
     </w:p>
     <w:p>
       <w:pPr>
-        <w:pStyle w:val="Heading3"/>
-      </w:pPr>
-      <w:r>
-        <w:t>Repair the misconception</w:t>
+        <w:spacing w:line="336" w:lineRule="auto" w:after="180"/>
+      </w:pPr>
+      <w:r>
+        <w:rPr>
+          <w:b w:val="0"/>
+        </w:rPr>
+        <w:t xml:space="preserve">Support: read the exact case aloud, enlarge the labelled picture, supply </w:t>
+      </w:r>
+      <w:r>
+        <w:rPr>
+          <w:b/>
+        </w:rPr>
+        <w:t>input</w:t>
+      </w:r>
+      <w:r>
+        <w:rPr>
+          <w:b w:val="0"/>
+        </w:rPr>
+        <w:t xml:space="preserve"> cards and model only the first deciding step. Accept a spoken explanation or drawing; retain the reasoning goal.</w:t>
       </w:r>
     </w:p>
     <w:p>
       <w:pPr>
         <w:spacing w:line="336" w:lineRule="auto" w:after="180"/>
-        <w:shd w:fill="FFF5E6"/>
       </w:pPr>
       <w:r>
         <w:rPr>
           <w:b w:val="0"/>
         </w:rPr>
-        <w:t>Misconception repair: An alert identifies a condition for investigation, not a complete causal explanation.</w:t>
+        <w:t xml:space="preserve">Extension: Week B has no ambiguous questions. Require a </w:t>
+      </w:r>
+      <w:r>
+        <w:rPr>
+          <w:b/>
+        </w:rPr>
+        <w:t>prediction</w:t>
+      </w:r>
+      <w:r>
+        <w:rPr>
+          <w:b w:val="0"/>
+        </w:rPr>
+        <w:t xml:space="preserve"> and a reason before comparing. Expected result: That slice is unmeasured, not perfectly correct.</w:t>
       </w:r>
     </w:p>
     <w:p>
       <w:pPr>
-        <w:pStyle w:val="Heading3"/>
-      </w:pPr>
-      <w:r>
-        <w:t>Support without giving away the answer</w:t>
+        <w:spacing w:line="336" w:lineRule="auto" w:after="180"/>
+      </w:pPr>
+      <w:r>
+        <w:rPr>
+          <w:b w:val="0"/>
+        </w:rPr>
+        <w:t xml:space="preserve">Reason: No </w:t>
+      </w:r>
+      <w:r>
+        <w:rPr>
+          <w:b/>
+        </w:rPr>
+        <w:t>observation</w:t>
+      </w:r>
+      <w:r>
+        <w:rPr>
+          <w:b w:val="0"/>
+        </w:rPr>
+        <w:t>s means no rate can be calculated for it.</w:t>
       </w:r>
     </w:p>
     <w:p>
       <w:pPr>
         <w:spacing w:line="336" w:lineRule="auto" w:after="180"/>
-        <w:shd w:fill="F1F6F8"/>
-      </w:pPr>
-      <w:r>
-        <w:rPr>
-          <w:b w:val="0"/>
-        </w:rPr>
-        <w:t xml:space="preserve">Support: read the exact case aloud, enlarge the labelled picture, supply </w:t>
-      </w:r>
-      <w:r>
-        <w:rPr>
-          <w:b/>
-        </w:rPr>
-        <w:t>input</w:t>
-      </w:r>
-      <w:r>
-        <w:rPr>
-          <w:b w:val="0"/>
-        </w:rPr>
-        <w:t xml:space="preserve"> cards and model only the first deciding step. Accept a spoken explanation or drawing; retain the reasoning goal.</w:t>
-      </w:r>
-    </w:p>
-    <w:p>
-      <w:pPr>
-        <w:pStyle w:val="Heading3"/>
-      </w:pPr>
-      <w:r>
-        <w:t>Extend the reasoning</w:t>
-      </w:r>
-    </w:p>
-    <w:p>
-      <w:pPr>
-        <w:spacing w:line="336" w:lineRule="auto" w:after="180"/>
-        <w:shd w:fill="F5F1FB"/>
-      </w:pPr>
-      <w:r>
-        <w:rPr>
-          <w:b w:val="0"/>
-        </w:rPr>
-        <w:t xml:space="preserve">Extension: Week B has no ambiguous questions. Require a </w:t>
-      </w:r>
-      <w:r>
-        <w:rPr>
-          <w:b/>
-        </w:rPr>
-        <w:t>prediction</w:t>
-      </w:r>
-      <w:r>
-        <w:rPr>
-          <w:b w:val="0"/>
-        </w:rPr>
-        <w:t xml:space="preserve"> and a reason before comparing. Expected result: That slice is unmeasured, not perfectly correct.</w:t>
-      </w:r>
-    </w:p>
-    <w:p>
-      <w:pPr>
-        <w:spacing w:line="336" w:lineRule="auto" w:after="180"/>
-        <w:shd w:fill="F5F1FB"/>
-      </w:pPr>
-      <w:r>
-        <w:rPr>
-          <w:b w:val="0"/>
-        </w:rPr>
-        <w:t xml:space="preserve">Reason: No </w:t>
-      </w:r>
-      <w:r>
-        <w:rPr>
-          <w:b/>
-        </w:rPr>
-        <w:t>observation</w:t>
-      </w:r>
-      <w:r>
-        <w:rPr>
-          <w:b w:val="0"/>
-        </w:rPr>
-        <w:t>s means no rate can be calculated for it.</w:t>
-      </w:r>
-    </w:p>
-    <w:p>
-      <w:pPr>
-        <w:pStyle w:val="Heading3"/>
-      </w:pPr>
-      <w:r>
-        <w:t>Protect the independent attempt</w:t>
-      </w:r>
-    </w:p>
-    <w:p>
-      <w:pPr>
-        <w:spacing w:line="336" w:lineRule="auto" w:after="180"/>
-        <w:shd w:fill="FFF5E6"/>
       </w:pPr>
       <w:r>
         <w:rPr>
@@ -4832,22 +5845,36 @@
     </w:tbl>
     <w:p>
       <w:pPr>
-        <w:pStyle w:val="Heading3"/>
-      </w:pPr>
-      <w:r>
-        <w:t>Project checkpoint</w:t>
+        <w:spacing w:line="336" w:lineRule="auto" w:after="180"/>
+      </w:pPr>
+      <w:r>
+        <w:rPr>
+          <w:b w:val="0"/>
+        </w:rPr>
+        <w:t xml:space="preserve">Project checkpoint: Prepare the demonstration. Gather reproducible instructions, </w:t>
+      </w:r>
+      <w:r>
+        <w:rPr>
+          <w:b/>
+        </w:rPr>
+        <w:t>evidence</w:t>
+      </w:r>
+      <w:r>
+        <w:rPr>
+          <w:b w:val="0"/>
+        </w:rPr>
+        <w:t>, access checks and remaining limitations.</w:t>
       </w:r>
     </w:p>
     <w:p>
       <w:pPr>
         <w:spacing w:line="336" w:lineRule="auto" w:after="180"/>
-        <w:shd w:fill="EDF7F3"/>
       </w:pPr>
       <w:r>
         <w:rPr>
           <w:b w:val="0"/>
         </w:rPr>
-        <w:t xml:space="preserve">Project checkpoint: Prepare the demonstration. Gather reproducible instructions, </w:t>
+        <w:t xml:space="preserve">Use the weekly teacher answer for topic-specific reasoning. A saved progress tick is an activity record; judge mastery from the learner’s explanation and </w:t>
       </w:r>
       <w:r>
         <w:rPr>
@@ -4859,43 +5886,28 @@
         <w:rPr>
           <w:b w:val="0"/>
         </w:rPr>
-        <w:t>, access checks and remaining limitations.</w:t>
+        <w:t>.</w:t>
       </w:r>
     </w:p>
     <w:p>
       <w:pPr>
-        <w:spacing w:line="336" w:lineRule="auto" w:after="180"/>
-      </w:pPr>
-      <w:r>
-        <w:rPr>
-          <w:b w:val="0"/>
-        </w:rPr>
-        <w:t xml:space="preserve">Use the weekly teacher answer for topic-specific reasoning. A saved progress tick is an activity record; judge mastery from the learner’s explanation and </w:t>
-      </w:r>
-      <w:r>
-        <w:rPr>
-          <w:b/>
-        </w:rPr>
-        <w:t>evidence</w:t>
-      </w:r>
-      <w:r>
-        <w:rPr>
-          <w:b w:val="0"/>
-        </w:rPr>
-        <w:t>.</w:t>
+        <w:pStyle w:val="Heading1"/>
+      </w:pPr>
+      <w:r>
+        <w:t>08. Reference · Feedback,labs and repair paths</w:t>
       </w:r>
     </w:p>
     <w:p>
-      <w:pPr>
-        <w:pStyle w:val="Heading1"/>
-      </w:pPr>
-      <w:r>
-        <w:t>08. Use feedback, labs and repair paths</w:t>
+      <w:r>
+        <w:t>Retain the first attempt and the evidence used for a repair.</w:t>
       </w:r>
     </w:p>
     <w:p>
-      <w:r>
-        <w:t>Use feedback, earlier review and portfolios purposefully. Apply the coding routine only when this lesson has an executable lab.</w:t>
+      <w:pPr>
+        <w:pStyle w:val="Heading2"/>
+      </w:pPr>
+      <w:r>
+        <w:t>Feedback and record guidance</w:t>
       </w:r>
     </w:p>
     <w:p>
@@ -4933,40 +5945,42 @@
       </w:r>
     </w:p>
     <w:p>
-      <w:pPr>
-        <w:pStyle w:val="Heading3"/>
-      </w:pPr>
-      <w:r>
-        <w:t>For later coding lessons</w:t>
+      <w:r>
+        <w:t>This week has no code block. Use this routine when a later lesson includes an executable lab.</w:t>
       </w:r>
     </w:p>
     <w:p>
-      <w:r>
-        <w:t>This week has no code block. Use this routine when a later lesson includes an executable lab.</w:t>
+      <w:pPr>
+        <w:spacing w:line="336" w:lineRule="auto" w:after="180"/>
+      </w:pPr>
+      <w:r>
+        <w:rPr>
+          <w:b w:val="0"/>
+        </w:rPr>
+        <w:t xml:space="preserve">Ask students to predict before running code. Preserve errors and actual </w:t>
+      </w:r>
+      <w:r>
+        <w:rPr>
+          <w:b/>
+        </w:rPr>
+        <w:t>output</w:t>
+      </w:r>
+      <w:r>
+        <w:rPr>
+          <w:b w:val="0"/>
+        </w:rPr>
+        <w:t>s; collect a changed test and an explanation. The branch-boundary and indexing lessons deliberately include failure cases.</w:t>
       </w:r>
     </w:p>
     <w:p>
       <w:pPr>
         <w:spacing w:line="336" w:lineRule="auto" w:after="180"/>
-        <w:shd w:fill="F1F6F8"/>
       </w:pPr>
       <w:r>
         <w:rPr>
           <w:b w:val="0"/>
         </w:rPr>
-        <w:t xml:space="preserve">Ask students to predict before running code. Preserve errors and actual </w:t>
-      </w:r>
-      <w:r>
-        <w:rPr>
-          <w:b/>
-        </w:rPr>
-        <w:t>output</w:t>
-      </w:r>
-      <w:r>
-        <w:rPr>
-          <w:b w:val="0"/>
-        </w:rPr>
-        <w:t>s; collect a changed test and an explanation. The branch-boundary and indexing lessons deliberately include failure cases.</w:t>
+        <w:t>Use the earlier worked-explanation links to address a specific missing building block, then return to the current question. Adapt this suggestion after observing the learner; it is not an automatic diagnosis.</w:t>
       </w:r>
     </w:p>
     <w:p>
@@ -4977,71 +5991,37 @@
         <w:rPr>
           <w:b w:val="0"/>
         </w:rPr>
-        <w:t>Use the earlier worked-explanation links to address a specific missing building block, then return to the current question. Adapt this suggestion after observing the learner; it is not an automatic diagnosis.</w:t>
+        <w:t xml:space="preserve">Collect the completed-work portfolio as </w:t>
+      </w:r>
+      <w:r>
+        <w:rPr>
+          <w:b/>
+        </w:rPr>
+        <w:t>evidence</w:t>
+      </w:r>
+      <w:r>
+        <w:rPr>
+          <w:b w:val="0"/>
+        </w:rPr>
+        <w:t>. Record support separately from correctness, and assess explanation, trace/test and limitations. Progress ticks and quiz selections alone do not establish mastery.</w:t>
       </w:r>
     </w:p>
     <w:p>
       <w:pPr>
-        <w:spacing w:line="336" w:lineRule="auto" w:after="180"/>
-      </w:pPr>
-      <w:r>
-        <w:rPr>
-          <w:b w:val="0"/>
-        </w:rPr>
-        <w:t xml:space="preserve">Collect the completed-work portfolio as </w:t>
-      </w:r>
-      <w:r>
-        <w:rPr>
-          <w:b/>
-        </w:rPr>
-        <w:t>evidence</w:t>
-      </w:r>
-      <w:r>
-        <w:rPr>
-          <w:b w:val="0"/>
-        </w:rPr>
-        <w:t>. Record support separately from correctness, and assess explanation, trace/test and limitations. Progress ticks and quiz selections alone do not establish mastery.</w:t>
+        <w:pStyle w:val="Heading1"/>
+      </w:pPr>
+      <w:r>
+        <w:t>09. Reference · Teach with the six pictures</w:t>
       </w:r>
     </w:p>
     <w:p>
-      <w:pPr>
-        <w:pStyle w:val="Heading1"/>
-      </w:pPr>
-      <w:r>
-        <w:t>09. Visual concept journey</w:t>
+      <w:r>
+        <w:t>Choose one picture for a particular reasoning move.</w:t>
       </w:r>
     </w:p>
     <w:p>
-      <w:r>
-        <w:t>Show one Monitoring quality drift graphic at a time, request a prediction and discuss its trace before the independent assessment.</w:t>
-      </w:r>
-    </w:p>
-    <w:p>
-      <w:pPr>
-        <w:spacing w:line="336" w:lineRule="auto" w:after="180"/>
-      </w:pPr>
-      <w:r>
-        <w:rPr>
-          <w:b w:val="0"/>
-        </w:rPr>
-        <w:t xml:space="preserve">Use one picture at a time. Hide a worked result before asking for a </w:t>
-      </w:r>
-      <w:r>
-        <w:rPr>
-          <w:b/>
-        </w:rPr>
-        <w:t>prediction</w:t>
-      </w:r>
-      <w:r>
-        <w:rPr>
-          <w:b w:val="0"/>
-        </w:rPr>
-        <w:t>, then reveal it for feedback. These are supported teaching cases; retain the separate independent assessment for a fresh first attempt.</w:t>
-      </w:r>
-    </w:p>
-    <w:p>
-      <w:pPr>
-        <w:pStyle w:val="Heading3"/>
+      <w:pPr>
+        <w:pStyle w:val="Heading2"/>
       </w:pPr>
       <w:r>
         <w:t>01. Monitoring quality drift: the case</w:t>
@@ -5052,7 +6032,7 @@
         <w:drawing>
           <wp:inline xmlns:a="http://schemas.openxmlformats.org/drawingml/2006/main" xmlns:pic="http://schemas.openxmlformats.org/drawingml/2006/picture">
             <wp:extent cx="5486400" cy="2834640"/>
-            <wp:docPr id="3" name="Picture 3" descr="Monitor separate question slices. A service uses the same rubric on clear and ambiguous questions in two recorded weeks. Supplied facts: A: clear 18/20, ambiguous 8/10. B: clear 19/20, ambiguous 4/10."/>
+            <wp:docPr id="4" name="Picture 4" descr="Monitor separate question slices. A service uses the same rubric on clear and ambiguous questions in two recorded weeks. Supplied facts: A: clear 18/20, ambiguous 8/10. B: clear 19/20, ambiguous 4/10."/>
             <wp:cNvGraphicFramePr>
               <a:graphicFrameLocks noChangeAspect="1"/>
             </wp:cNvGraphicFramePr>
@@ -5064,7 +6044,7 @@
                     <pic:cNvPicPr/>
                   </pic:nvPicPr>
                   <pic:blipFill>
-                    <a:blip r:embed="rId11"/>
+                    <a:blip r:embed="rId12"/>
                     <a:stretch>
                       <a:fillRect/>
                     </a:stretch>
@@ -5097,7 +6077,6 @@
     <w:p>
       <w:pPr>
         <w:spacing w:line="336" w:lineRule="auto" w:after="180"/>
-        <w:shd w:fill="F5F1FB"/>
       </w:pPr>
       <w:r>
         <w:rPr>
@@ -5108,27 +6087,18 @@
     </w:p>
     <w:p>
       <w:pPr>
-        <w:pStyle w:val="Heading3"/>
-      </w:pPr>
-      <w:r>
-        <w:t>Discuss while showing the picture</w:t>
+        <w:spacing w:line="336" w:lineRule="auto" w:after="180"/>
+      </w:pPr>
+      <w:r>
+        <w:rPr>
+          <w:b w:val="0"/>
+        </w:rPr>
+        <w:t>Teacher prompt: Point to the given fact that matters most. Explain why it matters. Ask learners to describe one label or arrow in ordinary words. Use the adjacent transcript if the image is difficult to see.</w:t>
       </w:r>
     </w:p>
     <w:p>
       <w:pPr>
-        <w:spacing w:line="336" w:lineRule="auto" w:after="180"/>
-        <w:shd w:fill="F1F6F8"/>
-      </w:pPr>
-      <w:r>
-        <w:rPr>
-          <w:b w:val="0"/>
-        </w:rPr>
-        <w:t>Teacher prompt: Point to the given fact that matters most. Explain why it matters. Ask learners to describe one label or arrow in ordinary words. Use the adjacent transcript if the image is difficult to see.</w:t>
-      </w:r>
-    </w:p>
-    <w:p>
-      <w:pPr>
-        <w:pStyle w:val="Heading3"/>
+        <w:pStyle w:val="Heading2"/>
       </w:pPr>
       <w:r>
         <w:t>02. Follow the deciding steps</w:t>
@@ -5139,7 +6109,7 @@
         <w:drawing>
           <wp:inline xmlns:a="http://schemas.openxmlformats.org/drawingml/2006/main" xmlns:pic="http://schemas.openxmlformats.org/drawingml/2006/picture">
             <wp:extent cx="5486400" cy="3182112"/>
-            <wp:docPr id="4" name="Picture 4" descr="Compute slice rates: Clear rises 90%→95%; ambiguous falls 80%→40%. → Compute totals: A is 26/30; B is 23/30 correct. → Investigate ambiguity: Inspect that slice’s failures before selecting a repair."/>
+            <wp:docPr id="5" name="Picture 5" descr="Compute slice rates: Clear rises 90%→95%; ambiguous falls 80%→40%. → Compute totals: A is 26/30; B is 23/30 correct. → Investigate ambiguity: Inspect that slice’s failures before selecting a repair."/>
             <wp:cNvGraphicFramePr>
               <a:graphicFrameLocks noChangeAspect="1"/>
             </wp:cNvGraphicFramePr>
@@ -5151,7 +6121,7 @@
                     <pic:cNvPicPr/>
                   </pic:nvPicPr>
                   <pic:blipFill>
-                    <a:blip r:embed="rId12"/>
+                    <a:blip r:embed="rId9"/>
                     <a:stretch>
                       <a:fillRect/>
                     </a:stretch>
@@ -5196,7 +6166,6 @@
     <w:p>
       <w:pPr>
         <w:spacing w:line="336" w:lineRule="auto" w:after="180"/>
-        <w:shd w:fill="F5F1FB"/>
       </w:pPr>
       <w:r>
         <w:rPr>
@@ -5219,39 +6188,30 @@
     </w:p>
     <w:p>
       <w:pPr>
-        <w:pStyle w:val="Heading3"/>
-      </w:pPr>
-      <w:r>
-        <w:t>Discuss while showing the picture</w:t>
+        <w:spacing w:line="336" w:lineRule="auto" w:after="180"/>
+      </w:pPr>
+      <w:r>
+        <w:rPr>
+          <w:b w:val="0"/>
+        </w:rPr>
+        <w:t xml:space="preserve">Teacher prompt: Point to each numbered stage and explain which recorded </w:t>
+      </w:r>
+      <w:r>
+        <w:rPr>
+          <w:b/>
+        </w:rPr>
+        <w:t>input</w:t>
+      </w:r>
+      <w:r>
+        <w:rPr>
+          <w:b w:val="0"/>
+        </w:rPr>
+        <w:t xml:space="preserve"> it uses. Ask learners to describe one label or arrow in ordinary words. Use the adjacent transcript if the image is difficult to see.</w:t>
       </w:r>
     </w:p>
     <w:p>
       <w:pPr>
-        <w:spacing w:line="336" w:lineRule="auto" w:after="180"/>
-        <w:shd w:fill="F1F6F8"/>
-      </w:pPr>
-      <w:r>
-        <w:rPr>
-          <w:b w:val="0"/>
-        </w:rPr>
-        <w:t xml:space="preserve">Teacher prompt: Point to each numbered stage and explain which recorded </w:t>
-      </w:r>
-      <w:r>
-        <w:rPr>
-          <w:b/>
-        </w:rPr>
-        <w:t>input</w:t>
-      </w:r>
-      <w:r>
-        <w:rPr>
-          <w:b w:val="0"/>
-        </w:rPr>
-        <w:t xml:space="preserve"> it uses. Ask learners to describe one label or arrow in ordinary words. Use the adjacent transcript if the image is difficult to see.</w:t>
-      </w:r>
-    </w:p>
-    <w:p>
-      <w:pPr>
-        <w:pStyle w:val="Heading3"/>
+        <w:pStyle w:val="Heading2"/>
       </w:pPr>
       <w:r>
         <w:t>03. Quality slices: retain denominators</w:t>
@@ -5262,7 +6222,7 @@
         <w:drawing>
           <wp:inline xmlns:a="http://schemas.openxmlformats.org/drawingml/2006/main" xmlns:pic="http://schemas.openxmlformats.org/drawingml/2006/picture">
             <wp:extent cx="5486400" cy="3096768"/>
-            <wp:docPr id="5" name="Picture 5" descr="Quality slices: retain denominators. Week A: Clear correct = 18, Clear total = 20, Ambiguous correct = 8, Ambiguous total = 10. Week B: Clear correct = 19, Clear total = 20, Ambiguous correct = 4, Ambiguous total = 10."/>
+            <wp:docPr id="6" name="Picture 6" descr="Quality slices: retain denominators. Week A: Clear correct = 18, Clear total = 20, Ambiguous correct = 8, Ambiguous total = 10. Week B: Clear correct = 19, Clear total = 20, Ambiguous correct = 4, Ambiguous total = 10."/>
             <wp:cNvGraphicFramePr>
               <a:graphicFrameLocks noChangeAspect="1"/>
             </wp:cNvGraphicFramePr>
@@ -5307,7 +6267,6 @@
     <w:p>
       <w:pPr>
         <w:spacing w:line="336" w:lineRule="auto" w:after="180"/>
-        <w:shd w:fill="F5F1FB"/>
       </w:pPr>
       <w:r>
         <w:rPr>
@@ -5318,39 +6277,29 @@
     </w:p>
     <w:p>
       <w:pPr>
-        <w:pStyle w:val="Heading3"/>
-      </w:pPr>
-      <w:r>
-        <w:t>Discuss while showing the picture</w:t>
+        <w:spacing w:line="336" w:lineRule="auto" w:after="180"/>
+      </w:pPr>
+      <w:r>
+        <w:rPr>
+          <w:b w:val="0"/>
+        </w:rPr>
+        <w:t>Teacher prompt: Read the labels and values. Explain the relationship the model shows. Ask learners to describe one label or arrow in ordinary words. Use the adjacent transcript if the image is difficult to see.</w:t>
       </w:r>
     </w:p>
     <w:p>
       <w:pPr>
         <w:spacing w:line="336" w:lineRule="auto" w:after="180"/>
-        <w:shd w:fill="F1F6F8"/>
       </w:pPr>
       <w:r>
         <w:rPr>
           <w:b w:val="0"/>
         </w:rPr>
-        <w:t>Teacher prompt: Read the labels and values. Explain the relationship the model shows. Ask learners to describe one label or arrow in ordinary words. Use the adjacent transcript if the image is difficult to see.</w:t>
+        <w:t>Check row/column meanings, units and denominators before discussing a difference. Supplied toy values are not real class or model results.</w:t>
       </w:r>
     </w:p>
     <w:p>
       <w:pPr>
-        <w:spacing w:line="336" w:lineRule="auto" w:after="180"/>
-        <w:shd w:fill="F1F6F8"/>
-      </w:pPr>
-      <w:r>
-        <w:rPr>
-          <w:b w:val="0"/>
-        </w:rPr>
-        <w:t>Check row/column meanings, units and denominators before discussing a difference. Supplied toy values are not real class or model results.</w:t>
-      </w:r>
-    </w:p>
-    <w:p>
-      <w:pPr>
-        <w:pStyle w:val="Heading3"/>
+        <w:pStyle w:val="Heading2"/>
       </w:pPr>
       <w:r>
         <w:t>04. Change one thing. Trace what follows.</w:t>
@@ -5361,7 +6310,7 @@
         <w:drawing>
           <wp:inline xmlns:a="http://schemas.openxmlformats.org/drawingml/2006/main" xmlns:pic="http://schemas.openxmlformats.org/drawingml/2006/picture">
             <wp:extent cx="5486400" cy="3026664"/>
-            <wp:docPr id="6" name="Picture 6" descr="Original case: Inspect that slice’s failures before selecting a repair. Changed condition: Week B has no ambiguous questions. Expected result: That slice is unmeasured, not perfectly correct. Reason: No observations means no rate can be calculated for it."/>
+            <wp:docPr id="7" name="Picture 7" descr="Original case: Inspect that slice’s failures before selecting a repair. Changed condition: Week B has no ambiguous questions. Expected result: That slice is unmeasured, not perfectly correct. Reason: No observations means no rate can be calculated for it."/>
             <wp:cNvGraphicFramePr>
               <a:graphicFrameLocks noChangeAspect="1"/>
             </wp:cNvGraphicFramePr>
@@ -5429,7 +6378,6 @@
     <w:p>
       <w:pPr>
         <w:spacing w:line="336" w:lineRule="auto" w:after="180"/>
-        <w:shd w:fill="F5F1FB"/>
       </w:pPr>
       <w:r>
         <w:rPr>
@@ -5440,51 +6388,41 @@
     </w:p>
     <w:p>
       <w:pPr>
-        <w:pStyle w:val="Heading3"/>
-      </w:pPr>
-      <w:r>
-        <w:t>Discuss while showing the picture</w:t>
+        <w:spacing w:line="336" w:lineRule="auto" w:after="180"/>
+      </w:pPr>
+      <w:r>
+        <w:rPr>
+          <w:b w:val="0"/>
+        </w:rPr>
+        <w:t>Teacher prompt: Predict before checking the worked changed-case result. Name what changed and what the supplied facts allow you to conclude. Ask learners to describe one label or arrow in ordinary words.</w:t>
       </w:r>
     </w:p>
     <w:p>
       <w:pPr>
         <w:spacing w:line="336" w:lineRule="auto" w:after="180"/>
-        <w:shd w:fill="F1F6F8"/>
       </w:pPr>
       <w:r>
         <w:rPr>
           <w:b w:val="0"/>
         </w:rPr>
-        <w:t>Teacher prompt: Predict before checking the worked changed-case result. Name what changed and what the supplied facts allow you to conclude. Ask learners to describe one label or arrow in ordinary words.</w:t>
+        <w:t xml:space="preserve">Use the adjacent transcript if the image is difficult to see. Changed-case reasoning: No </w:t>
+      </w:r>
+      <w:r>
+        <w:rPr>
+          <w:b/>
+        </w:rPr>
+        <w:t>observation</w:t>
+      </w:r>
+      <w:r>
+        <w:rPr>
+          <w:b w:val="0"/>
+        </w:rPr>
+        <w:t>s means no rate can be calculated for it.</w:t>
       </w:r>
     </w:p>
     <w:p>
       <w:pPr>
-        <w:spacing w:line="336" w:lineRule="auto" w:after="180"/>
-        <w:shd w:fill="F1F6F8"/>
-      </w:pPr>
-      <w:r>
-        <w:rPr>
-          <w:b w:val="0"/>
-        </w:rPr>
-        <w:t xml:space="preserve">Use the adjacent transcript if the image is difficult to see. Changed-case reasoning: No </w:t>
-      </w:r>
-      <w:r>
-        <w:rPr>
-          <w:b/>
-        </w:rPr>
-        <w:t>observation</w:t>
-      </w:r>
-      <w:r>
-        <w:rPr>
-          <w:b w:val="0"/>
-        </w:rPr>
-        <w:t>s means no rate can be calculated for it.</w:t>
-      </w:r>
-    </w:p>
-    <w:p>
-      <w:pPr>
-        <w:pStyle w:val="Heading3"/>
+        <w:pStyle w:val="Heading2"/>
       </w:pPr>
       <w:r>
         <w:t>05. Connect the explanation to its limit</w:t>
@@ -5495,7 +6433,7 @@
         <w:drawing>
           <wp:inline xmlns:a="http://schemas.openxmlformats.org/drawingml/2006/main" xmlns:pic="http://schemas.openxmlformats.org/drawingml/2006/picture">
             <wp:extent cx="5486400" cy="2834640"/>
-            <wp:docPr id="7" name="Picture 7" descr="Slice monitoring exposes changes hidden by common easy questions. Retain each denominator and compare the measurement conditions. Limit: Small samples do not establish a stable trend or cause; retain uncertainty and compare conditions."/>
+            <wp:docPr id="8" name="Picture 8" descr="Slice monitoring exposes changes hidden by common easy questions. Retain each denominator and compare the measurement conditions. Limit: Small samples do not establish a stable trend or cause; retain uncertainty and compare conditions."/>
             <wp:cNvGraphicFramePr>
               <a:graphicFrameLocks noChangeAspect="1"/>
             </wp:cNvGraphicFramePr>
@@ -5551,7 +6489,6 @@
     <w:p>
       <w:pPr>
         <w:spacing w:line="336" w:lineRule="auto" w:after="180"/>
-        <w:shd w:fill="F5F1FB"/>
       </w:pPr>
       <w:r>
         <w:rPr>
@@ -5562,39 +6499,29 @@
     </w:p>
     <w:p>
       <w:pPr>
-        <w:pStyle w:val="Heading3"/>
-      </w:pPr>
-      <w:r>
-        <w:t>Discuss while showing the picture</w:t>
+        <w:spacing w:line="336" w:lineRule="auto" w:after="180"/>
+      </w:pPr>
+      <w:r>
+        <w:rPr>
+          <w:b w:val="0"/>
+        </w:rPr>
+        <w:t>Teacher prompt: Explain the case, then point to a limit on the claim. Ask learners to describe one label or arrow in ordinary words. Use the adjacent transcript if the image is difficult to see.</w:t>
       </w:r>
     </w:p>
     <w:p>
       <w:pPr>
         <w:spacing w:line="336" w:lineRule="auto" w:after="180"/>
-        <w:shd w:fill="F1F6F8"/>
       </w:pPr>
       <w:r>
         <w:rPr>
           <w:b w:val="0"/>
         </w:rPr>
-        <w:t>Teacher prompt: Explain the case, then point to a limit on the claim. Ask learners to describe one label or arrow in ordinary words. Use the adjacent transcript if the image is difficult to see.</w:t>
+        <w:t>Keep the stated scope: Small samples do not establish a stable trend or cause; retain uncertainty and compare conditions.</w:t>
       </w:r>
     </w:p>
     <w:p>
       <w:pPr>
-        <w:spacing w:line="336" w:lineRule="auto" w:after="180"/>
-        <w:shd w:fill="F1F6F8"/>
-      </w:pPr>
-      <w:r>
-        <w:rPr>
-          <w:b w:val="0"/>
-        </w:rPr>
-        <w:t>Keep the stated scope: Small samples do not establish a stable trend or cause; retain uncertainty and compare conditions.</w:t>
-      </w:r>
-    </w:p>
-    <w:p>
-      <w:pPr>
-        <w:pStyle w:val="Heading3"/>
+        <w:pStyle w:val="Heading2"/>
       </w:pPr>
       <w:r>
         <w:t>06. Make the idea visible in your project</w:t>
@@ -5605,7 +6532,7 @@
         <w:drawing>
           <wp:inline xmlns:a="http://schemas.openxmlformats.org/drawingml/2006/main" xmlns:pic="http://schemas.openxmlformats.org/drawingml/2006/picture">
             <wp:extent cx="5486400" cy="3529584"/>
-            <wp:docPr id="8" name="Picture 8" descr="For the Grounded Learning Service, retain an annotated trace and the changed-case result. Name the contract or evidence that makes the deciding step valid, so another team can review it. Draw your input, deciding step, result and limit. Supported question: Compute both clear and ambiguous slice rates for A and B. Which slice weakens, and how should that slice be reported when no ambiguous questions are observed?"/>
+            <wp:docPr id="9" name="Picture 9" descr="For the Grounded Learning Service, retain an annotated trace and the changed-case result. Name the contract or evidence that makes the deciding step valid, so another team can review it. Draw your input, deciding step, result and limit. Supported question: Compute both clear and ambiguous slice rates for A and B. Which slice weakens, and how should that slice be reported when no ambiguous questions are observed?"/>
             <wp:cNvGraphicFramePr>
               <a:graphicFrameLocks noChangeAspect="1"/>
             </wp:cNvGraphicFramePr>
@@ -5696,7 +6623,6 @@
     <w:p>
       <w:pPr>
         <w:spacing w:line="336" w:lineRule="auto" w:after="180"/>
-        <w:shd w:fill="F5F1FB"/>
       </w:pPr>
       <w:r>
         <w:rPr>
@@ -5719,82 +6645,150 @@
     </w:p>
     <w:p>
       <w:pPr>
-        <w:pStyle w:val="Heading3"/>
-      </w:pPr>
-      <w:r>
-        <w:t>Discuss while showing the picture</w:t>
+        <w:spacing w:line="336" w:lineRule="auto" w:after="180"/>
+      </w:pPr>
+      <w:r>
+        <w:rPr>
+          <w:b w:val="0"/>
+        </w:rPr>
+        <w:t xml:space="preserve">Teacher prompt: Draw your project trace and justify the deciding step using </w:t>
+      </w:r>
+      <w:r>
+        <w:rPr>
+          <w:b/>
+        </w:rPr>
+        <w:t>evidence</w:t>
+      </w:r>
+      <w:r>
+        <w:rPr>
+          <w:b w:val="0"/>
+        </w:rPr>
+        <w:t>. Ask learners to describe one label or arrow in ordinary words. Use the adjacent transcript if the image is difficult to see.</w:t>
       </w:r>
     </w:p>
     <w:p>
       <w:pPr>
         <w:spacing w:line="336" w:lineRule="auto" w:after="180"/>
-        <w:shd w:fill="F1F6F8"/>
       </w:pPr>
       <w:r>
         <w:rPr>
           <w:b w:val="0"/>
         </w:rPr>
-        <w:t xml:space="preserve">Teacher prompt: Draw your project trace and justify the deciding step using </w:t>
+        <w:t xml:space="preserve">Supported practice key: Clear rises 90%→95%; ambiguous falls </w:t>
       </w:r>
       <w:r>
         <w:rPr>
           <w:b/>
         </w:rPr>
-        <w:t>evidence</w:t>
+        <w:t>80%</w:t>
       </w:r>
       <w:r>
         <w:rPr>
           <w:b w:val="0"/>
         </w:rPr>
-        <w:t>. Ask learners to describe one label or arrow in ordinary words. Use the adjacent transcript if the image is difficult to see.</w:t>
+        <w:t>→40%. A is 26/30; B is 23/30 correct. Inspect that slice’s failures before selecting a repair. Changed case: That slice is unmeasured, not perfectly correct.</w:t>
       </w:r>
     </w:p>
     <w:p>
       <w:pPr>
         <w:spacing w:line="336" w:lineRule="auto" w:after="180"/>
-        <w:shd w:fill="F1F6F8"/>
       </w:pPr>
       <w:r>
         <w:rPr>
           <w:b w:val="0"/>
         </w:rPr>
-        <w:t xml:space="preserve">Supported practice key: Clear rises 90%→95%; ambiguous falls </w:t>
+        <w:t xml:space="preserve">No </w:t>
       </w:r>
       <w:r>
         <w:rPr>
           <w:b/>
         </w:rPr>
-        <w:t>80%</w:t>
+        <w:t>observation</w:t>
       </w:r>
       <w:r>
         <w:rPr>
           <w:b w:val="0"/>
         </w:rPr>
-        <w:t>→40%. A is 26/30; B is 23/30 correct. Inspect that slice’s failures before selecting a repair. Changed case: That slice is unmeasured, not perfectly correct.</w:t>
+        <w:t>s means no rate can be calculated for it.</w:t>
       </w:r>
     </w:p>
     <w:p>
       <w:pPr>
+        <w:pStyle w:val="Heading2"/>
+      </w:pPr>
+      <w:r>
+        <w:t>Earlier wording, alternatives and picture transcripts · reference / check after trying</w:t>
+      </w:r>
+    </w:p>
+    <w:p>
+      <w:pPr>
         <w:spacing w:line="336" w:lineRule="auto" w:after="180"/>
-        <w:shd w:fill="F1F6F8"/>
       </w:pPr>
       <w:r>
         <w:rPr>
           <w:b w:val="0"/>
         </w:rPr>
-        <w:t xml:space="preserve">No </w:t>
+        <w:t xml:space="preserve">Use one picture at a time. Hide a worked result before asking for a </w:t>
       </w:r>
       <w:r>
         <w:rPr>
           <w:b/>
         </w:rPr>
-        <w:t>observation</w:t>
+        <w:t>prediction</w:t>
       </w:r>
       <w:r>
         <w:rPr>
           <w:b w:val="0"/>
         </w:rPr>
-        <w:t>s means no rate can be calculated for it.</w:t>
+        <w:t>, then reveal it for feedback. These are supported teaching cases; retain the separate independent assessment for a fresh first attempt.</w:t>
+      </w:r>
+    </w:p>
+    <w:p>
+      <w:pPr>
+        <w:pStyle w:val="Heading3"/>
+      </w:pPr>
+      <w:r>
+        <w:t>01. Monitoring quality drift: the case</w:t>
+      </w:r>
+    </w:p>
+    <w:p>
+      <w:pPr>
+        <w:pStyle w:val="Heading3"/>
+      </w:pPr>
+      <w:r>
+        <w:t>02. Follow the deciding steps</w:t>
+      </w:r>
+    </w:p>
+    <w:p>
+      <w:pPr>
+        <w:pStyle w:val="Heading3"/>
+      </w:pPr>
+      <w:r>
+        <w:t>03. Quality slices: retain denominators</w:t>
+      </w:r>
+    </w:p>
+    <w:p>
+      <w:pPr>
+        <w:pStyle w:val="Heading3"/>
+      </w:pPr>
+      <w:r>
+        <w:t>04. Change one thing. Trace what follows.</w:t>
+      </w:r>
+    </w:p>
+    <w:p>
+      <w:pPr>
+        <w:pStyle w:val="Heading3"/>
+      </w:pPr>
+      <w:r>
+        <w:t>05. Connect the explanation to its limit</w:t>
+      </w:r>
+    </w:p>
+    <w:p>
+      <w:pPr>
+        <w:pStyle w:val="Heading3"/>
+      </w:pPr>
+      <w:r>
+        <w:t>06. Make the idea visible in your project</w:t>
       </w:r>
     </w:p>
     <w:sectPr>
